--- a/games/GDD_Skyvengers.docx
+++ b/games/GDD_Skyvengers.docx
@@ -15,6 +15,7 @@
           <w:u w:val="single"/>
         </w:rPr>
       </w:pPr>
+      <w:proofErr w:type="spellStart"/>
       <w:r>
         <w:rPr>
           <w:b/>
@@ -25,6 +26,7 @@
         </w:rPr>
         <w:t>Skyvengers</w:t>
       </w:r>
+      <w:proofErr w:type="spellEnd"/>
     </w:p>
     <w:p>
       <w:pPr>
@@ -210,6 +212,8 @@
       </w:r>
       <w:r>
         <w:tab/>
+      </w:r>
+      <w:r>
         <w:t>Hugo de Brito Rocha</w:t>
       </w:r>
     </w:p>
@@ -222,6 +226,8 @@
       </w:r>
       <w:r>
         <w:tab/>
+      </w:r>
+      <w:r>
         <w:t>Álvaro Piña Sánchez-Sierra</w:t>
       </w:r>
     </w:p>
@@ -243,6 +249,8 @@
       </w:r>
       <w:r>
         <w:tab/>
+      </w:r>
+      <w:r>
         <w:t>José Narciso Robles Durán</w:t>
       </w:r>
     </w:p>
@@ -269,819 +277,2392 @@
       <w:pPr>
         <w:spacing w:before="240" w:after="240"/>
         <w:jc w:val="center"/>
-      </w:pPr>
-      <w:r>
+        <w:rPr>
+          <w:sz w:val="28"/>
+          <w:szCs w:val="28"/>
+        </w:rPr>
+      </w:pPr>
+      <w:r>
+        <w:rPr>
+          <w:sz w:val="28"/>
+          <w:szCs w:val="28"/>
+        </w:rPr>
         <w:t>ÍNDICE</w:t>
       </w:r>
     </w:p>
+    <w:bookmarkStart w:id="1" w:name="_krb44udhgfgg" w:colFirst="0" w:colLast="0" w:displacedByCustomXml="next"/>
+    <w:bookmarkEnd w:id="1" w:displacedByCustomXml="next"/>
     <w:sdt>
       <w:sdtPr>
-        <w:id w:val="262734090"/>
+        <w:id w:val="1435865188"/>
         <w:docPartObj>
           <w:docPartGallery w:val="Table of Contents"/>
           <w:docPartUnique/>
         </w:docPartObj>
       </w:sdtPr>
-      <w:sdtEndPr/>
+      <w:sdtEndPr>
+        <w:rPr>
+          <w:rFonts w:ascii="Arial" w:eastAsia="Arial" w:hAnsi="Arial" w:cs="Arial"/>
+          <w:b/>
+          <w:bCs/>
+          <w:color w:val="auto"/>
+          <w:sz w:val="22"/>
+          <w:szCs w:val="22"/>
+          <w:lang w:val="es"/>
+        </w:rPr>
+      </w:sdtEndPr>
       <w:sdtContent>
         <w:p>
           <w:pPr>
-            <w:widowControl w:val="0"/>
-            <w:tabs>
-              <w:tab w:val="right" w:leader="dot" w:pos="12000"/>
-            </w:tabs>
-            <w:spacing w:before="60" w:line="240" w:lineRule="auto"/>
+            <w:pStyle w:val="TtuloTDC"/>
             <w:rPr>
-              <w:b/>
-              <w:bCs/>
-              <w:color w:val="000000"/>
+              <w:rFonts w:ascii="Arial" w:hAnsi="Arial" w:cs="Arial"/>
+              <w:sz w:val="28"/>
+              <w:szCs w:val="28"/>
             </w:rPr>
           </w:pPr>
           <w:r>
+            <w:rPr>
+              <w:rFonts w:ascii="Arial" w:hAnsi="Arial" w:cs="Arial"/>
+              <w:sz w:val="28"/>
+              <w:szCs w:val="28"/>
+            </w:rPr>
+            <w:t>Tabla de contenido</w:t>
+          </w:r>
+        </w:p>
+        <w:p>
+          <w:pPr>
+            <w:pStyle w:val="TDC1"/>
+            <w:tabs>
+              <w:tab w:val="left" w:pos="440"/>
+              <w:tab w:val="right" w:leader="dot" w:pos="9019"/>
+            </w:tabs>
+            <w:rPr>
+              <w:rFonts w:asciiTheme="minorHAnsi" w:eastAsiaTheme="minorEastAsia" w:hAnsiTheme="minorHAnsi" w:cstheme="minorBidi"/>
+              <w:noProof/>
+              <w:lang w:val="es-ES"/>
+            </w:rPr>
+          </w:pPr>
+          <w:r>
+            <w:rPr>
+              <w:sz w:val="24"/>
+              <w:szCs w:val="24"/>
+            </w:rPr>
             <w:fldChar w:fldCharType="begin"/>
           </w:r>
           <w:r>
-            <w:instrText xml:space="preserve"> TOC \h \u \z \t "Heading 1,1,Heading 2,2,Heading 3,3,Heading 4,4,Heading 5,5,Heading 6,6,"</w:instrText>
+            <w:rPr>
+              <w:sz w:val="24"/>
+              <w:szCs w:val="24"/>
+            </w:rPr>
+            <w:instrText xml:space="preserve"> TOC \o "1-3" \h \z \u </w:instrText>
           </w:r>
           <w:r>
+            <w:rPr>
+              <w:sz w:val="24"/>
+              <w:szCs w:val="24"/>
+            </w:rPr>
             <w:fldChar w:fldCharType="separate"/>
           </w:r>
-          <w:hyperlink w:anchor="_gjdgxs">
-            <w:r>
-              <w:rPr>
+          <w:hyperlink w:anchor="_Toc221045499" w:history="1">
+            <w:r>
+              <w:rPr>
+                <w:rStyle w:val="Hipervnculo"/>
                 <w:b/>
                 <w:bCs/>
-                <w:color w:val="000000"/>
-              </w:rPr>
-              <w:t>1. Resumen</w:t>
-            </w:r>
-            <w:r>
-              <w:rPr>
+                <w:noProof/>
+              </w:rPr>
+              <w:t>1.</w:t>
+            </w:r>
+            <w:r>
+              <w:rPr>
+                <w:rFonts w:asciiTheme="minorHAnsi" w:eastAsiaTheme="minorEastAsia" w:hAnsiTheme="minorHAnsi" w:cstheme="minorBidi"/>
+                <w:noProof/>
+                <w:lang w:val="es-ES"/>
+              </w:rPr>
+              <w:tab/>
+            </w:r>
+            <w:r>
+              <w:rPr>
+                <w:rStyle w:val="Hipervnculo"/>
                 <w:b/>
                 <w:bCs/>
-                <w:color w:val="000000"/>
+                <w:noProof/>
+              </w:rPr>
+              <w:t>Resumen</w:t>
+            </w:r>
+            <w:r>
+              <w:rPr>
+                <w:noProof/>
+                <w:webHidden/>
               </w:rPr>
               <w:tab/>
+            </w:r>
+            <w:r>
+              <w:rPr>
+                <w:noProof/>
+                <w:webHidden/>
+              </w:rPr>
+              <w:fldChar w:fldCharType="begin"/>
+            </w:r>
+            <w:r>
+              <w:rPr>
+                <w:noProof/>
+                <w:webHidden/>
+              </w:rPr>
+              <w:instrText xml:space="preserve"> PAGEREF _Toc221045499 \h </w:instrText>
+            </w:r>
+            <w:r>
+              <w:rPr>
+                <w:noProof/>
+                <w:webHidden/>
+              </w:rPr>
+            </w:r>
+            <w:r>
+              <w:rPr>
+                <w:noProof/>
+                <w:webHidden/>
+              </w:rPr>
+              <w:fldChar w:fldCharType="separate"/>
+            </w:r>
+            <w:r>
+              <w:rPr>
+                <w:noProof/>
+                <w:webHidden/>
+              </w:rPr>
               <w:t>3</w:t>
+            </w:r>
+            <w:r>
+              <w:rPr>
+                <w:noProof/>
+                <w:webHidden/>
+              </w:rPr>
+              <w:fldChar w:fldCharType="end"/>
             </w:r>
           </w:hyperlink>
         </w:p>
         <w:p>
           <w:pPr>
-            <w:widowControl w:val="0"/>
+            <w:pStyle w:val="TDC2"/>
             <w:tabs>
-              <w:tab w:val="right" w:leader="dot" w:pos="12000"/>
+              <w:tab w:val="left" w:pos="880"/>
+              <w:tab w:val="right" w:leader="dot" w:pos="9019"/>
             </w:tabs>
-            <w:spacing w:before="60" w:line="240" w:lineRule="auto"/>
-            <w:ind w:left="360"/>
             <w:rPr>
-              <w:color w:val="000000"/>
+              <w:rFonts w:asciiTheme="minorHAnsi" w:eastAsiaTheme="minorEastAsia" w:hAnsiTheme="minorHAnsi" w:cstheme="minorBidi"/>
+              <w:noProof/>
+              <w:lang w:val="es-ES"/>
             </w:rPr>
           </w:pPr>
-          <w:hyperlink w:anchor="_30j0zll">
-            <w:r>
-              <w:rPr>
-                <w:color w:val="000000"/>
-              </w:rPr>
-              <w:t>1.1. Descripción</w:t>
-            </w:r>
-            <w:r>
-              <w:rPr>
-                <w:color w:val="000000"/>
+          <w:hyperlink w:anchor="_Toc221045500" w:history="1">
+            <w:r>
+              <w:rPr>
+                <w:rStyle w:val="Hipervnculo"/>
+                <w:b/>
+                <w:bCs/>
+                <w:noProof/>
+              </w:rPr>
+              <w:t>1.1.</w:t>
+            </w:r>
+            <w:r>
+              <w:rPr>
+                <w:rFonts w:asciiTheme="minorHAnsi" w:eastAsiaTheme="minorEastAsia" w:hAnsiTheme="minorHAnsi" w:cstheme="minorBidi"/>
+                <w:noProof/>
+                <w:lang w:val="es-ES"/>
               </w:rPr>
               <w:tab/>
+            </w:r>
+            <w:r>
+              <w:rPr>
+                <w:rStyle w:val="Hipervnculo"/>
+                <w:b/>
+                <w:bCs/>
+                <w:noProof/>
+              </w:rPr>
+              <w:t>Descripción</w:t>
+            </w:r>
+            <w:r>
+              <w:rPr>
+                <w:noProof/>
+                <w:webHidden/>
+              </w:rPr>
+              <w:tab/>
+            </w:r>
+            <w:r>
+              <w:rPr>
+                <w:noProof/>
+                <w:webHidden/>
+              </w:rPr>
+              <w:fldChar w:fldCharType="begin"/>
+            </w:r>
+            <w:r>
+              <w:rPr>
+                <w:noProof/>
+                <w:webHidden/>
+              </w:rPr>
+              <w:instrText xml:space="preserve"> PAGEREF _Toc221045500 \h </w:instrText>
+            </w:r>
+            <w:r>
+              <w:rPr>
+                <w:noProof/>
+                <w:webHidden/>
+              </w:rPr>
+            </w:r>
+            <w:r>
+              <w:rPr>
+                <w:noProof/>
+                <w:webHidden/>
+              </w:rPr>
+              <w:fldChar w:fldCharType="separate"/>
+            </w:r>
+            <w:r>
+              <w:rPr>
+                <w:noProof/>
+                <w:webHidden/>
+              </w:rPr>
               <w:t>3</w:t>
+            </w:r>
+            <w:r>
+              <w:rPr>
+                <w:noProof/>
+                <w:webHidden/>
+              </w:rPr>
+              <w:fldChar w:fldCharType="end"/>
             </w:r>
           </w:hyperlink>
         </w:p>
         <w:p>
           <w:pPr>
-            <w:widowControl w:val="0"/>
+            <w:pStyle w:val="TDC2"/>
             <w:tabs>
-              <w:tab w:val="right" w:leader="dot" w:pos="12000"/>
+              <w:tab w:val="left" w:pos="880"/>
+              <w:tab w:val="right" w:leader="dot" w:pos="9019"/>
             </w:tabs>
-            <w:spacing w:before="60" w:line="240" w:lineRule="auto"/>
-            <w:ind w:left="360"/>
             <w:rPr>
-              <w:color w:val="000000"/>
+              <w:rFonts w:asciiTheme="minorHAnsi" w:eastAsiaTheme="minorEastAsia" w:hAnsiTheme="minorHAnsi" w:cstheme="minorBidi"/>
+              <w:noProof/>
+              <w:lang w:val="es-ES"/>
             </w:rPr>
           </w:pPr>
-          <w:hyperlink>
-            <w:r>
-              <w:rPr>
+          <w:hyperlink w:anchor="_Toc221045501" w:history="1">
+            <w:r>
+              <w:rPr>
+                <w:rStyle w:val="Hipervnculo"/>
                 <w:b/>
                 <w:bCs/>
-                <w:color w:val="000000"/>
-              </w:rPr>
-              <w:t>1.2. Género</w:t>
-            </w:r>
-            <w:r>
-              <w:rPr>
+                <w:noProof/>
+              </w:rPr>
+              <w:t>1.2.</w:t>
+            </w:r>
+            <w:r>
+              <w:rPr>
+                <w:rFonts w:asciiTheme="minorHAnsi" w:eastAsiaTheme="minorEastAsia" w:hAnsiTheme="minorHAnsi" w:cstheme="minorBidi"/>
+                <w:noProof/>
+                <w:lang w:val="es-ES"/>
+              </w:rPr>
+              <w:tab/>
+            </w:r>
+            <w:r>
+              <w:rPr>
+                <w:rStyle w:val="Hipervnculo"/>
                 <w:b/>
                 <w:bCs/>
-                <w:color w:val="000000"/>
+                <w:noProof/>
+              </w:rPr>
+              <w:t>Género</w:t>
+            </w:r>
+            <w:r>
+              <w:rPr>
+                <w:noProof/>
+                <w:webHidden/>
               </w:rPr>
               <w:tab/>
+            </w:r>
+            <w:r>
+              <w:rPr>
+                <w:noProof/>
+                <w:webHidden/>
+              </w:rPr>
+              <w:fldChar w:fldCharType="begin"/>
+            </w:r>
+            <w:r>
+              <w:rPr>
+                <w:noProof/>
+                <w:webHidden/>
+              </w:rPr>
+              <w:instrText xml:space="preserve"> PAGEREF _Toc221045501 \h </w:instrText>
+            </w:r>
+            <w:r>
+              <w:rPr>
+                <w:noProof/>
+                <w:webHidden/>
+              </w:rPr>
+            </w:r>
+            <w:r>
+              <w:rPr>
+                <w:noProof/>
+                <w:webHidden/>
+              </w:rPr>
+              <w:fldChar w:fldCharType="separate"/>
+            </w:r>
+            <w:r>
+              <w:rPr>
+                <w:noProof/>
+                <w:webHidden/>
+              </w:rPr>
               <w:t>3</w:t>
+            </w:r>
+            <w:r>
+              <w:rPr>
+                <w:noProof/>
+                <w:webHidden/>
+              </w:rPr>
+              <w:fldChar w:fldCharType="end"/>
             </w:r>
           </w:hyperlink>
         </w:p>
         <w:p>
           <w:pPr>
-            <w:widowControl w:val="0"/>
+            <w:pStyle w:val="TDC2"/>
             <w:tabs>
-              <w:tab w:val="right" w:leader="dot" w:pos="12000"/>
+              <w:tab w:val="left" w:pos="880"/>
+              <w:tab w:val="right" w:leader="dot" w:pos="9019"/>
             </w:tabs>
-            <w:spacing w:before="60" w:line="240" w:lineRule="auto"/>
-            <w:ind w:left="360"/>
             <w:rPr>
-              <w:color w:val="000000"/>
+              <w:rFonts w:asciiTheme="minorHAnsi" w:eastAsiaTheme="minorEastAsia" w:hAnsiTheme="minorHAnsi" w:cstheme="minorBidi"/>
+              <w:noProof/>
+              <w:lang w:val="es-ES"/>
             </w:rPr>
           </w:pPr>
-          <w:hyperlink w:anchor="_1fob9te">
-            <w:r>
-              <w:rPr>
-                <w:color w:val="000000"/>
-              </w:rPr>
-              <w:t>1.3. Setting</w:t>
-            </w:r>
-            <w:r>
-              <w:rPr>
-                <w:color w:val="000000"/>
+          <w:hyperlink w:anchor="_Toc221045502" w:history="1">
+            <w:r>
+              <w:rPr>
+                <w:rStyle w:val="Hipervnculo"/>
+                <w:b/>
+                <w:bCs/>
+                <w:noProof/>
+              </w:rPr>
+              <w:t>1.3.</w:t>
+            </w:r>
+            <w:r>
+              <w:rPr>
+                <w:rFonts w:asciiTheme="minorHAnsi" w:eastAsiaTheme="minorEastAsia" w:hAnsiTheme="minorHAnsi" w:cstheme="minorBidi"/>
+                <w:noProof/>
+                <w:lang w:val="es-ES"/>
               </w:rPr>
               <w:tab/>
+            </w:r>
+            <w:r>
+              <w:rPr>
+                <w:rStyle w:val="Hipervnculo"/>
+                <w:b/>
+                <w:bCs/>
+                <w:noProof/>
+              </w:rPr>
+              <w:t>Setting</w:t>
+            </w:r>
+            <w:r>
+              <w:rPr>
+                <w:noProof/>
+                <w:webHidden/>
+              </w:rPr>
+              <w:tab/>
+            </w:r>
+            <w:r>
+              <w:rPr>
+                <w:noProof/>
+                <w:webHidden/>
+              </w:rPr>
+              <w:fldChar w:fldCharType="begin"/>
+            </w:r>
+            <w:r>
+              <w:rPr>
+                <w:noProof/>
+                <w:webHidden/>
+              </w:rPr>
+              <w:instrText xml:space="preserve"> PAGEREF _Toc221045502 \h </w:instrText>
+            </w:r>
+            <w:r>
+              <w:rPr>
+                <w:noProof/>
+                <w:webHidden/>
+              </w:rPr>
+            </w:r>
+            <w:r>
+              <w:rPr>
+                <w:noProof/>
+                <w:webHidden/>
+              </w:rPr>
+              <w:fldChar w:fldCharType="separate"/>
+            </w:r>
+            <w:r>
+              <w:rPr>
+                <w:noProof/>
+                <w:webHidden/>
+              </w:rPr>
               <w:t>3</w:t>
+            </w:r>
+            <w:r>
+              <w:rPr>
+                <w:noProof/>
+                <w:webHidden/>
+              </w:rPr>
+              <w:fldChar w:fldCharType="end"/>
             </w:r>
           </w:hyperlink>
         </w:p>
         <w:p>
           <w:pPr>
-            <w:widowControl w:val="0"/>
+            <w:pStyle w:val="TDC2"/>
             <w:tabs>
-              <w:tab w:val="right" w:leader="dot" w:pos="12000"/>
+              <w:tab w:val="left" w:pos="880"/>
+              <w:tab w:val="right" w:leader="dot" w:pos="9019"/>
             </w:tabs>
-            <w:spacing w:before="60" w:line="240" w:lineRule="auto"/>
-            <w:ind w:left="360"/>
             <w:rPr>
-              <w:color w:val="000000"/>
+              <w:rFonts w:asciiTheme="minorHAnsi" w:eastAsiaTheme="minorEastAsia" w:hAnsiTheme="minorHAnsi" w:cstheme="minorBidi"/>
+              <w:noProof/>
+              <w:lang w:val="es-ES"/>
             </w:rPr>
           </w:pPr>
-          <w:hyperlink>
-            <w:r>
-              <w:rPr>
+          <w:hyperlink w:anchor="_Toc221045503" w:history="1">
+            <w:r>
+              <w:rPr>
+                <w:rStyle w:val="Hipervnculo"/>
                 <w:b/>
                 <w:bCs/>
-                <w:color w:val="000000"/>
-              </w:rPr>
-              <w:t>1.4. Características principales</w:t>
-            </w:r>
-            <w:r>
-              <w:rPr>
+                <w:noProof/>
+              </w:rPr>
+              <w:t>1.4.</w:t>
+            </w:r>
+            <w:r>
+              <w:rPr>
+                <w:rFonts w:asciiTheme="minorHAnsi" w:eastAsiaTheme="minorEastAsia" w:hAnsiTheme="minorHAnsi" w:cstheme="minorBidi"/>
+                <w:noProof/>
+                <w:lang w:val="es-ES"/>
+              </w:rPr>
+              <w:tab/>
+            </w:r>
+            <w:r>
+              <w:rPr>
+                <w:rStyle w:val="Hipervnculo"/>
                 <w:b/>
                 <w:bCs/>
-                <w:color w:val="000000"/>
+                <w:noProof/>
+              </w:rPr>
+              <w:t>Características principales</w:t>
+            </w:r>
+            <w:r>
+              <w:rPr>
+                <w:noProof/>
+                <w:webHidden/>
               </w:rPr>
               <w:tab/>
+            </w:r>
+            <w:r>
+              <w:rPr>
+                <w:noProof/>
+                <w:webHidden/>
+              </w:rPr>
+              <w:fldChar w:fldCharType="begin"/>
+            </w:r>
+            <w:r>
+              <w:rPr>
+                <w:noProof/>
+                <w:webHidden/>
+              </w:rPr>
+              <w:instrText xml:space="preserve"> PAGEREF _Toc221045503 \h </w:instrText>
+            </w:r>
+            <w:r>
+              <w:rPr>
+                <w:noProof/>
+                <w:webHidden/>
+              </w:rPr>
+            </w:r>
+            <w:r>
+              <w:rPr>
+                <w:noProof/>
+                <w:webHidden/>
+              </w:rPr>
+              <w:fldChar w:fldCharType="separate"/>
+            </w:r>
+            <w:r>
+              <w:rPr>
+                <w:noProof/>
+                <w:webHidden/>
+              </w:rPr>
               <w:t>3</w:t>
+            </w:r>
+            <w:r>
+              <w:rPr>
+                <w:noProof/>
+                <w:webHidden/>
+              </w:rPr>
+              <w:fldChar w:fldCharType="end"/>
             </w:r>
           </w:hyperlink>
         </w:p>
         <w:p>
           <w:pPr>
-            <w:widowControl w:val="0"/>
+            <w:pStyle w:val="TDC1"/>
             <w:tabs>
-              <w:tab w:val="right" w:leader="dot" w:pos="12000"/>
+              <w:tab w:val="left" w:pos="440"/>
+              <w:tab w:val="right" w:leader="dot" w:pos="9019"/>
             </w:tabs>
-            <w:spacing w:before="60" w:line="240" w:lineRule="auto"/>
             <w:rPr>
-              <w:b/>
-              <w:bCs/>
-              <w:color w:val="000000"/>
+              <w:rFonts w:asciiTheme="minorHAnsi" w:eastAsiaTheme="minorEastAsia" w:hAnsiTheme="minorHAnsi" w:cstheme="minorBidi"/>
+              <w:noProof/>
+              <w:lang w:val="es-ES"/>
             </w:rPr>
           </w:pPr>
-          <w:hyperlink>
-            <w:r>
-              <w:rPr>
+          <w:hyperlink w:anchor="_Toc221045504" w:history="1">
+            <w:r>
+              <w:rPr>
+                <w:rStyle w:val="Hipervnculo"/>
                 <w:b/>
                 <w:bCs/>
-                <w:color w:val="000000"/>
-              </w:rPr>
-              <w:t>2. Gameplay</w:t>
-            </w:r>
-            <w:r>
-              <w:rPr>
+                <w:noProof/>
+              </w:rPr>
+              <w:t>2.</w:t>
+            </w:r>
+            <w:r>
+              <w:rPr>
+                <w:rFonts w:asciiTheme="minorHAnsi" w:eastAsiaTheme="minorEastAsia" w:hAnsiTheme="minorHAnsi" w:cstheme="minorBidi"/>
+                <w:noProof/>
+                <w:lang w:val="es-ES"/>
+              </w:rPr>
+              <w:tab/>
+            </w:r>
+            <w:r>
+              <w:rPr>
+                <w:rStyle w:val="Hipervnculo"/>
                 <w:b/>
                 <w:bCs/>
-                <w:color w:val="000000"/>
+                <w:noProof/>
+              </w:rPr>
+              <w:t>Gameplay</w:t>
+            </w:r>
+            <w:r>
+              <w:rPr>
+                <w:noProof/>
+                <w:webHidden/>
               </w:rPr>
               <w:tab/>
+            </w:r>
+            <w:r>
+              <w:rPr>
+                <w:noProof/>
+                <w:webHidden/>
+              </w:rPr>
+              <w:fldChar w:fldCharType="begin"/>
+            </w:r>
+            <w:r>
+              <w:rPr>
+                <w:noProof/>
+                <w:webHidden/>
+              </w:rPr>
+              <w:instrText xml:space="preserve"> PAGEREF _Toc221045504 \h </w:instrText>
+            </w:r>
+            <w:r>
+              <w:rPr>
+                <w:noProof/>
+                <w:webHidden/>
+              </w:rPr>
+            </w:r>
+            <w:r>
+              <w:rPr>
+                <w:noProof/>
+                <w:webHidden/>
+              </w:rPr>
+              <w:fldChar w:fldCharType="separate"/>
+            </w:r>
+            <w:r>
+              <w:rPr>
+                <w:noProof/>
+                <w:webHidden/>
+              </w:rPr>
               <w:t>3</w:t>
+            </w:r>
+            <w:r>
+              <w:rPr>
+                <w:noProof/>
+                <w:webHidden/>
+              </w:rPr>
+              <w:fldChar w:fldCharType="end"/>
             </w:r>
           </w:hyperlink>
         </w:p>
         <w:p>
           <w:pPr>
-            <w:widowControl w:val="0"/>
+            <w:pStyle w:val="TDC2"/>
             <w:tabs>
-              <w:tab w:val="right" w:leader="dot" w:pos="12000"/>
+              <w:tab w:val="left" w:pos="880"/>
+              <w:tab w:val="right" w:leader="dot" w:pos="9019"/>
             </w:tabs>
-            <w:spacing w:before="60" w:line="240" w:lineRule="auto"/>
-            <w:ind w:left="360"/>
             <w:rPr>
-              <w:color w:val="000000"/>
+              <w:rFonts w:asciiTheme="minorHAnsi" w:eastAsiaTheme="minorEastAsia" w:hAnsiTheme="minorHAnsi" w:cstheme="minorBidi"/>
+              <w:noProof/>
+              <w:lang w:val="es-ES"/>
             </w:rPr>
           </w:pPr>
-          <w:hyperlink w:anchor="_3znysh7">
-            <w:r>
-              <w:rPr>
-                <w:color w:val="000000"/>
-              </w:rPr>
-              <w:t>2.1. Objetivo del juego</w:t>
-            </w:r>
-            <w:r>
-              <w:rPr>
-                <w:color w:val="000000"/>
+          <w:hyperlink w:anchor="_Toc221045505" w:history="1">
+            <w:r>
+              <w:rPr>
+                <w:rStyle w:val="Hipervnculo"/>
+                <w:b/>
+                <w:bCs/>
+                <w:noProof/>
+              </w:rPr>
+              <w:t>2.1.</w:t>
+            </w:r>
+            <w:r>
+              <w:rPr>
+                <w:rFonts w:asciiTheme="minorHAnsi" w:eastAsiaTheme="minorEastAsia" w:hAnsiTheme="minorHAnsi" w:cstheme="minorBidi"/>
+                <w:noProof/>
+                <w:lang w:val="es-ES"/>
               </w:rPr>
               <w:tab/>
+            </w:r>
+            <w:r>
+              <w:rPr>
+                <w:rStyle w:val="Hipervnculo"/>
+                <w:b/>
+                <w:bCs/>
+                <w:noProof/>
+              </w:rPr>
+              <w:t>Objetivo del juego</w:t>
+            </w:r>
+            <w:r>
+              <w:rPr>
+                <w:noProof/>
+                <w:webHidden/>
+              </w:rPr>
+              <w:tab/>
+            </w:r>
+            <w:r>
+              <w:rPr>
+                <w:noProof/>
+                <w:webHidden/>
+              </w:rPr>
+              <w:fldChar w:fldCharType="begin"/>
+            </w:r>
+            <w:r>
+              <w:rPr>
+                <w:noProof/>
+                <w:webHidden/>
+              </w:rPr>
+              <w:instrText xml:space="preserve"> PAGEREF _Toc221045505 \h </w:instrText>
+            </w:r>
+            <w:r>
+              <w:rPr>
+                <w:noProof/>
+                <w:webHidden/>
+              </w:rPr>
+            </w:r>
+            <w:r>
+              <w:rPr>
+                <w:noProof/>
+                <w:webHidden/>
+              </w:rPr>
+              <w:fldChar w:fldCharType="separate"/>
+            </w:r>
+            <w:r>
+              <w:rPr>
+                <w:noProof/>
+                <w:webHidden/>
+              </w:rPr>
               <w:t>3</w:t>
+            </w:r>
+            <w:r>
+              <w:rPr>
+                <w:noProof/>
+                <w:webHidden/>
+              </w:rPr>
+              <w:fldChar w:fldCharType="end"/>
             </w:r>
           </w:hyperlink>
         </w:p>
         <w:p>
           <w:pPr>
-            <w:widowControl w:val="0"/>
+            <w:pStyle w:val="TDC2"/>
             <w:tabs>
-              <w:tab w:val="right" w:leader="dot" w:pos="12000"/>
+              <w:tab w:val="left" w:pos="880"/>
+              <w:tab w:val="right" w:leader="dot" w:pos="9019"/>
             </w:tabs>
-            <w:spacing w:before="60" w:line="240" w:lineRule="auto"/>
-            <w:ind w:left="360"/>
             <w:rPr>
-              <w:color w:val="000000"/>
+              <w:rFonts w:asciiTheme="minorHAnsi" w:eastAsiaTheme="minorEastAsia" w:hAnsiTheme="minorHAnsi" w:cstheme="minorBidi"/>
+              <w:noProof/>
+              <w:lang w:val="es-ES"/>
             </w:rPr>
           </w:pPr>
-          <w:hyperlink w:anchor="_2et92p0">
-            <w:r>
-              <w:rPr>
-                <w:color w:val="000000"/>
-              </w:rPr>
-              <w:t>2.2. Core loops</w:t>
-            </w:r>
-            <w:r>
-              <w:rPr>
-                <w:color w:val="000000"/>
+          <w:hyperlink w:anchor="_Toc221045506" w:history="1">
+            <w:r>
+              <w:rPr>
+                <w:rStyle w:val="Hipervnculo"/>
+                <w:b/>
+                <w:bCs/>
+                <w:noProof/>
+              </w:rPr>
+              <w:t>2.2.</w:t>
+            </w:r>
+            <w:r>
+              <w:rPr>
+                <w:rFonts w:asciiTheme="minorHAnsi" w:eastAsiaTheme="minorEastAsia" w:hAnsiTheme="minorHAnsi" w:cstheme="minorBidi"/>
+                <w:noProof/>
+                <w:lang w:val="es-ES"/>
               </w:rPr>
               <w:tab/>
+            </w:r>
+            <w:r>
+              <w:rPr>
+                <w:rStyle w:val="Hipervnculo"/>
+                <w:b/>
+                <w:bCs/>
+                <w:noProof/>
+              </w:rPr>
+              <w:t>Core loops</w:t>
+            </w:r>
+            <w:r>
+              <w:rPr>
+                <w:noProof/>
+                <w:webHidden/>
+              </w:rPr>
+              <w:tab/>
+            </w:r>
+            <w:r>
+              <w:rPr>
+                <w:noProof/>
+                <w:webHidden/>
+              </w:rPr>
+              <w:fldChar w:fldCharType="begin"/>
+            </w:r>
+            <w:r>
+              <w:rPr>
+                <w:noProof/>
+                <w:webHidden/>
+              </w:rPr>
+              <w:instrText xml:space="preserve"> PAGEREF _Toc221045506 \h </w:instrText>
+            </w:r>
+            <w:r>
+              <w:rPr>
+                <w:noProof/>
+                <w:webHidden/>
+              </w:rPr>
+            </w:r>
+            <w:r>
+              <w:rPr>
+                <w:noProof/>
+                <w:webHidden/>
+              </w:rPr>
+              <w:fldChar w:fldCharType="separate"/>
+            </w:r>
+            <w:r>
+              <w:rPr>
+                <w:noProof/>
+                <w:webHidden/>
+              </w:rPr>
               <w:t>3</w:t>
+            </w:r>
+            <w:r>
+              <w:rPr>
+                <w:noProof/>
+                <w:webHidden/>
+              </w:rPr>
+              <w:fldChar w:fldCharType="end"/>
             </w:r>
           </w:hyperlink>
         </w:p>
         <w:p>
           <w:pPr>
-            <w:widowControl w:val="0"/>
+            <w:pStyle w:val="TDC1"/>
             <w:tabs>
-              <w:tab w:val="right" w:leader="dot" w:pos="12000"/>
+              <w:tab w:val="left" w:pos="440"/>
+              <w:tab w:val="right" w:leader="dot" w:pos="9019"/>
             </w:tabs>
-            <w:spacing w:before="60" w:line="240" w:lineRule="auto"/>
             <w:rPr>
-              <w:b/>
-              <w:bCs/>
-              <w:color w:val="000000"/>
+              <w:rFonts w:asciiTheme="minorHAnsi" w:eastAsiaTheme="minorEastAsia" w:hAnsiTheme="minorHAnsi" w:cstheme="minorBidi"/>
+              <w:noProof/>
+              <w:lang w:val="es-ES"/>
             </w:rPr>
           </w:pPr>
-          <w:hyperlink w:anchor="_tyjcwt">
-            <w:r>
-              <w:rPr>
+          <w:hyperlink w:anchor="_Toc221045507" w:history="1">
+            <w:r>
+              <w:rPr>
+                <w:rStyle w:val="Hipervnculo"/>
                 <w:b/>
                 <w:bCs/>
-                <w:color w:val="000000"/>
-              </w:rPr>
-              <w:t>3. Mecánicas</w:t>
-            </w:r>
-            <w:r>
-              <w:rPr>
+                <w:noProof/>
+              </w:rPr>
+              <w:t>3.</w:t>
+            </w:r>
+            <w:r>
+              <w:rPr>
+                <w:rFonts w:asciiTheme="minorHAnsi" w:eastAsiaTheme="minorEastAsia" w:hAnsiTheme="minorHAnsi" w:cstheme="minorBidi"/>
+                <w:noProof/>
+                <w:lang w:val="es-ES"/>
+              </w:rPr>
+              <w:tab/>
+            </w:r>
+            <w:r>
+              <w:rPr>
+                <w:rStyle w:val="Hipervnculo"/>
                 <w:b/>
                 <w:bCs/>
-                <w:color w:val="000000"/>
+                <w:noProof/>
+              </w:rPr>
+              <w:t>Mecánicas</w:t>
+            </w:r>
+            <w:r>
+              <w:rPr>
+                <w:noProof/>
+                <w:webHidden/>
               </w:rPr>
               <w:tab/>
-              <w:t>3</w:t>
+            </w:r>
+            <w:r>
+              <w:rPr>
+                <w:noProof/>
+                <w:webHidden/>
+              </w:rPr>
+              <w:fldChar w:fldCharType="begin"/>
+            </w:r>
+            <w:r>
+              <w:rPr>
+                <w:noProof/>
+                <w:webHidden/>
+              </w:rPr>
+              <w:instrText xml:space="preserve"> PAGEREF _Toc221045507 \h </w:instrText>
+            </w:r>
+            <w:r>
+              <w:rPr>
+                <w:noProof/>
+                <w:webHidden/>
+              </w:rPr>
+            </w:r>
+            <w:r>
+              <w:rPr>
+                <w:noProof/>
+                <w:webHidden/>
+              </w:rPr>
+              <w:fldChar w:fldCharType="separate"/>
+            </w:r>
+            <w:r>
+              <w:rPr>
+                <w:noProof/>
+                <w:webHidden/>
+              </w:rPr>
+              <w:t>4</w:t>
+            </w:r>
+            <w:r>
+              <w:rPr>
+                <w:noProof/>
+                <w:webHidden/>
+              </w:rPr>
+              <w:fldChar w:fldCharType="end"/>
             </w:r>
           </w:hyperlink>
         </w:p>
         <w:p>
           <w:pPr>
-            <w:widowControl w:val="0"/>
+            <w:pStyle w:val="TDC2"/>
             <w:tabs>
-              <w:tab w:val="right" w:leader="dot" w:pos="12000"/>
+              <w:tab w:val="left" w:pos="880"/>
+              <w:tab w:val="right" w:leader="dot" w:pos="9019"/>
             </w:tabs>
-            <w:spacing w:before="60" w:line="240" w:lineRule="auto"/>
-            <w:ind w:left="360"/>
             <w:rPr>
-              <w:color w:val="000000"/>
+              <w:rFonts w:asciiTheme="minorHAnsi" w:eastAsiaTheme="minorEastAsia" w:hAnsiTheme="minorHAnsi" w:cstheme="minorBidi"/>
+              <w:noProof/>
+              <w:lang w:val="es-ES"/>
             </w:rPr>
           </w:pPr>
-          <w:hyperlink w:anchor="_3dy6vkm">
-            <w:r>
-              <w:rPr>
-                <w:color w:val="000000"/>
-              </w:rPr>
-              <w:t>3.1. Mec 1</w:t>
-            </w:r>
-            <w:r>
-              <w:rPr>
-                <w:color w:val="000000"/>
+          <w:hyperlink w:anchor="_Toc221045508" w:history="1">
+            <w:r>
+              <w:rPr>
+                <w:rStyle w:val="Hipervnculo"/>
+                <w:b/>
+                <w:bCs/>
+                <w:noProof/>
+              </w:rPr>
+              <w:t>3.1.</w:t>
+            </w:r>
+            <w:r>
+              <w:rPr>
+                <w:rFonts w:asciiTheme="minorHAnsi" w:eastAsiaTheme="minorEastAsia" w:hAnsiTheme="minorHAnsi" w:cstheme="minorBidi"/>
+                <w:noProof/>
+                <w:lang w:val="es-ES"/>
               </w:rPr>
               <w:tab/>
-              <w:t>3</w:t>
+            </w:r>
+            <w:r>
+              <w:rPr>
+                <w:rStyle w:val="Hipervnculo"/>
+                <w:b/>
+                <w:bCs/>
+                <w:noProof/>
+              </w:rPr>
+              <w:t>Movimiento del avión</w:t>
+            </w:r>
+            <w:r>
+              <w:rPr>
+                <w:noProof/>
+                <w:webHidden/>
+              </w:rPr>
+              <w:tab/>
+            </w:r>
+            <w:r>
+              <w:rPr>
+                <w:noProof/>
+                <w:webHidden/>
+              </w:rPr>
+              <w:fldChar w:fldCharType="begin"/>
+            </w:r>
+            <w:r>
+              <w:rPr>
+                <w:noProof/>
+                <w:webHidden/>
+              </w:rPr>
+              <w:instrText xml:space="preserve"> PAGEREF _Toc221045508 \h </w:instrText>
+            </w:r>
+            <w:r>
+              <w:rPr>
+                <w:noProof/>
+                <w:webHidden/>
+              </w:rPr>
+            </w:r>
+            <w:r>
+              <w:rPr>
+                <w:noProof/>
+                <w:webHidden/>
+              </w:rPr>
+              <w:fldChar w:fldCharType="separate"/>
+            </w:r>
+            <w:r>
+              <w:rPr>
+                <w:noProof/>
+                <w:webHidden/>
+              </w:rPr>
+              <w:t>4</w:t>
+            </w:r>
+            <w:r>
+              <w:rPr>
+                <w:noProof/>
+                <w:webHidden/>
+              </w:rPr>
+              <w:fldChar w:fldCharType="end"/>
             </w:r>
           </w:hyperlink>
         </w:p>
         <w:p>
           <w:pPr>
-            <w:widowControl w:val="0"/>
+            <w:pStyle w:val="TDC2"/>
             <w:tabs>
-              <w:tab w:val="right" w:leader="dot" w:pos="12000"/>
+              <w:tab w:val="left" w:pos="880"/>
+              <w:tab w:val="right" w:leader="dot" w:pos="9019"/>
             </w:tabs>
-            <w:spacing w:before="60" w:line="240" w:lineRule="auto"/>
             <w:rPr>
-              <w:b/>
-              <w:bCs/>
-              <w:color w:val="000000"/>
+              <w:rFonts w:asciiTheme="minorHAnsi" w:eastAsiaTheme="minorEastAsia" w:hAnsiTheme="minorHAnsi" w:cstheme="minorBidi"/>
+              <w:noProof/>
+              <w:lang w:val="es-ES"/>
             </w:rPr>
           </w:pPr>
-          <w:hyperlink w:anchor="_4d34og8">
-            <w:r>
-              <w:rPr>
+          <w:hyperlink w:anchor="_Toc221045509" w:history="1">
+            <w:r>
+              <w:rPr>
+                <w:rStyle w:val="Hipervnculo"/>
                 <w:b/>
                 <w:bCs/>
-                <w:color w:val="000000"/>
-              </w:rPr>
-              <w:t>4. Interfaz</w:t>
-            </w:r>
-            <w:r>
-              <w:rPr>
+                <w:noProof/>
+              </w:rPr>
+              <w:t>3.2.</w:t>
+            </w:r>
+            <w:r>
+              <w:rPr>
+                <w:rFonts w:asciiTheme="minorHAnsi" w:eastAsiaTheme="minorEastAsia" w:hAnsiTheme="minorHAnsi" w:cstheme="minorBidi"/>
+                <w:noProof/>
+                <w:lang w:val="es-ES"/>
+              </w:rPr>
+              <w:tab/>
+            </w:r>
+            <w:r>
+              <w:rPr>
+                <w:rStyle w:val="Hipervnculo"/>
                 <w:b/>
                 <w:bCs/>
-                <w:color w:val="000000"/>
+                <w:noProof/>
+              </w:rPr>
+              <w:t>Colisiones</w:t>
+            </w:r>
+            <w:r>
+              <w:rPr>
+                <w:noProof/>
+                <w:webHidden/>
               </w:rPr>
               <w:tab/>
+            </w:r>
+            <w:r>
+              <w:rPr>
+                <w:noProof/>
+                <w:webHidden/>
+              </w:rPr>
+              <w:fldChar w:fldCharType="begin"/>
+            </w:r>
+            <w:r>
+              <w:rPr>
+                <w:noProof/>
+                <w:webHidden/>
+              </w:rPr>
+              <w:instrText xml:space="preserve"> PAGEREF _Toc221045509 \h </w:instrText>
+            </w:r>
+            <w:r>
+              <w:rPr>
+                <w:noProof/>
+                <w:webHidden/>
+              </w:rPr>
+            </w:r>
+            <w:r>
+              <w:rPr>
+                <w:noProof/>
+                <w:webHidden/>
+              </w:rPr>
+              <w:fldChar w:fldCharType="separate"/>
+            </w:r>
+            <w:r>
+              <w:rPr>
+                <w:noProof/>
+                <w:webHidden/>
+              </w:rPr>
               <w:t>4</w:t>
+            </w:r>
+            <w:r>
+              <w:rPr>
+                <w:noProof/>
+                <w:webHidden/>
+              </w:rPr>
+              <w:fldChar w:fldCharType="end"/>
             </w:r>
           </w:hyperlink>
         </w:p>
         <w:p>
           <w:pPr>
-            <w:widowControl w:val="0"/>
+            <w:pStyle w:val="TDC2"/>
             <w:tabs>
-              <w:tab w:val="right" w:leader="dot" w:pos="12000"/>
+              <w:tab w:val="left" w:pos="880"/>
+              <w:tab w:val="right" w:leader="dot" w:pos="9019"/>
             </w:tabs>
-            <w:spacing w:before="60" w:line="240" w:lineRule="auto"/>
-            <w:ind w:left="360"/>
             <w:rPr>
-              <w:color w:val="000000"/>
+              <w:rFonts w:asciiTheme="minorHAnsi" w:eastAsiaTheme="minorEastAsia" w:hAnsiTheme="minorHAnsi" w:cstheme="minorBidi"/>
+              <w:noProof/>
+              <w:lang w:val="es-ES"/>
             </w:rPr>
           </w:pPr>
-          <w:hyperlink w:anchor="_2s8eyo1">
-            <w:r>
-              <w:rPr>
-                <w:color w:val="000000"/>
-              </w:rPr>
-              <w:t>4.1. Controles</w:t>
-            </w:r>
-            <w:r>
-              <w:rPr>
-                <w:color w:val="000000"/>
+          <w:hyperlink w:anchor="_Toc221045510" w:history="1">
+            <w:r>
+              <w:rPr>
+                <w:rStyle w:val="Hipervnculo"/>
+                <w:b/>
+                <w:bCs/>
+                <w:noProof/>
+              </w:rPr>
+              <w:t>3.3.</w:t>
+            </w:r>
+            <w:r>
+              <w:rPr>
+                <w:rFonts w:asciiTheme="minorHAnsi" w:eastAsiaTheme="minorEastAsia" w:hAnsiTheme="minorHAnsi" w:cstheme="minorBidi"/>
+                <w:noProof/>
+                <w:lang w:val="es-ES"/>
               </w:rPr>
               <w:tab/>
+            </w:r>
+            <w:r>
+              <w:rPr>
+                <w:rStyle w:val="Hipervnculo"/>
+                <w:b/>
+                <w:bCs/>
+                <w:noProof/>
+              </w:rPr>
+              <w:t>Puntuación</w:t>
+            </w:r>
+            <w:r>
+              <w:rPr>
+                <w:noProof/>
+                <w:webHidden/>
+              </w:rPr>
+              <w:tab/>
+            </w:r>
+            <w:r>
+              <w:rPr>
+                <w:noProof/>
+                <w:webHidden/>
+              </w:rPr>
+              <w:fldChar w:fldCharType="begin"/>
+            </w:r>
+            <w:r>
+              <w:rPr>
+                <w:noProof/>
+                <w:webHidden/>
+              </w:rPr>
+              <w:instrText xml:space="preserve"> PAGEREF _Toc221045510 \h </w:instrText>
+            </w:r>
+            <w:r>
+              <w:rPr>
+                <w:noProof/>
+                <w:webHidden/>
+              </w:rPr>
+            </w:r>
+            <w:r>
+              <w:rPr>
+                <w:noProof/>
+                <w:webHidden/>
+              </w:rPr>
+              <w:fldChar w:fldCharType="separate"/>
+            </w:r>
+            <w:r>
+              <w:rPr>
+                <w:noProof/>
+                <w:webHidden/>
+              </w:rPr>
               <w:t>4</w:t>
+            </w:r>
+            <w:r>
+              <w:rPr>
+                <w:noProof/>
+                <w:webHidden/>
+              </w:rPr>
+              <w:fldChar w:fldCharType="end"/>
             </w:r>
           </w:hyperlink>
         </w:p>
         <w:p>
           <w:pPr>
-            <w:widowControl w:val="0"/>
+            <w:pStyle w:val="TDC1"/>
             <w:tabs>
-              <w:tab w:val="right" w:leader="dot" w:pos="12000"/>
+              <w:tab w:val="left" w:pos="440"/>
+              <w:tab w:val="right" w:leader="dot" w:pos="9019"/>
             </w:tabs>
-            <w:spacing w:before="60" w:line="240" w:lineRule="auto"/>
-            <w:ind w:left="360"/>
             <w:rPr>
-              <w:color w:val="000000"/>
+              <w:rFonts w:asciiTheme="minorHAnsi" w:eastAsiaTheme="minorEastAsia" w:hAnsiTheme="minorHAnsi" w:cstheme="minorBidi"/>
+              <w:noProof/>
+              <w:lang w:val="es-ES"/>
             </w:rPr>
           </w:pPr>
-          <w:hyperlink w:anchor="_17dp8vu">
-            <w:r>
-              <w:rPr>
-                <w:color w:val="000000"/>
-              </w:rPr>
-              <w:t>4.2. Cámara</w:t>
-            </w:r>
-            <w:r>
-              <w:rPr>
-                <w:color w:val="000000"/>
+          <w:hyperlink w:anchor="_Toc221045511" w:history="1">
+            <w:r>
+              <w:rPr>
+                <w:rStyle w:val="Hipervnculo"/>
+                <w:b/>
+                <w:bCs/>
+                <w:noProof/>
+              </w:rPr>
+              <w:t>4.</w:t>
+            </w:r>
+            <w:r>
+              <w:rPr>
+                <w:rFonts w:asciiTheme="minorHAnsi" w:eastAsiaTheme="minorEastAsia" w:hAnsiTheme="minorHAnsi" w:cstheme="minorBidi"/>
+                <w:noProof/>
+                <w:lang w:val="es-ES"/>
               </w:rPr>
               <w:tab/>
-              <w:t>4</w:t>
+            </w:r>
+            <w:r>
+              <w:rPr>
+                <w:rStyle w:val="Hipervnculo"/>
+                <w:b/>
+                <w:bCs/>
+                <w:noProof/>
+              </w:rPr>
+              <w:t>Interfaz</w:t>
+            </w:r>
+            <w:r>
+              <w:rPr>
+                <w:noProof/>
+                <w:webHidden/>
+              </w:rPr>
+              <w:tab/>
+            </w:r>
+            <w:r>
+              <w:rPr>
+                <w:noProof/>
+                <w:webHidden/>
+              </w:rPr>
+              <w:fldChar w:fldCharType="begin"/>
+            </w:r>
+            <w:r>
+              <w:rPr>
+                <w:noProof/>
+                <w:webHidden/>
+              </w:rPr>
+              <w:instrText xml:space="preserve"> PAGEREF _Toc221045511 \h </w:instrText>
+            </w:r>
+            <w:r>
+              <w:rPr>
+                <w:noProof/>
+                <w:webHidden/>
+              </w:rPr>
+            </w:r>
+            <w:r>
+              <w:rPr>
+                <w:noProof/>
+                <w:webHidden/>
+              </w:rPr>
+              <w:fldChar w:fldCharType="separate"/>
+            </w:r>
+            <w:r>
+              <w:rPr>
+                <w:noProof/>
+                <w:webHidden/>
+              </w:rPr>
+              <w:t>5</w:t>
+            </w:r>
+            <w:r>
+              <w:rPr>
+                <w:noProof/>
+                <w:webHidden/>
+              </w:rPr>
+              <w:fldChar w:fldCharType="end"/>
             </w:r>
           </w:hyperlink>
         </w:p>
         <w:p>
           <w:pPr>
-            <w:widowControl w:val="0"/>
+            <w:pStyle w:val="TDC2"/>
             <w:tabs>
-              <w:tab w:val="right" w:leader="dot" w:pos="12000"/>
+              <w:tab w:val="left" w:pos="880"/>
+              <w:tab w:val="right" w:leader="dot" w:pos="9019"/>
             </w:tabs>
-            <w:spacing w:before="60" w:line="240" w:lineRule="auto"/>
-            <w:ind w:left="360"/>
             <w:rPr>
-              <w:color w:val="000000"/>
+              <w:rFonts w:asciiTheme="minorHAnsi" w:eastAsiaTheme="minorEastAsia" w:hAnsiTheme="minorHAnsi" w:cstheme="minorBidi"/>
+              <w:noProof/>
+              <w:lang w:val="es-ES"/>
             </w:rPr>
           </w:pPr>
-          <w:hyperlink w:anchor="_3rdcrjn">
-            <w:r>
-              <w:rPr>
-                <w:color w:val="000000"/>
-              </w:rPr>
-              <w:t>4.3. HUD</w:t>
-            </w:r>
-            <w:r>
-              <w:rPr>
-                <w:color w:val="000000"/>
+          <w:hyperlink w:anchor="_Toc221045512" w:history="1">
+            <w:r>
+              <w:rPr>
+                <w:rStyle w:val="Hipervnculo"/>
+                <w:b/>
+                <w:bCs/>
+                <w:noProof/>
+              </w:rPr>
+              <w:t>4.1.</w:t>
+            </w:r>
+            <w:r>
+              <w:rPr>
+                <w:rFonts w:asciiTheme="minorHAnsi" w:eastAsiaTheme="minorEastAsia" w:hAnsiTheme="minorHAnsi" w:cstheme="minorBidi"/>
+                <w:noProof/>
+                <w:lang w:val="es-ES"/>
               </w:rPr>
               <w:tab/>
-              <w:t>4</w:t>
+            </w:r>
+            <w:r>
+              <w:rPr>
+                <w:rStyle w:val="Hipervnculo"/>
+                <w:b/>
+                <w:bCs/>
+                <w:noProof/>
+              </w:rPr>
+              <w:t>Controles</w:t>
+            </w:r>
+            <w:r>
+              <w:rPr>
+                <w:noProof/>
+                <w:webHidden/>
+              </w:rPr>
+              <w:tab/>
+            </w:r>
+            <w:r>
+              <w:rPr>
+                <w:noProof/>
+                <w:webHidden/>
+              </w:rPr>
+              <w:fldChar w:fldCharType="begin"/>
+            </w:r>
+            <w:r>
+              <w:rPr>
+                <w:noProof/>
+                <w:webHidden/>
+              </w:rPr>
+              <w:instrText xml:space="preserve"> PAGEREF _Toc221045512 \h </w:instrText>
+            </w:r>
+            <w:r>
+              <w:rPr>
+                <w:noProof/>
+                <w:webHidden/>
+              </w:rPr>
+            </w:r>
+            <w:r>
+              <w:rPr>
+                <w:noProof/>
+                <w:webHidden/>
+              </w:rPr>
+              <w:fldChar w:fldCharType="separate"/>
+            </w:r>
+            <w:r>
+              <w:rPr>
+                <w:noProof/>
+                <w:webHidden/>
+              </w:rPr>
+              <w:t>5</w:t>
+            </w:r>
+            <w:r>
+              <w:rPr>
+                <w:noProof/>
+                <w:webHidden/>
+              </w:rPr>
+              <w:fldChar w:fldCharType="end"/>
             </w:r>
           </w:hyperlink>
         </w:p>
         <w:p>
           <w:pPr>
-            <w:widowControl w:val="0"/>
+            <w:pStyle w:val="TDC2"/>
             <w:tabs>
-              <w:tab w:val="right" w:leader="dot" w:pos="12000"/>
+              <w:tab w:val="left" w:pos="880"/>
+              <w:tab w:val="right" w:leader="dot" w:pos="9019"/>
             </w:tabs>
-            <w:spacing w:before="60" w:line="240" w:lineRule="auto"/>
-            <w:ind w:left="360"/>
             <w:rPr>
-              <w:color w:val="000000"/>
+              <w:rFonts w:asciiTheme="minorHAnsi" w:eastAsiaTheme="minorEastAsia" w:hAnsiTheme="minorHAnsi" w:cstheme="minorBidi"/>
+              <w:noProof/>
+              <w:lang w:val="es-ES"/>
             </w:rPr>
           </w:pPr>
-          <w:hyperlink w:anchor="_26in1rg">
-            <w:r>
-              <w:rPr>
-                <w:color w:val="000000"/>
-              </w:rPr>
-              <w:t>4.4. Menús</w:t>
-            </w:r>
-            <w:r>
-              <w:rPr>
-                <w:color w:val="000000"/>
+          <w:hyperlink w:anchor="_Toc221045513" w:history="1">
+            <w:r>
+              <w:rPr>
+                <w:rStyle w:val="Hipervnculo"/>
+                <w:b/>
+                <w:bCs/>
+                <w:noProof/>
+              </w:rPr>
+              <w:t>4.2.</w:t>
+            </w:r>
+            <w:r>
+              <w:rPr>
+                <w:rFonts w:asciiTheme="minorHAnsi" w:eastAsiaTheme="minorEastAsia" w:hAnsiTheme="minorHAnsi" w:cstheme="minorBidi"/>
+                <w:noProof/>
+                <w:lang w:val="es-ES"/>
               </w:rPr>
               <w:tab/>
+            </w:r>
+            <w:r>
+              <w:rPr>
+                <w:rStyle w:val="Hipervnculo"/>
+                <w:b/>
+                <w:bCs/>
+                <w:noProof/>
+              </w:rPr>
+              <w:t>Cámara</w:t>
+            </w:r>
+            <w:r>
+              <w:rPr>
+                <w:noProof/>
+                <w:webHidden/>
+              </w:rPr>
+              <w:tab/>
+            </w:r>
+            <w:r>
+              <w:rPr>
+                <w:noProof/>
+                <w:webHidden/>
+              </w:rPr>
+              <w:fldChar w:fldCharType="begin"/>
+            </w:r>
+            <w:r>
+              <w:rPr>
+                <w:noProof/>
+                <w:webHidden/>
+              </w:rPr>
+              <w:instrText xml:space="preserve"> PAGEREF _Toc221045513 \h </w:instrText>
+            </w:r>
+            <w:r>
+              <w:rPr>
+                <w:noProof/>
+                <w:webHidden/>
+              </w:rPr>
+            </w:r>
+            <w:r>
+              <w:rPr>
+                <w:noProof/>
+                <w:webHidden/>
+              </w:rPr>
+              <w:fldChar w:fldCharType="separate"/>
+            </w:r>
+            <w:r>
+              <w:rPr>
+                <w:noProof/>
+                <w:webHidden/>
+              </w:rPr>
               <w:t>5</w:t>
+            </w:r>
+            <w:r>
+              <w:rPr>
+                <w:noProof/>
+                <w:webHidden/>
+              </w:rPr>
+              <w:fldChar w:fldCharType="end"/>
             </w:r>
           </w:hyperlink>
         </w:p>
         <w:p>
           <w:pPr>
-            <w:widowControl w:val="0"/>
+            <w:pStyle w:val="TDC2"/>
             <w:tabs>
-              <w:tab w:val="right" w:leader="dot" w:pos="12000"/>
+              <w:tab w:val="left" w:pos="880"/>
+              <w:tab w:val="right" w:leader="dot" w:pos="9019"/>
             </w:tabs>
-            <w:spacing w:before="60" w:line="240" w:lineRule="auto"/>
             <w:rPr>
-              <w:b/>
-              <w:bCs/>
-              <w:color w:val="000000"/>
+              <w:rFonts w:asciiTheme="minorHAnsi" w:eastAsiaTheme="minorEastAsia" w:hAnsiTheme="minorHAnsi" w:cstheme="minorBidi"/>
+              <w:noProof/>
+              <w:lang w:val="es-ES"/>
             </w:rPr>
           </w:pPr>
-          <w:hyperlink w:anchor="_lnxbz9">
-            <w:r>
-              <w:rPr>
+          <w:hyperlink w:anchor="_Toc221045514" w:history="1">
+            <w:r>
+              <w:rPr>
+                <w:rStyle w:val="Hipervnculo"/>
                 <w:b/>
                 <w:bCs/>
-                <w:color w:val="000000"/>
-              </w:rPr>
-              <w:t>5. Mundo del juego</w:t>
-            </w:r>
-            <w:r>
-              <w:rPr>
+                <w:noProof/>
+              </w:rPr>
+              <w:t>4.3.</w:t>
+            </w:r>
+            <w:r>
+              <w:rPr>
+                <w:rFonts w:asciiTheme="minorHAnsi" w:eastAsiaTheme="minorEastAsia" w:hAnsiTheme="minorHAnsi" w:cstheme="minorBidi"/>
+                <w:noProof/>
+                <w:lang w:val="es-ES"/>
+              </w:rPr>
+              <w:tab/>
+            </w:r>
+            <w:r>
+              <w:rPr>
+                <w:rStyle w:val="Hipervnculo"/>
                 <w:b/>
                 <w:bCs/>
-                <w:color w:val="000000"/>
+                <w:noProof/>
+              </w:rPr>
+              <w:t>HUD</w:t>
+            </w:r>
+            <w:r>
+              <w:rPr>
+                <w:noProof/>
+                <w:webHidden/>
               </w:rPr>
               <w:tab/>
+            </w:r>
+            <w:r>
+              <w:rPr>
+                <w:noProof/>
+                <w:webHidden/>
+              </w:rPr>
+              <w:fldChar w:fldCharType="begin"/>
+            </w:r>
+            <w:r>
+              <w:rPr>
+                <w:noProof/>
+                <w:webHidden/>
+              </w:rPr>
+              <w:instrText xml:space="preserve"> PAGEREF _Toc221045514 \h </w:instrText>
+            </w:r>
+            <w:r>
+              <w:rPr>
+                <w:noProof/>
+                <w:webHidden/>
+              </w:rPr>
+            </w:r>
+            <w:r>
+              <w:rPr>
+                <w:noProof/>
+                <w:webHidden/>
+              </w:rPr>
+              <w:fldChar w:fldCharType="separate"/>
+            </w:r>
+            <w:r>
+              <w:rPr>
+                <w:noProof/>
+                <w:webHidden/>
+              </w:rPr>
               <w:t>5</w:t>
+            </w:r>
+            <w:r>
+              <w:rPr>
+                <w:noProof/>
+                <w:webHidden/>
+              </w:rPr>
+              <w:fldChar w:fldCharType="end"/>
             </w:r>
           </w:hyperlink>
         </w:p>
         <w:p>
           <w:pPr>
-            <w:widowControl w:val="0"/>
+            <w:pStyle w:val="TDC2"/>
             <w:tabs>
-              <w:tab w:val="right" w:leader="dot" w:pos="12000"/>
+              <w:tab w:val="left" w:pos="880"/>
+              <w:tab w:val="right" w:leader="dot" w:pos="9019"/>
             </w:tabs>
-            <w:spacing w:before="60" w:line="240" w:lineRule="auto"/>
-            <w:ind w:left="360"/>
             <w:rPr>
-              <w:color w:val="000000"/>
+              <w:rFonts w:asciiTheme="minorHAnsi" w:eastAsiaTheme="minorEastAsia" w:hAnsiTheme="minorHAnsi" w:cstheme="minorBidi"/>
+              <w:noProof/>
+              <w:lang w:val="es-ES"/>
             </w:rPr>
           </w:pPr>
-          <w:hyperlink w:anchor="_35nkun2">
-            <w:r>
-              <w:rPr>
-                <w:color w:val="000000"/>
-              </w:rPr>
-              <w:t>5.1. Personajes</w:t>
-            </w:r>
-            <w:r>
-              <w:rPr>
-                <w:color w:val="000000"/>
+          <w:hyperlink w:anchor="_Toc221045515" w:history="1">
+            <w:r>
+              <w:rPr>
+                <w:rStyle w:val="Hipervnculo"/>
+                <w:b/>
+                <w:bCs/>
+                <w:noProof/>
+              </w:rPr>
+              <w:t>4.4.</w:t>
+            </w:r>
+            <w:r>
+              <w:rPr>
+                <w:rFonts w:asciiTheme="minorHAnsi" w:eastAsiaTheme="minorEastAsia" w:hAnsiTheme="minorHAnsi" w:cstheme="minorBidi"/>
+                <w:noProof/>
+                <w:lang w:val="es-ES"/>
               </w:rPr>
               <w:tab/>
-              <w:t>5</w:t>
+            </w:r>
+            <w:r>
+              <w:rPr>
+                <w:rStyle w:val="Hipervnculo"/>
+                <w:b/>
+                <w:bCs/>
+                <w:noProof/>
+              </w:rPr>
+              <w:t>Menús</w:t>
+            </w:r>
+            <w:r>
+              <w:rPr>
+                <w:noProof/>
+                <w:webHidden/>
+              </w:rPr>
+              <w:tab/>
+            </w:r>
+            <w:r>
+              <w:rPr>
+                <w:noProof/>
+                <w:webHidden/>
+              </w:rPr>
+              <w:fldChar w:fldCharType="begin"/>
+            </w:r>
+            <w:r>
+              <w:rPr>
+                <w:noProof/>
+                <w:webHidden/>
+              </w:rPr>
+              <w:instrText xml:space="preserve"> PAGEREF _Toc221045515 \h </w:instrText>
+            </w:r>
+            <w:r>
+              <w:rPr>
+                <w:noProof/>
+                <w:webHidden/>
+              </w:rPr>
+            </w:r>
+            <w:r>
+              <w:rPr>
+                <w:noProof/>
+                <w:webHidden/>
+              </w:rPr>
+              <w:fldChar w:fldCharType="separate"/>
+            </w:r>
+            <w:r>
+              <w:rPr>
+                <w:noProof/>
+                <w:webHidden/>
+              </w:rPr>
+              <w:t>6</w:t>
+            </w:r>
+            <w:r>
+              <w:rPr>
+                <w:noProof/>
+                <w:webHidden/>
+              </w:rPr>
+              <w:fldChar w:fldCharType="end"/>
             </w:r>
           </w:hyperlink>
         </w:p>
         <w:p>
           <w:pPr>
-            <w:widowControl w:val="0"/>
+            <w:pStyle w:val="TDC1"/>
             <w:tabs>
-              <w:tab w:val="right" w:leader="dot" w:pos="12000"/>
+              <w:tab w:val="left" w:pos="440"/>
+              <w:tab w:val="right" w:leader="dot" w:pos="9019"/>
             </w:tabs>
-            <w:spacing w:before="60" w:line="240" w:lineRule="auto"/>
-            <w:ind w:left="360"/>
             <w:rPr>
-              <w:color w:val="000000"/>
+              <w:rFonts w:asciiTheme="minorHAnsi" w:eastAsiaTheme="minorEastAsia" w:hAnsiTheme="minorHAnsi" w:cstheme="minorBidi"/>
+              <w:noProof/>
+              <w:lang w:val="es-ES"/>
             </w:rPr>
           </w:pPr>
-          <w:hyperlink w:anchor="_5feizlg8frec">
-            <w:r>
-              <w:rPr>
-                <w:color w:val="000000"/>
-              </w:rPr>
-              <w:t>5.2. Enemigos</w:t>
-            </w:r>
-            <w:r>
-              <w:rPr>
-                <w:color w:val="000000"/>
+          <w:hyperlink w:anchor="_Toc221045516" w:history="1">
+            <w:r>
+              <w:rPr>
+                <w:rStyle w:val="Hipervnculo"/>
+                <w:b/>
+                <w:bCs/>
+                <w:noProof/>
+              </w:rPr>
+              <w:t>5.</w:t>
+            </w:r>
+            <w:r>
+              <w:rPr>
+                <w:rFonts w:asciiTheme="minorHAnsi" w:eastAsiaTheme="minorEastAsia" w:hAnsiTheme="minorHAnsi" w:cstheme="minorBidi"/>
+                <w:noProof/>
+                <w:lang w:val="es-ES"/>
               </w:rPr>
               <w:tab/>
-              <w:t>5</w:t>
+            </w:r>
+            <w:r>
+              <w:rPr>
+                <w:rStyle w:val="Hipervnculo"/>
+                <w:b/>
+                <w:bCs/>
+                <w:noProof/>
+              </w:rPr>
+              <w:t>Mundo del juego</w:t>
+            </w:r>
+            <w:r>
+              <w:rPr>
+                <w:noProof/>
+                <w:webHidden/>
+              </w:rPr>
+              <w:tab/>
+            </w:r>
+            <w:r>
+              <w:rPr>
+                <w:noProof/>
+                <w:webHidden/>
+              </w:rPr>
+              <w:fldChar w:fldCharType="begin"/>
+            </w:r>
+            <w:r>
+              <w:rPr>
+                <w:noProof/>
+                <w:webHidden/>
+              </w:rPr>
+              <w:instrText xml:space="preserve"> PAGEREF _Toc221045516 \h </w:instrText>
+            </w:r>
+            <w:r>
+              <w:rPr>
+                <w:noProof/>
+                <w:webHidden/>
+              </w:rPr>
+            </w:r>
+            <w:r>
+              <w:rPr>
+                <w:noProof/>
+                <w:webHidden/>
+              </w:rPr>
+              <w:fldChar w:fldCharType="separate"/>
+            </w:r>
+            <w:r>
+              <w:rPr>
+                <w:noProof/>
+                <w:webHidden/>
+              </w:rPr>
+              <w:t>6</w:t>
+            </w:r>
+            <w:r>
+              <w:rPr>
+                <w:noProof/>
+                <w:webHidden/>
+              </w:rPr>
+              <w:fldChar w:fldCharType="end"/>
             </w:r>
           </w:hyperlink>
         </w:p>
         <w:p>
           <w:pPr>
-            <w:widowControl w:val="0"/>
+            <w:pStyle w:val="TDC2"/>
             <w:tabs>
-              <w:tab w:val="right" w:leader="dot" w:pos="12000"/>
+              <w:tab w:val="left" w:pos="880"/>
+              <w:tab w:val="right" w:leader="dot" w:pos="9019"/>
             </w:tabs>
-            <w:spacing w:before="60" w:line="240" w:lineRule="auto"/>
-            <w:ind w:left="360"/>
             <w:rPr>
-              <w:color w:val="000000"/>
+              <w:rFonts w:asciiTheme="minorHAnsi" w:eastAsiaTheme="minorEastAsia" w:hAnsiTheme="minorHAnsi" w:cstheme="minorBidi"/>
+              <w:noProof/>
+              <w:lang w:val="es-ES"/>
             </w:rPr>
           </w:pPr>
-          <w:hyperlink w:anchor="_1ksv4uv">
-            <w:r>
-              <w:rPr>
-                <w:color w:val="000000"/>
-              </w:rPr>
-              <w:t>5.3. Niveles</w:t>
-            </w:r>
-            <w:r>
-              <w:rPr>
-                <w:color w:val="000000"/>
+          <w:hyperlink w:anchor="_Toc221045517" w:history="1">
+            <w:r>
+              <w:rPr>
+                <w:rStyle w:val="Hipervnculo"/>
+                <w:b/>
+                <w:bCs/>
+                <w:noProof/>
+              </w:rPr>
+              <w:t>5.1.</w:t>
+            </w:r>
+            <w:r>
+              <w:rPr>
+                <w:rFonts w:asciiTheme="minorHAnsi" w:eastAsiaTheme="minorEastAsia" w:hAnsiTheme="minorHAnsi" w:cstheme="minorBidi"/>
+                <w:noProof/>
+                <w:lang w:val="es-ES"/>
               </w:rPr>
               <w:tab/>
-              <w:t>5</w:t>
+            </w:r>
+            <w:r>
+              <w:rPr>
+                <w:rStyle w:val="Hipervnculo"/>
+                <w:b/>
+                <w:bCs/>
+                <w:noProof/>
+              </w:rPr>
+              <w:t>Personajes</w:t>
+            </w:r>
+            <w:r>
+              <w:rPr>
+                <w:noProof/>
+                <w:webHidden/>
+              </w:rPr>
+              <w:tab/>
+            </w:r>
+            <w:r>
+              <w:rPr>
+                <w:noProof/>
+                <w:webHidden/>
+              </w:rPr>
+              <w:fldChar w:fldCharType="begin"/>
+            </w:r>
+            <w:r>
+              <w:rPr>
+                <w:noProof/>
+                <w:webHidden/>
+              </w:rPr>
+              <w:instrText xml:space="preserve"> PAGEREF _Toc221045517 \h </w:instrText>
+            </w:r>
+            <w:r>
+              <w:rPr>
+                <w:noProof/>
+                <w:webHidden/>
+              </w:rPr>
+            </w:r>
+            <w:r>
+              <w:rPr>
+                <w:noProof/>
+                <w:webHidden/>
+              </w:rPr>
+              <w:fldChar w:fldCharType="separate"/>
+            </w:r>
+            <w:r>
+              <w:rPr>
+                <w:noProof/>
+                <w:webHidden/>
+              </w:rPr>
+              <w:t>6</w:t>
+            </w:r>
+            <w:r>
+              <w:rPr>
+                <w:noProof/>
+                <w:webHidden/>
+              </w:rPr>
+              <w:fldChar w:fldCharType="end"/>
             </w:r>
           </w:hyperlink>
         </w:p>
         <w:p>
           <w:pPr>
-            <w:widowControl w:val="0"/>
+            <w:pStyle w:val="TDC2"/>
             <w:tabs>
-              <w:tab w:val="right" w:leader="dot" w:pos="12000"/>
+              <w:tab w:val="left" w:pos="880"/>
+              <w:tab w:val="right" w:leader="dot" w:pos="9019"/>
             </w:tabs>
-            <w:spacing w:before="60" w:line="240" w:lineRule="auto"/>
             <w:rPr>
-              <w:b/>
-              <w:bCs/>
-              <w:color w:val="000000"/>
+              <w:rFonts w:asciiTheme="minorHAnsi" w:eastAsiaTheme="minorEastAsia" w:hAnsiTheme="minorHAnsi" w:cstheme="minorBidi"/>
+              <w:noProof/>
+              <w:lang w:val="es-ES"/>
             </w:rPr>
           </w:pPr>
-          <w:hyperlink w:anchor="_44sinio">
-            <w:r>
-              <w:rPr>
+          <w:hyperlink w:anchor="_Toc221045518" w:history="1">
+            <w:r>
+              <w:rPr>
+                <w:rStyle w:val="Hipervnculo"/>
                 <w:b/>
                 <w:bCs/>
-                <w:color w:val="000000"/>
-              </w:rPr>
-              <w:t>6. Experiencia de juego</w:t>
-            </w:r>
-            <w:r>
-              <w:rPr>
+                <w:noProof/>
+              </w:rPr>
+              <w:t>5.2.</w:t>
+            </w:r>
+            <w:r>
+              <w:rPr>
+                <w:rFonts w:asciiTheme="minorHAnsi" w:eastAsiaTheme="minorEastAsia" w:hAnsiTheme="minorHAnsi" w:cstheme="minorBidi"/>
+                <w:noProof/>
+                <w:lang w:val="es-ES"/>
+              </w:rPr>
+              <w:tab/>
+            </w:r>
+            <w:r>
+              <w:rPr>
+                <w:rStyle w:val="Hipervnculo"/>
                 <w:b/>
                 <w:bCs/>
-                <w:color w:val="000000"/>
+                <w:noProof/>
+              </w:rPr>
+              <w:t>Enemigos</w:t>
+            </w:r>
+            <w:r>
+              <w:rPr>
+                <w:noProof/>
+                <w:webHidden/>
               </w:rPr>
               <w:tab/>
-              <w:t>5</w:t>
+            </w:r>
+            <w:r>
+              <w:rPr>
+                <w:noProof/>
+                <w:webHidden/>
+              </w:rPr>
+              <w:fldChar w:fldCharType="begin"/>
+            </w:r>
+            <w:r>
+              <w:rPr>
+                <w:noProof/>
+                <w:webHidden/>
+              </w:rPr>
+              <w:instrText xml:space="preserve"> PAGEREF _Toc221045518 \h </w:instrText>
+            </w:r>
+            <w:r>
+              <w:rPr>
+                <w:noProof/>
+                <w:webHidden/>
+              </w:rPr>
+            </w:r>
+            <w:r>
+              <w:rPr>
+                <w:noProof/>
+                <w:webHidden/>
+              </w:rPr>
+              <w:fldChar w:fldCharType="separate"/>
+            </w:r>
+            <w:r>
+              <w:rPr>
+                <w:noProof/>
+                <w:webHidden/>
+              </w:rPr>
+              <w:t>6</w:t>
+            </w:r>
+            <w:r>
+              <w:rPr>
+                <w:noProof/>
+                <w:webHidden/>
+              </w:rPr>
+              <w:fldChar w:fldCharType="end"/>
             </w:r>
           </w:hyperlink>
         </w:p>
         <w:p>
           <w:pPr>
-            <w:widowControl w:val="0"/>
+            <w:pStyle w:val="TDC2"/>
             <w:tabs>
-              <w:tab w:val="right" w:leader="dot" w:pos="12000"/>
+              <w:tab w:val="left" w:pos="880"/>
+              <w:tab w:val="right" w:leader="dot" w:pos="9019"/>
             </w:tabs>
-            <w:spacing w:before="60" w:line="240" w:lineRule="auto"/>
             <w:rPr>
-              <w:b/>
-              <w:bCs/>
-              <w:color w:val="000000"/>
+              <w:rFonts w:asciiTheme="minorHAnsi" w:eastAsiaTheme="minorEastAsia" w:hAnsiTheme="minorHAnsi" w:cstheme="minorBidi"/>
+              <w:noProof/>
+              <w:lang w:val="es-ES"/>
             </w:rPr>
           </w:pPr>
-          <w:hyperlink w:anchor="_2jxsxqh">
-            <w:r>
-              <w:rPr>
+          <w:hyperlink w:anchor="_Toc221045519" w:history="1">
+            <w:r>
+              <w:rPr>
+                <w:rStyle w:val="Hipervnculo"/>
                 <w:b/>
                 <w:bCs/>
-                <w:color w:val="000000"/>
-              </w:rPr>
-              <w:t>7. Estética y contenido</w:t>
-            </w:r>
-            <w:r>
-              <w:rPr>
+                <w:noProof/>
+              </w:rPr>
+              <w:t>5.3.</w:t>
+            </w:r>
+            <w:r>
+              <w:rPr>
+                <w:rFonts w:asciiTheme="minorHAnsi" w:eastAsiaTheme="minorEastAsia" w:hAnsiTheme="minorHAnsi" w:cstheme="minorBidi"/>
+                <w:noProof/>
+                <w:lang w:val="es-ES"/>
+              </w:rPr>
+              <w:tab/>
+            </w:r>
+            <w:r>
+              <w:rPr>
+                <w:rStyle w:val="Hipervnculo"/>
                 <w:b/>
                 <w:bCs/>
-                <w:color w:val="000000"/>
+                <w:noProof/>
+              </w:rPr>
+              <w:t>Niveles</w:t>
+            </w:r>
+            <w:r>
+              <w:rPr>
+                <w:noProof/>
+                <w:webHidden/>
               </w:rPr>
               <w:tab/>
-              <w:t>5</w:t>
+            </w:r>
+            <w:r>
+              <w:rPr>
+                <w:noProof/>
+                <w:webHidden/>
+              </w:rPr>
+              <w:fldChar w:fldCharType="begin"/>
+            </w:r>
+            <w:r>
+              <w:rPr>
+                <w:noProof/>
+                <w:webHidden/>
+              </w:rPr>
+              <w:instrText xml:space="preserve"> PAGEREF _Toc221045519 \h </w:instrText>
+            </w:r>
+            <w:r>
+              <w:rPr>
+                <w:noProof/>
+                <w:webHidden/>
+              </w:rPr>
+            </w:r>
+            <w:r>
+              <w:rPr>
+                <w:noProof/>
+                <w:webHidden/>
+              </w:rPr>
+              <w:fldChar w:fldCharType="separate"/>
+            </w:r>
+            <w:r>
+              <w:rPr>
+                <w:noProof/>
+                <w:webHidden/>
+              </w:rPr>
+              <w:t>6</w:t>
+            </w:r>
+            <w:r>
+              <w:rPr>
+                <w:noProof/>
+                <w:webHidden/>
+              </w:rPr>
+              <w:fldChar w:fldCharType="end"/>
             </w:r>
           </w:hyperlink>
         </w:p>
         <w:p>
           <w:pPr>
-            <w:widowControl w:val="0"/>
+            <w:pStyle w:val="TDC1"/>
             <w:tabs>
-              <w:tab w:val="right" w:leader="dot" w:pos="12000"/>
+              <w:tab w:val="left" w:pos="440"/>
+              <w:tab w:val="right" w:leader="dot" w:pos="9019"/>
             </w:tabs>
-            <w:spacing w:before="60" w:line="240" w:lineRule="auto"/>
-            <w:ind w:left="360"/>
             <w:rPr>
-              <w:color w:val="000000"/>
+              <w:rFonts w:asciiTheme="minorHAnsi" w:eastAsiaTheme="minorEastAsia" w:hAnsiTheme="minorHAnsi" w:cstheme="minorBidi"/>
+              <w:noProof/>
+              <w:lang w:val="es-ES"/>
             </w:rPr>
           </w:pPr>
-          <w:hyperlink w:anchor="_7o0imqca38g">
-            <w:r>
-              <w:rPr>
-                <w:color w:val="000000"/>
-              </w:rPr>
-              <w:t>7.1. Estética</w:t>
-            </w:r>
-            <w:r>
-              <w:rPr>
-                <w:color w:val="000000"/>
+          <w:hyperlink w:anchor="_Toc221045520" w:history="1">
+            <w:r>
+              <w:rPr>
+                <w:rStyle w:val="Hipervnculo"/>
+                <w:b/>
+                <w:bCs/>
+                <w:noProof/>
+              </w:rPr>
+              <w:t>6.</w:t>
+            </w:r>
+            <w:r>
+              <w:rPr>
+                <w:rFonts w:asciiTheme="minorHAnsi" w:eastAsiaTheme="minorEastAsia" w:hAnsiTheme="minorHAnsi" w:cstheme="minorBidi"/>
+                <w:noProof/>
+                <w:lang w:val="es-ES"/>
               </w:rPr>
               <w:tab/>
-              <w:t>5</w:t>
+            </w:r>
+            <w:r>
+              <w:rPr>
+                <w:rStyle w:val="Hipervnculo"/>
+                <w:b/>
+                <w:bCs/>
+                <w:noProof/>
+              </w:rPr>
+              <w:t>Experiencia de juego</w:t>
+            </w:r>
+            <w:r>
+              <w:rPr>
+                <w:noProof/>
+                <w:webHidden/>
+              </w:rPr>
+              <w:tab/>
+            </w:r>
+            <w:r>
+              <w:rPr>
+                <w:noProof/>
+                <w:webHidden/>
+              </w:rPr>
+              <w:fldChar w:fldCharType="begin"/>
+            </w:r>
+            <w:r>
+              <w:rPr>
+                <w:noProof/>
+                <w:webHidden/>
+              </w:rPr>
+              <w:instrText xml:space="preserve"> PAGEREF _Toc221045520 \h </w:instrText>
+            </w:r>
+            <w:r>
+              <w:rPr>
+                <w:noProof/>
+                <w:webHidden/>
+              </w:rPr>
+            </w:r>
+            <w:r>
+              <w:rPr>
+                <w:noProof/>
+                <w:webHidden/>
+              </w:rPr>
+              <w:fldChar w:fldCharType="separate"/>
+            </w:r>
+            <w:r>
+              <w:rPr>
+                <w:noProof/>
+                <w:webHidden/>
+              </w:rPr>
+              <w:t>6</w:t>
+            </w:r>
+            <w:r>
+              <w:rPr>
+                <w:noProof/>
+                <w:webHidden/>
+              </w:rPr>
+              <w:fldChar w:fldCharType="end"/>
             </w:r>
           </w:hyperlink>
         </w:p>
         <w:p>
           <w:pPr>
-            <w:widowControl w:val="0"/>
+            <w:pStyle w:val="TDC1"/>
             <w:tabs>
-              <w:tab w:val="right" w:leader="dot" w:pos="12000"/>
+              <w:tab w:val="left" w:pos="440"/>
+              <w:tab w:val="right" w:leader="dot" w:pos="9019"/>
             </w:tabs>
-            <w:spacing w:before="60" w:line="240" w:lineRule="auto"/>
-            <w:ind w:left="360"/>
             <w:rPr>
-              <w:color w:val="000000"/>
+              <w:rFonts w:asciiTheme="minorHAnsi" w:eastAsiaTheme="minorEastAsia" w:hAnsiTheme="minorHAnsi" w:cstheme="minorBidi"/>
+              <w:noProof/>
+              <w:lang w:val="es-ES"/>
             </w:rPr>
           </w:pPr>
-          <w:hyperlink w:anchor="_paew4m5mfxkb">
-            <w:r>
-              <w:rPr>
-                <w:color w:val="000000"/>
-              </w:rPr>
-              <w:t>7.2. Contenido</w:t>
-            </w:r>
-            <w:r>
-              <w:rPr>
-                <w:color w:val="000000"/>
+          <w:hyperlink w:anchor="_Toc221045521" w:history="1">
+            <w:r>
+              <w:rPr>
+                <w:rStyle w:val="Hipervnculo"/>
+                <w:b/>
+                <w:bCs/>
+                <w:noProof/>
+              </w:rPr>
+              <w:t>7.</w:t>
+            </w:r>
+            <w:r>
+              <w:rPr>
+                <w:rFonts w:asciiTheme="minorHAnsi" w:eastAsiaTheme="minorEastAsia" w:hAnsiTheme="minorHAnsi" w:cstheme="minorBidi"/>
+                <w:noProof/>
+                <w:lang w:val="es-ES"/>
               </w:rPr>
               <w:tab/>
-              <w:t>6</w:t>
+            </w:r>
+            <w:r>
+              <w:rPr>
+                <w:rStyle w:val="Hipervnculo"/>
+                <w:b/>
+                <w:bCs/>
+                <w:noProof/>
+              </w:rPr>
+              <w:t>Estética y contenido</w:t>
+            </w:r>
+            <w:r>
+              <w:rPr>
+                <w:noProof/>
+                <w:webHidden/>
+              </w:rPr>
+              <w:tab/>
+            </w:r>
+            <w:r>
+              <w:rPr>
+                <w:noProof/>
+                <w:webHidden/>
+              </w:rPr>
+              <w:fldChar w:fldCharType="begin"/>
+            </w:r>
+            <w:r>
+              <w:rPr>
+                <w:noProof/>
+                <w:webHidden/>
+              </w:rPr>
+              <w:instrText xml:space="preserve"> PAGEREF _Toc221045521 \h </w:instrText>
+            </w:r>
+            <w:r>
+              <w:rPr>
+                <w:noProof/>
+                <w:webHidden/>
+              </w:rPr>
+            </w:r>
+            <w:r>
+              <w:rPr>
+                <w:noProof/>
+                <w:webHidden/>
+              </w:rPr>
+              <w:fldChar w:fldCharType="separate"/>
+            </w:r>
+            <w:r>
+              <w:rPr>
+                <w:noProof/>
+                <w:webHidden/>
+              </w:rPr>
+              <w:t>7</w:t>
+            </w:r>
+            <w:r>
+              <w:rPr>
+                <w:noProof/>
+                <w:webHidden/>
+              </w:rPr>
+              <w:fldChar w:fldCharType="end"/>
             </w:r>
           </w:hyperlink>
         </w:p>
         <w:p>
           <w:pPr>
-            <w:widowControl w:val="0"/>
+            <w:pStyle w:val="TDC2"/>
             <w:tabs>
-              <w:tab w:val="right" w:leader="dot" w:pos="12000"/>
+              <w:tab w:val="right" w:leader="dot" w:pos="9019"/>
             </w:tabs>
-            <w:spacing w:before="60" w:line="240" w:lineRule="auto"/>
             <w:rPr>
-              <w:b/>
-              <w:bCs/>
-              <w:color w:val="000000"/>
+              <w:rFonts w:asciiTheme="minorHAnsi" w:eastAsiaTheme="minorEastAsia" w:hAnsiTheme="minorHAnsi" w:cstheme="minorBidi"/>
+              <w:noProof/>
+              <w:lang w:val="es-ES"/>
             </w:rPr>
           </w:pPr>
-          <w:hyperlink w:anchor="_z337ya">
-            <w:r>
-              <w:rPr>
+          <w:hyperlink w:anchor="_Toc221045522" w:history="1">
+            <w:r>
+              <w:rPr>
+                <w:rStyle w:val="Hipervnculo"/>
                 <w:b/>
                 <w:bCs/>
-                <w:color w:val="000000"/>
-              </w:rPr>
-              <w:t>8. Producción</w:t>
-            </w:r>
-            <w:r>
-              <w:rPr>
-                <w:b/>
-                <w:bCs/>
-                <w:color w:val="000000"/>
+                <w:noProof/>
+              </w:rPr>
+              <w:t>7.1. Estética</w:t>
+            </w:r>
+            <w:r>
+              <w:rPr>
+                <w:noProof/>
+                <w:webHidden/>
               </w:rPr>
               <w:tab/>
-              <w:t>6</w:t>
+            </w:r>
+            <w:r>
+              <w:rPr>
+                <w:noProof/>
+                <w:webHidden/>
+              </w:rPr>
+              <w:fldChar w:fldCharType="begin"/>
+            </w:r>
+            <w:r>
+              <w:rPr>
+                <w:noProof/>
+                <w:webHidden/>
+              </w:rPr>
+              <w:instrText xml:space="preserve"> PAGEREF _Toc221045522 \h </w:instrText>
+            </w:r>
+            <w:r>
+              <w:rPr>
+                <w:noProof/>
+                <w:webHidden/>
+              </w:rPr>
+            </w:r>
+            <w:r>
+              <w:rPr>
+                <w:noProof/>
+                <w:webHidden/>
+              </w:rPr>
+              <w:fldChar w:fldCharType="separate"/>
+            </w:r>
+            <w:r>
+              <w:rPr>
+                <w:noProof/>
+                <w:webHidden/>
+              </w:rPr>
+              <w:t>7</w:t>
+            </w:r>
+            <w:r>
+              <w:rPr>
+                <w:noProof/>
+                <w:webHidden/>
+              </w:rPr>
+              <w:fldChar w:fldCharType="end"/>
             </w:r>
           </w:hyperlink>
         </w:p>
         <w:p>
           <w:pPr>
-            <w:widowControl w:val="0"/>
+            <w:pStyle w:val="TDC2"/>
             <w:tabs>
-              <w:tab w:val="right" w:leader="dot" w:pos="12000"/>
+              <w:tab w:val="right" w:leader="dot" w:pos="9019"/>
             </w:tabs>
-            <w:spacing w:before="60" w:line="240" w:lineRule="auto"/>
-            <w:ind w:left="360"/>
             <w:rPr>
-              <w:color w:val="000000"/>
+              <w:rFonts w:asciiTheme="minorHAnsi" w:eastAsiaTheme="minorEastAsia" w:hAnsiTheme="minorHAnsi" w:cstheme="minorBidi"/>
+              <w:noProof/>
+              <w:lang w:val="es-ES"/>
             </w:rPr>
           </w:pPr>
-          <w:hyperlink w:anchor="_3j2qqm3">
-            <w:r>
-              <w:rPr>
-                <w:color w:val="000000"/>
-              </w:rPr>
-              <w:t>8.1. Planificación (roadmap)</w:t>
-            </w:r>
-            <w:r>
-              <w:rPr>
-                <w:color w:val="000000"/>
+          <w:hyperlink w:anchor="_Toc221045523" w:history="1">
+            <w:r>
+              <w:rPr>
+                <w:rStyle w:val="Hipervnculo"/>
+                <w:b/>
+                <w:bCs/>
+                <w:noProof/>
+              </w:rPr>
+              <w:t>7.2. Contenido</w:t>
+            </w:r>
+            <w:r>
+              <w:rPr>
+                <w:noProof/>
+                <w:webHidden/>
               </w:rPr>
               <w:tab/>
-              <w:t>6</w:t>
+            </w:r>
+            <w:r>
+              <w:rPr>
+                <w:noProof/>
+                <w:webHidden/>
+              </w:rPr>
+              <w:fldChar w:fldCharType="begin"/>
+            </w:r>
+            <w:r>
+              <w:rPr>
+                <w:noProof/>
+                <w:webHidden/>
+              </w:rPr>
+              <w:instrText xml:space="preserve"> PAGEREF _Toc221045523 \h </w:instrText>
+            </w:r>
+            <w:r>
+              <w:rPr>
+                <w:noProof/>
+                <w:webHidden/>
+              </w:rPr>
+            </w:r>
+            <w:r>
+              <w:rPr>
+                <w:noProof/>
+                <w:webHidden/>
+              </w:rPr>
+              <w:fldChar w:fldCharType="separate"/>
+            </w:r>
+            <w:r>
+              <w:rPr>
+                <w:noProof/>
+                <w:webHidden/>
+              </w:rPr>
+              <w:t>7</w:t>
+            </w:r>
+            <w:r>
+              <w:rPr>
+                <w:noProof/>
+                <w:webHidden/>
+              </w:rPr>
+              <w:fldChar w:fldCharType="end"/>
             </w:r>
           </w:hyperlink>
         </w:p>
         <w:p>
           <w:pPr>
-            <w:widowControl w:val="0"/>
+            <w:pStyle w:val="TDC1"/>
             <w:tabs>
-              <w:tab w:val="right" w:leader="dot" w:pos="12000"/>
+              <w:tab w:val="left" w:pos="440"/>
+              <w:tab w:val="right" w:leader="dot" w:pos="9019"/>
             </w:tabs>
-            <w:spacing w:before="60" w:line="240" w:lineRule="auto"/>
+            <w:rPr>
+              <w:rFonts w:asciiTheme="minorHAnsi" w:eastAsiaTheme="minorEastAsia" w:hAnsiTheme="minorHAnsi" w:cstheme="minorBidi"/>
+              <w:noProof/>
+              <w:lang w:val="es-ES"/>
+            </w:rPr>
+          </w:pPr>
+          <w:hyperlink w:anchor="_Toc221045524" w:history="1">
+            <w:r>
+              <w:rPr>
+                <w:rStyle w:val="Hipervnculo"/>
+                <w:b/>
+                <w:bCs/>
+                <w:noProof/>
+              </w:rPr>
+              <w:t>8.</w:t>
+            </w:r>
+            <w:r>
+              <w:rPr>
+                <w:rFonts w:asciiTheme="minorHAnsi" w:eastAsiaTheme="minorEastAsia" w:hAnsiTheme="minorHAnsi" w:cstheme="minorBidi"/>
+                <w:noProof/>
+                <w:lang w:val="es-ES"/>
+              </w:rPr>
+              <w:tab/>
+            </w:r>
+            <w:r>
+              <w:rPr>
+                <w:rStyle w:val="Hipervnculo"/>
+                <w:b/>
+                <w:bCs/>
+                <w:noProof/>
+              </w:rPr>
+              <w:t>Referencias</w:t>
+            </w:r>
+            <w:r>
+              <w:rPr>
+                <w:noProof/>
+                <w:webHidden/>
+              </w:rPr>
+              <w:tab/>
+            </w:r>
+            <w:r>
+              <w:rPr>
+                <w:noProof/>
+                <w:webHidden/>
+              </w:rPr>
+              <w:fldChar w:fldCharType="begin"/>
+            </w:r>
+            <w:r>
+              <w:rPr>
+                <w:noProof/>
+                <w:webHidden/>
+              </w:rPr>
+              <w:instrText xml:space="preserve"> PAGEREF _Toc221045524 \h </w:instrText>
+            </w:r>
+            <w:r>
+              <w:rPr>
+                <w:noProof/>
+                <w:webHidden/>
+              </w:rPr>
+            </w:r>
+            <w:r>
+              <w:rPr>
+                <w:noProof/>
+                <w:webHidden/>
+              </w:rPr>
+              <w:fldChar w:fldCharType="separate"/>
+            </w:r>
+            <w:r>
+              <w:rPr>
+                <w:noProof/>
+                <w:webHidden/>
+              </w:rPr>
+              <w:t>7</w:t>
+            </w:r>
+            <w:r>
+              <w:rPr>
+                <w:noProof/>
+                <w:webHidden/>
+              </w:rPr>
+              <w:fldChar w:fldCharType="end"/>
+            </w:r>
+          </w:hyperlink>
+        </w:p>
+        <w:p>
+          <w:r>
             <w:rPr>
               <w:b/>
               <w:bCs/>
-              <w:color w:val="000000"/>
+              <w:sz w:val="24"/>
+              <w:szCs w:val="24"/>
             </w:rPr>
-          </w:pPr>
-          <w:hyperlink w:anchor="_1y810tw">
-            <w:r>
-              <w:rPr>
-                <w:b/>
-                <w:bCs/>
-                <w:color w:val="000000"/>
-              </w:rPr>
-              <w:t>9. Referen</w:t>
-            </w:r>
-            <w:r>
-              <w:rPr>
-                <w:b/>
-                <w:bCs/>
-                <w:color w:val="000000"/>
-              </w:rPr>
-              <w:t>cias</w:t>
-            </w:r>
-            <w:r>
-              <w:rPr>
-                <w:b/>
-                <w:bCs/>
-                <w:color w:val="000000"/>
-              </w:rPr>
-              <w:tab/>
-              <w:t>6</w:t>
-            </w:r>
-          </w:hyperlink>
-          <w:r>
             <w:fldChar w:fldCharType="end"/>
           </w:r>
         </w:p>
@@ -1096,8 +2677,6 @@
           <w:bCs/>
         </w:rPr>
       </w:pPr>
-      <w:bookmarkStart w:id="1" w:name="_krb44udhgfgg" w:colFirst="0" w:colLast="0"/>
-      <w:bookmarkEnd w:id="1"/>
       <w:r>
         <w:br w:type="page"/>
       </w:r>
@@ -1116,16 +2695,23 @@
           <w:bCs/>
         </w:rPr>
       </w:pPr>
-      <w:bookmarkStart w:id="2" w:name="_gjdgxs" w:colFirst="0" w:colLast="0"/>
-      <w:bookmarkEnd w:id="2"/>
+      <w:bookmarkStart w:id="2" w:name="_Toc221045499"/>
       <w:r>
         <w:rPr>
           <w:b/>
           <w:bCs/>
         </w:rPr>
         <w:lastRenderedPageBreak/>
-        <w:t>Resumen</w:t>
-      </w:r>
+        <w:t>R</w:t>
+      </w:r>
+      <w:r>
+        <w:rPr>
+          <w:b/>
+          <w:bCs/>
+        </w:rPr>
+        <w:t>esumen</w:t>
+      </w:r>
+      <w:bookmarkEnd w:id="2"/>
     </w:p>
     <w:p>
       <w:pPr>
@@ -1141,21 +2727,49 @@
           <w:bCs/>
         </w:rPr>
       </w:pPr>
-      <w:bookmarkStart w:id="3" w:name="_30j0zll" w:colFirst="0" w:colLast="0"/>
-      <w:bookmarkEnd w:id="3"/>
+      <w:bookmarkStart w:id="3" w:name="_Toc221045500"/>
       <w:r>
         <w:rPr>
           <w:b/>
           <w:bCs/>
         </w:rPr>
-        <w:t>Descripción</w:t>
-      </w:r>
+        <w:t>D</w:t>
+      </w:r>
+      <w:r>
+        <w:rPr>
+          <w:b/>
+          <w:bCs/>
+        </w:rPr>
+        <w:t>escripción</w:t>
+      </w:r>
+      <w:bookmarkEnd w:id="3"/>
     </w:p>
     <w:p>
       <w:pPr>
         <w:spacing w:after="160" w:line="259" w:lineRule="auto"/>
         <w:jc w:val="both"/>
       </w:pPr>
+      <w:r>
+        <w:t xml:space="preserve">Videojuego de carreras arcade de aviones para </w:t>
+      </w:r>
+      <w:r>
+        <w:rPr>
+          <w:rStyle w:val="Textoennegrita"/>
+        </w:rPr>
+        <w:t>2 jugadores en pantalla dividida</w:t>
+      </w:r>
+      <w:r>
+        <w:t xml:space="preserve">, centrado en la </w:t>
+      </w:r>
+      <w:r>
+        <w:rPr>
+          <w:rStyle w:val="Textoennegrita"/>
+        </w:rPr>
+        <w:t>velocidad y la obtención de puntos</w:t>
+      </w:r>
+      <w:r>
+        <w:t>. Los jugadores compiten en circuitos cerrados mientras esquivan obstáculos, recolectan objetos y toman rutas peligrosas para maximizar su puntuación.</w:t>
+      </w:r>
     </w:p>
     <w:p>
       <w:pPr>
@@ -1171,6 +2785,7 @@
           <w:bCs/>
         </w:rPr>
       </w:pPr>
+      <w:bookmarkStart w:id="4" w:name="_Toc221045501"/>
       <w:r>
         <w:rPr>
           <w:b/>
@@ -1178,12 +2793,16 @@
         </w:rPr>
         <w:t>Género</w:t>
       </w:r>
+      <w:bookmarkEnd w:id="4"/>
     </w:p>
     <w:p>
       <w:pPr>
         <w:spacing w:before="240" w:after="240"/>
         <w:jc w:val="both"/>
       </w:pPr>
+      <w:r>
+        <w:t>Carreras</w:t>
+      </w:r>
     </w:p>
     <w:p>
       <w:pPr>
@@ -1199,16 +2818,23 @@
           <w:bCs/>
         </w:rPr>
       </w:pPr>
-      <w:bookmarkStart w:id="4" w:name="_1fob9te" w:colFirst="0" w:colLast="0"/>
-      <w:bookmarkEnd w:id="4"/>
+      <w:bookmarkStart w:id="5" w:name="_Toc221045502"/>
       <w:proofErr w:type="spellStart"/>
       <w:r>
         <w:rPr>
           <w:b/>
           <w:bCs/>
         </w:rPr>
-        <w:t>Setting</w:t>
-      </w:r>
+        <w:t>S</w:t>
+      </w:r>
+      <w:r>
+        <w:rPr>
+          <w:b/>
+          <w:bCs/>
+        </w:rPr>
+        <w:t>etting</w:t>
+      </w:r>
+      <w:bookmarkEnd w:id="5"/>
       <w:proofErr w:type="spellEnd"/>
     </w:p>
     <w:p>
@@ -1216,6 +2842,9 @@
         <w:spacing w:before="240" w:after="240"/>
         <w:jc w:val="both"/>
       </w:pPr>
+      <w:r>
+        <w:t>Circuitos cerrados ambientados en entornos estilizados, combinando zonas abiertas con secciones de alta densidad de obstáculos.</w:t>
+      </w:r>
     </w:p>
     <w:p>
       <w:pPr>
@@ -1231,6 +2860,7 @@
           <w:bCs/>
         </w:rPr>
       </w:pPr>
+      <w:bookmarkStart w:id="6" w:name="_Toc221045503"/>
       <w:r>
         <w:rPr>
           <w:b/>
@@ -1238,15 +2868,191 @@
         </w:rPr>
         <w:t>Características principales</w:t>
       </w:r>
-    </w:p>
-    <w:p>
-      <w:pPr>
+      <w:bookmarkEnd w:id="6"/>
+    </w:p>
+    <w:p>
+      <w:pPr>
+        <w:pStyle w:val="NormalWeb"/>
         <w:numPr>
           <w:ilvl w:val="0"/>
-          <w:numId w:val="3"/>
+          <w:numId w:val="6"/>
         </w:numPr>
-        <w:jc w:val="both"/>
-      </w:pPr>
+        <w:rPr>
+          <w:rFonts w:ascii="Arial" w:hAnsi="Arial" w:cs="Arial"/>
+          <w:sz w:val="22"/>
+          <w:szCs w:val="22"/>
+        </w:rPr>
+      </w:pPr>
+      <w:r>
+        <w:rPr>
+          <w:rFonts w:ascii="Arial" w:hAnsi="Arial" w:cs="Arial"/>
+          <w:sz w:val="22"/>
+          <w:szCs w:val="22"/>
+        </w:rPr>
+        <w:t>2 jugadores</w:t>
+      </w:r>
+    </w:p>
+    <w:p>
+      <w:pPr>
+        <w:pStyle w:val="NormalWeb"/>
+        <w:numPr>
+          <w:ilvl w:val="0"/>
+          <w:numId w:val="6"/>
+        </w:numPr>
+        <w:rPr>
+          <w:rFonts w:ascii="Arial" w:hAnsi="Arial" w:cs="Arial"/>
+          <w:sz w:val="22"/>
+          <w:szCs w:val="22"/>
+        </w:rPr>
+      </w:pPr>
+      <w:r>
+        <w:rPr>
+          <w:rFonts w:ascii="Arial" w:hAnsi="Arial" w:cs="Arial"/>
+          <w:sz w:val="22"/>
+          <w:szCs w:val="22"/>
+        </w:rPr>
+        <w:t>Velocidad constante</w:t>
+      </w:r>
+    </w:p>
+    <w:p>
+      <w:pPr>
+        <w:pStyle w:val="NormalWeb"/>
+        <w:numPr>
+          <w:ilvl w:val="0"/>
+          <w:numId w:val="6"/>
+        </w:numPr>
+        <w:rPr>
+          <w:rFonts w:ascii="Arial" w:hAnsi="Arial" w:cs="Arial"/>
+          <w:sz w:val="22"/>
+          <w:szCs w:val="22"/>
+        </w:rPr>
+      </w:pPr>
+      <w:r>
+        <w:rPr>
+          <w:rFonts w:ascii="Arial" w:hAnsi="Arial" w:cs="Arial"/>
+          <w:sz w:val="22"/>
+          <w:szCs w:val="22"/>
+        </w:rPr>
+        <w:t>Colisiones con el entorno</w:t>
+      </w:r>
+    </w:p>
+    <w:p>
+      <w:pPr>
+        <w:pStyle w:val="NormalWeb"/>
+        <w:numPr>
+          <w:ilvl w:val="0"/>
+          <w:numId w:val="6"/>
+        </w:numPr>
+        <w:rPr>
+          <w:rFonts w:ascii="Arial" w:hAnsi="Arial" w:cs="Arial"/>
+          <w:sz w:val="22"/>
+          <w:szCs w:val="22"/>
+        </w:rPr>
+      </w:pPr>
+      <w:r>
+        <w:rPr>
+          <w:rFonts w:ascii="Arial" w:hAnsi="Arial" w:cs="Arial"/>
+          <w:sz w:val="22"/>
+          <w:szCs w:val="22"/>
+        </w:rPr>
+        <w:t>Sistema de puntuación basado en riesgo/recompensa</w:t>
+      </w:r>
+      <w:r>
+        <w:rPr>
+          <w:rFonts w:ascii="Arial" w:hAnsi="Arial" w:cs="Arial"/>
+          <w:sz w:val="22"/>
+          <w:szCs w:val="22"/>
+        </w:rPr>
+        <w:t xml:space="preserve"> (zonas más obstaculizadas esconderán mejores </w:t>
+      </w:r>
+      <w:proofErr w:type="spellStart"/>
+      <w:r>
+        <w:rPr>
+          <w:rFonts w:ascii="Arial" w:hAnsi="Arial" w:cs="Arial"/>
+          <w:sz w:val="22"/>
+          <w:szCs w:val="22"/>
+        </w:rPr>
+        <w:t>recomenpensas</w:t>
+      </w:r>
+      <w:proofErr w:type="spellEnd"/>
+      <w:r>
+        <w:rPr>
+          <w:rFonts w:ascii="Arial" w:hAnsi="Arial" w:cs="Arial"/>
+          <w:sz w:val="22"/>
+          <w:szCs w:val="22"/>
+        </w:rPr>
+        <w:t>)</w:t>
+      </w:r>
+    </w:p>
+    <w:p>
+      <w:pPr>
+        <w:pStyle w:val="NormalWeb"/>
+        <w:numPr>
+          <w:ilvl w:val="0"/>
+          <w:numId w:val="6"/>
+        </w:numPr>
+        <w:rPr>
+          <w:rFonts w:ascii="Arial" w:hAnsi="Arial" w:cs="Arial"/>
+          <w:sz w:val="22"/>
+          <w:szCs w:val="22"/>
+        </w:rPr>
+      </w:pPr>
+      <w:r>
+        <w:rPr>
+          <w:rFonts w:ascii="Arial" w:hAnsi="Arial" w:cs="Arial"/>
+          <w:sz w:val="22"/>
+          <w:szCs w:val="22"/>
+        </w:rPr>
+        <w:t xml:space="preserve">Estilo visual </w:t>
+      </w:r>
+      <w:proofErr w:type="spellStart"/>
+      <w:r>
+        <w:rPr>
+          <w:rStyle w:val="Textoennegrita"/>
+          <w:rFonts w:ascii="Arial" w:hAnsi="Arial" w:cs="Arial"/>
+          <w:b w:val="0"/>
+          <w:bCs w:val="0"/>
+          <w:sz w:val="22"/>
+          <w:szCs w:val="22"/>
+        </w:rPr>
+        <w:t>low</w:t>
+      </w:r>
+      <w:proofErr w:type="spellEnd"/>
+      <w:r>
+        <w:rPr>
+          <w:rStyle w:val="Textoennegrita"/>
+          <w:rFonts w:ascii="Arial" w:hAnsi="Arial" w:cs="Arial"/>
+          <w:b w:val="0"/>
+          <w:bCs w:val="0"/>
+          <w:sz w:val="22"/>
+          <w:szCs w:val="22"/>
+        </w:rPr>
+        <w:t xml:space="preserve"> </w:t>
+      </w:r>
+      <w:proofErr w:type="spellStart"/>
+      <w:r>
+        <w:rPr>
+          <w:rStyle w:val="Textoennegrita"/>
+          <w:rFonts w:ascii="Arial" w:hAnsi="Arial" w:cs="Arial"/>
+          <w:b w:val="0"/>
+          <w:bCs w:val="0"/>
+          <w:sz w:val="22"/>
+          <w:szCs w:val="22"/>
+        </w:rPr>
+        <w:t>poly</w:t>
+      </w:r>
+      <w:proofErr w:type="spellEnd"/>
+      <w:r>
+        <w:rPr>
+          <w:rStyle w:val="Textoennegrita"/>
+          <w:rFonts w:ascii="Arial" w:hAnsi="Arial" w:cs="Arial"/>
+          <w:b w:val="0"/>
+          <w:bCs w:val="0"/>
+          <w:sz w:val="22"/>
+          <w:szCs w:val="22"/>
+        </w:rPr>
+        <w:t xml:space="preserve"> </w:t>
+      </w:r>
     </w:p>
     <w:p>
       <w:pPr>
@@ -1262,14 +3068,23 @@
           <w:bCs/>
         </w:rPr>
       </w:pPr>
+      <w:bookmarkStart w:id="7" w:name="_Toc221045504"/>
       <w:proofErr w:type="spellStart"/>
       <w:r>
         <w:rPr>
           <w:b/>
           <w:bCs/>
         </w:rPr>
-        <w:t>Gameplay</w:t>
-      </w:r>
+        <w:t>G</w:t>
+      </w:r>
+      <w:r>
+        <w:rPr>
+          <w:b/>
+          <w:bCs/>
+        </w:rPr>
+        <w:t>ameplay</w:t>
+      </w:r>
+      <w:bookmarkEnd w:id="7"/>
       <w:proofErr w:type="spellEnd"/>
     </w:p>
     <w:p>
@@ -1286,20 +3101,75 @@
           <w:bCs/>
         </w:rPr>
       </w:pPr>
-      <w:bookmarkStart w:id="5" w:name="_3znysh7" w:colFirst="0" w:colLast="0"/>
-      <w:bookmarkEnd w:id="5"/>
+      <w:bookmarkStart w:id="8" w:name="_Toc221045505"/>
       <w:r>
         <w:rPr>
           <w:b/>
           <w:bCs/>
         </w:rPr>
-        <w:t>Objetivo del juego</w:t>
-      </w:r>
-    </w:p>
-    <w:p>
-      <w:pPr>
-        <w:jc w:val="both"/>
-      </w:pPr>
+        <w:t>O</w:t>
+      </w:r>
+      <w:r>
+        <w:rPr>
+          <w:b/>
+          <w:bCs/>
+        </w:rPr>
+        <w:t>bjetivo del juego</w:t>
+      </w:r>
+      <w:bookmarkEnd w:id="8"/>
+    </w:p>
+    <w:p>
+      <w:pPr>
+        <w:pStyle w:val="NormalWeb"/>
+        <w:ind w:left="360"/>
+        <w:rPr>
+          <w:rFonts w:ascii="Arial" w:hAnsi="Arial" w:cs="Arial"/>
+          <w:sz w:val="22"/>
+          <w:szCs w:val="22"/>
+        </w:rPr>
+      </w:pPr>
+      <w:r>
+        <w:rPr>
+          <w:rFonts w:ascii="Arial" w:hAnsi="Arial" w:cs="Arial"/>
+          <w:sz w:val="22"/>
+          <w:szCs w:val="22"/>
+        </w:rPr>
+        <w:t xml:space="preserve">Llegar a la meta </w:t>
+      </w:r>
+      <w:r>
+        <w:rPr>
+          <w:rStyle w:val="Textoennegrita"/>
+          <w:rFonts w:ascii="Arial" w:hAnsi="Arial" w:cs="Arial"/>
+          <w:sz w:val="22"/>
+          <w:szCs w:val="22"/>
+        </w:rPr>
+        <w:t>antes que el rival y con la mayor cantidad de puntos posibles</w:t>
+      </w:r>
+      <w:r>
+        <w:rPr>
+          <w:rFonts w:ascii="Arial" w:hAnsi="Arial" w:cs="Arial"/>
+          <w:sz w:val="22"/>
+          <w:szCs w:val="22"/>
+        </w:rPr>
+        <w:t>.</w:t>
+      </w:r>
+      <w:r>
+        <w:rPr>
+          <w:rFonts w:ascii="Arial" w:hAnsi="Arial" w:cs="Arial"/>
+          <w:sz w:val="22"/>
+          <w:szCs w:val="22"/>
+        </w:rPr>
+        <w:br/>
+        <w:t>Si un jugador colisiona con el entorno, pierde automáticamente la partida y el jugador restante gana.</w:t>
+      </w:r>
+      <w:r>
+        <w:rPr>
+          <w:rFonts w:ascii="Arial" w:hAnsi="Arial" w:cs="Arial"/>
+          <w:sz w:val="22"/>
+          <w:szCs w:val="22"/>
+        </w:rPr>
+        <w:t xml:space="preserve"> Si colisionan entre sí, ambos jugadores pierden la partida.</w:t>
+      </w:r>
     </w:p>
     <w:p>
       <w:pPr>
@@ -1315,31 +3185,314 @@
           <w:bCs/>
         </w:rPr>
       </w:pPr>
-      <w:bookmarkStart w:id="6" w:name="_2et92p0" w:colFirst="0" w:colLast="0"/>
-      <w:bookmarkEnd w:id="6"/>
+      <w:bookmarkStart w:id="9" w:name="_Toc221045506"/>
       <w:r>
         <w:rPr>
           <w:b/>
           <w:bCs/>
         </w:rPr>
-        <w:t xml:space="preserve">Core </w:t>
-      </w:r>
-      <w:proofErr w:type="spellStart"/>
+        <w:t>C</w:t>
+      </w:r>
       <w:r>
         <w:rPr>
           <w:b/>
           <w:bCs/>
         </w:rPr>
+        <w:t xml:space="preserve">ore </w:t>
+      </w:r>
+      <w:proofErr w:type="spellStart"/>
+      <w:r>
+        <w:rPr>
+          <w:b/>
+          <w:bCs/>
+        </w:rPr>
         <w:t>loops</w:t>
       </w:r>
+      <w:bookmarkEnd w:id="9"/>
       <w:proofErr w:type="spellEnd"/>
     </w:p>
     <w:p>
       <w:pPr>
-        <w:ind w:left="1440"/>
-      </w:pPr>
-      <w:r>
-        <w:t>(Modificar)</w:t>
+        <w:pStyle w:val="Prrafodelista"/>
+        <w:numPr>
+          <w:ilvl w:val="0"/>
+          <w:numId w:val="8"/>
+        </w:numPr>
+      </w:pPr>
+      <w:r>
+        <w:t xml:space="preserve">Menú principal </w:t>
+      </w:r>
+    </w:p>
+    <w:p>
+      <w:pPr>
+        <w:pStyle w:val="Prrafodelista"/>
+        <w:numPr>
+          <w:ilvl w:val="0"/>
+          <w:numId w:val="8"/>
+        </w:numPr>
+      </w:pPr>
+      <w:r>
+        <w:t>Escoger qué jugador serás</w:t>
+      </w:r>
+    </w:p>
+    <w:p>
+      <w:pPr>
+        <w:pStyle w:val="Prrafodelista"/>
+        <w:numPr>
+          <w:ilvl w:val="0"/>
+          <w:numId w:val="8"/>
+        </w:numPr>
+        <w:spacing w:before="100" w:beforeAutospacing="1" w:after="100" w:afterAutospacing="1" w:line="240" w:lineRule="auto"/>
+        <w:rPr>
+          <w:rFonts w:eastAsia="Times New Roman"/>
+          <w:lang w:val="es-ES"/>
+        </w:rPr>
+      </w:pPr>
+      <w:r>
+        <w:rPr>
+          <w:rFonts w:eastAsia="Times New Roman"/>
+          <w:lang w:val="es-ES"/>
+        </w:rPr>
+        <w:t>El jugador avanza por el circuito</w:t>
+      </w:r>
+    </w:p>
+    <w:p>
+      <w:pPr>
+        <w:pStyle w:val="Prrafodelista"/>
+        <w:numPr>
+          <w:ilvl w:val="0"/>
+          <w:numId w:val="8"/>
+        </w:numPr>
+        <w:spacing w:before="100" w:beforeAutospacing="1" w:after="100" w:afterAutospacing="1" w:line="240" w:lineRule="auto"/>
+        <w:rPr>
+          <w:rFonts w:eastAsia="Times New Roman"/>
+          <w:lang w:val="es-ES"/>
+        </w:rPr>
+      </w:pPr>
+      <w:r>
+        <w:rPr>
+          <w:rFonts w:eastAsia="Times New Roman"/>
+          <w:lang w:val="es-ES"/>
+        </w:rPr>
+        <w:t>Esquiva obstáculos y el entorno</w:t>
+      </w:r>
+    </w:p>
+    <w:p>
+      <w:pPr>
+        <w:pStyle w:val="Prrafodelista"/>
+        <w:numPr>
+          <w:ilvl w:val="0"/>
+          <w:numId w:val="8"/>
+        </w:numPr>
+        <w:spacing w:before="100" w:beforeAutospacing="1" w:after="100" w:afterAutospacing="1" w:line="240" w:lineRule="auto"/>
+        <w:rPr>
+          <w:rFonts w:eastAsia="Times New Roman"/>
+          <w:lang w:val="es-ES"/>
+        </w:rPr>
+      </w:pPr>
+      <w:r>
+        <w:rPr>
+          <w:rFonts w:eastAsia="Times New Roman"/>
+          <w:lang w:val="es-ES"/>
+        </w:rPr>
+        <w:t>Decide entre:</w:t>
+      </w:r>
+    </w:p>
+    <w:p>
+      <w:pPr>
+        <w:pStyle w:val="Prrafodelista"/>
+        <w:numPr>
+          <w:ilvl w:val="1"/>
+          <w:numId w:val="8"/>
+        </w:numPr>
+        <w:spacing w:before="100" w:beforeAutospacing="1" w:after="100" w:afterAutospacing="1" w:line="240" w:lineRule="auto"/>
+        <w:rPr>
+          <w:rFonts w:eastAsia="Times New Roman"/>
+          <w:lang w:val="es-ES"/>
+        </w:rPr>
+      </w:pPr>
+      <w:r>
+        <w:rPr>
+          <w:rFonts w:eastAsia="Times New Roman"/>
+          <w:lang w:val="es-ES"/>
+        </w:rPr>
+        <w:t>Ruta segura (menos puntos)</w:t>
+      </w:r>
+    </w:p>
+    <w:p>
+      <w:pPr>
+        <w:pStyle w:val="Prrafodelista"/>
+        <w:numPr>
+          <w:ilvl w:val="1"/>
+          <w:numId w:val="8"/>
+        </w:numPr>
+        <w:spacing w:before="100" w:beforeAutospacing="1" w:after="100" w:afterAutospacing="1" w:line="240" w:lineRule="auto"/>
+        <w:rPr>
+          <w:rFonts w:eastAsia="Times New Roman"/>
+          <w:lang w:val="es-ES"/>
+        </w:rPr>
+      </w:pPr>
+      <w:r>
+        <w:rPr>
+          <w:rFonts w:eastAsia="Times New Roman"/>
+          <w:lang w:val="es-ES"/>
+        </w:rPr>
+        <w:t>Ruta arriesgada (más puntos)</w:t>
+      </w:r>
+    </w:p>
+    <w:p>
+      <w:pPr>
+        <w:pStyle w:val="Prrafodelista"/>
+        <w:numPr>
+          <w:ilvl w:val="0"/>
+          <w:numId w:val="8"/>
+        </w:numPr>
+        <w:spacing w:before="100" w:beforeAutospacing="1" w:after="100" w:afterAutospacing="1" w:line="240" w:lineRule="auto"/>
+        <w:rPr>
+          <w:rFonts w:eastAsia="Times New Roman"/>
+          <w:lang w:val="es-ES"/>
+        </w:rPr>
+      </w:pPr>
+      <w:r>
+        <w:rPr>
+          <w:rFonts w:eastAsia="Times New Roman"/>
+          <w:lang w:val="es-ES"/>
+        </w:rPr>
+        <w:t>Recoge objetos de puntuación</w:t>
+      </w:r>
+    </w:p>
+    <w:p>
+      <w:pPr>
+        <w:pStyle w:val="Prrafodelista"/>
+        <w:numPr>
+          <w:ilvl w:val="0"/>
+          <w:numId w:val="8"/>
+        </w:numPr>
+        <w:spacing w:before="100" w:beforeAutospacing="1" w:after="100" w:afterAutospacing="1" w:line="240" w:lineRule="auto"/>
+        <w:rPr>
+          <w:rFonts w:eastAsia="Times New Roman"/>
+          <w:lang w:val="es-ES"/>
+        </w:rPr>
+      </w:pPr>
+      <w:r>
+        <w:rPr>
+          <w:rFonts w:eastAsia="Times New Roman"/>
+          <w:lang w:val="es-ES"/>
+        </w:rPr>
+        <w:t>Llega a la meta → se compara puntuación</w:t>
+      </w:r>
+    </w:p>
+    <w:p>
+      <w:pPr>
+        <w:pStyle w:val="Prrafodelista"/>
+        <w:numPr>
+          <w:ilvl w:val="0"/>
+          <w:numId w:val="8"/>
+        </w:numPr>
+        <w:spacing w:before="100" w:beforeAutospacing="1" w:after="100" w:afterAutospacing="1" w:line="240" w:lineRule="auto"/>
+        <w:rPr>
+          <w:rFonts w:eastAsia="Times New Roman"/>
+          <w:lang w:val="es-ES"/>
+        </w:rPr>
+      </w:pPr>
+      <w:r>
+        <w:rPr>
+          <w:rFonts w:eastAsia="Times New Roman"/>
+          <w:lang w:val="es-ES"/>
+        </w:rPr>
+        <w:t>Menú victoria</w:t>
+      </w:r>
+    </w:p>
+    <w:p>
+      <w:pPr>
+        <w:pStyle w:val="Prrafodelista"/>
+        <w:numPr>
+          <w:ilvl w:val="0"/>
+          <w:numId w:val="8"/>
+        </w:numPr>
+        <w:spacing w:before="100" w:beforeAutospacing="1" w:after="100" w:afterAutospacing="1" w:line="240" w:lineRule="auto"/>
+        <w:rPr>
+          <w:rFonts w:eastAsia="Times New Roman"/>
+          <w:lang w:val="es-ES"/>
+        </w:rPr>
+      </w:pPr>
+      <w:r>
+        <w:rPr>
+          <w:rFonts w:eastAsia="Times New Roman"/>
+          <w:lang w:val="es-ES"/>
+        </w:rPr>
+        <w:t xml:space="preserve">Colisiona </w:t>
+      </w:r>
+      <w:r>
+        <w:rPr>
+          <w:rFonts w:eastAsia="Times New Roman"/>
+          <w:lang w:val="es-ES"/>
+        </w:rPr>
+        <w:t>→</w:t>
+      </w:r>
+      <w:r>
+        <w:rPr>
+          <w:rFonts w:eastAsia="Times New Roman"/>
+          <w:lang w:val="es-ES"/>
+        </w:rPr>
+        <w:t xml:space="preserve"> </w:t>
+      </w:r>
+      <w:r>
+        <w:rPr>
+          <w:rFonts w:eastAsia="Times New Roman"/>
+          <w:lang w:val="es-ES"/>
+        </w:rPr>
+        <w:t>no llega a la meta</w:t>
+      </w:r>
+    </w:p>
+    <w:p>
+      <w:pPr>
+        <w:pStyle w:val="Prrafodelista"/>
+        <w:numPr>
+          <w:ilvl w:val="0"/>
+          <w:numId w:val="8"/>
+        </w:numPr>
+        <w:spacing w:before="100" w:beforeAutospacing="1" w:after="100" w:afterAutospacing="1" w:line="240" w:lineRule="auto"/>
+        <w:rPr>
+          <w:rFonts w:eastAsia="Times New Roman"/>
+          <w:lang w:val="es-ES"/>
+        </w:rPr>
+      </w:pPr>
+      <w:r>
+        <w:rPr>
+          <w:rFonts w:eastAsia="Times New Roman"/>
+          <w:lang w:val="es-ES"/>
+        </w:rPr>
+        <w:t>Menú puntuación</w:t>
+      </w:r>
+    </w:p>
+    <w:p>
+      <w:pPr>
+        <w:pStyle w:val="Prrafodelista"/>
+        <w:spacing w:before="100" w:beforeAutospacing="1" w:after="100" w:afterAutospacing="1" w:line="240" w:lineRule="auto"/>
+        <w:rPr>
+          <w:rFonts w:eastAsia="Times New Roman"/>
+          <w:lang w:val="es-ES"/>
+        </w:rPr>
+      </w:pPr>
+    </w:p>
+    <w:p>
+      <w:pPr>
+        <w:pStyle w:val="Prrafodelista"/>
+        <w:spacing w:before="100" w:beforeAutospacing="1" w:after="100" w:afterAutospacing="1" w:line="240" w:lineRule="auto"/>
+        <w:rPr>
+          <w:rFonts w:eastAsia="Times New Roman"/>
+          <w:lang w:val="es-ES"/>
+        </w:rPr>
+      </w:pPr>
+      <w:r>
+        <w:rPr>
+          <w:rFonts w:eastAsia="Times New Roman"/>
+          <w:highlight w:val="yellow"/>
+          <w:lang w:val="es-ES"/>
+        </w:rPr>
+        <w:lastRenderedPageBreak/>
+        <w:t>(TODO: CAMBIAR GRÁFICO)</w:t>
       </w:r>
     </w:p>
     <w:p>
@@ -1401,15 +3554,22 @@
           <w:bCs/>
         </w:rPr>
       </w:pPr>
-      <w:bookmarkStart w:id="7" w:name="_tyjcwt" w:colFirst="0" w:colLast="0"/>
-      <w:bookmarkEnd w:id="7"/>
+      <w:bookmarkStart w:id="10" w:name="_Toc221045507"/>
       <w:r>
         <w:rPr>
           <w:b/>
           <w:bCs/>
         </w:rPr>
-        <w:t>Mecánicas</w:t>
-      </w:r>
+        <w:t>M</w:t>
+      </w:r>
+      <w:r>
+        <w:rPr>
+          <w:b/>
+          <w:bCs/>
+        </w:rPr>
+        <w:t>ecánicas</w:t>
+      </w:r>
+      <w:bookmarkEnd w:id="10"/>
     </w:p>
     <w:p>
       <w:pPr>
@@ -1433,54 +3593,601 @@
           <w:bCs/>
         </w:rPr>
       </w:pPr>
-      <w:bookmarkStart w:id="8" w:name="_3dy6vkm" w:colFirst="0" w:colLast="0"/>
-      <w:bookmarkEnd w:id="8"/>
-      <w:proofErr w:type="spellStart"/>
+      <w:bookmarkStart w:id="11" w:name="_Toc221045508"/>
       <w:r>
         <w:rPr>
           <w:b/>
           <w:bCs/>
         </w:rPr>
-        <w:t>Mec</w:t>
-      </w:r>
-      <w:proofErr w:type="spellEnd"/>
+        <w:t>M</w:t>
+      </w:r>
       <w:r>
         <w:rPr>
           <w:b/>
           <w:bCs/>
         </w:rPr>
-        <w:t xml:space="preserve"> 1</w:t>
-      </w:r>
+        <w:t>ovimiento del avión</w:t>
+      </w:r>
+      <w:bookmarkEnd w:id="11"/>
     </w:p>
     <w:p>
       <w:pPr>
         <w:jc w:val="both"/>
-      </w:pPr>
-      <w:r>
         <w:rPr>
           <w:b/>
           <w:bCs/>
         </w:rPr>
+      </w:pPr>
+      <w:r>
+        <w:rPr>
+          <w:b/>
+          <w:bCs/>
+        </w:rPr>
         <w:t>Representación interna</w:t>
+      </w:r>
+    </w:p>
+    <w:p>
+      <w:pPr>
+        <w:pStyle w:val="Prrafodelista"/>
+        <w:numPr>
+          <w:ilvl w:val="0"/>
+          <w:numId w:val="6"/>
+        </w:numPr>
+        <w:spacing w:before="100" w:beforeAutospacing="1" w:after="100" w:afterAutospacing="1" w:line="240" w:lineRule="auto"/>
+        <w:rPr>
+          <w:rFonts w:eastAsia="Times New Roman"/>
+          <w:lang w:val="es-ES"/>
+        </w:rPr>
+      </w:pPr>
+      <w:r>
+        <w:rPr>
+          <w:rFonts w:eastAsia="Times New Roman"/>
+          <w:lang w:val="es-ES"/>
+        </w:rPr>
+        <w:t xml:space="preserve">Movimiento basado en interpolación directa </w:t>
+      </w:r>
+    </w:p>
+    <w:p>
+      <w:pPr>
+        <w:pStyle w:val="Prrafodelista"/>
+        <w:numPr>
+          <w:ilvl w:val="0"/>
+          <w:numId w:val="6"/>
+        </w:numPr>
+        <w:spacing w:before="100" w:beforeAutospacing="1" w:after="100" w:afterAutospacing="1" w:line="240" w:lineRule="auto"/>
+        <w:rPr>
+          <w:rFonts w:eastAsia="Times New Roman"/>
+          <w:highlight w:val="yellow"/>
+          <w:lang w:val="es-ES"/>
+        </w:rPr>
+      </w:pPr>
+      <w:r>
+        <w:rPr>
+          <w:rFonts w:eastAsia="Times New Roman"/>
+          <w:highlight w:val="yellow"/>
+          <w:lang w:val="es-ES"/>
+        </w:rPr>
+        <w:t>Avance automático a velocidad constante</w:t>
+      </w:r>
+      <w:r>
+        <w:rPr>
+          <w:rFonts w:eastAsia="Times New Roman"/>
+          <w:highlight w:val="yellow"/>
+          <w:lang w:val="es-ES"/>
+        </w:rPr>
+        <w:t xml:space="preserve"> (¿?)</w:t>
+      </w:r>
+    </w:p>
+    <w:p>
+      <w:pPr>
+        <w:pStyle w:val="Prrafodelista"/>
+        <w:numPr>
+          <w:ilvl w:val="0"/>
+          <w:numId w:val="9"/>
+        </w:numPr>
+        <w:spacing w:before="100" w:beforeAutospacing="1" w:line="240" w:lineRule="auto"/>
+        <w:rPr>
+          <w:rFonts w:eastAsia="Times New Roman"/>
+          <w:lang w:val="es-ES"/>
+        </w:rPr>
+      </w:pPr>
+      <w:r>
+        <w:rPr>
+          <w:rFonts w:eastAsia="Times New Roman"/>
+          <w:lang w:val="es-ES"/>
+        </w:rPr>
+        <w:t>Posición controlada en ejes:</w:t>
+      </w:r>
+    </w:p>
+    <w:p>
+      <w:pPr>
+        <w:numPr>
+          <w:ilvl w:val="0"/>
+          <w:numId w:val="10"/>
+        </w:numPr>
+        <w:spacing w:after="100" w:afterAutospacing="1" w:line="240" w:lineRule="auto"/>
+        <w:rPr>
+          <w:rFonts w:eastAsia="Times New Roman"/>
+          <w:lang w:val="es-ES"/>
+        </w:rPr>
+      </w:pPr>
+      <w:r>
+        <w:rPr>
+          <w:rFonts w:eastAsia="Times New Roman"/>
+          <w:lang w:val="es-ES"/>
+        </w:rPr>
+        <w:t>Horizontal</w:t>
+      </w:r>
+    </w:p>
+    <w:p>
+      <w:pPr>
+        <w:numPr>
+          <w:ilvl w:val="0"/>
+          <w:numId w:val="10"/>
+        </w:numPr>
+        <w:spacing w:after="100" w:afterAutospacing="1" w:line="240" w:lineRule="auto"/>
+        <w:rPr>
+          <w:rFonts w:eastAsia="Times New Roman"/>
+          <w:lang w:val="es-ES"/>
+        </w:rPr>
+      </w:pPr>
+      <w:r>
+        <w:rPr>
+          <w:rFonts w:eastAsia="Times New Roman"/>
+          <w:lang w:val="es-ES"/>
+        </w:rPr>
+        <w:t>Vertical</w:t>
       </w:r>
     </w:p>
     <w:p>
       <w:pPr>
         <w:spacing w:before="240" w:after="240"/>
         <w:jc w:val="both"/>
-        <w:sectPr>
-          <w:type w:val="continuous"/>
-          <w:pgSz w:w="11909" w:h="16834"/>
-          <w:pgMar w:top="1440" w:right="1440" w:bottom="1440" w:left="1440" w:header="720" w:footer="720" w:gutter="0"/>
-          <w:cols w:space="720"/>
-        </w:sectPr>
-      </w:pPr>
-      <w:r>
         <w:rPr>
           <w:b/>
           <w:bCs/>
         </w:rPr>
+      </w:pPr>
+      <w:r>
+        <w:rPr>
+          <w:b/>
+          <w:bCs/>
+        </w:rPr>
         <w:t>Parámetros</w:t>
+      </w:r>
+    </w:p>
+    <w:p>
+      <w:pPr>
+        <w:pStyle w:val="NormalWeb"/>
+        <w:numPr>
+          <w:ilvl w:val="0"/>
+          <w:numId w:val="12"/>
+        </w:numPr>
+        <w:rPr>
+          <w:rFonts w:ascii="Arial" w:hAnsi="Arial" w:cs="Arial"/>
+          <w:sz w:val="22"/>
+          <w:szCs w:val="22"/>
+        </w:rPr>
+      </w:pPr>
+      <w:r>
+        <w:rPr>
+          <w:rFonts w:ascii="Arial" w:hAnsi="Arial" w:cs="Arial"/>
+          <w:sz w:val="22"/>
+          <w:szCs w:val="22"/>
+        </w:rPr>
+        <w:t>Velocidad fija del avión</w:t>
+      </w:r>
+    </w:p>
+    <w:p>
+      <w:pPr>
+        <w:pStyle w:val="NormalWeb"/>
+        <w:numPr>
+          <w:ilvl w:val="0"/>
+          <w:numId w:val="12"/>
+        </w:numPr>
+        <w:rPr>
+          <w:rFonts w:ascii="Arial" w:hAnsi="Arial" w:cs="Arial"/>
+          <w:sz w:val="22"/>
+          <w:szCs w:val="22"/>
+        </w:rPr>
+      </w:pPr>
+      <w:r>
+        <w:rPr>
+          <w:rFonts w:ascii="Arial" w:hAnsi="Arial" w:cs="Arial"/>
+          <w:sz w:val="22"/>
+          <w:szCs w:val="22"/>
+        </w:rPr>
+        <w:t>Límite máximo de desplazamiento lateral</w:t>
+      </w:r>
+    </w:p>
+    <w:p>
+      <w:pPr>
+        <w:pStyle w:val="NormalWeb"/>
+        <w:numPr>
+          <w:ilvl w:val="0"/>
+          <w:numId w:val="12"/>
+        </w:numPr>
+        <w:rPr>
+          <w:rFonts w:ascii="Arial" w:hAnsi="Arial" w:cs="Arial"/>
+          <w:sz w:val="22"/>
+          <w:szCs w:val="22"/>
+        </w:rPr>
+      </w:pPr>
+      <w:r>
+        <w:rPr>
+          <w:rFonts w:ascii="Arial" w:hAnsi="Arial" w:cs="Arial"/>
+          <w:sz w:val="22"/>
+          <w:szCs w:val="22"/>
+        </w:rPr>
+        <w:t xml:space="preserve">Límite máximo de desplazamiento </w:t>
+      </w:r>
+      <w:r>
+        <w:rPr>
+          <w:rFonts w:ascii="Arial" w:hAnsi="Arial" w:cs="Arial"/>
+          <w:sz w:val="22"/>
+          <w:szCs w:val="22"/>
+        </w:rPr>
+        <w:t>vertical</w:t>
+      </w:r>
+    </w:p>
+    <w:p>
+      <w:pPr>
+        <w:pStyle w:val="NormalWeb"/>
+        <w:numPr>
+          <w:ilvl w:val="0"/>
+          <w:numId w:val="12"/>
+        </w:numPr>
+        <w:rPr>
+          <w:rFonts w:ascii="Arial" w:hAnsi="Arial" w:cs="Arial"/>
+          <w:sz w:val="22"/>
+          <w:szCs w:val="22"/>
+          <w:highlight w:val="yellow"/>
+        </w:rPr>
+      </w:pPr>
+      <w:r>
+        <w:rPr>
+          <w:rFonts w:ascii="Arial" w:hAnsi="Arial" w:cs="Arial"/>
+          <w:sz w:val="22"/>
+          <w:szCs w:val="22"/>
+          <w:highlight w:val="yellow"/>
+        </w:rPr>
+        <w:t>Inclinación visual del modelo al desplazarse lateralmente</w:t>
+      </w:r>
+      <w:r>
+        <w:rPr>
+          <w:rFonts w:ascii="Arial" w:hAnsi="Arial" w:cs="Arial"/>
+          <w:sz w:val="22"/>
+          <w:szCs w:val="22"/>
+          <w:highlight w:val="yellow"/>
+        </w:rPr>
+        <w:t xml:space="preserve"> (orientación¿?)</w:t>
+      </w:r>
+    </w:p>
+    <w:p>
+      <w:pPr>
+        <w:pStyle w:val="Ttulo2"/>
+        <w:numPr>
+          <w:ilvl w:val="1"/>
+          <w:numId w:val="2"/>
+        </w:numPr>
+        <w:spacing w:before="0"/>
+        <w:jc w:val="both"/>
+        <w:rPr>
+          <w:b/>
+          <w:bCs/>
+        </w:rPr>
+      </w:pPr>
+      <w:bookmarkStart w:id="12" w:name="_Toc221045509"/>
+      <w:r>
+        <w:rPr>
+          <w:b/>
+          <w:bCs/>
+        </w:rPr>
+        <w:t>Colisiones</w:t>
+      </w:r>
+      <w:bookmarkEnd w:id="12"/>
+    </w:p>
+    <w:p>
+      <w:pPr>
+        <w:pStyle w:val="Prrafodelista"/>
+        <w:numPr>
+          <w:ilvl w:val="0"/>
+          <w:numId w:val="12"/>
+        </w:numPr>
+        <w:spacing w:before="100" w:beforeAutospacing="1" w:after="100" w:afterAutospacing="1" w:line="240" w:lineRule="auto"/>
+        <w:rPr>
+          <w:rFonts w:eastAsia="Times New Roman"/>
+          <w:lang w:val="es-ES"/>
+        </w:rPr>
+      </w:pPr>
+      <w:r>
+        <w:rPr>
+          <w:rFonts w:eastAsia="Times New Roman"/>
+          <w:b/>
+          <w:bCs/>
+          <w:lang w:val="es-ES"/>
+        </w:rPr>
+        <w:t>Jugador vs Entorno</w:t>
+      </w:r>
+      <w:r>
+        <w:rPr>
+          <w:rFonts w:eastAsia="Times New Roman"/>
+          <w:lang w:val="es-ES"/>
+        </w:rPr>
+        <w:t xml:space="preserve"> → derrota inmediata</w:t>
+      </w:r>
+      <w:r>
+        <w:rPr>
+          <w:rFonts w:eastAsia="Times New Roman"/>
+          <w:lang w:val="es-ES"/>
+        </w:rPr>
+        <w:t xml:space="preserve"> </w:t>
+      </w:r>
+      <w:r>
+        <w:rPr>
+          <w:rFonts w:eastAsia="Times New Roman"/>
+          <w:lang w:val="es-ES"/>
+        </w:rPr>
+        <w:t>→</w:t>
+      </w:r>
+      <w:r>
+        <w:rPr>
+          <w:rFonts w:eastAsia="Times New Roman"/>
+          <w:lang w:val="es-ES"/>
+        </w:rPr>
+        <w:t xml:space="preserve"> espera que el otro jugador acabe la partida</w:t>
+      </w:r>
+    </w:p>
+    <w:p>
+      <w:pPr>
+        <w:pStyle w:val="Prrafodelista"/>
+        <w:numPr>
+          <w:ilvl w:val="0"/>
+          <w:numId w:val="12"/>
+        </w:numPr>
+        <w:spacing w:before="100" w:beforeAutospacing="1" w:after="100" w:afterAutospacing="1" w:line="240" w:lineRule="auto"/>
+        <w:rPr>
+          <w:rFonts w:eastAsia="Times New Roman"/>
+          <w:lang w:val="es-ES"/>
+        </w:rPr>
+      </w:pPr>
+      <w:r>
+        <w:rPr>
+          <w:rFonts w:eastAsia="Times New Roman"/>
+          <w:b/>
+          <w:bCs/>
+          <w:lang w:val="es-ES"/>
+        </w:rPr>
+        <w:t>Jugador vs Jugador</w:t>
+      </w:r>
+      <w:r>
+        <w:rPr>
+          <w:rFonts w:eastAsia="Times New Roman"/>
+          <w:lang w:val="es-ES"/>
+        </w:rPr>
+        <w:t xml:space="preserve"> → ambos pierden → opción de reiniciar</w:t>
+      </w:r>
+    </w:p>
+    <w:p>
+      <w:pPr>
+        <w:pStyle w:val="Prrafodelista"/>
+        <w:numPr>
+          <w:ilvl w:val="0"/>
+          <w:numId w:val="13"/>
+        </w:numPr>
+        <w:spacing w:line="240" w:lineRule="auto"/>
+        <w:rPr>
+          <w:rFonts w:eastAsia="Times New Roman"/>
+          <w:lang w:val="es-ES"/>
+        </w:rPr>
+      </w:pPr>
+      <w:r>
+        <w:rPr>
+          <w:rFonts w:eastAsia="Times New Roman"/>
+          <w:b/>
+          <w:bCs/>
+          <w:lang w:val="es-ES"/>
+        </w:rPr>
+        <w:t>Jugador vs Objetos</w:t>
+      </w:r>
+      <w:r>
+        <w:rPr>
+          <w:rFonts w:eastAsia="Times New Roman"/>
+          <w:b/>
+          <w:bCs/>
+          <w:lang w:val="es-ES"/>
+        </w:rPr>
+        <w:t>:</w:t>
+      </w:r>
+    </w:p>
+    <w:p>
+      <w:pPr>
+        <w:numPr>
+          <w:ilvl w:val="0"/>
+          <w:numId w:val="14"/>
+        </w:numPr>
+        <w:spacing w:line="240" w:lineRule="auto"/>
+        <w:rPr>
+          <w:rFonts w:eastAsia="Times New Roman"/>
+          <w:lang w:val="es-ES"/>
+        </w:rPr>
+      </w:pPr>
+      <w:r>
+        <w:rPr>
+          <w:rFonts w:eastAsia="Times New Roman"/>
+          <w:lang w:val="es-ES"/>
+        </w:rPr>
+        <w:t>Positivos: suma de puntos</w:t>
+      </w:r>
+    </w:p>
+    <w:p>
+      <w:pPr>
+        <w:numPr>
+          <w:ilvl w:val="0"/>
+          <w:numId w:val="14"/>
+        </w:numPr>
+        <w:spacing w:line="240" w:lineRule="auto"/>
+        <w:rPr>
+          <w:rFonts w:eastAsia="Times New Roman"/>
+          <w:highlight w:val="yellow"/>
+          <w:lang w:val="es-ES"/>
+        </w:rPr>
+      </w:pPr>
+      <w:r>
+        <w:rPr>
+          <w:rFonts w:eastAsia="Times New Roman"/>
+          <w:highlight w:val="yellow"/>
+          <w:lang w:val="es-ES"/>
+        </w:rPr>
+        <w:t>Negativos: penalización (pérdida de puntos, ligera desorientación visual)</w:t>
+      </w:r>
+      <w:r>
+        <w:rPr>
+          <w:rFonts w:eastAsia="Times New Roman"/>
+          <w:highlight w:val="yellow"/>
+          <w:lang w:val="es-ES"/>
+        </w:rPr>
+        <w:t xml:space="preserve"> </w:t>
+      </w:r>
+    </w:p>
+    <w:p>
+      <w:pPr>
+        <w:rPr>
+          <w:lang w:val="es-ES"/>
+        </w:rPr>
+      </w:pPr>
+    </w:p>
+    <w:p>
+      <w:pPr>
+        <w:pStyle w:val="Ttulo2"/>
+        <w:numPr>
+          <w:ilvl w:val="1"/>
+          <w:numId w:val="2"/>
+        </w:numPr>
+        <w:spacing w:before="0"/>
+        <w:jc w:val="both"/>
+        <w:rPr>
+          <w:b/>
+          <w:bCs/>
+        </w:rPr>
+      </w:pPr>
+      <w:bookmarkStart w:id="13" w:name="_Toc221045510"/>
+      <w:r>
+        <w:rPr>
+          <w:b/>
+          <w:bCs/>
+        </w:rPr>
+        <w:t>Puntuación</w:t>
+      </w:r>
+      <w:bookmarkEnd w:id="13"/>
+    </w:p>
+    <w:p>
+      <w:pPr>
+        <w:pStyle w:val="NormalWeb"/>
+        <w:numPr>
+          <w:ilvl w:val="0"/>
+          <w:numId w:val="18"/>
+        </w:numPr>
+        <w:rPr>
+          <w:rFonts w:ascii="Arial" w:hAnsi="Arial" w:cs="Arial"/>
+          <w:sz w:val="22"/>
+          <w:szCs w:val="22"/>
+        </w:rPr>
+      </w:pPr>
+      <w:r>
+        <w:rPr>
+          <w:rFonts w:ascii="Arial" w:hAnsi="Arial" w:cs="Arial"/>
+          <w:sz w:val="22"/>
+          <w:szCs w:val="22"/>
+        </w:rPr>
+        <w:t>Recolección de objetos</w:t>
+      </w:r>
+    </w:p>
+    <w:p>
+      <w:pPr>
+        <w:pStyle w:val="NormalWeb"/>
+        <w:numPr>
+          <w:ilvl w:val="0"/>
+          <w:numId w:val="18"/>
+        </w:numPr>
+        <w:rPr>
+          <w:rFonts w:ascii="Arial" w:hAnsi="Arial" w:cs="Arial"/>
+          <w:sz w:val="22"/>
+          <w:szCs w:val="22"/>
+          <w:highlight w:val="yellow"/>
+        </w:rPr>
+      </w:pPr>
+      <w:r>
+        <w:rPr>
+          <w:rFonts w:ascii="Arial" w:hAnsi="Arial" w:cs="Arial"/>
+          <w:sz w:val="22"/>
+          <w:szCs w:val="22"/>
+          <w:highlight w:val="yellow"/>
+        </w:rPr>
+        <w:lastRenderedPageBreak/>
+        <w:t>Posible bonus por terminar sin colisiones</w:t>
+      </w:r>
+      <w:r>
+        <w:rPr>
+          <w:rFonts w:ascii="Arial" w:hAnsi="Arial" w:cs="Arial"/>
+          <w:sz w:val="22"/>
+          <w:szCs w:val="22"/>
+          <w:highlight w:val="yellow"/>
+        </w:rPr>
+        <w:t xml:space="preserve"> (</w:t>
+      </w:r>
+      <w:proofErr w:type="spellStart"/>
+      <w:r>
+        <w:rPr>
+          <w:rFonts w:ascii="Arial" w:hAnsi="Arial" w:cs="Arial"/>
+          <w:sz w:val="22"/>
+          <w:szCs w:val="22"/>
+          <w:highlight w:val="yellow"/>
+        </w:rPr>
+        <w:t>maybe</w:t>
+      </w:r>
+      <w:proofErr w:type="spellEnd"/>
+      <w:r>
+        <w:rPr>
+          <w:rFonts w:ascii="Arial" w:hAnsi="Arial" w:cs="Arial"/>
+          <w:sz w:val="22"/>
+          <w:szCs w:val="22"/>
+          <w:highlight w:val="yellow"/>
+        </w:rPr>
+        <w:t>¿??)</w:t>
+      </w:r>
+    </w:p>
+    <w:p>
+      <w:pPr>
+        <w:pStyle w:val="NormalWeb"/>
+        <w:numPr>
+          <w:ilvl w:val="0"/>
+          <w:numId w:val="18"/>
+        </w:numPr>
+        <w:rPr>
+          <w:rFonts w:ascii="Arial" w:hAnsi="Arial" w:cs="Arial"/>
+          <w:sz w:val="22"/>
+          <w:szCs w:val="22"/>
+          <w:highlight w:val="yellow"/>
+        </w:rPr>
+      </w:pPr>
+      <w:r>
+        <w:rPr>
+          <w:rFonts w:ascii="Arial" w:hAnsi="Arial" w:cs="Arial"/>
+          <w:sz w:val="22"/>
+          <w:szCs w:val="22"/>
+          <w:highlight w:val="yellow"/>
+        </w:rPr>
+        <w:t>Ranking final comparativo entre jugadores</w:t>
+      </w:r>
+      <w:r>
+        <w:rPr>
+          <w:rFonts w:ascii="Arial" w:hAnsi="Arial" w:cs="Arial"/>
+          <w:sz w:val="22"/>
+          <w:szCs w:val="22"/>
+          <w:highlight w:val="yellow"/>
+        </w:rPr>
+        <w:t xml:space="preserve"> (SCOREBOARD??)</w:t>
       </w:r>
     </w:p>
     <w:p>
@@ -1497,16 +4204,22 @@
           <w:bCs/>
         </w:rPr>
       </w:pPr>
-      <w:bookmarkStart w:id="9" w:name="_4d34og8" w:colFirst="0" w:colLast="0"/>
-      <w:bookmarkEnd w:id="9"/>
+      <w:bookmarkStart w:id="14" w:name="_Toc221045511"/>
       <w:r>
         <w:rPr>
           <w:b/>
           <w:bCs/>
         </w:rPr>
-        <w:lastRenderedPageBreak/>
-        <w:t>Interfaz</w:t>
-      </w:r>
+        <w:t>I</w:t>
+      </w:r>
+      <w:r>
+        <w:rPr>
+          <w:b/>
+          <w:bCs/>
+        </w:rPr>
+        <w:t>nterfaz</w:t>
+      </w:r>
+      <w:bookmarkEnd w:id="14"/>
     </w:p>
     <w:p/>
     <w:p>
@@ -1523,19 +4236,32 @@
           <w:bCs/>
         </w:rPr>
       </w:pPr>
-      <w:bookmarkStart w:id="10" w:name="_2s8eyo1" w:colFirst="0" w:colLast="0"/>
-      <w:bookmarkEnd w:id="10"/>
+      <w:bookmarkStart w:id="15" w:name="_Toc221045512"/>
       <w:r>
         <w:rPr>
           <w:b/>
           <w:bCs/>
         </w:rPr>
-        <w:t>Controles</w:t>
-      </w:r>
-    </w:p>
-    <w:p>
-      <w:r>
+        <w:t>C</w:t>
+      </w:r>
+      <w:r>
+        <w:rPr>
+          <w:b/>
+          <w:bCs/>
+        </w:rPr>
+        <w:t>ontroles</w:t>
+      </w:r>
+      <w:bookmarkEnd w:id="15"/>
+    </w:p>
+    <w:p>
+      <w:r>
+        <w:rPr>
+          <w:highlight w:val="yellow"/>
+        </w:rPr>
         <w:t>(Modificar)</w:t>
+      </w:r>
+      <w:r>
+        <w:t xml:space="preserve"> </w:t>
       </w:r>
     </w:p>
     <w:p>
@@ -1587,7 +4313,7 @@
         </w:tc>
         <w:tc>
           <w:tcPr>
-            <w:tcW w:w="4514" w:type="dxa"/>
+            <w:tcW w:w="4515" w:type="dxa"/>
             <w:shd w:val="clear" w:color="auto" w:fill="auto"/>
             <w:tcMar>
               <w:top w:w="100" w:type="dxa"/>
@@ -1621,15 +4347,27 @@
           <w:p>
             <w:pPr>
               <w:jc w:val="both"/>
+              <w:rPr>
+                <w:highlight w:val="yellow"/>
+              </w:rPr>
             </w:pPr>
             <w:r>
-              <w:t>Ataque de arma</w:t>
+              <w:rPr>
+                <w:highlight w:val="yellow"/>
+              </w:rPr>
+              <w:t xml:space="preserve">Movimiento </w:t>
+            </w:r>
+            <w:r>
+              <w:rPr>
+                <w:highlight w:val="yellow"/>
+              </w:rPr>
+              <w:t>Cámara?? Es necesario??</w:t>
             </w:r>
           </w:p>
         </w:tc>
         <w:tc>
           <w:tcPr>
-            <w:tcW w:w="4514" w:type="dxa"/>
+            <w:tcW w:w="4515" w:type="dxa"/>
             <w:shd w:val="clear" w:color="auto" w:fill="auto"/>
             <w:tcMar>
               <w:top w:w="100" w:type="dxa"/>
@@ -1641,188 +4379,16 @@
           <w:p>
             <w:pPr>
               <w:jc w:val="both"/>
+              <w:rPr>
+                <w:highlight w:val="yellow"/>
+              </w:rPr>
             </w:pPr>
             <w:r>
-              <w:t xml:space="preserve">M1 / RT / R2 </w:t>
-            </w:r>
-          </w:p>
-        </w:tc>
-      </w:tr>
-      <w:tr>
-        <w:tc>
-          <w:tcPr>
-            <w:tcW w:w="4514" w:type="dxa"/>
-            <w:shd w:val="clear" w:color="auto" w:fill="auto"/>
-            <w:tcMar>
-              <w:top w:w="100" w:type="dxa"/>
-              <w:left w:w="100" w:type="dxa"/>
-              <w:bottom w:w="100" w:type="dxa"/>
-              <w:right w:w="100" w:type="dxa"/>
-            </w:tcMar>
-          </w:tcPr>
-          <w:p>
-            <w:pPr>
-              <w:jc w:val="both"/>
-            </w:pPr>
-            <w:r>
-              <w:t>Usar carta</w:t>
-            </w:r>
-          </w:p>
-        </w:tc>
-        <w:tc>
-          <w:tcPr>
-            <w:tcW w:w="4514" w:type="dxa"/>
-            <w:shd w:val="clear" w:color="auto" w:fill="auto"/>
-            <w:tcMar>
-              <w:top w:w="100" w:type="dxa"/>
-              <w:left w:w="100" w:type="dxa"/>
-              <w:bottom w:w="100" w:type="dxa"/>
-              <w:right w:w="100" w:type="dxa"/>
-            </w:tcMar>
-          </w:tcPr>
-          <w:p>
-            <w:pPr>
-              <w:jc w:val="both"/>
-            </w:pPr>
-            <w:r>
-              <w:t>M2 / LT / L2</w:t>
-            </w:r>
-          </w:p>
-        </w:tc>
-      </w:tr>
-      <w:tr>
-        <w:tc>
-          <w:tcPr>
-            <w:tcW w:w="4514" w:type="dxa"/>
-            <w:shd w:val="clear" w:color="auto" w:fill="auto"/>
-            <w:tcMar>
-              <w:top w:w="100" w:type="dxa"/>
-              <w:left w:w="100" w:type="dxa"/>
-              <w:bottom w:w="100" w:type="dxa"/>
-              <w:right w:w="100" w:type="dxa"/>
-            </w:tcMar>
-          </w:tcPr>
-          <w:p>
-            <w:pPr>
-              <w:jc w:val="both"/>
-            </w:pPr>
-            <w:r>
-              <w:t>Movimiento Retícula</w:t>
-            </w:r>
-          </w:p>
-        </w:tc>
-        <w:tc>
-          <w:tcPr>
-            <w:tcW w:w="4514" w:type="dxa"/>
-            <w:shd w:val="clear" w:color="auto" w:fill="auto"/>
-            <w:tcMar>
-              <w:top w:w="100" w:type="dxa"/>
-              <w:left w:w="100" w:type="dxa"/>
-              <w:bottom w:w="100" w:type="dxa"/>
-              <w:right w:w="100" w:type="dxa"/>
-            </w:tcMar>
-          </w:tcPr>
-          <w:p>
-            <w:pPr>
-              <w:jc w:val="both"/>
-            </w:pPr>
-            <w:r>
+              <w:rPr>
+                <w:highlight w:val="yellow"/>
+              </w:rPr>
               <w:t>Ratón / RS</w:t>
             </w:r>
-          </w:p>
-        </w:tc>
-      </w:tr>
-      <w:tr>
-        <w:tc>
-          <w:tcPr>
-            <w:tcW w:w="4514" w:type="dxa"/>
-            <w:shd w:val="clear" w:color="auto" w:fill="auto"/>
-            <w:tcMar>
-              <w:top w:w="100" w:type="dxa"/>
-              <w:left w:w="100" w:type="dxa"/>
-              <w:bottom w:w="100" w:type="dxa"/>
-              <w:right w:w="100" w:type="dxa"/>
-            </w:tcMar>
-          </w:tcPr>
-          <w:p>
-            <w:pPr>
-              <w:jc w:val="both"/>
-            </w:pPr>
-            <w:r>
-              <w:t>Recarga Manual</w:t>
-            </w:r>
-          </w:p>
-        </w:tc>
-        <w:tc>
-          <w:tcPr>
-            <w:tcW w:w="4514" w:type="dxa"/>
-            <w:shd w:val="clear" w:color="auto" w:fill="auto"/>
-            <w:tcMar>
-              <w:top w:w="100" w:type="dxa"/>
-              <w:left w:w="100" w:type="dxa"/>
-              <w:bottom w:w="100" w:type="dxa"/>
-              <w:right w:w="100" w:type="dxa"/>
-            </w:tcMar>
-          </w:tcPr>
-          <w:p>
-            <w:pPr>
-              <w:jc w:val="both"/>
-            </w:pPr>
-            <w:proofErr w:type="spellStart"/>
-            <w:r>
-              <w:t>Space</w:t>
-            </w:r>
-            <w:proofErr w:type="spellEnd"/>
-            <w:r>
-              <w:t xml:space="preserve"> / B / X</w:t>
-            </w:r>
-          </w:p>
-        </w:tc>
-      </w:tr>
-      <w:tr>
-        <w:tc>
-          <w:tcPr>
-            <w:tcW w:w="4514" w:type="dxa"/>
-            <w:shd w:val="clear" w:color="auto" w:fill="auto"/>
-            <w:tcMar>
-              <w:top w:w="100" w:type="dxa"/>
-              <w:left w:w="100" w:type="dxa"/>
-              <w:bottom w:w="100" w:type="dxa"/>
-              <w:right w:w="100" w:type="dxa"/>
-            </w:tcMar>
-          </w:tcPr>
-          <w:p>
-            <w:pPr>
-              <w:jc w:val="both"/>
-            </w:pPr>
-            <w:r>
-              <w:t>Elegir recompensa</w:t>
-            </w:r>
-          </w:p>
-        </w:tc>
-        <w:tc>
-          <w:tcPr>
-            <w:tcW w:w="4514" w:type="dxa"/>
-            <w:shd w:val="clear" w:color="auto" w:fill="auto"/>
-            <w:tcMar>
-              <w:top w:w="100" w:type="dxa"/>
-              <w:left w:w="100" w:type="dxa"/>
-              <w:bottom w:w="100" w:type="dxa"/>
-              <w:right w:w="100" w:type="dxa"/>
-            </w:tcMar>
-          </w:tcPr>
-          <w:p>
-            <w:pPr>
-              <w:jc w:val="both"/>
-            </w:pPr>
-            <w:r>
-              <w:t xml:space="preserve">F / Y / </w:t>
-            </w:r>
-            <w:proofErr w:type="spellStart"/>
-            <w:r>
-              <w:t>square</w:t>
-            </w:r>
-            <w:proofErr w:type="spellEnd"/>
           </w:p>
         </w:tc>
       </w:tr>
@@ -1847,14 +4413,159 @@
           <w:bCs/>
         </w:rPr>
       </w:pPr>
-      <w:bookmarkStart w:id="11" w:name="_17dp8vu" w:colFirst="0" w:colLast="0"/>
-      <w:bookmarkEnd w:id="11"/>
+      <w:bookmarkStart w:id="16" w:name="_Toc221045513"/>
       <w:r>
         <w:rPr>
           <w:b/>
           <w:bCs/>
         </w:rPr>
-        <w:t>Cámara</w:t>
+        <w:t>C</w:t>
+      </w:r>
+      <w:r>
+        <w:rPr>
+          <w:b/>
+          <w:bCs/>
+        </w:rPr>
+        <w:t>ámara</w:t>
+      </w:r>
+      <w:bookmarkEnd w:id="16"/>
+    </w:p>
+    <w:p>
+      <w:pPr>
+        <w:pStyle w:val="NormalWeb"/>
+        <w:numPr>
+          <w:ilvl w:val="0"/>
+          <w:numId w:val="20"/>
+        </w:numPr>
+        <w:rPr>
+          <w:rFonts w:ascii="Arial" w:hAnsi="Arial" w:cs="Arial"/>
+          <w:sz w:val="22"/>
+          <w:szCs w:val="22"/>
+        </w:rPr>
+      </w:pPr>
+      <w:r>
+        <w:rPr>
+          <w:rFonts w:ascii="Arial" w:hAnsi="Arial" w:cs="Arial"/>
+          <w:sz w:val="22"/>
+          <w:szCs w:val="22"/>
+        </w:rPr>
+        <w:t>Cámara en tercera persona</w:t>
+      </w:r>
+    </w:p>
+    <w:p>
+      <w:pPr>
+        <w:pStyle w:val="NormalWeb"/>
+        <w:numPr>
+          <w:ilvl w:val="0"/>
+          <w:numId w:val="20"/>
+        </w:numPr>
+        <w:rPr>
+          <w:rFonts w:ascii="Arial" w:hAnsi="Arial" w:cs="Arial"/>
+          <w:sz w:val="22"/>
+          <w:szCs w:val="22"/>
+        </w:rPr>
+      </w:pPr>
+      <w:r>
+        <w:rPr>
+          <w:rFonts w:ascii="Arial" w:hAnsi="Arial" w:cs="Arial"/>
+          <w:sz w:val="22"/>
+          <w:szCs w:val="22"/>
+        </w:rPr>
+        <w:t>Fija detrás del avión</w:t>
+      </w:r>
+    </w:p>
+    <w:p>
+      <w:pPr>
+        <w:pStyle w:val="NormalWeb"/>
+        <w:numPr>
+          <w:ilvl w:val="0"/>
+          <w:numId w:val="20"/>
+        </w:numPr>
+        <w:rPr>
+          <w:rFonts w:ascii="Arial" w:hAnsi="Arial" w:cs="Arial"/>
+          <w:sz w:val="22"/>
+          <w:szCs w:val="22"/>
+        </w:rPr>
+      </w:pPr>
+      <w:r>
+        <w:rPr>
+          <w:rFonts w:ascii="Arial" w:hAnsi="Arial" w:cs="Arial"/>
+          <w:sz w:val="22"/>
+          <w:szCs w:val="22"/>
+        </w:rPr>
+        <w:t xml:space="preserve">Leve </w:t>
+      </w:r>
+      <w:proofErr w:type="spellStart"/>
+      <w:r>
+        <w:rPr>
+          <w:rFonts w:ascii="Arial" w:hAnsi="Arial" w:cs="Arial"/>
+          <w:sz w:val="22"/>
+          <w:szCs w:val="22"/>
+        </w:rPr>
+        <w:t>lerp</w:t>
+      </w:r>
+      <w:proofErr w:type="spellEnd"/>
+      <w:r>
+        <w:rPr>
+          <w:rFonts w:ascii="Arial" w:hAnsi="Arial" w:cs="Arial"/>
+          <w:sz w:val="22"/>
+          <w:szCs w:val="22"/>
+        </w:rPr>
+        <w:t xml:space="preserve"> para aparentar movimiento, siguiendo el movimiento del avión</w:t>
+      </w:r>
+    </w:p>
+    <w:p>
+      <w:pPr>
+        <w:pStyle w:val="NormalWeb"/>
+        <w:numPr>
+          <w:ilvl w:val="0"/>
+          <w:numId w:val="20"/>
+        </w:numPr>
+        <w:rPr>
+          <w:rFonts w:ascii="Arial" w:hAnsi="Arial" w:cs="Arial"/>
+          <w:sz w:val="22"/>
+          <w:szCs w:val="22"/>
+        </w:rPr>
+      </w:pPr>
+      <w:r>
+        <w:rPr>
+          <w:rFonts w:ascii="Arial" w:hAnsi="Arial" w:cs="Arial"/>
+          <w:sz w:val="22"/>
+          <w:szCs w:val="22"/>
+        </w:rPr>
+        <w:t>Pantalla dividida</w:t>
+      </w:r>
+      <w:r>
+        <w:rPr>
+          <w:rFonts w:ascii="Arial" w:hAnsi="Arial" w:cs="Arial"/>
+          <w:sz w:val="22"/>
+          <w:szCs w:val="22"/>
+        </w:rPr>
+        <w:t xml:space="preserve"> vertical</w:t>
+      </w:r>
+      <w:r>
+        <w:rPr>
+          <w:rFonts w:ascii="Arial" w:hAnsi="Arial" w:cs="Arial"/>
+          <w:sz w:val="22"/>
+          <w:szCs w:val="22"/>
+        </w:rPr>
+        <w:t>mente</w:t>
+      </w:r>
+      <w:r>
+        <w:rPr>
+          <w:rFonts w:ascii="Arial" w:hAnsi="Arial" w:cs="Arial"/>
+          <w:sz w:val="22"/>
+          <w:szCs w:val="22"/>
+        </w:rPr>
+        <w:t xml:space="preserve"> </w:t>
+      </w:r>
+      <w:r>
+        <w:rPr>
+          <w:rFonts w:ascii="Arial" w:hAnsi="Arial" w:cs="Arial"/>
+          <w:sz w:val="22"/>
+          <w:szCs w:val="22"/>
+        </w:rPr>
+        <w:t>por la mitad</w:t>
       </w:r>
     </w:p>
     <w:p>
@@ -1876,22 +4587,118 @@
           <w:bCs/>
         </w:rPr>
       </w:pPr>
-      <w:bookmarkStart w:id="12" w:name="_3rdcrjn" w:colFirst="0" w:colLast="0"/>
-      <w:bookmarkEnd w:id="12"/>
+      <w:bookmarkStart w:id="17" w:name="_Toc221045514"/>
       <w:r>
         <w:rPr>
           <w:b/>
           <w:bCs/>
         </w:rPr>
-        <w:t>HUD</w:t>
-      </w:r>
-    </w:p>
-    <w:p>
-      <w:pPr>
-        <w:ind w:left="1440"/>
-      </w:pPr>
-      <w:r>
-        <w:t>(Modificar)</w:t>
+        <w:t>H</w:t>
+      </w:r>
+      <w:r>
+        <w:rPr>
+          <w:b/>
+          <w:bCs/>
+        </w:rPr>
+        <w:t>UD</w:t>
+      </w:r>
+      <w:bookmarkEnd w:id="17"/>
+    </w:p>
+    <w:p>
+      <w:pPr>
+        <w:pStyle w:val="NormalWeb"/>
+        <w:numPr>
+          <w:ilvl w:val="0"/>
+          <w:numId w:val="20"/>
+        </w:numPr>
+        <w:rPr>
+          <w:rFonts w:ascii="Arial" w:hAnsi="Arial" w:cs="Arial"/>
+          <w:sz w:val="22"/>
+          <w:szCs w:val="22"/>
+        </w:rPr>
+      </w:pPr>
+      <w:r>
+        <w:rPr>
+          <w:rFonts w:ascii="Arial" w:hAnsi="Arial" w:cs="Arial"/>
+          <w:sz w:val="22"/>
+          <w:szCs w:val="22"/>
+        </w:rPr>
+        <w:t>Contador de puntos</w:t>
+      </w:r>
+    </w:p>
+    <w:p>
+      <w:pPr>
+        <w:pStyle w:val="NormalWeb"/>
+        <w:numPr>
+          <w:ilvl w:val="0"/>
+          <w:numId w:val="20"/>
+        </w:numPr>
+        <w:rPr>
+          <w:rFonts w:ascii="Arial" w:hAnsi="Arial" w:cs="Arial"/>
+          <w:sz w:val="22"/>
+          <w:szCs w:val="22"/>
+        </w:rPr>
+      </w:pPr>
+      <w:r>
+        <w:rPr>
+          <w:rFonts w:ascii="Arial" w:hAnsi="Arial" w:cs="Arial"/>
+          <w:sz w:val="22"/>
+          <w:szCs w:val="22"/>
+        </w:rPr>
+        <w:t>Indicador de progreso del circuito</w:t>
+      </w:r>
+    </w:p>
+    <w:p>
+      <w:pPr>
+        <w:pStyle w:val="NormalWeb"/>
+        <w:numPr>
+          <w:ilvl w:val="0"/>
+          <w:numId w:val="20"/>
+        </w:numPr>
+        <w:rPr>
+          <w:rFonts w:ascii="Arial" w:hAnsi="Arial" w:cs="Arial"/>
+          <w:sz w:val="22"/>
+          <w:szCs w:val="22"/>
+          <w:highlight w:val="yellow"/>
+        </w:rPr>
+      </w:pPr>
+      <w:r>
+        <w:rPr>
+          <w:rFonts w:ascii="Arial" w:hAnsi="Arial" w:cs="Arial"/>
+          <w:sz w:val="22"/>
+          <w:szCs w:val="22"/>
+          <w:highlight w:val="yellow"/>
+        </w:rPr>
+        <w:t>Indicadores visuales de riesgo (zonas peligrosas)</w:t>
+      </w:r>
+      <w:r>
+        <w:rPr>
+          <w:rFonts w:ascii="Arial" w:hAnsi="Arial" w:cs="Arial"/>
+          <w:sz w:val="22"/>
+          <w:szCs w:val="22"/>
+          <w:highlight w:val="yellow"/>
+        </w:rPr>
+        <w:t xml:space="preserve"> ¿?</w:t>
+      </w:r>
+    </w:p>
+    <w:p>
+      <w:pPr>
+        <w:pStyle w:val="NormalWeb"/>
+        <w:ind w:left="720"/>
+        <w:rPr>
+          <w:rFonts w:ascii="Arial" w:hAnsi="Arial" w:cs="Arial"/>
+          <w:sz w:val="22"/>
+          <w:szCs w:val="22"/>
+        </w:rPr>
+      </w:pPr>
+      <w:r>
+        <w:rPr>
+          <w:rFonts w:ascii="Arial" w:hAnsi="Arial" w:cs="Arial"/>
+          <w:sz w:val="22"/>
+          <w:szCs w:val="22"/>
+          <w:highlight w:val="yellow"/>
+        </w:rPr>
+        <w:t>(MODIFICAR GRÁFICO)</w:t>
       </w:r>
     </w:p>
     <w:p>
@@ -1908,8 +4715,8 @@
           <w:u w:val="single"/>
         </w:rPr>
         <w:drawing>
-          <wp:inline distT="114300" distB="114300" distL="114300" distR="114300" wp14:anchorId="5F33A512" wp14:editId="5B507AAE">
-            <wp:extent cx="5731200" cy="3314700"/>
+          <wp:inline distT="114300" distB="114300" distL="114300" distR="114300" wp14:anchorId="5F33A512" wp14:editId="13D5E65D">
+            <wp:extent cx="4369981" cy="2349795"/>
             <wp:effectExtent l="0" t="0" r="0" b="0"/>
             <wp:docPr id="2" name="image1.png"/>
             <wp:cNvGraphicFramePr/>
@@ -1930,7 +4737,7 @@
                   <pic:spPr>
                     <a:xfrm>
                       <a:off x="0" y="0"/>
-                      <a:ext cx="5731200" cy="3314700"/>
+                      <a:ext cx="4373859" cy="2351880"/>
                     </a:xfrm>
                     <a:prstGeom prst="rect">
                       <a:avLst/>
@@ -1958,15 +4765,77 @@
           <w:bCs/>
         </w:rPr>
       </w:pPr>
-      <w:bookmarkStart w:id="13" w:name="_26in1rg" w:colFirst="0" w:colLast="0"/>
-      <w:bookmarkEnd w:id="13"/>
+      <w:bookmarkStart w:id="18" w:name="_Toc221045515"/>
       <w:r>
         <w:rPr>
           <w:b/>
           <w:bCs/>
         </w:rPr>
         <w:lastRenderedPageBreak/>
-        <w:t>Menús</w:t>
+        <w:t>M</w:t>
+      </w:r>
+      <w:r>
+        <w:rPr>
+          <w:b/>
+          <w:bCs/>
+        </w:rPr>
+        <w:t>enús</w:t>
+      </w:r>
+      <w:bookmarkEnd w:id="18"/>
+    </w:p>
+    <w:p>
+      <w:pPr>
+        <w:pStyle w:val="NormalWeb"/>
+        <w:rPr>
+          <w:rFonts w:ascii="Arial" w:hAnsi="Arial" w:cs="Arial"/>
+          <w:sz w:val="22"/>
+          <w:szCs w:val="22"/>
+        </w:rPr>
+      </w:pPr>
+      <w:r>
+        <w:rPr>
+          <w:rFonts w:ascii="Arial" w:hAnsi="Arial" w:cs="Arial"/>
+          <w:sz w:val="22"/>
+          <w:szCs w:val="22"/>
+          <w:highlight w:val="yellow"/>
+        </w:rPr>
+        <w:t>(</w:t>
+      </w:r>
+      <w:r>
+        <w:rPr>
+          <w:rFonts w:ascii="Arial" w:hAnsi="Arial" w:cs="Arial"/>
+          <w:sz w:val="22"/>
+          <w:szCs w:val="22"/>
+          <w:highlight w:val="yellow"/>
+        </w:rPr>
+        <w:t>HACER</w:t>
+      </w:r>
+      <w:r>
+        <w:rPr>
+          <w:rFonts w:ascii="Arial" w:hAnsi="Arial" w:cs="Arial"/>
+          <w:sz w:val="22"/>
+          <w:szCs w:val="22"/>
+          <w:highlight w:val="yellow"/>
+        </w:rPr>
+        <w:t xml:space="preserve"> GRÁFICO</w:t>
+      </w:r>
+      <w:r>
+        <w:rPr>
+          <w:rFonts w:ascii="Arial" w:hAnsi="Arial" w:cs="Arial"/>
+          <w:sz w:val="22"/>
+          <w:szCs w:val="22"/>
+          <w:highlight w:val="yellow"/>
+        </w:rPr>
+        <w:t>S</w:t>
+      </w:r>
+      <w:r>
+        <w:rPr>
+          <w:rFonts w:ascii="Arial" w:hAnsi="Arial" w:cs="Arial"/>
+          <w:sz w:val="22"/>
+          <w:szCs w:val="22"/>
+          <w:highlight w:val="yellow"/>
+        </w:rPr>
+        <w:t>)</w:t>
       </w:r>
     </w:p>
     <w:p>
@@ -1987,7 +4856,90 @@
           <w:b/>
           <w:bCs/>
         </w:rPr>
-        <w:t>Menú principal</w:t>
+        <w:t>M</w:t>
+      </w:r>
+      <w:r>
+        <w:rPr>
+          <w:b/>
+          <w:bCs/>
+        </w:rPr>
+        <w:t>enú principal</w:t>
+      </w:r>
+    </w:p>
+    <w:p>
+      <w:pPr>
+        <w:pStyle w:val="Prrafodelista"/>
+        <w:numPr>
+          <w:ilvl w:val="1"/>
+          <w:numId w:val="1"/>
+        </w:numPr>
+        <w:spacing w:before="100" w:beforeAutospacing="1" w:after="100" w:afterAutospacing="1" w:line="240" w:lineRule="auto"/>
+        <w:rPr>
+          <w:rFonts w:eastAsia="Times New Roman"/>
+          <w:lang w:val="es-ES"/>
+        </w:rPr>
+      </w:pPr>
+      <w:r>
+        <w:rPr>
+          <w:rFonts w:eastAsia="Times New Roman"/>
+          <w:lang w:val="es-ES"/>
+        </w:rPr>
+        <w:t>Jugar</w:t>
+      </w:r>
+    </w:p>
+    <w:p>
+      <w:pPr>
+        <w:pStyle w:val="Prrafodelista"/>
+        <w:numPr>
+          <w:ilvl w:val="1"/>
+          <w:numId w:val="1"/>
+        </w:numPr>
+        <w:spacing w:before="100" w:beforeAutospacing="1" w:after="100" w:afterAutospacing="1" w:line="240" w:lineRule="auto"/>
+        <w:rPr>
+          <w:rFonts w:eastAsia="Times New Roman"/>
+          <w:lang w:val="es-ES"/>
+        </w:rPr>
+      </w:pPr>
+      <w:r>
+        <w:rPr>
+          <w:rFonts w:eastAsia="Times New Roman"/>
+          <w:lang w:val="es-ES"/>
+        </w:rPr>
+        <w:t>Salir</w:t>
+      </w:r>
+    </w:p>
+    <w:p>
+      <w:pPr>
+        <w:numPr>
+          <w:ilvl w:val="0"/>
+          <w:numId w:val="1"/>
+        </w:numPr>
+        <w:jc w:val="both"/>
+        <w:rPr>
+          <w:b/>
+          <w:bCs/>
+        </w:rPr>
+      </w:pPr>
+      <w:r>
+        <w:rPr>
+          <w:b/>
+          <w:bCs/>
+        </w:rPr>
+        <w:t>M</w:t>
+      </w:r>
+      <w:r>
+        <w:rPr>
+          <w:b/>
+          <w:bCs/>
+        </w:rPr>
+        <w:t xml:space="preserve">enú de </w:t>
+      </w:r>
+      <w:r>
+        <w:rPr>
+          <w:b/>
+          <w:bCs/>
+        </w:rPr>
+        <w:t>selección jugador</w:t>
       </w:r>
     </w:p>
     <w:p>
@@ -1999,43 +4951,34 @@
         <w:jc w:val="both"/>
       </w:pPr>
       <w:r>
-        <w:t>Jugar (dentro de este menú pulsar arriba o abajo alterna la opción modificada)</w:t>
+        <w:t>A elegir entre mitad izquierda o derecha</w:t>
       </w:r>
     </w:p>
     <w:p>
       <w:pPr>
         <w:numPr>
-          <w:ilvl w:val="2"/>
+          <w:ilvl w:val="0"/>
           <w:numId w:val="1"/>
         </w:numPr>
         <w:jc w:val="both"/>
-      </w:pPr>
-      <w:r>
-        <w:t>Escoger arma (pulsando izquierda o derecha)</w:t>
-      </w:r>
-    </w:p>
-    <w:p>
-      <w:pPr>
-        <w:numPr>
-          <w:ilvl w:val="2"/>
-          <w:numId w:val="1"/>
-        </w:numPr>
-        <w:jc w:val="both"/>
-      </w:pPr>
-      <w:r>
-        <w:t>Escoger mazo inicial (pulsando izquierda o derecha)</w:t>
-      </w:r>
-    </w:p>
-    <w:p>
-      <w:pPr>
-        <w:numPr>
-          <w:ilvl w:val="2"/>
-          <w:numId w:val="1"/>
-        </w:numPr>
-        <w:jc w:val="both"/>
-      </w:pPr>
-      <w:r>
-        <w:t>Comenzar</w:t>
+        <w:rPr>
+          <w:b/>
+          <w:bCs/>
+        </w:rPr>
+      </w:pPr>
+      <w:r>
+        <w:rPr>
+          <w:b/>
+          <w:bCs/>
+        </w:rPr>
+        <w:t xml:space="preserve">Menú de </w:t>
+      </w:r>
+      <w:r>
+        <w:rPr>
+          <w:b/>
+          <w:bCs/>
+        </w:rPr>
+        <w:t>pausa</w:t>
       </w:r>
     </w:p>
     <w:p>
@@ -2047,7 +4990,19 @@
         <w:jc w:val="both"/>
       </w:pPr>
       <w:r>
-        <w:t>Salir</w:t>
+        <w:t>Continuar</w:t>
+      </w:r>
+    </w:p>
+    <w:p>
+      <w:pPr>
+        <w:numPr>
+          <w:ilvl w:val="1"/>
+          <w:numId w:val="1"/>
+        </w:numPr>
+        <w:jc w:val="both"/>
+      </w:pPr>
+      <w:r>
+        <w:t>Menú principal</w:t>
       </w:r>
     </w:p>
     <w:p>
@@ -2067,7 +5022,7 @@
           <w:b/>
           <w:bCs/>
         </w:rPr>
-        <w:t>Menú de pausa</w:t>
+        <w:t>Menú de Fin de Juego</w:t>
       </w:r>
     </w:p>
     <w:p>
@@ -2079,7 +5034,7 @@
         <w:jc w:val="both"/>
       </w:pPr>
       <w:r>
-        <w:t>Restaurar</w:t>
+        <w:t>Score</w:t>
       </w:r>
     </w:p>
     <w:p>
@@ -2091,27 +5046,7 @@
         <w:jc w:val="both"/>
       </w:pPr>
       <w:r>
-        <w:t>Salir</w:t>
-      </w:r>
-    </w:p>
-    <w:p>
-      <w:pPr>
-        <w:numPr>
-          <w:ilvl w:val="0"/>
-          <w:numId w:val="1"/>
-        </w:numPr>
-        <w:jc w:val="both"/>
-        <w:rPr>
-          <w:b/>
-          <w:bCs/>
-        </w:rPr>
-      </w:pPr>
-      <w:r>
-        <w:rPr>
-          <w:b/>
-          <w:bCs/>
-        </w:rPr>
-        <w:t>Menú de Fin de Juego</w:t>
+        <w:t>Volver a jugar (reinicia la partida)</w:t>
       </w:r>
     </w:p>
     <w:p>
@@ -2123,27 +5058,7 @@
         <w:jc w:val="both"/>
       </w:pPr>
       <w:r>
-        <w:t>Volver a jugar (reinicia la partida)</w:t>
-      </w:r>
-    </w:p>
-    <w:p>
-      <w:pPr>
-        <w:numPr>
-          <w:ilvl w:val="1"/>
-          <w:numId w:val="1"/>
-        </w:numPr>
-        <w:jc w:val="both"/>
-      </w:pPr>
-      <w:r>
-        <w:t xml:space="preserve">Seleccionar </w:t>
-      </w:r>
-      <w:proofErr w:type="spellStart"/>
-      <w:r>
-        <w:t>Loadout</w:t>
-      </w:r>
-      <w:proofErr w:type="spellEnd"/>
-      <w:r>
-        <w:t xml:space="preserve"> (Lleva al menú de jugar)</w:t>
+        <w:t>Menú principal</w:t>
       </w:r>
     </w:p>
     <w:p>
@@ -2173,15 +5088,22 @@
           <w:bCs/>
         </w:rPr>
       </w:pPr>
-      <w:bookmarkStart w:id="14" w:name="_lnxbz9" w:colFirst="0" w:colLast="0"/>
-      <w:bookmarkEnd w:id="14"/>
+      <w:bookmarkStart w:id="19" w:name="_Toc221045516"/>
       <w:r>
         <w:rPr>
           <w:b/>
           <w:bCs/>
         </w:rPr>
-        <w:t>Mundo del juego</w:t>
-      </w:r>
+        <w:t>M</w:t>
+      </w:r>
+      <w:r>
+        <w:rPr>
+          <w:b/>
+          <w:bCs/>
+        </w:rPr>
+        <w:t>undo del juego</w:t>
+      </w:r>
+      <w:bookmarkEnd w:id="19"/>
     </w:p>
     <w:p>
       <w:pPr>
@@ -2197,14 +5119,92 @@
           <w:bCs/>
         </w:rPr>
       </w:pPr>
-      <w:bookmarkStart w:id="15" w:name="_35nkun2" w:colFirst="0" w:colLast="0"/>
-      <w:bookmarkEnd w:id="15"/>
+      <w:bookmarkStart w:id="20" w:name="_Toc221045517"/>
       <w:r>
         <w:rPr>
           <w:b/>
           <w:bCs/>
         </w:rPr>
-        <w:t>Personajes</w:t>
+        <w:t>P</w:t>
+      </w:r>
+      <w:r>
+        <w:rPr>
+          <w:b/>
+          <w:bCs/>
+        </w:rPr>
+        <w:t>ersonajes</w:t>
+      </w:r>
+      <w:bookmarkEnd w:id="20"/>
+    </w:p>
+    <w:p>
+      <w:pPr>
+        <w:pStyle w:val="NormalWeb"/>
+        <w:rPr>
+          <w:rFonts w:ascii="Arial" w:hAnsi="Arial" w:cs="Arial"/>
+          <w:sz w:val="22"/>
+          <w:szCs w:val="22"/>
+        </w:rPr>
+      </w:pPr>
+      <w:r>
+        <w:rPr>
+          <w:rFonts w:ascii="Arial" w:hAnsi="Arial" w:cs="Arial"/>
+          <w:sz w:val="22"/>
+          <w:szCs w:val="22"/>
+          <w:highlight w:val="yellow"/>
+        </w:rPr>
+        <w:t>(</w:t>
+      </w:r>
+      <w:r>
+        <w:rPr>
+          <w:rFonts w:ascii="Arial" w:hAnsi="Arial" w:cs="Arial"/>
+          <w:sz w:val="22"/>
+          <w:szCs w:val="22"/>
+          <w:highlight w:val="yellow"/>
+        </w:rPr>
+        <w:t>MOSTRAR MODELO</w:t>
+      </w:r>
+      <w:r>
+        <w:rPr>
+          <w:rFonts w:ascii="Arial" w:hAnsi="Arial" w:cs="Arial"/>
+          <w:sz w:val="22"/>
+          <w:szCs w:val="22"/>
+          <w:highlight w:val="yellow"/>
+        </w:rPr>
+        <w:t>)</w:t>
+      </w:r>
+    </w:p>
+    <w:p>
+      <w:pPr>
+        <w:pStyle w:val="NormalWeb"/>
+        <w:rPr>
+          <w:rFonts w:ascii="Arial" w:hAnsi="Arial" w:cs="Arial"/>
+          <w:sz w:val="22"/>
+          <w:szCs w:val="22"/>
+        </w:rPr>
+      </w:pPr>
+      <w:r>
+        <w:rPr>
+          <w:rFonts w:ascii="Arial" w:hAnsi="Arial" w:cs="Arial"/>
+          <w:sz w:val="22"/>
+          <w:szCs w:val="22"/>
+        </w:rPr>
+        <w:t xml:space="preserve">Aviones </w:t>
+      </w:r>
+      <w:r>
+        <w:rPr>
+          <w:rFonts w:ascii="Arial" w:hAnsi="Arial" w:cs="Arial"/>
+          <w:sz w:val="22"/>
+          <w:szCs w:val="22"/>
+        </w:rPr>
+        <w:t>con diferente gama cromática</w:t>
+      </w:r>
+      <w:r>
+        <w:rPr>
+          <w:rFonts w:ascii="Arial" w:hAnsi="Arial" w:cs="Arial"/>
+          <w:sz w:val="22"/>
+          <w:szCs w:val="22"/>
+        </w:rPr>
+        <w:t>.</w:t>
       </w:r>
     </w:p>
     <w:p>
@@ -2220,14 +5220,35 @@
           <w:bCs/>
         </w:rPr>
       </w:pPr>
-      <w:bookmarkStart w:id="16" w:name="_5feizlg8frec" w:colFirst="0" w:colLast="0"/>
-      <w:bookmarkEnd w:id="16"/>
+      <w:bookmarkStart w:id="21" w:name="_Toc221045518"/>
       <w:r>
         <w:rPr>
           <w:b/>
           <w:bCs/>
         </w:rPr>
-        <w:t>Enemigos</w:t>
+        <w:t>E</w:t>
+      </w:r>
+      <w:r>
+        <w:rPr>
+          <w:b/>
+          <w:bCs/>
+        </w:rPr>
+        <w:t>nemigos</w:t>
+      </w:r>
+      <w:bookmarkEnd w:id="21"/>
+    </w:p>
+    <w:p>
+      <w:r>
+        <w:rPr>
+          <w:highlight w:val="yellow"/>
+        </w:rPr>
+        <w:t>El entorno actúa como antagonista</w:t>
+      </w:r>
+      <w:r>
+        <w:rPr>
+          <w:highlight w:val="yellow"/>
+        </w:rPr>
+        <w:t>, podríamos meter algún NPC que nos ataque o “meteoritos” que nos persigan ¿?</w:t>
       </w:r>
     </w:p>
     <w:p>
@@ -2244,14 +5265,117 @@
           <w:bCs/>
         </w:rPr>
       </w:pPr>
-      <w:bookmarkStart w:id="17" w:name="_1ksv4uv" w:colFirst="0" w:colLast="0"/>
-      <w:bookmarkEnd w:id="17"/>
+      <w:bookmarkStart w:id="22" w:name="_Toc221045519"/>
       <w:r>
         <w:rPr>
           <w:b/>
           <w:bCs/>
         </w:rPr>
-        <w:t>Niveles</w:t>
+        <w:t>N</w:t>
+      </w:r>
+      <w:r>
+        <w:rPr>
+          <w:b/>
+          <w:bCs/>
+        </w:rPr>
+        <w:t>iveles</w:t>
+      </w:r>
+      <w:bookmarkEnd w:id="22"/>
+    </w:p>
+    <w:p>
+      <w:pPr>
+        <w:spacing w:before="100" w:beforeAutospacing="1" w:after="100" w:afterAutospacing="1" w:line="240" w:lineRule="auto"/>
+        <w:rPr>
+          <w:rFonts w:eastAsia="Times New Roman"/>
+          <w:lang w:val="es-ES"/>
+        </w:rPr>
+      </w:pPr>
+      <w:r>
+        <w:rPr>
+          <w:rFonts w:eastAsia="Times New Roman"/>
+          <w:highlight w:val="yellow"/>
+          <w:lang w:val="es-ES"/>
+        </w:rPr>
+        <w:t>Circuitos cerrados</w:t>
+      </w:r>
+      <w:r>
+        <w:rPr>
+          <w:rFonts w:eastAsia="Times New Roman"/>
+          <w:highlight w:val="yellow"/>
+          <w:lang w:val="es-ES"/>
+        </w:rPr>
+        <w:t xml:space="preserve">, con obstáculos y diferentes </w:t>
+      </w:r>
+      <w:r>
+        <w:rPr>
+          <w:rFonts w:eastAsia="Times New Roman"/>
+          <w:highlight w:val="yellow"/>
+          <w:lang w:val="es-ES"/>
+        </w:rPr>
+        <w:t>caminos a superar</w:t>
+      </w:r>
+      <w:r>
+        <w:rPr>
+          <w:rFonts w:eastAsia="Times New Roman"/>
+          <w:highlight w:val="yellow"/>
+          <w:lang w:val="es-ES"/>
+        </w:rPr>
+        <w:t xml:space="preserve"> (definir)</w:t>
+      </w:r>
+    </w:p>
+    <w:p>
+      <w:pPr>
+        <w:pStyle w:val="NormalWeb"/>
+        <w:rPr>
+          <w:rFonts w:ascii="Arial" w:hAnsi="Arial" w:cs="Arial"/>
+          <w:sz w:val="22"/>
+          <w:szCs w:val="22"/>
+        </w:rPr>
+      </w:pPr>
+      <w:r>
+        <w:rPr>
+          <w:rFonts w:ascii="Arial" w:hAnsi="Arial" w:cs="Arial"/>
+          <w:sz w:val="22"/>
+          <w:szCs w:val="22"/>
+          <w:highlight w:val="yellow"/>
+        </w:rPr>
+        <w:t>(</w:t>
+      </w:r>
+      <w:r>
+        <w:rPr>
+          <w:rFonts w:ascii="Arial" w:hAnsi="Arial" w:cs="Arial"/>
+          <w:sz w:val="22"/>
+          <w:szCs w:val="22"/>
+          <w:highlight w:val="yellow"/>
+        </w:rPr>
+        <w:t>HACER</w:t>
+      </w:r>
+      <w:r>
+        <w:rPr>
+          <w:rFonts w:ascii="Arial" w:hAnsi="Arial" w:cs="Arial"/>
+          <w:sz w:val="22"/>
+          <w:szCs w:val="22"/>
+          <w:highlight w:val="yellow"/>
+        </w:rPr>
+        <w:t xml:space="preserve"> GRÁFICO</w:t>
+      </w:r>
+      <w:r>
+        <w:rPr>
+          <w:rFonts w:ascii="Arial" w:hAnsi="Arial" w:cs="Arial"/>
+          <w:sz w:val="22"/>
+          <w:szCs w:val="22"/>
+          <w:highlight w:val="yellow"/>
+        </w:rPr>
+        <w:t>S</w:t>
+      </w:r>
+      <w:r>
+        <w:rPr>
+          <w:rFonts w:ascii="Arial" w:hAnsi="Arial" w:cs="Arial"/>
+          <w:sz w:val="22"/>
+          <w:szCs w:val="22"/>
+          <w:highlight w:val="yellow"/>
+        </w:rPr>
+        <w:t>)</w:t>
       </w:r>
     </w:p>
     <w:p>
@@ -2267,56 +5391,198 @@
           <w:bCs/>
         </w:rPr>
       </w:pPr>
-      <w:bookmarkStart w:id="18" w:name="_44sinio" w:colFirst="0" w:colLast="0"/>
-      <w:bookmarkEnd w:id="18"/>
+      <w:bookmarkStart w:id="23" w:name="_Toc221045520"/>
       <w:r>
         <w:rPr>
           <w:b/>
           <w:bCs/>
         </w:rPr>
-        <w:t>Experiencia de juego</w:t>
-      </w:r>
-    </w:p>
-    <w:p>
-      <w:pPr>
-        <w:jc w:val="both"/>
+        <w:t>E</w:t>
+      </w:r>
+      <w:r>
         <w:rPr>
           <w:b/>
           <w:bCs/>
         </w:rPr>
-      </w:pPr>
-      <w:r>
+        <w:t>xperiencia de juego</w:t>
+      </w:r>
+      <w:bookmarkEnd w:id="23"/>
+    </w:p>
+    <w:p>
+      <w:pPr>
+        <w:jc w:val="both"/>
         <w:rPr>
           <w:b/>
           <w:bCs/>
         </w:rPr>
-        <w:t>Dinámicas Buscadas</w:t>
-      </w:r>
-    </w:p>
-    <w:p>
-      <w:pPr>
-        <w:jc w:val="both"/>
-      </w:pPr>
-    </w:p>
-    <w:p>
-      <w:pPr>
-        <w:jc w:val="both"/>
-      </w:pPr>
-    </w:p>
-    <w:p>
-      <w:pPr>
-        <w:jc w:val="both"/>
+      </w:pPr>
+      <w:r>
         <w:rPr>
           <w:b/>
           <w:bCs/>
         </w:rPr>
-      </w:pPr>
-      <w:r>
+        <w:t>Dinámicas Buscadas</w:t>
+      </w:r>
+    </w:p>
+    <w:p>
+      <w:pPr>
+        <w:pStyle w:val="NormalWeb"/>
+        <w:numPr>
+          <w:ilvl w:val="0"/>
+          <w:numId w:val="20"/>
+        </w:numPr>
+        <w:rPr>
+          <w:rFonts w:ascii="Arial" w:hAnsi="Arial" w:cs="Arial"/>
+          <w:sz w:val="22"/>
+          <w:szCs w:val="22"/>
+        </w:rPr>
+      </w:pPr>
+      <w:r>
+        <w:rPr>
+          <w:rFonts w:ascii="Arial" w:hAnsi="Arial" w:cs="Arial"/>
+          <w:sz w:val="22"/>
+          <w:szCs w:val="22"/>
+        </w:rPr>
+        <w:t>Velocidad constante</w:t>
+      </w:r>
+    </w:p>
+    <w:p>
+      <w:pPr>
+        <w:pStyle w:val="NormalWeb"/>
+        <w:numPr>
+          <w:ilvl w:val="0"/>
+          <w:numId w:val="20"/>
+        </w:numPr>
+        <w:rPr>
+          <w:rFonts w:ascii="Arial" w:hAnsi="Arial" w:cs="Arial"/>
+          <w:sz w:val="22"/>
+          <w:szCs w:val="22"/>
+        </w:rPr>
+      </w:pPr>
+      <w:r>
+        <w:rPr>
+          <w:rFonts w:ascii="Arial" w:hAnsi="Arial" w:cs="Arial"/>
+          <w:sz w:val="22"/>
+          <w:szCs w:val="22"/>
+        </w:rPr>
+        <w:t>Tensión continua</w:t>
+      </w:r>
+    </w:p>
+    <w:p>
+      <w:pPr>
+        <w:pStyle w:val="NormalWeb"/>
+        <w:numPr>
+          <w:ilvl w:val="0"/>
+          <w:numId w:val="20"/>
+        </w:numPr>
+        <w:rPr>
+          <w:rFonts w:ascii="Arial" w:hAnsi="Arial" w:cs="Arial"/>
+          <w:sz w:val="22"/>
+          <w:szCs w:val="22"/>
+        </w:rPr>
+      </w:pPr>
+      <w:r>
+        <w:rPr>
+          <w:rFonts w:ascii="Arial" w:hAnsi="Arial" w:cs="Arial"/>
+          <w:sz w:val="22"/>
+          <w:szCs w:val="22"/>
+        </w:rPr>
+        <w:t>Decisiones rápidas</w:t>
+      </w:r>
+    </w:p>
+    <w:p>
+      <w:pPr>
+        <w:pStyle w:val="NormalWeb"/>
+        <w:numPr>
+          <w:ilvl w:val="0"/>
+          <w:numId w:val="20"/>
+        </w:numPr>
+        <w:rPr>
+          <w:rFonts w:ascii="Arial" w:hAnsi="Arial" w:cs="Arial"/>
+          <w:sz w:val="22"/>
+          <w:szCs w:val="22"/>
+        </w:rPr>
+      </w:pPr>
+      <w:r>
+        <w:rPr>
+          <w:rFonts w:ascii="Arial" w:hAnsi="Arial" w:cs="Arial"/>
+          <w:sz w:val="22"/>
+          <w:szCs w:val="22"/>
+        </w:rPr>
+        <w:t>Competencia directa</w:t>
+      </w:r>
+    </w:p>
+    <w:p>
+      <w:pPr>
+        <w:jc w:val="both"/>
         <w:rPr>
           <w:b/>
           <w:bCs/>
         </w:rPr>
-        <w:t>Descripción de Partida</w:t>
+      </w:pPr>
+      <w:r>
+        <w:rPr>
+          <w:b/>
+          <w:bCs/>
+        </w:rPr>
+        <w:t>D</w:t>
+      </w:r>
+      <w:r>
+        <w:rPr>
+          <w:b/>
+          <w:bCs/>
+        </w:rPr>
+        <w:t>escripción de Partida</w:t>
+      </w:r>
+    </w:p>
+    <w:p>
+      <w:pPr>
+        <w:jc w:val="both"/>
+      </w:pPr>
+      <w:r>
+        <w:t xml:space="preserve">Dos jugadores comienzan simultáneamente una carrera. A medida que avanzan, </w:t>
+      </w:r>
+      <w:r>
+        <w:t xml:space="preserve">en </w:t>
+      </w:r>
+      <w:r>
+        <w:t xml:space="preserve">el circuito </w:t>
+      </w:r>
+      <w:r>
+        <w:t>van apareciendo obstáculos que los jugadores deberán atravesar.</w:t>
+      </w:r>
+      <w:r>
+        <w:t xml:space="preserve">. Cada jugador decide si </w:t>
+      </w:r>
+      <w:r>
+        <w:lastRenderedPageBreak/>
+        <w:t>arriesgar para conseguir más puntos o jugar seguro.</w:t>
+      </w:r>
+      <w:r>
+        <w:br/>
+      </w:r>
+      <w:r>
+        <w:t>Si alguno de ellos colisiona con el entorno, perderá automáticamente, y deberá esperar a que el otro jugador acabe la partida para ver la puntuación final.</w:t>
+      </w:r>
+    </w:p>
+    <w:p>
+      <w:pPr>
+        <w:jc w:val="both"/>
+      </w:pPr>
+      <w:r>
+        <w:t>Si chocan entre sí, ambos jugadores perderán automáticamente y se mostrará su puntuación en un menú de derrota.</w:t>
+      </w:r>
+    </w:p>
+    <w:p>
+      <w:pPr>
+        <w:jc w:val="both"/>
+        <w:rPr>
+          <w:b/>
+          <w:bCs/>
+        </w:rPr>
+      </w:pPr>
+      <w:r>
+        <w:t>Si ambos acaban la carrera, ganará aquel que consiga mayor puntuación.</w:t>
       </w:r>
     </w:p>
     <w:p>
@@ -2332,62 +5598,278 @@
           <w:bCs/>
         </w:rPr>
       </w:pPr>
-      <w:bookmarkStart w:id="19" w:name="_2jxsxqh" w:colFirst="0" w:colLast="0"/>
-      <w:bookmarkEnd w:id="19"/>
+      <w:bookmarkStart w:id="24" w:name="_Toc221045521"/>
       <w:r>
         <w:rPr>
           <w:b/>
           <w:bCs/>
         </w:rPr>
-        <w:t>Estética y contenido</w:t>
-      </w:r>
-    </w:p>
-    <w:p>
-      <w:pPr>
-        <w:pStyle w:val="Ttulo2"/>
-      </w:pPr>
-      <w:bookmarkStart w:id="20" w:name="_7o0imqca38g" w:colFirst="0" w:colLast="0"/>
-      <w:bookmarkEnd w:id="20"/>
+        <w:t>E</w:t>
+      </w:r>
       <w:r>
         <w:rPr>
           <w:b/>
           <w:bCs/>
         </w:rPr>
-        <w:t>7.1. Es</w:t>
-      </w:r>
+        <w:t>stética y contenido</w:t>
+      </w:r>
+      <w:bookmarkEnd w:id="24"/>
+    </w:p>
+    <w:p>
+      <w:pPr>
+        <w:pStyle w:val="Ttulo2"/>
+      </w:pPr>
+      <w:bookmarkStart w:id="25" w:name="_Toc221045522"/>
       <w:r>
         <w:rPr>
           <w:b/>
           <w:bCs/>
         </w:rPr>
+        <w:t>7</w:t>
+      </w:r>
+      <w:r>
+        <w:rPr>
+          <w:b/>
+          <w:bCs/>
+        </w:rPr>
+        <w:t>.1. Es</w:t>
+      </w:r>
+      <w:r>
+        <w:rPr>
+          <w:b/>
+          <w:bCs/>
+        </w:rPr>
         <w:t>tética</w:t>
       </w:r>
-    </w:p>
-    <w:p>
-      <w:pPr>
-        <w:spacing w:before="240" w:after="240"/>
-        <w:jc w:val="both"/>
-      </w:pPr>
-      <w:r>
-        <w:t xml:space="preserve">Música para </w:t>
-      </w:r>
-    </w:p>
-    <w:p>
-      <w:pPr>
-        <w:spacing w:before="240" w:after="240"/>
-        <w:jc w:val="both"/>
-      </w:pPr>
-      <w:r>
-        <w:t>SFX</w:t>
-      </w:r>
-    </w:p>
-    <w:p>
-      <w:pPr>
-        <w:spacing w:before="240" w:after="240"/>
-        <w:jc w:val="both"/>
-      </w:pPr>
-      <w:r>
-        <w:t>Paleta colores…</w:t>
+      <w:bookmarkEnd w:id="25"/>
+    </w:p>
+    <w:p>
+      <w:pPr>
+        <w:pStyle w:val="NormalWeb"/>
+        <w:numPr>
+          <w:ilvl w:val="0"/>
+          <w:numId w:val="20"/>
+        </w:numPr>
+        <w:rPr>
+          <w:rFonts w:ascii="Arial" w:hAnsi="Arial" w:cs="Arial"/>
+          <w:sz w:val="22"/>
+          <w:szCs w:val="22"/>
+        </w:rPr>
+      </w:pPr>
+      <w:r>
+        <w:rPr>
+          <w:rFonts w:ascii="Arial" w:hAnsi="Arial" w:cs="Arial"/>
+          <w:sz w:val="22"/>
+          <w:szCs w:val="22"/>
+        </w:rPr>
+        <w:t xml:space="preserve">Estilo </w:t>
+      </w:r>
+      <w:proofErr w:type="spellStart"/>
+      <w:r>
+        <w:rPr>
+          <w:rStyle w:val="Textoennegrita"/>
+          <w:rFonts w:ascii="Arial" w:hAnsi="Arial" w:cs="Arial"/>
+          <w:b w:val="0"/>
+          <w:bCs w:val="0"/>
+          <w:sz w:val="22"/>
+          <w:szCs w:val="22"/>
+        </w:rPr>
+        <w:t>low</w:t>
+      </w:r>
+      <w:proofErr w:type="spellEnd"/>
+      <w:r>
+        <w:rPr>
+          <w:rStyle w:val="Textoennegrita"/>
+          <w:rFonts w:ascii="Arial" w:hAnsi="Arial" w:cs="Arial"/>
+          <w:b w:val="0"/>
+          <w:bCs w:val="0"/>
+          <w:sz w:val="22"/>
+          <w:szCs w:val="22"/>
+        </w:rPr>
+        <w:t xml:space="preserve"> </w:t>
+      </w:r>
+      <w:proofErr w:type="spellStart"/>
+      <w:r>
+        <w:rPr>
+          <w:rStyle w:val="Textoennegrita"/>
+          <w:rFonts w:ascii="Arial" w:hAnsi="Arial" w:cs="Arial"/>
+          <w:b w:val="0"/>
+          <w:bCs w:val="0"/>
+          <w:sz w:val="22"/>
+          <w:szCs w:val="22"/>
+        </w:rPr>
+        <w:t>poly</w:t>
+      </w:r>
+      <w:proofErr w:type="spellEnd"/>
+    </w:p>
+    <w:p>
+      <w:pPr>
+        <w:pStyle w:val="NormalWeb"/>
+        <w:numPr>
+          <w:ilvl w:val="0"/>
+          <w:numId w:val="20"/>
+        </w:numPr>
+        <w:rPr>
+          <w:rFonts w:ascii="Arial" w:hAnsi="Arial" w:cs="Arial"/>
+          <w:sz w:val="22"/>
+          <w:szCs w:val="22"/>
+        </w:rPr>
+      </w:pPr>
+      <w:r>
+        <w:rPr>
+          <w:rFonts w:ascii="Arial" w:hAnsi="Arial" w:cs="Arial"/>
+          <w:sz w:val="22"/>
+          <w:szCs w:val="22"/>
+        </w:rPr>
+        <w:t>Paleta de colores contrastada</w:t>
+      </w:r>
+    </w:p>
+    <w:p>
+      <w:pPr>
+        <w:pStyle w:val="NormalWeb"/>
+        <w:numPr>
+          <w:ilvl w:val="0"/>
+          <w:numId w:val="20"/>
+        </w:numPr>
+        <w:rPr>
+          <w:rFonts w:ascii="Arial" w:hAnsi="Arial" w:cs="Arial"/>
+          <w:sz w:val="22"/>
+          <w:szCs w:val="22"/>
+        </w:rPr>
+      </w:pPr>
+      <w:r>
+        <w:rPr>
+          <w:rFonts w:ascii="Arial" w:hAnsi="Arial" w:cs="Arial"/>
+          <w:sz w:val="22"/>
+          <w:szCs w:val="22"/>
+        </w:rPr>
+        <w:t xml:space="preserve">Música </w:t>
+      </w:r>
+      <w:r>
+        <w:rPr>
+          <w:rFonts w:ascii="Arial" w:hAnsi="Arial" w:cs="Arial"/>
+          <w:sz w:val="22"/>
+          <w:szCs w:val="22"/>
+        </w:rPr>
+        <w:t>dinámica</w:t>
+      </w:r>
+    </w:p>
+    <w:p>
+      <w:pPr>
+        <w:pStyle w:val="NormalWeb"/>
+        <w:numPr>
+          <w:ilvl w:val="0"/>
+          <w:numId w:val="20"/>
+        </w:numPr>
+        <w:rPr>
+          <w:rFonts w:ascii="Arial" w:hAnsi="Arial" w:cs="Arial"/>
+          <w:sz w:val="22"/>
+          <w:szCs w:val="22"/>
+        </w:rPr>
+      </w:pPr>
+      <w:r>
+        <w:rPr>
+          <w:rFonts w:ascii="Arial" w:hAnsi="Arial" w:cs="Arial"/>
+          <w:sz w:val="22"/>
+          <w:szCs w:val="22"/>
+        </w:rPr>
+        <w:t xml:space="preserve">SFX </w:t>
+      </w:r>
+      <w:r>
+        <w:rPr>
+          <w:rFonts w:ascii="Arial" w:hAnsi="Arial" w:cs="Arial"/>
+          <w:sz w:val="22"/>
+          <w:szCs w:val="22"/>
+        </w:rPr>
+        <w:t>para colisiones</w:t>
+      </w:r>
+    </w:p>
+    <w:p>
+      <w:pPr>
+        <w:pStyle w:val="NormalWeb"/>
+        <w:numPr>
+          <w:ilvl w:val="0"/>
+          <w:numId w:val="20"/>
+        </w:numPr>
+        <w:rPr>
+          <w:rFonts w:ascii="Arial" w:hAnsi="Arial" w:cs="Arial"/>
+          <w:sz w:val="22"/>
+          <w:szCs w:val="22"/>
+        </w:rPr>
+      </w:pPr>
+      <w:r>
+        <w:rPr>
+          <w:rFonts w:ascii="Arial" w:hAnsi="Arial" w:cs="Arial"/>
+          <w:sz w:val="22"/>
+          <w:szCs w:val="22"/>
+        </w:rPr>
+        <w:t>SFX para recoger puntos</w:t>
+      </w:r>
+    </w:p>
+    <w:p>
+      <w:pPr>
+        <w:pStyle w:val="NormalWeb"/>
+        <w:numPr>
+          <w:ilvl w:val="0"/>
+          <w:numId w:val="20"/>
+        </w:numPr>
+        <w:rPr>
+          <w:rFonts w:ascii="Arial" w:hAnsi="Arial" w:cs="Arial"/>
+          <w:sz w:val="22"/>
+          <w:szCs w:val="22"/>
+        </w:rPr>
+      </w:pPr>
+      <w:r>
+        <w:rPr>
+          <w:rFonts w:ascii="Arial" w:hAnsi="Arial" w:cs="Arial"/>
+          <w:sz w:val="22"/>
+          <w:szCs w:val="22"/>
+        </w:rPr>
+        <w:t>SFX para derrota</w:t>
+      </w:r>
+    </w:p>
+    <w:p>
+      <w:pPr>
+        <w:pStyle w:val="NormalWeb"/>
+        <w:numPr>
+          <w:ilvl w:val="0"/>
+          <w:numId w:val="20"/>
+        </w:numPr>
+        <w:rPr>
+          <w:rFonts w:ascii="Arial" w:hAnsi="Arial" w:cs="Arial"/>
+          <w:sz w:val="22"/>
+          <w:szCs w:val="22"/>
+        </w:rPr>
+      </w:pPr>
+      <w:r>
+        <w:rPr>
+          <w:rFonts w:ascii="Arial" w:hAnsi="Arial" w:cs="Arial"/>
+          <w:sz w:val="22"/>
+          <w:szCs w:val="22"/>
+        </w:rPr>
+        <w:t>SFX para victoria</w:t>
+      </w:r>
+    </w:p>
+    <w:p>
+      <w:pPr>
+        <w:pStyle w:val="NormalWeb"/>
+        <w:numPr>
+          <w:ilvl w:val="0"/>
+          <w:numId w:val="20"/>
+        </w:numPr>
+        <w:rPr>
+          <w:rFonts w:ascii="Arial" w:hAnsi="Arial" w:cs="Arial"/>
+          <w:sz w:val="22"/>
+          <w:szCs w:val="22"/>
+        </w:rPr>
+      </w:pPr>
+      <w:r>
+        <w:rPr>
+          <w:rFonts w:ascii="Arial" w:hAnsi="Arial" w:cs="Arial"/>
+          <w:sz w:val="22"/>
+          <w:szCs w:val="22"/>
+        </w:rPr>
+        <w:t>SFX para selección de botones</w:t>
       </w:r>
     </w:p>
     <w:p>
@@ -2400,139 +5882,59 @@
           <w:bCs/>
         </w:rPr>
       </w:pPr>
-      <w:bookmarkStart w:id="21" w:name="_paew4m5mfxkb" w:colFirst="0" w:colLast="0"/>
-      <w:bookmarkEnd w:id="21"/>
+      <w:bookmarkStart w:id="26" w:name="_Toc221045523"/>
       <w:r>
         <w:rPr>
           <w:b/>
           <w:bCs/>
         </w:rPr>
-        <w:lastRenderedPageBreak/>
         <w:t>7.2. Contenido</w:t>
       </w:r>
-    </w:p>
-    <w:p>
-      <w:pPr>
-        <w:pStyle w:val="Ttulo1"/>
+      <w:bookmarkEnd w:id="26"/>
+    </w:p>
+    <w:p>
+      <w:pPr>
+        <w:pStyle w:val="NormalWeb"/>
         <w:numPr>
           <w:ilvl w:val="0"/>
-          <w:numId w:val="2"/>
+          <w:numId w:val="20"/>
         </w:numPr>
-        <w:spacing w:after="0"/>
-        <w:jc w:val="both"/>
-        <w:rPr>
-          <w:b/>
-          <w:bCs/>
-        </w:rPr>
-      </w:pPr>
-      <w:bookmarkStart w:id="22" w:name="_z337ya" w:colFirst="0" w:colLast="0"/>
-      <w:bookmarkEnd w:id="22"/>
-      <w:r>
-        <w:rPr>
-          <w:b/>
-          <w:bCs/>
-        </w:rPr>
-        <w:t>Producción</w:t>
-      </w:r>
-    </w:p>
-    <w:p>
-      <w:pPr>
-        <w:pStyle w:val="Ttulo2"/>
+        <w:rPr>
+          <w:rFonts w:ascii="Arial" w:hAnsi="Arial" w:cs="Arial"/>
+          <w:sz w:val="22"/>
+          <w:szCs w:val="22"/>
+        </w:rPr>
+      </w:pPr>
+      <w:r>
+        <w:rPr>
+          <w:rFonts w:ascii="Arial" w:hAnsi="Arial" w:cs="Arial"/>
+          <w:sz w:val="22"/>
+          <w:szCs w:val="22"/>
+        </w:rPr>
+        <w:t>Varios circuitos cortos</w:t>
+      </w:r>
+    </w:p>
+    <w:p>
+      <w:pPr>
+        <w:pStyle w:val="NormalWeb"/>
         <w:numPr>
-          <w:ilvl w:val="1"/>
-          <w:numId w:val="2"/>
+          <w:ilvl w:val="0"/>
+          <w:numId w:val="20"/>
         </w:numPr>
-        <w:spacing w:before="0"/>
-        <w:jc w:val="both"/>
-        <w:rPr>
-          <w:b/>
-          <w:bCs/>
-        </w:rPr>
-      </w:pPr>
-      <w:bookmarkStart w:id="23" w:name="_3j2qqm3" w:colFirst="0" w:colLast="0"/>
-      <w:bookmarkEnd w:id="23"/>
-      <w:r>
-        <w:rPr>
-          <w:b/>
-          <w:bCs/>
-        </w:rPr>
-        <w:t>Planificación (</w:t>
-      </w:r>
-      <w:proofErr w:type="spellStart"/>
-      <w:r>
-        <w:rPr>
-          <w:b/>
-          <w:bCs/>
-        </w:rPr>
-        <w:t>roadmap</w:t>
-      </w:r>
-      <w:proofErr w:type="spellEnd"/>
-      <w:r>
-        <w:rPr>
-          <w:b/>
-          <w:bCs/>
-        </w:rPr>
-        <w:t>)</w:t>
-      </w:r>
-    </w:p>
-    <w:p>
-      <w:pPr>
-        <w:spacing w:before="240" w:after="240"/>
-        <w:jc w:val="both"/>
-        <w:rPr>
-          <w:u w:val="single"/>
-        </w:rPr>
-      </w:pPr>
-      <w:r>
-        <w:rPr>
-          <w:u w:val="single"/>
-        </w:rPr>
-        <w:t xml:space="preserve">Crear un </w:t>
-      </w:r>
-      <w:proofErr w:type="spellStart"/>
-      <w:r>
-        <w:rPr>
-          <w:u w:val="single"/>
-        </w:rPr>
-        <w:t>roadmap</w:t>
-      </w:r>
-      <w:proofErr w:type="spellEnd"/>
-      <w:r>
-        <w:rPr>
-          <w:u w:val="single"/>
-        </w:rPr>
-        <w:t xml:space="preserve"> inicial sobre cómo pretendéis desarrollar el juego (qué funcionalidades/historias de usuario) se van a implementar cada semana hasta el hito.</w:t>
-      </w:r>
-    </w:p>
-    <w:p>
-      <w:pPr>
-        <w:spacing w:before="240" w:after="240"/>
-        <w:jc w:val="both"/>
-        <w:rPr>
-          <w:u w:val="single"/>
-        </w:rPr>
-      </w:pPr>
-      <w:r>
-        <w:rPr>
-          <w:u w:val="single"/>
-        </w:rPr>
-        <w:t>Se puede hacer en una hoja Excel aparte y poner aquí el enlace o se puede añadir directamente una</w:t>
-      </w:r>
-      <w:r>
-        <w:rPr>
-          <w:u w:val="single"/>
-        </w:rPr>
-        <w:t xml:space="preserve"> tabla.</w:t>
-      </w:r>
-    </w:p>
-    <w:p>
-      <w:pPr>
-        <w:spacing w:before="240" w:after="240"/>
-        <w:jc w:val="both"/>
-        <w:rPr>
-          <w:u w:val="single"/>
-        </w:rPr>
-      </w:pPr>
+        <w:rPr>
+          <w:rFonts w:ascii="Arial" w:hAnsi="Arial" w:cs="Arial"/>
+          <w:sz w:val="22"/>
+          <w:szCs w:val="22"/>
+        </w:rPr>
+      </w:pPr>
+      <w:r>
+        <w:rPr>
+          <w:rFonts w:ascii="Arial" w:hAnsi="Arial" w:cs="Arial"/>
+          <w:sz w:val="22"/>
+          <w:szCs w:val="22"/>
+        </w:rPr>
+        <w:t>Objetos de puntuación</w:t>
+      </w:r>
     </w:p>
     <w:p>
       <w:pPr>
@@ -2547,17 +5949,150 @@
           <w:bCs/>
         </w:rPr>
       </w:pPr>
-      <w:bookmarkStart w:id="24" w:name="_1y810tw" w:colFirst="0" w:colLast="0"/>
-      <w:bookmarkEnd w:id="24"/>
+      <w:bookmarkStart w:id="27" w:name="_Toc221045524"/>
       <w:r>
         <w:rPr>
           <w:b/>
           <w:bCs/>
         </w:rPr>
-        <w:t>Referencias</w:t>
-      </w:r>
-    </w:p>
-    <w:p/>
+        <w:t>R</w:t>
+      </w:r>
+      <w:r>
+        <w:rPr>
+          <w:b/>
+          <w:bCs/>
+        </w:rPr>
+        <w:t>eferencias</w:t>
+      </w:r>
+      <w:bookmarkEnd w:id="27"/>
+    </w:p>
+    <w:p>
+      <w:pPr>
+        <w:pStyle w:val="Prrafodelista"/>
+        <w:numPr>
+          <w:ilvl w:val="0"/>
+          <w:numId w:val="3"/>
+        </w:numPr>
+      </w:pPr>
+      <w:proofErr w:type="spellStart"/>
+      <w:r>
+        <w:t>Star</w:t>
+      </w:r>
+      <w:proofErr w:type="spellEnd"/>
+      <w:r>
+        <w:t xml:space="preserve"> Fox (1993, Super Nintendo)</w:t>
+      </w:r>
+    </w:p>
+    <w:p>
+      <w:pPr>
+        <w:pStyle w:val="Prrafodelista"/>
+        <w:numPr>
+          <w:ilvl w:val="0"/>
+          <w:numId w:val="3"/>
+        </w:numPr>
+      </w:pPr>
+      <w:proofErr w:type="spellStart"/>
+      <w:r>
+        <w:t>Race</w:t>
+      </w:r>
+      <w:proofErr w:type="spellEnd"/>
+      <w:r>
+        <w:t xml:space="preserve"> </w:t>
+      </w:r>
+      <w:proofErr w:type="spellStart"/>
+      <w:r>
+        <w:t>the</w:t>
+      </w:r>
+      <w:proofErr w:type="spellEnd"/>
+      <w:r>
+        <w:t xml:space="preserve"> </w:t>
+      </w:r>
+      <w:proofErr w:type="spellStart"/>
+      <w:r>
+        <w:t>Sun</w:t>
+      </w:r>
+      <w:proofErr w:type="spellEnd"/>
+      <w:r>
+        <w:t xml:space="preserve"> (2013)</w:t>
+      </w:r>
+    </w:p>
+    <w:p>
+      <w:pPr>
+        <w:pStyle w:val="Prrafodelista"/>
+        <w:numPr>
+          <w:ilvl w:val="0"/>
+          <w:numId w:val="3"/>
+        </w:numPr>
+      </w:pPr>
+      <w:r>
+        <w:t xml:space="preserve">Wii </w:t>
+      </w:r>
+      <w:proofErr w:type="spellStart"/>
+      <w:r>
+        <w:t>Sports</w:t>
+      </w:r>
+      <w:proofErr w:type="spellEnd"/>
+      <w:r>
+        <w:t xml:space="preserve"> Resort (2009), los juegos relacionados a Vuelo Turístico y Combate en Vuelo</w:t>
+      </w:r>
+    </w:p>
+    <w:p>
+      <w:pPr>
+        <w:pStyle w:val="Prrafodelista"/>
+        <w:numPr>
+          <w:ilvl w:val="0"/>
+          <w:numId w:val="3"/>
+        </w:numPr>
+      </w:pPr>
+      <w:proofErr w:type="spellStart"/>
+      <w:r>
+        <w:t>Avicii</w:t>
+      </w:r>
+      <w:proofErr w:type="spellEnd"/>
+      <w:r>
+        <w:t xml:space="preserve"> </w:t>
+      </w:r>
+      <w:proofErr w:type="spellStart"/>
+      <w:r>
+        <w:t>Gravity</w:t>
+      </w:r>
+      <w:proofErr w:type="spellEnd"/>
+      <w:r>
+        <w:t xml:space="preserve"> HD (2013)</w:t>
+      </w:r>
+    </w:p>
+    <w:p>
+      <w:pPr>
+        <w:pStyle w:val="Prrafodelista"/>
+        <w:numPr>
+          <w:ilvl w:val="0"/>
+          <w:numId w:val="3"/>
+        </w:numPr>
+        <w:rPr>
+          <w:lang w:val="en-GB"/>
+        </w:rPr>
+      </w:pPr>
+      <w:r>
+        <w:rPr>
+          <w:lang w:val="en-GB"/>
+        </w:rPr>
+        <w:t>Alan Walker – The Aviation G</w:t>
+      </w:r>
+      <w:r>
+        <w:rPr>
+          <w:lang w:val="en-GB"/>
+        </w:rPr>
+        <w:t>ame (2019)</w:t>
+      </w:r>
+    </w:p>
+    <w:p>
+      <w:pPr>
+        <w:pStyle w:val="Prrafodelista"/>
+        <w:rPr>
+          <w:lang w:val="en-GB"/>
+        </w:rPr>
+      </w:pPr>
+    </w:p>
     <w:sectPr>
       <w:type w:val="continuous"/>
       <w:pgSz w:w="11909" w:h="16834"/>
@@ -2571,6 +6106,458 @@
 <file path=word/numbering.xml><?xml version="1.0" encoding="utf-8"?>
 <w:numbering xmlns:wpc="http://schemas.microsoft.com/office/word/2010/wordprocessingCanvas" xmlns:cx="http://schemas.microsoft.com/office/drawing/2014/chartex" xmlns:cx1="http://schemas.microsoft.com/office/drawing/2015/9/8/chartex" xmlns:cx2="http://schemas.microsoft.com/office/drawing/2015/10/21/chartex" xmlns:cx3="http://schemas.microsoft.com/office/drawing/2016/5/9/chartex" xmlns:cx4="http://schemas.microsoft.com/office/drawing/2016/5/10/chartex" xmlns:cx5="http://schemas.microsoft.com/office/drawing/2016/5/11/chartex" xmlns:cx6="http://schemas.microsoft.com/office/drawing/2016/5/12/chartex" xmlns:cx7="http://schemas.microsoft.com/office/drawing/2016/5/13/chartex" xmlns:cx8="http://schemas.microsoft.com/office/drawing/2016/5/14/chartex" xmlns:mc="http://schemas.openxmlformats.org/markup-compatibility/2006" xmlns:aink="http://schemas.microsoft.com/office/drawing/2016/ink" xmlns:am3d="http://schemas.microsoft.com/office/drawing/2017/model3d" xmlns:o="urn:schemas-microsoft-com:office:office" xmlns:r="http://schemas.openxmlformats.org/officeDocument/2006/relationships" xmlns:m="http://schemas.openxmlformats.org/officeDocument/2006/math" xmlns:v="urn:schemas-microsoft-com:vml" xmlns:wp14="http://schemas.microsoft.com/office/word/2010/wordprocessingDrawing" xmlns:wp="http://schemas.openxmlformats.org/drawingml/2006/wordprocessingDrawing" xmlns:w10="urn:schemas-microsoft-com:office:word" xmlns:w="http://schemas.openxmlformats.org/wordprocessingml/2006/main" xmlns:w14="http://schemas.microsoft.com/office/word/2010/wordml" xmlns:w15="http://schemas.microsoft.com/office/word/2012/wordml" xmlns:w16cex="http://schemas.microsoft.com/office/word/2018/wordml/cex" xmlns:w16cid="http://schemas.microsoft.com/office/word/2016/wordml/cid" xmlns:w16="http://schemas.microsoft.com/office/word/2018/wordml" xmlns:w16sdtdh="http://schemas.microsoft.com/office/word/2020/wordml/sdtdatahash" xmlns:w16se="http://schemas.microsoft.com/office/word/2015/wordml/symex" xmlns:wpg="http://schemas.microsoft.com/office/word/2010/wordprocessingGroup" xmlns:wpi="http://schemas.microsoft.com/office/word/2010/wordprocessingInk" xmlns:wne="http://schemas.microsoft.com/office/word/2006/wordml" xmlns:wps="http://schemas.microsoft.com/office/word/2010/wordprocessingShape" mc:Ignorable="w14 w15 w16se w16cid w16 w16cex w16sdtdh wp14">
   <w:abstractNum w:abstractNumId="0" w15:restartNumberingAfterBreak="0">
+    <w:nsid w:val="01610EA5"/>
+    <w:multiLevelType w:val="multilevel"/>
+    <w:tmpl w:val="0518E2F2"/>
+    <w:lvl w:ilvl="0">
+      <w:start w:val="1"/>
+      <w:numFmt w:val="bullet"/>
+      <w:lvlText w:val=""/>
+      <w:lvlJc w:val="left"/>
+      <w:pPr>
+        <w:ind w:left="720" w:hanging="360"/>
+      </w:pPr>
+      <w:rPr>
+        <w:rFonts w:ascii="Symbol" w:hAnsi="Symbol" w:hint="default"/>
+        <w:u w:val="none"/>
+      </w:rPr>
+    </w:lvl>
+    <w:lvl w:ilvl="1">
+      <w:start w:val="1"/>
+      <w:numFmt w:val="decimal"/>
+      <w:lvlText w:val="%1.%2."/>
+      <w:lvlJc w:val="right"/>
+      <w:pPr>
+        <w:ind w:left="1440" w:hanging="360"/>
+      </w:pPr>
+      <w:rPr>
+        <w:u w:val="none"/>
+      </w:rPr>
+    </w:lvl>
+    <w:lvl w:ilvl="2">
+      <w:start w:val="1"/>
+      <w:numFmt w:val="decimal"/>
+      <w:lvlText w:val="%1.%2.%3."/>
+      <w:lvlJc w:val="right"/>
+      <w:pPr>
+        <w:ind w:left="2160" w:hanging="360"/>
+      </w:pPr>
+      <w:rPr>
+        <w:u w:val="none"/>
+      </w:rPr>
+    </w:lvl>
+    <w:lvl w:ilvl="3">
+      <w:start w:val="1"/>
+      <w:numFmt w:val="decimal"/>
+      <w:lvlText w:val="%1.%2.%3.%4."/>
+      <w:lvlJc w:val="right"/>
+      <w:pPr>
+        <w:ind w:left="2880" w:hanging="360"/>
+      </w:pPr>
+      <w:rPr>
+        <w:u w:val="none"/>
+      </w:rPr>
+    </w:lvl>
+    <w:lvl w:ilvl="4">
+      <w:start w:val="1"/>
+      <w:numFmt w:val="decimal"/>
+      <w:lvlText w:val="%1.%2.%3.%4.%5."/>
+      <w:lvlJc w:val="right"/>
+      <w:pPr>
+        <w:ind w:left="3600" w:hanging="360"/>
+      </w:pPr>
+      <w:rPr>
+        <w:u w:val="none"/>
+      </w:rPr>
+    </w:lvl>
+    <w:lvl w:ilvl="5">
+      <w:start w:val="1"/>
+      <w:numFmt w:val="decimal"/>
+      <w:lvlText w:val="%1.%2.%3.%4.%5.%6."/>
+      <w:lvlJc w:val="right"/>
+      <w:pPr>
+        <w:ind w:left="4320" w:hanging="360"/>
+      </w:pPr>
+      <w:rPr>
+        <w:u w:val="none"/>
+      </w:rPr>
+    </w:lvl>
+    <w:lvl w:ilvl="6">
+      <w:start w:val="1"/>
+      <w:numFmt w:val="decimal"/>
+      <w:lvlText w:val="%1.%2.%3.%4.%5.%6.%7."/>
+      <w:lvlJc w:val="right"/>
+      <w:pPr>
+        <w:ind w:left="5040" w:hanging="360"/>
+      </w:pPr>
+      <w:rPr>
+        <w:u w:val="none"/>
+      </w:rPr>
+    </w:lvl>
+    <w:lvl w:ilvl="7">
+      <w:start w:val="1"/>
+      <w:numFmt w:val="decimal"/>
+      <w:lvlText w:val="%1.%2.%3.%4.%5.%6.%7.%8."/>
+      <w:lvlJc w:val="right"/>
+      <w:pPr>
+        <w:ind w:left="5760" w:hanging="360"/>
+      </w:pPr>
+      <w:rPr>
+        <w:u w:val="none"/>
+      </w:rPr>
+    </w:lvl>
+    <w:lvl w:ilvl="8">
+      <w:start w:val="1"/>
+      <w:numFmt w:val="decimal"/>
+      <w:lvlText w:val="%1.%2.%3.%4.%5.%6.%7.%8.%9."/>
+      <w:lvlJc w:val="right"/>
+      <w:pPr>
+        <w:ind w:left="6480" w:hanging="360"/>
+      </w:pPr>
+      <w:rPr>
+        <w:u w:val="none"/>
+      </w:rPr>
+    </w:lvl>
+  </w:abstractNum>
+  <w:abstractNum w:abstractNumId="1" w15:restartNumberingAfterBreak="0">
+    <w:nsid w:val="03DD6CFD"/>
+    <w:multiLevelType w:val="multilevel"/>
+    <w:tmpl w:val="64384C66"/>
+    <w:lvl w:ilvl="0">
+      <w:start w:val="1"/>
+      <w:numFmt w:val="bullet"/>
+      <w:lvlText w:val="●"/>
+      <w:lvlJc w:val="left"/>
+      <w:pPr>
+        <w:ind w:left="720" w:hanging="360"/>
+      </w:pPr>
+      <w:rPr>
+        <w:u w:val="none"/>
+      </w:rPr>
+    </w:lvl>
+    <w:lvl w:ilvl="1">
+      <w:start w:val="1"/>
+      <w:numFmt w:val="bullet"/>
+      <w:lvlText w:val="○"/>
+      <w:lvlJc w:val="left"/>
+      <w:pPr>
+        <w:ind w:left="1440" w:hanging="360"/>
+      </w:pPr>
+      <w:rPr>
+        <w:u w:val="none"/>
+      </w:rPr>
+    </w:lvl>
+    <w:lvl w:ilvl="2">
+      <w:start w:val="1"/>
+      <w:numFmt w:val="bullet"/>
+      <w:lvlText w:val="■"/>
+      <w:lvlJc w:val="left"/>
+      <w:pPr>
+        <w:ind w:left="2160" w:hanging="360"/>
+      </w:pPr>
+      <w:rPr>
+        <w:u w:val="none"/>
+      </w:rPr>
+    </w:lvl>
+    <w:lvl w:ilvl="3">
+      <w:start w:val="1"/>
+      <w:numFmt w:val="bullet"/>
+      <w:lvlText w:val="●"/>
+      <w:lvlJc w:val="left"/>
+      <w:pPr>
+        <w:ind w:left="2880" w:hanging="360"/>
+      </w:pPr>
+      <w:rPr>
+        <w:u w:val="none"/>
+      </w:rPr>
+    </w:lvl>
+    <w:lvl w:ilvl="4">
+      <w:start w:val="1"/>
+      <w:numFmt w:val="bullet"/>
+      <w:lvlText w:val="○"/>
+      <w:lvlJc w:val="left"/>
+      <w:pPr>
+        <w:ind w:left="3600" w:hanging="360"/>
+      </w:pPr>
+      <w:rPr>
+        <w:u w:val="none"/>
+      </w:rPr>
+    </w:lvl>
+    <w:lvl w:ilvl="5">
+      <w:start w:val="1"/>
+      <w:numFmt w:val="bullet"/>
+      <w:lvlText w:val="■"/>
+      <w:lvlJc w:val="left"/>
+      <w:pPr>
+        <w:ind w:left="4320" w:hanging="360"/>
+      </w:pPr>
+      <w:rPr>
+        <w:u w:val="none"/>
+      </w:rPr>
+    </w:lvl>
+    <w:lvl w:ilvl="6">
+      <w:start w:val="1"/>
+      <w:numFmt w:val="bullet"/>
+      <w:lvlText w:val="●"/>
+      <w:lvlJc w:val="left"/>
+      <w:pPr>
+        <w:ind w:left="5040" w:hanging="360"/>
+      </w:pPr>
+      <w:rPr>
+        <w:u w:val="none"/>
+      </w:rPr>
+    </w:lvl>
+    <w:lvl w:ilvl="7">
+      <w:start w:val="1"/>
+      <w:numFmt w:val="bullet"/>
+      <w:lvlText w:val="○"/>
+      <w:lvlJc w:val="left"/>
+      <w:pPr>
+        <w:ind w:left="5760" w:hanging="360"/>
+      </w:pPr>
+      <w:rPr>
+        <w:u w:val="none"/>
+      </w:rPr>
+    </w:lvl>
+    <w:lvl w:ilvl="8">
+      <w:start w:val="1"/>
+      <w:numFmt w:val="bullet"/>
+      <w:lvlText w:val="■"/>
+      <w:lvlJc w:val="left"/>
+      <w:pPr>
+        <w:ind w:left="6480" w:hanging="360"/>
+      </w:pPr>
+      <w:rPr>
+        <w:u w:val="none"/>
+      </w:rPr>
+    </w:lvl>
+  </w:abstractNum>
+  <w:abstractNum w:abstractNumId="2" w15:restartNumberingAfterBreak="0">
+    <w:nsid w:val="084622BF"/>
+    <w:multiLevelType w:val="hybridMultilevel"/>
+    <w:tmpl w:val="711A534A"/>
+    <w:lvl w:ilvl="0" w:tplc="0C0A0001">
+      <w:start w:val="1"/>
+      <w:numFmt w:val="bullet"/>
+      <w:lvlText w:val=""/>
+      <w:lvlJc w:val="left"/>
+      <w:pPr>
+        <w:ind w:left="720" w:hanging="360"/>
+      </w:pPr>
+      <w:rPr>
+        <w:rFonts w:ascii="Symbol" w:hAnsi="Symbol" w:hint="default"/>
+      </w:rPr>
+    </w:lvl>
+    <w:lvl w:ilvl="1" w:tplc="0C0A0003" w:tentative="1">
+      <w:start w:val="1"/>
+      <w:numFmt w:val="bullet"/>
+      <w:lvlText w:val="o"/>
+      <w:lvlJc w:val="left"/>
+      <w:pPr>
+        <w:ind w:left="1440" w:hanging="360"/>
+      </w:pPr>
+      <w:rPr>
+        <w:rFonts w:ascii="Courier New" w:hAnsi="Courier New" w:cs="Courier New" w:hint="default"/>
+      </w:rPr>
+    </w:lvl>
+    <w:lvl w:ilvl="2" w:tplc="0C0A0005" w:tentative="1">
+      <w:start w:val="1"/>
+      <w:numFmt w:val="bullet"/>
+      <w:lvlText w:val=""/>
+      <w:lvlJc w:val="left"/>
+      <w:pPr>
+        <w:ind w:left="2160" w:hanging="360"/>
+      </w:pPr>
+      <w:rPr>
+        <w:rFonts w:ascii="Wingdings" w:hAnsi="Wingdings" w:hint="default"/>
+      </w:rPr>
+    </w:lvl>
+    <w:lvl w:ilvl="3" w:tplc="0C0A0001" w:tentative="1">
+      <w:start w:val="1"/>
+      <w:numFmt w:val="bullet"/>
+      <w:lvlText w:val=""/>
+      <w:lvlJc w:val="left"/>
+      <w:pPr>
+        <w:ind w:left="2880" w:hanging="360"/>
+      </w:pPr>
+      <w:rPr>
+        <w:rFonts w:ascii="Symbol" w:hAnsi="Symbol" w:hint="default"/>
+      </w:rPr>
+    </w:lvl>
+    <w:lvl w:ilvl="4" w:tplc="0C0A0003" w:tentative="1">
+      <w:start w:val="1"/>
+      <w:numFmt w:val="bullet"/>
+      <w:lvlText w:val="o"/>
+      <w:lvlJc w:val="left"/>
+      <w:pPr>
+        <w:ind w:left="3600" w:hanging="360"/>
+      </w:pPr>
+      <w:rPr>
+        <w:rFonts w:ascii="Courier New" w:hAnsi="Courier New" w:cs="Courier New" w:hint="default"/>
+      </w:rPr>
+    </w:lvl>
+    <w:lvl w:ilvl="5" w:tplc="0C0A0005" w:tentative="1">
+      <w:start w:val="1"/>
+      <w:numFmt w:val="bullet"/>
+      <w:lvlText w:val=""/>
+      <w:lvlJc w:val="left"/>
+      <w:pPr>
+        <w:ind w:left="4320" w:hanging="360"/>
+      </w:pPr>
+      <w:rPr>
+        <w:rFonts w:ascii="Wingdings" w:hAnsi="Wingdings" w:hint="default"/>
+      </w:rPr>
+    </w:lvl>
+    <w:lvl w:ilvl="6" w:tplc="0C0A0001" w:tentative="1">
+      <w:start w:val="1"/>
+      <w:numFmt w:val="bullet"/>
+      <w:lvlText w:val=""/>
+      <w:lvlJc w:val="left"/>
+      <w:pPr>
+        <w:ind w:left="5040" w:hanging="360"/>
+      </w:pPr>
+      <w:rPr>
+        <w:rFonts w:ascii="Symbol" w:hAnsi="Symbol" w:hint="default"/>
+      </w:rPr>
+    </w:lvl>
+    <w:lvl w:ilvl="7" w:tplc="0C0A0003" w:tentative="1">
+      <w:start w:val="1"/>
+      <w:numFmt w:val="bullet"/>
+      <w:lvlText w:val="o"/>
+      <w:lvlJc w:val="left"/>
+      <w:pPr>
+        <w:ind w:left="5760" w:hanging="360"/>
+      </w:pPr>
+      <w:rPr>
+        <w:rFonts w:ascii="Courier New" w:hAnsi="Courier New" w:cs="Courier New" w:hint="default"/>
+      </w:rPr>
+    </w:lvl>
+    <w:lvl w:ilvl="8" w:tplc="0C0A0005" w:tentative="1">
+      <w:start w:val="1"/>
+      <w:numFmt w:val="bullet"/>
+      <w:lvlText w:val=""/>
+      <w:lvlJc w:val="left"/>
+      <w:pPr>
+        <w:ind w:left="6480" w:hanging="360"/>
+      </w:pPr>
+      <w:rPr>
+        <w:rFonts w:ascii="Wingdings" w:hAnsi="Wingdings" w:hint="default"/>
+      </w:rPr>
+    </w:lvl>
+  </w:abstractNum>
+  <w:abstractNum w:abstractNumId="3" w15:restartNumberingAfterBreak="0">
+    <w:nsid w:val="088C19F1"/>
+    <w:multiLevelType w:val="hybridMultilevel"/>
+    <w:tmpl w:val="6EC26A4E"/>
+    <w:lvl w:ilvl="0" w:tplc="0C0A0001">
+      <w:numFmt w:val="bullet"/>
+      <w:lvlText w:val=""/>
+      <w:lvlJc w:val="left"/>
+      <w:pPr>
+        <w:ind w:left="720" w:hanging="360"/>
+      </w:pPr>
+      <w:rPr>
+        <w:rFonts w:ascii="Symbol" w:eastAsia="Times New Roman" w:hAnsi="Symbol" w:cs="Times New Roman" w:hint="default"/>
+      </w:rPr>
+    </w:lvl>
+    <w:lvl w:ilvl="1" w:tplc="0C0A0003" w:tentative="1">
+      <w:start w:val="1"/>
+      <w:numFmt w:val="bullet"/>
+      <w:lvlText w:val="o"/>
+      <w:lvlJc w:val="left"/>
+      <w:pPr>
+        <w:ind w:left="1440" w:hanging="360"/>
+      </w:pPr>
+      <w:rPr>
+        <w:rFonts w:ascii="Courier New" w:hAnsi="Courier New" w:cs="Courier New" w:hint="default"/>
+      </w:rPr>
+    </w:lvl>
+    <w:lvl w:ilvl="2" w:tplc="0C0A0005" w:tentative="1">
+      <w:start w:val="1"/>
+      <w:numFmt w:val="bullet"/>
+      <w:lvlText w:val=""/>
+      <w:lvlJc w:val="left"/>
+      <w:pPr>
+        <w:ind w:left="2160" w:hanging="360"/>
+      </w:pPr>
+      <w:rPr>
+        <w:rFonts w:ascii="Wingdings" w:hAnsi="Wingdings" w:hint="default"/>
+      </w:rPr>
+    </w:lvl>
+    <w:lvl w:ilvl="3" w:tplc="0C0A0001" w:tentative="1">
+      <w:start w:val="1"/>
+      <w:numFmt w:val="bullet"/>
+      <w:lvlText w:val=""/>
+      <w:lvlJc w:val="left"/>
+      <w:pPr>
+        <w:ind w:left="2880" w:hanging="360"/>
+      </w:pPr>
+      <w:rPr>
+        <w:rFonts w:ascii="Symbol" w:hAnsi="Symbol" w:hint="default"/>
+      </w:rPr>
+    </w:lvl>
+    <w:lvl w:ilvl="4" w:tplc="0C0A0003" w:tentative="1">
+      <w:start w:val="1"/>
+      <w:numFmt w:val="bullet"/>
+      <w:lvlText w:val="o"/>
+      <w:lvlJc w:val="left"/>
+      <w:pPr>
+        <w:ind w:left="3600" w:hanging="360"/>
+      </w:pPr>
+      <w:rPr>
+        <w:rFonts w:ascii="Courier New" w:hAnsi="Courier New" w:cs="Courier New" w:hint="default"/>
+      </w:rPr>
+    </w:lvl>
+    <w:lvl w:ilvl="5" w:tplc="0C0A0005" w:tentative="1">
+      <w:start w:val="1"/>
+      <w:numFmt w:val="bullet"/>
+      <w:lvlText w:val=""/>
+      <w:lvlJc w:val="left"/>
+      <w:pPr>
+        <w:ind w:left="4320" w:hanging="360"/>
+      </w:pPr>
+      <w:rPr>
+        <w:rFonts w:ascii="Wingdings" w:hAnsi="Wingdings" w:hint="default"/>
+      </w:rPr>
+    </w:lvl>
+    <w:lvl w:ilvl="6" w:tplc="0C0A0001" w:tentative="1">
+      <w:start w:val="1"/>
+      <w:numFmt w:val="bullet"/>
+      <w:lvlText w:val=""/>
+      <w:lvlJc w:val="left"/>
+      <w:pPr>
+        <w:ind w:left="5040" w:hanging="360"/>
+      </w:pPr>
+      <w:rPr>
+        <w:rFonts w:ascii="Symbol" w:hAnsi="Symbol" w:hint="default"/>
+      </w:rPr>
+    </w:lvl>
+    <w:lvl w:ilvl="7" w:tplc="0C0A0003" w:tentative="1">
+      <w:start w:val="1"/>
+      <w:numFmt w:val="bullet"/>
+      <w:lvlText w:val="o"/>
+      <w:lvlJc w:val="left"/>
+      <w:pPr>
+        <w:ind w:left="5760" w:hanging="360"/>
+      </w:pPr>
+      <w:rPr>
+        <w:rFonts w:ascii="Courier New" w:hAnsi="Courier New" w:cs="Courier New" w:hint="default"/>
+      </w:rPr>
+    </w:lvl>
+    <w:lvl w:ilvl="8" w:tplc="0C0A0005" w:tentative="1">
+      <w:start w:val="1"/>
+      <w:numFmt w:val="bullet"/>
+      <w:lvlText w:val=""/>
+      <w:lvlJc w:val="left"/>
+      <w:pPr>
+        <w:ind w:left="6480" w:hanging="360"/>
+      </w:pPr>
+      <w:rPr>
+        <w:rFonts w:ascii="Wingdings" w:hAnsi="Wingdings" w:hint="default"/>
+      </w:rPr>
+    </w:lvl>
+  </w:abstractNum>
+  <w:abstractNum w:abstractNumId="4" w15:restartNumberingAfterBreak="0">
     <w:nsid w:val="0945474A"/>
     <w:multiLevelType w:val="multilevel"/>
     <w:tmpl w:val="64384C66"/>
@@ -2683,7 +6670,1482 @@
       </w:rPr>
     </w:lvl>
   </w:abstractNum>
-  <w:abstractNum w:abstractNumId="1" w15:restartNumberingAfterBreak="0">
+  <w:abstractNum w:abstractNumId="5" w15:restartNumberingAfterBreak="0">
+    <w:nsid w:val="0A283FD8"/>
+    <w:multiLevelType w:val="hybridMultilevel"/>
+    <w:tmpl w:val="28EE9B2E"/>
+    <w:lvl w:ilvl="0" w:tplc="0C0A0001">
+      <w:start w:val="1"/>
+      <w:numFmt w:val="bullet"/>
+      <w:lvlText w:val=""/>
+      <w:lvlJc w:val="left"/>
+      <w:pPr>
+        <w:ind w:left="1080" w:hanging="360"/>
+      </w:pPr>
+      <w:rPr>
+        <w:rFonts w:ascii="Symbol" w:hAnsi="Symbol" w:hint="default"/>
+      </w:rPr>
+    </w:lvl>
+    <w:lvl w:ilvl="1" w:tplc="0C0A0003" w:tentative="1">
+      <w:start w:val="1"/>
+      <w:numFmt w:val="bullet"/>
+      <w:lvlText w:val="o"/>
+      <w:lvlJc w:val="left"/>
+      <w:pPr>
+        <w:ind w:left="1800" w:hanging="360"/>
+      </w:pPr>
+      <w:rPr>
+        <w:rFonts w:ascii="Courier New" w:hAnsi="Courier New" w:cs="Courier New" w:hint="default"/>
+      </w:rPr>
+    </w:lvl>
+    <w:lvl w:ilvl="2" w:tplc="0C0A0005" w:tentative="1">
+      <w:start w:val="1"/>
+      <w:numFmt w:val="bullet"/>
+      <w:lvlText w:val=""/>
+      <w:lvlJc w:val="left"/>
+      <w:pPr>
+        <w:ind w:left="2520" w:hanging="360"/>
+      </w:pPr>
+      <w:rPr>
+        <w:rFonts w:ascii="Wingdings" w:hAnsi="Wingdings" w:hint="default"/>
+      </w:rPr>
+    </w:lvl>
+    <w:lvl w:ilvl="3" w:tplc="0C0A0001" w:tentative="1">
+      <w:start w:val="1"/>
+      <w:numFmt w:val="bullet"/>
+      <w:lvlText w:val=""/>
+      <w:lvlJc w:val="left"/>
+      <w:pPr>
+        <w:ind w:left="3240" w:hanging="360"/>
+      </w:pPr>
+      <w:rPr>
+        <w:rFonts w:ascii="Symbol" w:hAnsi="Symbol" w:hint="default"/>
+      </w:rPr>
+    </w:lvl>
+    <w:lvl w:ilvl="4" w:tplc="0C0A0003" w:tentative="1">
+      <w:start w:val="1"/>
+      <w:numFmt w:val="bullet"/>
+      <w:lvlText w:val="o"/>
+      <w:lvlJc w:val="left"/>
+      <w:pPr>
+        <w:ind w:left="3960" w:hanging="360"/>
+      </w:pPr>
+      <w:rPr>
+        <w:rFonts w:ascii="Courier New" w:hAnsi="Courier New" w:cs="Courier New" w:hint="default"/>
+      </w:rPr>
+    </w:lvl>
+    <w:lvl w:ilvl="5" w:tplc="0C0A0005" w:tentative="1">
+      <w:start w:val="1"/>
+      <w:numFmt w:val="bullet"/>
+      <w:lvlText w:val=""/>
+      <w:lvlJc w:val="left"/>
+      <w:pPr>
+        <w:ind w:left="4680" w:hanging="360"/>
+      </w:pPr>
+      <w:rPr>
+        <w:rFonts w:ascii="Wingdings" w:hAnsi="Wingdings" w:hint="default"/>
+      </w:rPr>
+    </w:lvl>
+    <w:lvl w:ilvl="6" w:tplc="0C0A0001" w:tentative="1">
+      <w:start w:val="1"/>
+      <w:numFmt w:val="bullet"/>
+      <w:lvlText w:val=""/>
+      <w:lvlJc w:val="left"/>
+      <w:pPr>
+        <w:ind w:left="5400" w:hanging="360"/>
+      </w:pPr>
+      <w:rPr>
+        <w:rFonts w:ascii="Symbol" w:hAnsi="Symbol" w:hint="default"/>
+      </w:rPr>
+    </w:lvl>
+    <w:lvl w:ilvl="7" w:tplc="0C0A0003" w:tentative="1">
+      <w:start w:val="1"/>
+      <w:numFmt w:val="bullet"/>
+      <w:lvlText w:val="o"/>
+      <w:lvlJc w:val="left"/>
+      <w:pPr>
+        <w:ind w:left="6120" w:hanging="360"/>
+      </w:pPr>
+      <w:rPr>
+        <w:rFonts w:ascii="Courier New" w:hAnsi="Courier New" w:cs="Courier New" w:hint="default"/>
+      </w:rPr>
+    </w:lvl>
+    <w:lvl w:ilvl="8" w:tplc="0C0A0005" w:tentative="1">
+      <w:start w:val="1"/>
+      <w:numFmt w:val="bullet"/>
+      <w:lvlText w:val=""/>
+      <w:lvlJc w:val="left"/>
+      <w:pPr>
+        <w:ind w:left="6840" w:hanging="360"/>
+      </w:pPr>
+      <w:rPr>
+        <w:rFonts w:ascii="Wingdings" w:hAnsi="Wingdings" w:hint="default"/>
+      </w:rPr>
+    </w:lvl>
+  </w:abstractNum>
+  <w:abstractNum w:abstractNumId="6" w15:restartNumberingAfterBreak="0">
+    <w:nsid w:val="0B0274AA"/>
+    <w:multiLevelType w:val="hybridMultilevel"/>
+    <w:tmpl w:val="F28A4EAE"/>
+    <w:lvl w:ilvl="0" w:tplc="0C0A0001">
+      <w:start w:val="1"/>
+      <w:numFmt w:val="bullet"/>
+      <w:lvlText w:val=""/>
+      <w:lvlJc w:val="left"/>
+      <w:pPr>
+        <w:ind w:left="720" w:hanging="360"/>
+      </w:pPr>
+      <w:rPr>
+        <w:rFonts w:ascii="Symbol" w:hAnsi="Symbol" w:hint="default"/>
+      </w:rPr>
+    </w:lvl>
+    <w:lvl w:ilvl="1" w:tplc="0C0A0003" w:tentative="1">
+      <w:start w:val="1"/>
+      <w:numFmt w:val="bullet"/>
+      <w:lvlText w:val="o"/>
+      <w:lvlJc w:val="left"/>
+      <w:pPr>
+        <w:ind w:left="1440" w:hanging="360"/>
+      </w:pPr>
+      <w:rPr>
+        <w:rFonts w:ascii="Courier New" w:hAnsi="Courier New" w:cs="Courier New" w:hint="default"/>
+      </w:rPr>
+    </w:lvl>
+    <w:lvl w:ilvl="2" w:tplc="0C0A0005" w:tentative="1">
+      <w:start w:val="1"/>
+      <w:numFmt w:val="bullet"/>
+      <w:lvlText w:val=""/>
+      <w:lvlJc w:val="left"/>
+      <w:pPr>
+        <w:ind w:left="2160" w:hanging="360"/>
+      </w:pPr>
+      <w:rPr>
+        <w:rFonts w:ascii="Wingdings" w:hAnsi="Wingdings" w:hint="default"/>
+      </w:rPr>
+    </w:lvl>
+    <w:lvl w:ilvl="3" w:tplc="0C0A0001" w:tentative="1">
+      <w:start w:val="1"/>
+      <w:numFmt w:val="bullet"/>
+      <w:lvlText w:val=""/>
+      <w:lvlJc w:val="left"/>
+      <w:pPr>
+        <w:ind w:left="2880" w:hanging="360"/>
+      </w:pPr>
+      <w:rPr>
+        <w:rFonts w:ascii="Symbol" w:hAnsi="Symbol" w:hint="default"/>
+      </w:rPr>
+    </w:lvl>
+    <w:lvl w:ilvl="4" w:tplc="0C0A0003" w:tentative="1">
+      <w:start w:val="1"/>
+      <w:numFmt w:val="bullet"/>
+      <w:lvlText w:val="o"/>
+      <w:lvlJc w:val="left"/>
+      <w:pPr>
+        <w:ind w:left="3600" w:hanging="360"/>
+      </w:pPr>
+      <w:rPr>
+        <w:rFonts w:ascii="Courier New" w:hAnsi="Courier New" w:cs="Courier New" w:hint="default"/>
+      </w:rPr>
+    </w:lvl>
+    <w:lvl w:ilvl="5" w:tplc="0C0A0005" w:tentative="1">
+      <w:start w:val="1"/>
+      <w:numFmt w:val="bullet"/>
+      <w:lvlText w:val=""/>
+      <w:lvlJc w:val="left"/>
+      <w:pPr>
+        <w:ind w:left="4320" w:hanging="360"/>
+      </w:pPr>
+      <w:rPr>
+        <w:rFonts w:ascii="Wingdings" w:hAnsi="Wingdings" w:hint="default"/>
+      </w:rPr>
+    </w:lvl>
+    <w:lvl w:ilvl="6" w:tplc="0C0A0001" w:tentative="1">
+      <w:start w:val="1"/>
+      <w:numFmt w:val="bullet"/>
+      <w:lvlText w:val=""/>
+      <w:lvlJc w:val="left"/>
+      <w:pPr>
+        <w:ind w:left="5040" w:hanging="360"/>
+      </w:pPr>
+      <w:rPr>
+        <w:rFonts w:ascii="Symbol" w:hAnsi="Symbol" w:hint="default"/>
+      </w:rPr>
+    </w:lvl>
+    <w:lvl w:ilvl="7" w:tplc="0C0A0003" w:tentative="1">
+      <w:start w:val="1"/>
+      <w:numFmt w:val="bullet"/>
+      <w:lvlText w:val="o"/>
+      <w:lvlJc w:val="left"/>
+      <w:pPr>
+        <w:ind w:left="5760" w:hanging="360"/>
+      </w:pPr>
+      <w:rPr>
+        <w:rFonts w:ascii="Courier New" w:hAnsi="Courier New" w:cs="Courier New" w:hint="default"/>
+      </w:rPr>
+    </w:lvl>
+    <w:lvl w:ilvl="8" w:tplc="0C0A0005" w:tentative="1">
+      <w:start w:val="1"/>
+      <w:numFmt w:val="bullet"/>
+      <w:lvlText w:val=""/>
+      <w:lvlJc w:val="left"/>
+      <w:pPr>
+        <w:ind w:left="6480" w:hanging="360"/>
+      </w:pPr>
+      <w:rPr>
+        <w:rFonts w:ascii="Wingdings" w:hAnsi="Wingdings" w:hint="default"/>
+      </w:rPr>
+    </w:lvl>
+  </w:abstractNum>
+  <w:abstractNum w:abstractNumId="7" w15:restartNumberingAfterBreak="0">
+    <w:nsid w:val="12E0464F"/>
+    <w:multiLevelType w:val="multilevel"/>
+    <w:tmpl w:val="22BA8B30"/>
+    <w:lvl w:ilvl="0">
+      <w:start w:val="1"/>
+      <w:numFmt w:val="bullet"/>
+      <w:lvlText w:val=""/>
+      <w:lvlJc w:val="left"/>
+      <w:pPr>
+        <w:tabs>
+          <w:tab w:val="num" w:pos="720"/>
+        </w:tabs>
+        <w:ind w:left="720" w:hanging="360"/>
+      </w:pPr>
+      <w:rPr>
+        <w:rFonts w:ascii="Symbol" w:hAnsi="Symbol" w:hint="default"/>
+        <w:sz w:val="20"/>
+      </w:rPr>
+    </w:lvl>
+    <w:lvl w:ilvl="1" w:tentative="1">
+      <w:start w:val="1"/>
+      <w:numFmt w:val="bullet"/>
+      <w:lvlText w:val="o"/>
+      <w:lvlJc w:val="left"/>
+      <w:pPr>
+        <w:tabs>
+          <w:tab w:val="num" w:pos="1440"/>
+        </w:tabs>
+        <w:ind w:left="1440" w:hanging="360"/>
+      </w:pPr>
+      <w:rPr>
+        <w:rFonts w:ascii="Courier New" w:hAnsi="Courier New" w:hint="default"/>
+        <w:sz w:val="20"/>
+      </w:rPr>
+    </w:lvl>
+    <w:lvl w:ilvl="2" w:tentative="1">
+      <w:start w:val="1"/>
+      <w:numFmt w:val="bullet"/>
+      <w:lvlText w:val=""/>
+      <w:lvlJc w:val="left"/>
+      <w:pPr>
+        <w:tabs>
+          <w:tab w:val="num" w:pos="2160"/>
+        </w:tabs>
+        <w:ind w:left="2160" w:hanging="360"/>
+      </w:pPr>
+      <w:rPr>
+        <w:rFonts w:ascii="Wingdings" w:hAnsi="Wingdings" w:hint="default"/>
+        <w:sz w:val="20"/>
+      </w:rPr>
+    </w:lvl>
+    <w:lvl w:ilvl="3" w:tentative="1">
+      <w:start w:val="1"/>
+      <w:numFmt w:val="bullet"/>
+      <w:lvlText w:val=""/>
+      <w:lvlJc w:val="left"/>
+      <w:pPr>
+        <w:tabs>
+          <w:tab w:val="num" w:pos="2880"/>
+        </w:tabs>
+        <w:ind w:left="2880" w:hanging="360"/>
+      </w:pPr>
+      <w:rPr>
+        <w:rFonts w:ascii="Wingdings" w:hAnsi="Wingdings" w:hint="default"/>
+        <w:sz w:val="20"/>
+      </w:rPr>
+    </w:lvl>
+    <w:lvl w:ilvl="4" w:tentative="1">
+      <w:start w:val="1"/>
+      <w:numFmt w:val="bullet"/>
+      <w:lvlText w:val=""/>
+      <w:lvlJc w:val="left"/>
+      <w:pPr>
+        <w:tabs>
+          <w:tab w:val="num" w:pos="3600"/>
+        </w:tabs>
+        <w:ind w:left="3600" w:hanging="360"/>
+      </w:pPr>
+      <w:rPr>
+        <w:rFonts w:ascii="Wingdings" w:hAnsi="Wingdings" w:hint="default"/>
+        <w:sz w:val="20"/>
+      </w:rPr>
+    </w:lvl>
+    <w:lvl w:ilvl="5" w:tentative="1">
+      <w:start w:val="1"/>
+      <w:numFmt w:val="bullet"/>
+      <w:lvlText w:val=""/>
+      <w:lvlJc w:val="left"/>
+      <w:pPr>
+        <w:tabs>
+          <w:tab w:val="num" w:pos="4320"/>
+        </w:tabs>
+        <w:ind w:left="4320" w:hanging="360"/>
+      </w:pPr>
+      <w:rPr>
+        <w:rFonts w:ascii="Wingdings" w:hAnsi="Wingdings" w:hint="default"/>
+        <w:sz w:val="20"/>
+      </w:rPr>
+    </w:lvl>
+    <w:lvl w:ilvl="6" w:tentative="1">
+      <w:start w:val="1"/>
+      <w:numFmt w:val="bullet"/>
+      <w:lvlText w:val=""/>
+      <w:lvlJc w:val="left"/>
+      <w:pPr>
+        <w:tabs>
+          <w:tab w:val="num" w:pos="5040"/>
+        </w:tabs>
+        <w:ind w:left="5040" w:hanging="360"/>
+      </w:pPr>
+      <w:rPr>
+        <w:rFonts w:ascii="Wingdings" w:hAnsi="Wingdings" w:hint="default"/>
+        <w:sz w:val="20"/>
+      </w:rPr>
+    </w:lvl>
+    <w:lvl w:ilvl="7" w:tentative="1">
+      <w:start w:val="1"/>
+      <w:numFmt w:val="bullet"/>
+      <w:lvlText w:val=""/>
+      <w:lvlJc w:val="left"/>
+      <w:pPr>
+        <w:tabs>
+          <w:tab w:val="num" w:pos="5760"/>
+        </w:tabs>
+        <w:ind w:left="5760" w:hanging="360"/>
+      </w:pPr>
+      <w:rPr>
+        <w:rFonts w:ascii="Wingdings" w:hAnsi="Wingdings" w:hint="default"/>
+        <w:sz w:val="20"/>
+      </w:rPr>
+    </w:lvl>
+    <w:lvl w:ilvl="8" w:tentative="1">
+      <w:start w:val="1"/>
+      <w:numFmt w:val="bullet"/>
+      <w:lvlText w:val=""/>
+      <w:lvlJc w:val="left"/>
+      <w:pPr>
+        <w:tabs>
+          <w:tab w:val="num" w:pos="6480"/>
+        </w:tabs>
+        <w:ind w:left="6480" w:hanging="360"/>
+      </w:pPr>
+      <w:rPr>
+        <w:rFonts w:ascii="Wingdings" w:hAnsi="Wingdings" w:hint="default"/>
+        <w:sz w:val="20"/>
+      </w:rPr>
+    </w:lvl>
+  </w:abstractNum>
+  <w:abstractNum w:abstractNumId="8" w15:restartNumberingAfterBreak="0">
+    <w:nsid w:val="1891294B"/>
+    <w:multiLevelType w:val="multilevel"/>
+    <w:tmpl w:val="86D4E95A"/>
+    <w:lvl w:ilvl="0">
+      <w:start w:val="1"/>
+      <w:numFmt w:val="bullet"/>
+      <w:lvlText w:val=""/>
+      <w:lvlJc w:val="left"/>
+      <w:pPr>
+        <w:ind w:left="720" w:hanging="360"/>
+      </w:pPr>
+      <w:rPr>
+        <w:rFonts w:ascii="Symbol" w:hAnsi="Symbol" w:hint="default"/>
+        <w:u w:val="none"/>
+      </w:rPr>
+    </w:lvl>
+    <w:lvl w:ilvl="1">
+      <w:start w:val="1"/>
+      <w:numFmt w:val="decimal"/>
+      <w:lvlText w:val="%1.%2."/>
+      <w:lvlJc w:val="right"/>
+      <w:pPr>
+        <w:ind w:left="1440" w:hanging="360"/>
+      </w:pPr>
+      <w:rPr>
+        <w:u w:val="none"/>
+      </w:rPr>
+    </w:lvl>
+    <w:lvl w:ilvl="2">
+      <w:start w:val="1"/>
+      <w:numFmt w:val="decimal"/>
+      <w:lvlText w:val="%1.%2.%3."/>
+      <w:lvlJc w:val="right"/>
+      <w:pPr>
+        <w:ind w:left="2160" w:hanging="360"/>
+      </w:pPr>
+      <w:rPr>
+        <w:u w:val="none"/>
+      </w:rPr>
+    </w:lvl>
+    <w:lvl w:ilvl="3">
+      <w:start w:val="1"/>
+      <w:numFmt w:val="decimal"/>
+      <w:lvlText w:val="%1.%2.%3.%4."/>
+      <w:lvlJc w:val="right"/>
+      <w:pPr>
+        <w:ind w:left="2880" w:hanging="360"/>
+      </w:pPr>
+      <w:rPr>
+        <w:u w:val="none"/>
+      </w:rPr>
+    </w:lvl>
+    <w:lvl w:ilvl="4">
+      <w:start w:val="1"/>
+      <w:numFmt w:val="decimal"/>
+      <w:lvlText w:val="%1.%2.%3.%4.%5."/>
+      <w:lvlJc w:val="right"/>
+      <w:pPr>
+        <w:ind w:left="3600" w:hanging="360"/>
+      </w:pPr>
+      <w:rPr>
+        <w:u w:val="none"/>
+      </w:rPr>
+    </w:lvl>
+    <w:lvl w:ilvl="5">
+      <w:start w:val="1"/>
+      <w:numFmt w:val="decimal"/>
+      <w:lvlText w:val="%1.%2.%3.%4.%5.%6."/>
+      <w:lvlJc w:val="right"/>
+      <w:pPr>
+        <w:ind w:left="4320" w:hanging="360"/>
+      </w:pPr>
+      <w:rPr>
+        <w:u w:val="none"/>
+      </w:rPr>
+    </w:lvl>
+    <w:lvl w:ilvl="6">
+      <w:start w:val="1"/>
+      <w:numFmt w:val="decimal"/>
+      <w:lvlText w:val="%1.%2.%3.%4.%5.%6.%7."/>
+      <w:lvlJc w:val="right"/>
+      <w:pPr>
+        <w:ind w:left="5040" w:hanging="360"/>
+      </w:pPr>
+      <w:rPr>
+        <w:u w:val="none"/>
+      </w:rPr>
+    </w:lvl>
+    <w:lvl w:ilvl="7">
+      <w:start w:val="1"/>
+      <w:numFmt w:val="decimal"/>
+      <w:lvlText w:val="%1.%2.%3.%4.%5.%6.%7.%8."/>
+      <w:lvlJc w:val="right"/>
+      <w:pPr>
+        <w:ind w:left="5760" w:hanging="360"/>
+      </w:pPr>
+      <w:rPr>
+        <w:u w:val="none"/>
+      </w:rPr>
+    </w:lvl>
+    <w:lvl w:ilvl="8">
+      <w:start w:val="1"/>
+      <w:numFmt w:val="decimal"/>
+      <w:lvlText w:val="%1.%2.%3.%4.%5.%6.%7.%8.%9."/>
+      <w:lvlJc w:val="right"/>
+      <w:pPr>
+        <w:ind w:left="6480" w:hanging="360"/>
+      </w:pPr>
+      <w:rPr>
+        <w:u w:val="none"/>
+      </w:rPr>
+    </w:lvl>
+  </w:abstractNum>
+  <w:abstractNum w:abstractNumId="9" w15:restartNumberingAfterBreak="0">
+    <w:nsid w:val="1E420185"/>
+    <w:multiLevelType w:val="multilevel"/>
+    <w:tmpl w:val="FEE8C2BE"/>
+    <w:lvl w:ilvl="0">
+      <w:start w:val="1"/>
+      <w:numFmt w:val="bullet"/>
+      <w:lvlText w:val=""/>
+      <w:lvlJc w:val="left"/>
+      <w:pPr>
+        <w:tabs>
+          <w:tab w:val="num" w:pos="720"/>
+        </w:tabs>
+        <w:ind w:left="720" w:hanging="360"/>
+      </w:pPr>
+      <w:rPr>
+        <w:rFonts w:ascii="Symbol" w:hAnsi="Symbol" w:hint="default"/>
+        <w:sz w:val="20"/>
+      </w:rPr>
+    </w:lvl>
+    <w:lvl w:ilvl="1" w:tentative="1">
+      <w:start w:val="1"/>
+      <w:numFmt w:val="bullet"/>
+      <w:lvlText w:val="o"/>
+      <w:lvlJc w:val="left"/>
+      <w:pPr>
+        <w:tabs>
+          <w:tab w:val="num" w:pos="1440"/>
+        </w:tabs>
+        <w:ind w:left="1440" w:hanging="360"/>
+      </w:pPr>
+      <w:rPr>
+        <w:rFonts w:ascii="Courier New" w:hAnsi="Courier New" w:hint="default"/>
+        <w:sz w:val="20"/>
+      </w:rPr>
+    </w:lvl>
+    <w:lvl w:ilvl="2" w:tentative="1">
+      <w:start w:val="1"/>
+      <w:numFmt w:val="bullet"/>
+      <w:lvlText w:val=""/>
+      <w:lvlJc w:val="left"/>
+      <w:pPr>
+        <w:tabs>
+          <w:tab w:val="num" w:pos="2160"/>
+        </w:tabs>
+        <w:ind w:left="2160" w:hanging="360"/>
+      </w:pPr>
+      <w:rPr>
+        <w:rFonts w:ascii="Wingdings" w:hAnsi="Wingdings" w:hint="default"/>
+        <w:sz w:val="20"/>
+      </w:rPr>
+    </w:lvl>
+    <w:lvl w:ilvl="3" w:tentative="1">
+      <w:start w:val="1"/>
+      <w:numFmt w:val="bullet"/>
+      <w:lvlText w:val=""/>
+      <w:lvlJc w:val="left"/>
+      <w:pPr>
+        <w:tabs>
+          <w:tab w:val="num" w:pos="2880"/>
+        </w:tabs>
+        <w:ind w:left="2880" w:hanging="360"/>
+      </w:pPr>
+      <w:rPr>
+        <w:rFonts w:ascii="Wingdings" w:hAnsi="Wingdings" w:hint="default"/>
+        <w:sz w:val="20"/>
+      </w:rPr>
+    </w:lvl>
+    <w:lvl w:ilvl="4" w:tentative="1">
+      <w:start w:val="1"/>
+      <w:numFmt w:val="bullet"/>
+      <w:lvlText w:val=""/>
+      <w:lvlJc w:val="left"/>
+      <w:pPr>
+        <w:tabs>
+          <w:tab w:val="num" w:pos="3600"/>
+        </w:tabs>
+        <w:ind w:left="3600" w:hanging="360"/>
+      </w:pPr>
+      <w:rPr>
+        <w:rFonts w:ascii="Wingdings" w:hAnsi="Wingdings" w:hint="default"/>
+        <w:sz w:val="20"/>
+      </w:rPr>
+    </w:lvl>
+    <w:lvl w:ilvl="5" w:tentative="1">
+      <w:start w:val="1"/>
+      <w:numFmt w:val="bullet"/>
+      <w:lvlText w:val=""/>
+      <w:lvlJc w:val="left"/>
+      <w:pPr>
+        <w:tabs>
+          <w:tab w:val="num" w:pos="4320"/>
+        </w:tabs>
+        <w:ind w:left="4320" w:hanging="360"/>
+      </w:pPr>
+      <w:rPr>
+        <w:rFonts w:ascii="Wingdings" w:hAnsi="Wingdings" w:hint="default"/>
+        <w:sz w:val="20"/>
+      </w:rPr>
+    </w:lvl>
+    <w:lvl w:ilvl="6" w:tentative="1">
+      <w:start w:val="1"/>
+      <w:numFmt w:val="bullet"/>
+      <w:lvlText w:val=""/>
+      <w:lvlJc w:val="left"/>
+      <w:pPr>
+        <w:tabs>
+          <w:tab w:val="num" w:pos="5040"/>
+        </w:tabs>
+        <w:ind w:left="5040" w:hanging="360"/>
+      </w:pPr>
+      <w:rPr>
+        <w:rFonts w:ascii="Wingdings" w:hAnsi="Wingdings" w:hint="default"/>
+        <w:sz w:val="20"/>
+      </w:rPr>
+    </w:lvl>
+    <w:lvl w:ilvl="7" w:tentative="1">
+      <w:start w:val="1"/>
+      <w:numFmt w:val="bullet"/>
+      <w:lvlText w:val=""/>
+      <w:lvlJc w:val="left"/>
+      <w:pPr>
+        <w:tabs>
+          <w:tab w:val="num" w:pos="5760"/>
+        </w:tabs>
+        <w:ind w:left="5760" w:hanging="360"/>
+      </w:pPr>
+      <w:rPr>
+        <w:rFonts w:ascii="Wingdings" w:hAnsi="Wingdings" w:hint="default"/>
+        <w:sz w:val="20"/>
+      </w:rPr>
+    </w:lvl>
+    <w:lvl w:ilvl="8" w:tentative="1">
+      <w:start w:val="1"/>
+      <w:numFmt w:val="bullet"/>
+      <w:lvlText w:val=""/>
+      <w:lvlJc w:val="left"/>
+      <w:pPr>
+        <w:tabs>
+          <w:tab w:val="num" w:pos="6480"/>
+        </w:tabs>
+        <w:ind w:left="6480" w:hanging="360"/>
+      </w:pPr>
+      <w:rPr>
+        <w:rFonts w:ascii="Wingdings" w:hAnsi="Wingdings" w:hint="default"/>
+        <w:sz w:val="20"/>
+      </w:rPr>
+    </w:lvl>
+  </w:abstractNum>
+  <w:abstractNum w:abstractNumId="10" w15:restartNumberingAfterBreak="0">
+    <w:nsid w:val="22107702"/>
+    <w:multiLevelType w:val="hybridMultilevel"/>
+    <w:tmpl w:val="9312AB86"/>
+    <w:lvl w:ilvl="0" w:tplc="0C0A0001">
+      <w:start w:val="1"/>
+      <w:numFmt w:val="bullet"/>
+      <w:lvlText w:val=""/>
+      <w:lvlJc w:val="left"/>
+      <w:pPr>
+        <w:ind w:left="720" w:hanging="360"/>
+      </w:pPr>
+      <w:rPr>
+        <w:rFonts w:ascii="Symbol" w:hAnsi="Symbol" w:hint="default"/>
+      </w:rPr>
+    </w:lvl>
+    <w:lvl w:ilvl="1" w:tplc="0C0A0003" w:tentative="1">
+      <w:start w:val="1"/>
+      <w:numFmt w:val="bullet"/>
+      <w:lvlText w:val="o"/>
+      <w:lvlJc w:val="left"/>
+      <w:pPr>
+        <w:ind w:left="1440" w:hanging="360"/>
+      </w:pPr>
+      <w:rPr>
+        <w:rFonts w:ascii="Courier New" w:hAnsi="Courier New" w:cs="Courier New" w:hint="default"/>
+      </w:rPr>
+    </w:lvl>
+    <w:lvl w:ilvl="2" w:tplc="0C0A0005" w:tentative="1">
+      <w:start w:val="1"/>
+      <w:numFmt w:val="bullet"/>
+      <w:lvlText w:val=""/>
+      <w:lvlJc w:val="left"/>
+      <w:pPr>
+        <w:ind w:left="2160" w:hanging="360"/>
+      </w:pPr>
+      <w:rPr>
+        <w:rFonts w:ascii="Wingdings" w:hAnsi="Wingdings" w:hint="default"/>
+      </w:rPr>
+    </w:lvl>
+    <w:lvl w:ilvl="3" w:tplc="0C0A0001" w:tentative="1">
+      <w:start w:val="1"/>
+      <w:numFmt w:val="bullet"/>
+      <w:lvlText w:val=""/>
+      <w:lvlJc w:val="left"/>
+      <w:pPr>
+        <w:ind w:left="2880" w:hanging="360"/>
+      </w:pPr>
+      <w:rPr>
+        <w:rFonts w:ascii="Symbol" w:hAnsi="Symbol" w:hint="default"/>
+      </w:rPr>
+    </w:lvl>
+    <w:lvl w:ilvl="4" w:tplc="0C0A0003" w:tentative="1">
+      <w:start w:val="1"/>
+      <w:numFmt w:val="bullet"/>
+      <w:lvlText w:val="o"/>
+      <w:lvlJc w:val="left"/>
+      <w:pPr>
+        <w:ind w:left="3600" w:hanging="360"/>
+      </w:pPr>
+      <w:rPr>
+        <w:rFonts w:ascii="Courier New" w:hAnsi="Courier New" w:cs="Courier New" w:hint="default"/>
+      </w:rPr>
+    </w:lvl>
+    <w:lvl w:ilvl="5" w:tplc="0C0A0005" w:tentative="1">
+      <w:start w:val="1"/>
+      <w:numFmt w:val="bullet"/>
+      <w:lvlText w:val=""/>
+      <w:lvlJc w:val="left"/>
+      <w:pPr>
+        <w:ind w:left="4320" w:hanging="360"/>
+      </w:pPr>
+      <w:rPr>
+        <w:rFonts w:ascii="Wingdings" w:hAnsi="Wingdings" w:hint="default"/>
+      </w:rPr>
+    </w:lvl>
+    <w:lvl w:ilvl="6" w:tplc="0C0A0001" w:tentative="1">
+      <w:start w:val="1"/>
+      <w:numFmt w:val="bullet"/>
+      <w:lvlText w:val=""/>
+      <w:lvlJc w:val="left"/>
+      <w:pPr>
+        <w:ind w:left="5040" w:hanging="360"/>
+      </w:pPr>
+      <w:rPr>
+        <w:rFonts w:ascii="Symbol" w:hAnsi="Symbol" w:hint="default"/>
+      </w:rPr>
+    </w:lvl>
+    <w:lvl w:ilvl="7" w:tplc="0C0A0003" w:tentative="1">
+      <w:start w:val="1"/>
+      <w:numFmt w:val="bullet"/>
+      <w:lvlText w:val="o"/>
+      <w:lvlJc w:val="left"/>
+      <w:pPr>
+        <w:ind w:left="5760" w:hanging="360"/>
+      </w:pPr>
+      <w:rPr>
+        <w:rFonts w:ascii="Courier New" w:hAnsi="Courier New" w:cs="Courier New" w:hint="default"/>
+      </w:rPr>
+    </w:lvl>
+    <w:lvl w:ilvl="8" w:tplc="0C0A0005" w:tentative="1">
+      <w:start w:val="1"/>
+      <w:numFmt w:val="bullet"/>
+      <w:lvlText w:val=""/>
+      <w:lvlJc w:val="left"/>
+      <w:pPr>
+        <w:ind w:left="6480" w:hanging="360"/>
+      </w:pPr>
+      <w:rPr>
+        <w:rFonts w:ascii="Wingdings" w:hAnsi="Wingdings" w:hint="default"/>
+      </w:rPr>
+    </w:lvl>
+  </w:abstractNum>
+  <w:abstractNum w:abstractNumId="11" w15:restartNumberingAfterBreak="0">
+    <w:nsid w:val="26B950FC"/>
+    <w:multiLevelType w:val="multilevel"/>
+    <w:tmpl w:val="125A7B04"/>
+    <w:lvl w:ilvl="0">
+      <w:start w:val="1"/>
+      <w:numFmt w:val="bullet"/>
+      <w:lvlText w:val=""/>
+      <w:lvlJc w:val="left"/>
+      <w:pPr>
+        <w:tabs>
+          <w:tab w:val="num" w:pos="720"/>
+        </w:tabs>
+        <w:ind w:left="720" w:hanging="360"/>
+      </w:pPr>
+      <w:rPr>
+        <w:rFonts w:ascii="Symbol" w:hAnsi="Symbol" w:hint="default"/>
+        <w:sz w:val="20"/>
+      </w:rPr>
+    </w:lvl>
+    <w:lvl w:ilvl="1" w:tentative="1">
+      <w:start w:val="1"/>
+      <w:numFmt w:val="bullet"/>
+      <w:lvlText w:val="o"/>
+      <w:lvlJc w:val="left"/>
+      <w:pPr>
+        <w:tabs>
+          <w:tab w:val="num" w:pos="1440"/>
+        </w:tabs>
+        <w:ind w:left="1440" w:hanging="360"/>
+      </w:pPr>
+      <w:rPr>
+        <w:rFonts w:ascii="Courier New" w:hAnsi="Courier New" w:hint="default"/>
+        <w:sz w:val="20"/>
+      </w:rPr>
+    </w:lvl>
+    <w:lvl w:ilvl="2" w:tentative="1">
+      <w:start w:val="1"/>
+      <w:numFmt w:val="bullet"/>
+      <w:lvlText w:val=""/>
+      <w:lvlJc w:val="left"/>
+      <w:pPr>
+        <w:tabs>
+          <w:tab w:val="num" w:pos="2160"/>
+        </w:tabs>
+        <w:ind w:left="2160" w:hanging="360"/>
+      </w:pPr>
+      <w:rPr>
+        <w:rFonts w:ascii="Wingdings" w:hAnsi="Wingdings" w:hint="default"/>
+        <w:sz w:val="20"/>
+      </w:rPr>
+    </w:lvl>
+    <w:lvl w:ilvl="3" w:tentative="1">
+      <w:start w:val="1"/>
+      <w:numFmt w:val="bullet"/>
+      <w:lvlText w:val=""/>
+      <w:lvlJc w:val="left"/>
+      <w:pPr>
+        <w:tabs>
+          <w:tab w:val="num" w:pos="2880"/>
+        </w:tabs>
+        <w:ind w:left="2880" w:hanging="360"/>
+      </w:pPr>
+      <w:rPr>
+        <w:rFonts w:ascii="Wingdings" w:hAnsi="Wingdings" w:hint="default"/>
+        <w:sz w:val="20"/>
+      </w:rPr>
+    </w:lvl>
+    <w:lvl w:ilvl="4" w:tentative="1">
+      <w:start w:val="1"/>
+      <w:numFmt w:val="bullet"/>
+      <w:lvlText w:val=""/>
+      <w:lvlJc w:val="left"/>
+      <w:pPr>
+        <w:tabs>
+          <w:tab w:val="num" w:pos="3600"/>
+        </w:tabs>
+        <w:ind w:left="3600" w:hanging="360"/>
+      </w:pPr>
+      <w:rPr>
+        <w:rFonts w:ascii="Wingdings" w:hAnsi="Wingdings" w:hint="default"/>
+        <w:sz w:val="20"/>
+      </w:rPr>
+    </w:lvl>
+    <w:lvl w:ilvl="5" w:tentative="1">
+      <w:start w:val="1"/>
+      <w:numFmt w:val="bullet"/>
+      <w:lvlText w:val=""/>
+      <w:lvlJc w:val="left"/>
+      <w:pPr>
+        <w:tabs>
+          <w:tab w:val="num" w:pos="4320"/>
+        </w:tabs>
+        <w:ind w:left="4320" w:hanging="360"/>
+      </w:pPr>
+      <w:rPr>
+        <w:rFonts w:ascii="Wingdings" w:hAnsi="Wingdings" w:hint="default"/>
+        <w:sz w:val="20"/>
+      </w:rPr>
+    </w:lvl>
+    <w:lvl w:ilvl="6" w:tentative="1">
+      <w:start w:val="1"/>
+      <w:numFmt w:val="bullet"/>
+      <w:lvlText w:val=""/>
+      <w:lvlJc w:val="left"/>
+      <w:pPr>
+        <w:tabs>
+          <w:tab w:val="num" w:pos="5040"/>
+        </w:tabs>
+        <w:ind w:left="5040" w:hanging="360"/>
+      </w:pPr>
+      <w:rPr>
+        <w:rFonts w:ascii="Wingdings" w:hAnsi="Wingdings" w:hint="default"/>
+        <w:sz w:val="20"/>
+      </w:rPr>
+    </w:lvl>
+    <w:lvl w:ilvl="7" w:tentative="1">
+      <w:start w:val="1"/>
+      <w:numFmt w:val="bullet"/>
+      <w:lvlText w:val=""/>
+      <w:lvlJc w:val="left"/>
+      <w:pPr>
+        <w:tabs>
+          <w:tab w:val="num" w:pos="5760"/>
+        </w:tabs>
+        <w:ind w:left="5760" w:hanging="360"/>
+      </w:pPr>
+      <w:rPr>
+        <w:rFonts w:ascii="Wingdings" w:hAnsi="Wingdings" w:hint="default"/>
+        <w:sz w:val="20"/>
+      </w:rPr>
+    </w:lvl>
+    <w:lvl w:ilvl="8" w:tentative="1">
+      <w:start w:val="1"/>
+      <w:numFmt w:val="bullet"/>
+      <w:lvlText w:val=""/>
+      <w:lvlJc w:val="left"/>
+      <w:pPr>
+        <w:tabs>
+          <w:tab w:val="num" w:pos="6480"/>
+        </w:tabs>
+        <w:ind w:left="6480" w:hanging="360"/>
+      </w:pPr>
+      <w:rPr>
+        <w:rFonts w:ascii="Wingdings" w:hAnsi="Wingdings" w:hint="default"/>
+        <w:sz w:val="20"/>
+      </w:rPr>
+    </w:lvl>
+  </w:abstractNum>
+  <w:abstractNum w:abstractNumId="12" w15:restartNumberingAfterBreak="0">
+    <w:nsid w:val="276B5B7C"/>
+    <w:multiLevelType w:val="multilevel"/>
+    <w:tmpl w:val="FC76C514"/>
+    <w:lvl w:ilvl="0">
+      <w:start w:val="1"/>
+      <w:numFmt w:val="bullet"/>
+      <w:lvlText w:val=""/>
+      <w:lvlJc w:val="left"/>
+      <w:pPr>
+        <w:tabs>
+          <w:tab w:val="num" w:pos="720"/>
+        </w:tabs>
+        <w:ind w:left="720" w:hanging="360"/>
+      </w:pPr>
+      <w:rPr>
+        <w:rFonts w:ascii="Symbol" w:hAnsi="Symbol" w:hint="default"/>
+        <w:sz w:val="20"/>
+      </w:rPr>
+    </w:lvl>
+    <w:lvl w:ilvl="1" w:tentative="1">
+      <w:start w:val="1"/>
+      <w:numFmt w:val="bullet"/>
+      <w:lvlText w:val="o"/>
+      <w:lvlJc w:val="left"/>
+      <w:pPr>
+        <w:tabs>
+          <w:tab w:val="num" w:pos="1440"/>
+        </w:tabs>
+        <w:ind w:left="1440" w:hanging="360"/>
+      </w:pPr>
+      <w:rPr>
+        <w:rFonts w:ascii="Courier New" w:hAnsi="Courier New" w:hint="default"/>
+        <w:sz w:val="20"/>
+      </w:rPr>
+    </w:lvl>
+    <w:lvl w:ilvl="2" w:tentative="1">
+      <w:start w:val="1"/>
+      <w:numFmt w:val="bullet"/>
+      <w:lvlText w:val=""/>
+      <w:lvlJc w:val="left"/>
+      <w:pPr>
+        <w:tabs>
+          <w:tab w:val="num" w:pos="2160"/>
+        </w:tabs>
+        <w:ind w:left="2160" w:hanging="360"/>
+      </w:pPr>
+      <w:rPr>
+        <w:rFonts w:ascii="Wingdings" w:hAnsi="Wingdings" w:hint="default"/>
+        <w:sz w:val="20"/>
+      </w:rPr>
+    </w:lvl>
+    <w:lvl w:ilvl="3" w:tentative="1">
+      <w:start w:val="1"/>
+      <w:numFmt w:val="bullet"/>
+      <w:lvlText w:val=""/>
+      <w:lvlJc w:val="left"/>
+      <w:pPr>
+        <w:tabs>
+          <w:tab w:val="num" w:pos="2880"/>
+        </w:tabs>
+        <w:ind w:left="2880" w:hanging="360"/>
+      </w:pPr>
+      <w:rPr>
+        <w:rFonts w:ascii="Wingdings" w:hAnsi="Wingdings" w:hint="default"/>
+        <w:sz w:val="20"/>
+      </w:rPr>
+    </w:lvl>
+    <w:lvl w:ilvl="4" w:tentative="1">
+      <w:start w:val="1"/>
+      <w:numFmt w:val="bullet"/>
+      <w:lvlText w:val=""/>
+      <w:lvlJc w:val="left"/>
+      <w:pPr>
+        <w:tabs>
+          <w:tab w:val="num" w:pos="3600"/>
+        </w:tabs>
+        <w:ind w:left="3600" w:hanging="360"/>
+      </w:pPr>
+      <w:rPr>
+        <w:rFonts w:ascii="Wingdings" w:hAnsi="Wingdings" w:hint="default"/>
+        <w:sz w:val="20"/>
+      </w:rPr>
+    </w:lvl>
+    <w:lvl w:ilvl="5" w:tentative="1">
+      <w:start w:val="1"/>
+      <w:numFmt w:val="bullet"/>
+      <w:lvlText w:val=""/>
+      <w:lvlJc w:val="left"/>
+      <w:pPr>
+        <w:tabs>
+          <w:tab w:val="num" w:pos="4320"/>
+        </w:tabs>
+        <w:ind w:left="4320" w:hanging="360"/>
+      </w:pPr>
+      <w:rPr>
+        <w:rFonts w:ascii="Wingdings" w:hAnsi="Wingdings" w:hint="default"/>
+        <w:sz w:val="20"/>
+      </w:rPr>
+    </w:lvl>
+    <w:lvl w:ilvl="6" w:tentative="1">
+      <w:start w:val="1"/>
+      <w:numFmt w:val="bullet"/>
+      <w:lvlText w:val=""/>
+      <w:lvlJc w:val="left"/>
+      <w:pPr>
+        <w:tabs>
+          <w:tab w:val="num" w:pos="5040"/>
+        </w:tabs>
+        <w:ind w:left="5040" w:hanging="360"/>
+      </w:pPr>
+      <w:rPr>
+        <w:rFonts w:ascii="Wingdings" w:hAnsi="Wingdings" w:hint="default"/>
+        <w:sz w:val="20"/>
+      </w:rPr>
+    </w:lvl>
+    <w:lvl w:ilvl="7" w:tentative="1">
+      <w:start w:val="1"/>
+      <w:numFmt w:val="bullet"/>
+      <w:lvlText w:val=""/>
+      <w:lvlJc w:val="left"/>
+      <w:pPr>
+        <w:tabs>
+          <w:tab w:val="num" w:pos="5760"/>
+        </w:tabs>
+        <w:ind w:left="5760" w:hanging="360"/>
+      </w:pPr>
+      <w:rPr>
+        <w:rFonts w:ascii="Wingdings" w:hAnsi="Wingdings" w:hint="default"/>
+        <w:sz w:val="20"/>
+      </w:rPr>
+    </w:lvl>
+    <w:lvl w:ilvl="8" w:tentative="1">
+      <w:start w:val="1"/>
+      <w:numFmt w:val="bullet"/>
+      <w:lvlText w:val=""/>
+      <w:lvlJc w:val="left"/>
+      <w:pPr>
+        <w:tabs>
+          <w:tab w:val="num" w:pos="6480"/>
+        </w:tabs>
+        <w:ind w:left="6480" w:hanging="360"/>
+      </w:pPr>
+      <w:rPr>
+        <w:rFonts w:ascii="Wingdings" w:hAnsi="Wingdings" w:hint="default"/>
+        <w:sz w:val="20"/>
+      </w:rPr>
+    </w:lvl>
+  </w:abstractNum>
+  <w:abstractNum w:abstractNumId="13" w15:restartNumberingAfterBreak="0">
+    <w:nsid w:val="288E7C41"/>
+    <w:multiLevelType w:val="multilevel"/>
+    <w:tmpl w:val="6812F682"/>
+    <w:lvl w:ilvl="0">
+      <w:start w:val="1"/>
+      <w:numFmt w:val="decimal"/>
+      <w:lvlText w:val="%1."/>
+      <w:lvlJc w:val="right"/>
+      <w:pPr>
+        <w:ind w:left="720" w:hanging="360"/>
+      </w:pPr>
+      <w:rPr>
+        <w:u w:val="none"/>
+      </w:rPr>
+    </w:lvl>
+    <w:lvl w:ilvl="1">
+      <w:start w:val="1"/>
+      <w:numFmt w:val="decimal"/>
+      <w:lvlText w:val="%1.%2."/>
+      <w:lvlJc w:val="right"/>
+      <w:pPr>
+        <w:ind w:left="1440" w:hanging="360"/>
+      </w:pPr>
+      <w:rPr>
+        <w:u w:val="none"/>
+      </w:rPr>
+    </w:lvl>
+    <w:lvl w:ilvl="2">
+      <w:start w:val="1"/>
+      <w:numFmt w:val="decimal"/>
+      <w:lvlText w:val="%1.%2.%3."/>
+      <w:lvlJc w:val="right"/>
+      <w:pPr>
+        <w:ind w:left="2160" w:hanging="360"/>
+      </w:pPr>
+      <w:rPr>
+        <w:u w:val="none"/>
+      </w:rPr>
+    </w:lvl>
+    <w:lvl w:ilvl="3">
+      <w:start w:val="1"/>
+      <w:numFmt w:val="decimal"/>
+      <w:lvlText w:val="%1.%2.%3.%4."/>
+      <w:lvlJc w:val="right"/>
+      <w:pPr>
+        <w:ind w:left="2880" w:hanging="360"/>
+      </w:pPr>
+      <w:rPr>
+        <w:u w:val="none"/>
+      </w:rPr>
+    </w:lvl>
+    <w:lvl w:ilvl="4">
+      <w:start w:val="1"/>
+      <w:numFmt w:val="decimal"/>
+      <w:lvlText w:val="%1.%2.%3.%4.%5."/>
+      <w:lvlJc w:val="right"/>
+      <w:pPr>
+        <w:ind w:left="3600" w:hanging="360"/>
+      </w:pPr>
+      <w:rPr>
+        <w:u w:val="none"/>
+      </w:rPr>
+    </w:lvl>
+    <w:lvl w:ilvl="5">
+      <w:start w:val="1"/>
+      <w:numFmt w:val="decimal"/>
+      <w:lvlText w:val="%1.%2.%3.%4.%5.%6."/>
+      <w:lvlJc w:val="right"/>
+      <w:pPr>
+        <w:ind w:left="4320" w:hanging="360"/>
+      </w:pPr>
+      <w:rPr>
+        <w:u w:val="none"/>
+      </w:rPr>
+    </w:lvl>
+    <w:lvl w:ilvl="6">
+      <w:start w:val="1"/>
+      <w:numFmt w:val="decimal"/>
+      <w:lvlText w:val="%1.%2.%3.%4.%5.%6.%7."/>
+      <w:lvlJc w:val="right"/>
+      <w:pPr>
+        <w:ind w:left="5040" w:hanging="360"/>
+      </w:pPr>
+      <w:rPr>
+        <w:u w:val="none"/>
+      </w:rPr>
+    </w:lvl>
+    <w:lvl w:ilvl="7">
+      <w:start w:val="1"/>
+      <w:numFmt w:val="decimal"/>
+      <w:lvlText w:val="%1.%2.%3.%4.%5.%6.%7.%8."/>
+      <w:lvlJc w:val="right"/>
+      <w:pPr>
+        <w:ind w:left="5760" w:hanging="360"/>
+      </w:pPr>
+      <w:rPr>
+        <w:u w:val="none"/>
+      </w:rPr>
+    </w:lvl>
+    <w:lvl w:ilvl="8">
+      <w:start w:val="1"/>
+      <w:numFmt w:val="decimal"/>
+      <w:lvlText w:val="%1.%2.%3.%4.%5.%6.%7.%8.%9."/>
+      <w:lvlJc w:val="right"/>
+      <w:pPr>
+        <w:ind w:left="6480" w:hanging="360"/>
+      </w:pPr>
+      <w:rPr>
+        <w:u w:val="none"/>
+      </w:rPr>
+    </w:lvl>
+  </w:abstractNum>
+  <w:abstractNum w:abstractNumId="14" w15:restartNumberingAfterBreak="0">
+    <w:nsid w:val="2D5001C3"/>
+    <w:multiLevelType w:val="multilevel"/>
+    <w:tmpl w:val="86D4E95A"/>
+    <w:lvl w:ilvl="0">
+      <w:start w:val="1"/>
+      <w:numFmt w:val="bullet"/>
+      <w:lvlText w:val=""/>
+      <w:lvlJc w:val="left"/>
+      <w:pPr>
+        <w:ind w:left="720" w:hanging="360"/>
+      </w:pPr>
+      <w:rPr>
+        <w:rFonts w:ascii="Symbol" w:hAnsi="Symbol" w:hint="default"/>
+        <w:u w:val="none"/>
+      </w:rPr>
+    </w:lvl>
+    <w:lvl w:ilvl="1">
+      <w:start w:val="1"/>
+      <w:numFmt w:val="decimal"/>
+      <w:lvlText w:val="%1.%2."/>
+      <w:lvlJc w:val="right"/>
+      <w:pPr>
+        <w:ind w:left="1440" w:hanging="360"/>
+      </w:pPr>
+      <w:rPr>
+        <w:u w:val="none"/>
+      </w:rPr>
+    </w:lvl>
+    <w:lvl w:ilvl="2">
+      <w:start w:val="1"/>
+      <w:numFmt w:val="decimal"/>
+      <w:lvlText w:val="%1.%2.%3."/>
+      <w:lvlJc w:val="right"/>
+      <w:pPr>
+        <w:ind w:left="2160" w:hanging="360"/>
+      </w:pPr>
+      <w:rPr>
+        <w:u w:val="none"/>
+      </w:rPr>
+    </w:lvl>
+    <w:lvl w:ilvl="3">
+      <w:start w:val="1"/>
+      <w:numFmt w:val="decimal"/>
+      <w:lvlText w:val="%1.%2.%3.%4."/>
+      <w:lvlJc w:val="right"/>
+      <w:pPr>
+        <w:ind w:left="2880" w:hanging="360"/>
+      </w:pPr>
+      <w:rPr>
+        <w:u w:val="none"/>
+      </w:rPr>
+    </w:lvl>
+    <w:lvl w:ilvl="4">
+      <w:start w:val="1"/>
+      <w:numFmt w:val="decimal"/>
+      <w:lvlText w:val="%1.%2.%3.%4.%5."/>
+      <w:lvlJc w:val="right"/>
+      <w:pPr>
+        <w:ind w:left="3600" w:hanging="360"/>
+      </w:pPr>
+      <w:rPr>
+        <w:u w:val="none"/>
+      </w:rPr>
+    </w:lvl>
+    <w:lvl w:ilvl="5">
+      <w:start w:val="1"/>
+      <w:numFmt w:val="decimal"/>
+      <w:lvlText w:val="%1.%2.%3.%4.%5.%6."/>
+      <w:lvlJc w:val="right"/>
+      <w:pPr>
+        <w:ind w:left="4320" w:hanging="360"/>
+      </w:pPr>
+      <w:rPr>
+        <w:u w:val="none"/>
+      </w:rPr>
+    </w:lvl>
+    <w:lvl w:ilvl="6">
+      <w:start w:val="1"/>
+      <w:numFmt w:val="decimal"/>
+      <w:lvlText w:val="%1.%2.%3.%4.%5.%6.%7."/>
+      <w:lvlJc w:val="right"/>
+      <w:pPr>
+        <w:ind w:left="5040" w:hanging="360"/>
+      </w:pPr>
+      <w:rPr>
+        <w:u w:val="none"/>
+      </w:rPr>
+    </w:lvl>
+    <w:lvl w:ilvl="7">
+      <w:start w:val="1"/>
+      <w:numFmt w:val="decimal"/>
+      <w:lvlText w:val="%1.%2.%3.%4.%5.%6.%7.%8."/>
+      <w:lvlJc w:val="right"/>
+      <w:pPr>
+        <w:ind w:left="5760" w:hanging="360"/>
+      </w:pPr>
+      <w:rPr>
+        <w:u w:val="none"/>
+      </w:rPr>
+    </w:lvl>
+    <w:lvl w:ilvl="8">
+      <w:start w:val="1"/>
+      <w:numFmt w:val="decimal"/>
+      <w:lvlText w:val="%1.%2.%3.%4.%5.%6.%7.%8.%9."/>
+      <w:lvlJc w:val="right"/>
+      <w:pPr>
+        <w:ind w:left="6480" w:hanging="360"/>
+      </w:pPr>
+      <w:rPr>
+        <w:u w:val="none"/>
+      </w:rPr>
+    </w:lvl>
+  </w:abstractNum>
+  <w:abstractNum w:abstractNumId="15" w15:restartNumberingAfterBreak="0">
+    <w:nsid w:val="3528036F"/>
+    <w:multiLevelType w:val="hybridMultilevel"/>
+    <w:tmpl w:val="D8B66D08"/>
+    <w:lvl w:ilvl="0" w:tplc="0C0A0001">
+      <w:start w:val="1"/>
+      <w:numFmt w:val="bullet"/>
+      <w:lvlText w:val=""/>
+      <w:lvlJc w:val="left"/>
+      <w:pPr>
+        <w:ind w:left="720" w:hanging="360"/>
+      </w:pPr>
+      <w:rPr>
+        <w:rFonts w:ascii="Symbol" w:hAnsi="Symbol" w:hint="default"/>
+      </w:rPr>
+    </w:lvl>
+    <w:lvl w:ilvl="1" w:tplc="0C0A0003" w:tentative="1">
+      <w:start w:val="1"/>
+      <w:numFmt w:val="bullet"/>
+      <w:lvlText w:val="o"/>
+      <w:lvlJc w:val="left"/>
+      <w:pPr>
+        <w:ind w:left="1440" w:hanging="360"/>
+      </w:pPr>
+      <w:rPr>
+        <w:rFonts w:ascii="Courier New" w:hAnsi="Courier New" w:cs="Courier New" w:hint="default"/>
+      </w:rPr>
+    </w:lvl>
+    <w:lvl w:ilvl="2" w:tplc="0C0A0005" w:tentative="1">
+      <w:start w:val="1"/>
+      <w:numFmt w:val="bullet"/>
+      <w:lvlText w:val=""/>
+      <w:lvlJc w:val="left"/>
+      <w:pPr>
+        <w:ind w:left="2160" w:hanging="360"/>
+      </w:pPr>
+      <w:rPr>
+        <w:rFonts w:ascii="Wingdings" w:hAnsi="Wingdings" w:hint="default"/>
+      </w:rPr>
+    </w:lvl>
+    <w:lvl w:ilvl="3" w:tplc="0C0A0001" w:tentative="1">
+      <w:start w:val="1"/>
+      <w:numFmt w:val="bullet"/>
+      <w:lvlText w:val=""/>
+      <w:lvlJc w:val="left"/>
+      <w:pPr>
+        <w:ind w:left="2880" w:hanging="360"/>
+      </w:pPr>
+      <w:rPr>
+        <w:rFonts w:ascii="Symbol" w:hAnsi="Symbol" w:hint="default"/>
+      </w:rPr>
+    </w:lvl>
+    <w:lvl w:ilvl="4" w:tplc="0C0A0003" w:tentative="1">
+      <w:start w:val="1"/>
+      <w:numFmt w:val="bullet"/>
+      <w:lvlText w:val="o"/>
+      <w:lvlJc w:val="left"/>
+      <w:pPr>
+        <w:ind w:left="3600" w:hanging="360"/>
+      </w:pPr>
+      <w:rPr>
+        <w:rFonts w:ascii="Courier New" w:hAnsi="Courier New" w:cs="Courier New" w:hint="default"/>
+      </w:rPr>
+    </w:lvl>
+    <w:lvl w:ilvl="5" w:tplc="0C0A0005" w:tentative="1">
+      <w:start w:val="1"/>
+      <w:numFmt w:val="bullet"/>
+      <w:lvlText w:val=""/>
+      <w:lvlJc w:val="left"/>
+      <w:pPr>
+        <w:ind w:left="4320" w:hanging="360"/>
+      </w:pPr>
+      <w:rPr>
+        <w:rFonts w:ascii="Wingdings" w:hAnsi="Wingdings" w:hint="default"/>
+      </w:rPr>
+    </w:lvl>
+    <w:lvl w:ilvl="6" w:tplc="0C0A0001" w:tentative="1">
+      <w:start w:val="1"/>
+      <w:numFmt w:val="bullet"/>
+      <w:lvlText w:val=""/>
+      <w:lvlJc w:val="left"/>
+      <w:pPr>
+        <w:ind w:left="5040" w:hanging="360"/>
+      </w:pPr>
+      <w:rPr>
+        <w:rFonts w:ascii="Symbol" w:hAnsi="Symbol" w:hint="default"/>
+      </w:rPr>
+    </w:lvl>
+    <w:lvl w:ilvl="7" w:tplc="0C0A0003" w:tentative="1">
+      <w:start w:val="1"/>
+      <w:numFmt w:val="bullet"/>
+      <w:lvlText w:val="o"/>
+      <w:lvlJc w:val="left"/>
+      <w:pPr>
+        <w:ind w:left="5760" w:hanging="360"/>
+      </w:pPr>
+      <w:rPr>
+        <w:rFonts w:ascii="Courier New" w:hAnsi="Courier New" w:cs="Courier New" w:hint="default"/>
+      </w:rPr>
+    </w:lvl>
+    <w:lvl w:ilvl="8" w:tplc="0C0A0005" w:tentative="1">
+      <w:start w:val="1"/>
+      <w:numFmt w:val="bullet"/>
+      <w:lvlText w:val=""/>
+      <w:lvlJc w:val="left"/>
+      <w:pPr>
+        <w:ind w:left="6480" w:hanging="360"/>
+      </w:pPr>
+      <w:rPr>
+        <w:rFonts w:ascii="Wingdings" w:hAnsi="Wingdings" w:hint="default"/>
+      </w:rPr>
+    </w:lvl>
+  </w:abstractNum>
+  <w:abstractNum w:abstractNumId="16" w15:restartNumberingAfterBreak="0">
+    <w:nsid w:val="3B13130D"/>
+    <w:multiLevelType w:val="hybridMultilevel"/>
+    <w:tmpl w:val="1F3A61C8"/>
+    <w:lvl w:ilvl="0" w:tplc="0C0A000F">
+      <w:start w:val="1"/>
+      <w:numFmt w:val="decimal"/>
+      <w:lvlText w:val="%1."/>
+      <w:lvlJc w:val="left"/>
+      <w:pPr>
+        <w:ind w:left="720" w:hanging="360"/>
+      </w:pPr>
+    </w:lvl>
+    <w:lvl w:ilvl="1" w:tplc="0C0A0019">
+      <w:start w:val="1"/>
+      <w:numFmt w:val="lowerLetter"/>
+      <w:lvlText w:val="%2."/>
+      <w:lvlJc w:val="left"/>
+      <w:pPr>
+        <w:ind w:left="1440" w:hanging="360"/>
+      </w:pPr>
+    </w:lvl>
+    <w:lvl w:ilvl="2" w:tplc="0C0A001B" w:tentative="1">
+      <w:start w:val="1"/>
+      <w:numFmt w:val="lowerRoman"/>
+      <w:lvlText w:val="%3."/>
+      <w:lvlJc w:val="right"/>
+      <w:pPr>
+        <w:ind w:left="2160" w:hanging="180"/>
+      </w:pPr>
+    </w:lvl>
+    <w:lvl w:ilvl="3" w:tplc="0C0A000F" w:tentative="1">
+      <w:start w:val="1"/>
+      <w:numFmt w:val="decimal"/>
+      <w:lvlText w:val="%4."/>
+      <w:lvlJc w:val="left"/>
+      <w:pPr>
+        <w:ind w:left="2880" w:hanging="360"/>
+      </w:pPr>
+    </w:lvl>
+    <w:lvl w:ilvl="4" w:tplc="0C0A0019" w:tentative="1">
+      <w:start w:val="1"/>
+      <w:numFmt w:val="lowerLetter"/>
+      <w:lvlText w:val="%5."/>
+      <w:lvlJc w:val="left"/>
+      <w:pPr>
+        <w:ind w:left="3600" w:hanging="360"/>
+      </w:pPr>
+    </w:lvl>
+    <w:lvl w:ilvl="5" w:tplc="0C0A001B" w:tentative="1">
+      <w:start w:val="1"/>
+      <w:numFmt w:val="lowerRoman"/>
+      <w:lvlText w:val="%6."/>
+      <w:lvlJc w:val="right"/>
+      <w:pPr>
+        <w:ind w:left="4320" w:hanging="180"/>
+      </w:pPr>
+    </w:lvl>
+    <w:lvl w:ilvl="6" w:tplc="0C0A000F" w:tentative="1">
+      <w:start w:val="1"/>
+      <w:numFmt w:val="decimal"/>
+      <w:lvlText w:val="%7."/>
+      <w:lvlJc w:val="left"/>
+      <w:pPr>
+        <w:ind w:left="5040" w:hanging="360"/>
+      </w:pPr>
+    </w:lvl>
+    <w:lvl w:ilvl="7" w:tplc="0C0A0019" w:tentative="1">
+      <w:start w:val="1"/>
+      <w:numFmt w:val="lowerLetter"/>
+      <w:lvlText w:val="%8."/>
+      <w:lvlJc w:val="left"/>
+      <w:pPr>
+        <w:ind w:left="5760" w:hanging="360"/>
+      </w:pPr>
+    </w:lvl>
+    <w:lvl w:ilvl="8" w:tplc="0C0A001B" w:tentative="1">
+      <w:start w:val="1"/>
+      <w:numFmt w:val="lowerRoman"/>
+      <w:lvlText w:val="%9."/>
+      <w:lvlJc w:val="right"/>
+      <w:pPr>
+        <w:ind w:left="6480" w:hanging="180"/>
+      </w:pPr>
+    </w:lvl>
+  </w:abstractNum>
+  <w:abstractNum w:abstractNumId="17" w15:restartNumberingAfterBreak="0">
     <w:nsid w:val="3E7C5B38"/>
     <w:multiLevelType w:val="multilevel"/>
     <w:tmpl w:val="6812F682"/>
@@ -2796,7 +8258,7 @@
       </w:rPr>
     </w:lvl>
   </w:abstractNum>
-  <w:abstractNum w:abstractNumId="2" w15:restartNumberingAfterBreak="0">
+  <w:abstractNum w:abstractNumId="18" w15:restartNumberingAfterBreak="0">
     <w:nsid w:val="450B7E2A"/>
     <w:multiLevelType w:val="multilevel"/>
     <w:tmpl w:val="AA3AED20"/>
@@ -2909,14 +8371,1377 @@
       </w:rPr>
     </w:lvl>
   </w:abstractNum>
+  <w:abstractNum w:abstractNumId="19" w15:restartNumberingAfterBreak="0">
+    <w:nsid w:val="45E4779F"/>
+    <w:multiLevelType w:val="multilevel"/>
+    <w:tmpl w:val="AEAC6DCE"/>
+    <w:lvl w:ilvl="0">
+      <w:start w:val="1"/>
+      <w:numFmt w:val="bullet"/>
+      <w:lvlText w:val=""/>
+      <w:lvlJc w:val="left"/>
+      <w:pPr>
+        <w:tabs>
+          <w:tab w:val="num" w:pos="720"/>
+        </w:tabs>
+        <w:ind w:left="720" w:hanging="360"/>
+      </w:pPr>
+      <w:rPr>
+        <w:rFonts w:ascii="Symbol" w:hAnsi="Symbol" w:hint="default"/>
+        <w:sz w:val="20"/>
+      </w:rPr>
+    </w:lvl>
+    <w:lvl w:ilvl="1" w:tentative="1">
+      <w:start w:val="1"/>
+      <w:numFmt w:val="bullet"/>
+      <w:lvlText w:val="o"/>
+      <w:lvlJc w:val="left"/>
+      <w:pPr>
+        <w:tabs>
+          <w:tab w:val="num" w:pos="1440"/>
+        </w:tabs>
+        <w:ind w:left="1440" w:hanging="360"/>
+      </w:pPr>
+      <w:rPr>
+        <w:rFonts w:ascii="Courier New" w:hAnsi="Courier New" w:hint="default"/>
+        <w:sz w:val="20"/>
+      </w:rPr>
+    </w:lvl>
+    <w:lvl w:ilvl="2" w:tentative="1">
+      <w:start w:val="1"/>
+      <w:numFmt w:val="bullet"/>
+      <w:lvlText w:val=""/>
+      <w:lvlJc w:val="left"/>
+      <w:pPr>
+        <w:tabs>
+          <w:tab w:val="num" w:pos="2160"/>
+        </w:tabs>
+        <w:ind w:left="2160" w:hanging="360"/>
+      </w:pPr>
+      <w:rPr>
+        <w:rFonts w:ascii="Wingdings" w:hAnsi="Wingdings" w:hint="default"/>
+        <w:sz w:val="20"/>
+      </w:rPr>
+    </w:lvl>
+    <w:lvl w:ilvl="3" w:tentative="1">
+      <w:start w:val="1"/>
+      <w:numFmt w:val="bullet"/>
+      <w:lvlText w:val=""/>
+      <w:lvlJc w:val="left"/>
+      <w:pPr>
+        <w:tabs>
+          <w:tab w:val="num" w:pos="2880"/>
+        </w:tabs>
+        <w:ind w:left="2880" w:hanging="360"/>
+      </w:pPr>
+      <w:rPr>
+        <w:rFonts w:ascii="Wingdings" w:hAnsi="Wingdings" w:hint="default"/>
+        <w:sz w:val="20"/>
+      </w:rPr>
+    </w:lvl>
+    <w:lvl w:ilvl="4" w:tentative="1">
+      <w:start w:val="1"/>
+      <w:numFmt w:val="bullet"/>
+      <w:lvlText w:val=""/>
+      <w:lvlJc w:val="left"/>
+      <w:pPr>
+        <w:tabs>
+          <w:tab w:val="num" w:pos="3600"/>
+        </w:tabs>
+        <w:ind w:left="3600" w:hanging="360"/>
+      </w:pPr>
+      <w:rPr>
+        <w:rFonts w:ascii="Wingdings" w:hAnsi="Wingdings" w:hint="default"/>
+        <w:sz w:val="20"/>
+      </w:rPr>
+    </w:lvl>
+    <w:lvl w:ilvl="5" w:tentative="1">
+      <w:start w:val="1"/>
+      <w:numFmt w:val="bullet"/>
+      <w:lvlText w:val=""/>
+      <w:lvlJc w:val="left"/>
+      <w:pPr>
+        <w:tabs>
+          <w:tab w:val="num" w:pos="4320"/>
+        </w:tabs>
+        <w:ind w:left="4320" w:hanging="360"/>
+      </w:pPr>
+      <w:rPr>
+        <w:rFonts w:ascii="Wingdings" w:hAnsi="Wingdings" w:hint="default"/>
+        <w:sz w:val="20"/>
+      </w:rPr>
+    </w:lvl>
+    <w:lvl w:ilvl="6" w:tentative="1">
+      <w:start w:val="1"/>
+      <w:numFmt w:val="bullet"/>
+      <w:lvlText w:val=""/>
+      <w:lvlJc w:val="left"/>
+      <w:pPr>
+        <w:tabs>
+          <w:tab w:val="num" w:pos="5040"/>
+        </w:tabs>
+        <w:ind w:left="5040" w:hanging="360"/>
+      </w:pPr>
+      <w:rPr>
+        <w:rFonts w:ascii="Wingdings" w:hAnsi="Wingdings" w:hint="default"/>
+        <w:sz w:val="20"/>
+      </w:rPr>
+    </w:lvl>
+    <w:lvl w:ilvl="7" w:tentative="1">
+      <w:start w:val="1"/>
+      <w:numFmt w:val="bullet"/>
+      <w:lvlText w:val=""/>
+      <w:lvlJc w:val="left"/>
+      <w:pPr>
+        <w:tabs>
+          <w:tab w:val="num" w:pos="5760"/>
+        </w:tabs>
+        <w:ind w:left="5760" w:hanging="360"/>
+      </w:pPr>
+      <w:rPr>
+        <w:rFonts w:ascii="Wingdings" w:hAnsi="Wingdings" w:hint="default"/>
+        <w:sz w:val="20"/>
+      </w:rPr>
+    </w:lvl>
+    <w:lvl w:ilvl="8" w:tentative="1">
+      <w:start w:val="1"/>
+      <w:numFmt w:val="bullet"/>
+      <w:lvlText w:val=""/>
+      <w:lvlJc w:val="left"/>
+      <w:pPr>
+        <w:tabs>
+          <w:tab w:val="num" w:pos="6480"/>
+        </w:tabs>
+        <w:ind w:left="6480" w:hanging="360"/>
+      </w:pPr>
+      <w:rPr>
+        <w:rFonts w:ascii="Wingdings" w:hAnsi="Wingdings" w:hint="default"/>
+        <w:sz w:val="20"/>
+      </w:rPr>
+    </w:lvl>
+  </w:abstractNum>
+  <w:abstractNum w:abstractNumId="20" w15:restartNumberingAfterBreak="0">
+    <w:nsid w:val="4F3157DF"/>
+    <w:multiLevelType w:val="hybridMultilevel"/>
+    <w:tmpl w:val="8E40BBFA"/>
+    <w:lvl w:ilvl="0" w:tplc="0C0A0001">
+      <w:start w:val="1"/>
+      <w:numFmt w:val="bullet"/>
+      <w:lvlText w:val=""/>
+      <w:lvlJc w:val="left"/>
+      <w:pPr>
+        <w:ind w:left="1080" w:hanging="360"/>
+      </w:pPr>
+      <w:rPr>
+        <w:rFonts w:ascii="Symbol" w:hAnsi="Symbol" w:hint="default"/>
+      </w:rPr>
+    </w:lvl>
+    <w:lvl w:ilvl="1" w:tplc="0C0A0003">
+      <w:start w:val="1"/>
+      <w:numFmt w:val="bullet"/>
+      <w:lvlText w:val="o"/>
+      <w:lvlJc w:val="left"/>
+      <w:pPr>
+        <w:ind w:left="1800" w:hanging="360"/>
+      </w:pPr>
+      <w:rPr>
+        <w:rFonts w:ascii="Courier New" w:hAnsi="Courier New" w:cs="Courier New" w:hint="default"/>
+      </w:rPr>
+    </w:lvl>
+    <w:lvl w:ilvl="2" w:tplc="0C0A0005" w:tentative="1">
+      <w:start w:val="1"/>
+      <w:numFmt w:val="bullet"/>
+      <w:lvlText w:val=""/>
+      <w:lvlJc w:val="left"/>
+      <w:pPr>
+        <w:ind w:left="2520" w:hanging="360"/>
+      </w:pPr>
+      <w:rPr>
+        <w:rFonts w:ascii="Wingdings" w:hAnsi="Wingdings" w:hint="default"/>
+      </w:rPr>
+    </w:lvl>
+    <w:lvl w:ilvl="3" w:tplc="0C0A0001" w:tentative="1">
+      <w:start w:val="1"/>
+      <w:numFmt w:val="bullet"/>
+      <w:lvlText w:val=""/>
+      <w:lvlJc w:val="left"/>
+      <w:pPr>
+        <w:ind w:left="3240" w:hanging="360"/>
+      </w:pPr>
+      <w:rPr>
+        <w:rFonts w:ascii="Symbol" w:hAnsi="Symbol" w:hint="default"/>
+      </w:rPr>
+    </w:lvl>
+    <w:lvl w:ilvl="4" w:tplc="0C0A0003" w:tentative="1">
+      <w:start w:val="1"/>
+      <w:numFmt w:val="bullet"/>
+      <w:lvlText w:val="o"/>
+      <w:lvlJc w:val="left"/>
+      <w:pPr>
+        <w:ind w:left="3960" w:hanging="360"/>
+      </w:pPr>
+      <w:rPr>
+        <w:rFonts w:ascii="Courier New" w:hAnsi="Courier New" w:cs="Courier New" w:hint="default"/>
+      </w:rPr>
+    </w:lvl>
+    <w:lvl w:ilvl="5" w:tplc="0C0A0005" w:tentative="1">
+      <w:start w:val="1"/>
+      <w:numFmt w:val="bullet"/>
+      <w:lvlText w:val=""/>
+      <w:lvlJc w:val="left"/>
+      <w:pPr>
+        <w:ind w:left="4680" w:hanging="360"/>
+      </w:pPr>
+      <w:rPr>
+        <w:rFonts w:ascii="Wingdings" w:hAnsi="Wingdings" w:hint="default"/>
+      </w:rPr>
+    </w:lvl>
+    <w:lvl w:ilvl="6" w:tplc="0C0A0001" w:tentative="1">
+      <w:start w:val="1"/>
+      <w:numFmt w:val="bullet"/>
+      <w:lvlText w:val=""/>
+      <w:lvlJc w:val="left"/>
+      <w:pPr>
+        <w:ind w:left="5400" w:hanging="360"/>
+      </w:pPr>
+      <w:rPr>
+        <w:rFonts w:ascii="Symbol" w:hAnsi="Symbol" w:hint="default"/>
+      </w:rPr>
+    </w:lvl>
+    <w:lvl w:ilvl="7" w:tplc="0C0A0003" w:tentative="1">
+      <w:start w:val="1"/>
+      <w:numFmt w:val="bullet"/>
+      <w:lvlText w:val="o"/>
+      <w:lvlJc w:val="left"/>
+      <w:pPr>
+        <w:ind w:left="6120" w:hanging="360"/>
+      </w:pPr>
+      <w:rPr>
+        <w:rFonts w:ascii="Courier New" w:hAnsi="Courier New" w:cs="Courier New" w:hint="default"/>
+      </w:rPr>
+    </w:lvl>
+    <w:lvl w:ilvl="8" w:tplc="0C0A0005" w:tentative="1">
+      <w:start w:val="1"/>
+      <w:numFmt w:val="bullet"/>
+      <w:lvlText w:val=""/>
+      <w:lvlJc w:val="left"/>
+      <w:pPr>
+        <w:ind w:left="6840" w:hanging="360"/>
+      </w:pPr>
+      <w:rPr>
+        <w:rFonts w:ascii="Wingdings" w:hAnsi="Wingdings" w:hint="default"/>
+      </w:rPr>
+    </w:lvl>
+  </w:abstractNum>
+  <w:abstractNum w:abstractNumId="21" w15:restartNumberingAfterBreak="0">
+    <w:nsid w:val="58DA7A37"/>
+    <w:multiLevelType w:val="hybridMultilevel"/>
+    <w:tmpl w:val="AFA87232"/>
+    <w:lvl w:ilvl="0" w:tplc="0C0A0001">
+      <w:start w:val="1"/>
+      <w:numFmt w:val="bullet"/>
+      <w:lvlText w:val=""/>
+      <w:lvlJc w:val="left"/>
+      <w:pPr>
+        <w:ind w:left="720" w:hanging="360"/>
+      </w:pPr>
+      <w:rPr>
+        <w:rFonts w:ascii="Symbol" w:hAnsi="Symbol" w:hint="default"/>
+      </w:rPr>
+    </w:lvl>
+    <w:lvl w:ilvl="1" w:tplc="0C0A0003" w:tentative="1">
+      <w:start w:val="1"/>
+      <w:numFmt w:val="bullet"/>
+      <w:lvlText w:val="o"/>
+      <w:lvlJc w:val="left"/>
+      <w:pPr>
+        <w:ind w:left="1440" w:hanging="360"/>
+      </w:pPr>
+      <w:rPr>
+        <w:rFonts w:ascii="Courier New" w:hAnsi="Courier New" w:cs="Courier New" w:hint="default"/>
+      </w:rPr>
+    </w:lvl>
+    <w:lvl w:ilvl="2" w:tplc="0C0A0005" w:tentative="1">
+      <w:start w:val="1"/>
+      <w:numFmt w:val="bullet"/>
+      <w:lvlText w:val=""/>
+      <w:lvlJc w:val="left"/>
+      <w:pPr>
+        <w:ind w:left="2160" w:hanging="360"/>
+      </w:pPr>
+      <w:rPr>
+        <w:rFonts w:ascii="Wingdings" w:hAnsi="Wingdings" w:hint="default"/>
+      </w:rPr>
+    </w:lvl>
+    <w:lvl w:ilvl="3" w:tplc="0C0A0001" w:tentative="1">
+      <w:start w:val="1"/>
+      <w:numFmt w:val="bullet"/>
+      <w:lvlText w:val=""/>
+      <w:lvlJc w:val="left"/>
+      <w:pPr>
+        <w:ind w:left="2880" w:hanging="360"/>
+      </w:pPr>
+      <w:rPr>
+        <w:rFonts w:ascii="Symbol" w:hAnsi="Symbol" w:hint="default"/>
+      </w:rPr>
+    </w:lvl>
+    <w:lvl w:ilvl="4" w:tplc="0C0A0003" w:tentative="1">
+      <w:start w:val="1"/>
+      <w:numFmt w:val="bullet"/>
+      <w:lvlText w:val="o"/>
+      <w:lvlJc w:val="left"/>
+      <w:pPr>
+        <w:ind w:left="3600" w:hanging="360"/>
+      </w:pPr>
+      <w:rPr>
+        <w:rFonts w:ascii="Courier New" w:hAnsi="Courier New" w:cs="Courier New" w:hint="default"/>
+      </w:rPr>
+    </w:lvl>
+    <w:lvl w:ilvl="5" w:tplc="0C0A0005" w:tentative="1">
+      <w:start w:val="1"/>
+      <w:numFmt w:val="bullet"/>
+      <w:lvlText w:val=""/>
+      <w:lvlJc w:val="left"/>
+      <w:pPr>
+        <w:ind w:left="4320" w:hanging="360"/>
+      </w:pPr>
+      <w:rPr>
+        <w:rFonts w:ascii="Wingdings" w:hAnsi="Wingdings" w:hint="default"/>
+      </w:rPr>
+    </w:lvl>
+    <w:lvl w:ilvl="6" w:tplc="0C0A0001" w:tentative="1">
+      <w:start w:val="1"/>
+      <w:numFmt w:val="bullet"/>
+      <w:lvlText w:val=""/>
+      <w:lvlJc w:val="left"/>
+      <w:pPr>
+        <w:ind w:left="5040" w:hanging="360"/>
+      </w:pPr>
+      <w:rPr>
+        <w:rFonts w:ascii="Symbol" w:hAnsi="Symbol" w:hint="default"/>
+      </w:rPr>
+    </w:lvl>
+    <w:lvl w:ilvl="7" w:tplc="0C0A0003" w:tentative="1">
+      <w:start w:val="1"/>
+      <w:numFmt w:val="bullet"/>
+      <w:lvlText w:val="o"/>
+      <w:lvlJc w:val="left"/>
+      <w:pPr>
+        <w:ind w:left="5760" w:hanging="360"/>
+      </w:pPr>
+      <w:rPr>
+        <w:rFonts w:ascii="Courier New" w:hAnsi="Courier New" w:cs="Courier New" w:hint="default"/>
+      </w:rPr>
+    </w:lvl>
+    <w:lvl w:ilvl="8" w:tplc="0C0A0005" w:tentative="1">
+      <w:start w:val="1"/>
+      <w:numFmt w:val="bullet"/>
+      <w:lvlText w:val=""/>
+      <w:lvlJc w:val="left"/>
+      <w:pPr>
+        <w:ind w:left="6480" w:hanging="360"/>
+      </w:pPr>
+      <w:rPr>
+        <w:rFonts w:ascii="Wingdings" w:hAnsi="Wingdings" w:hint="default"/>
+      </w:rPr>
+    </w:lvl>
+  </w:abstractNum>
+  <w:abstractNum w:abstractNumId="22" w15:restartNumberingAfterBreak="0">
+    <w:nsid w:val="5BB151DA"/>
+    <w:multiLevelType w:val="hybridMultilevel"/>
+    <w:tmpl w:val="D7323446"/>
+    <w:lvl w:ilvl="0" w:tplc="0C0A0001">
+      <w:start w:val="1"/>
+      <w:numFmt w:val="bullet"/>
+      <w:lvlText w:val=""/>
+      <w:lvlJc w:val="left"/>
+      <w:pPr>
+        <w:ind w:left="720" w:hanging="360"/>
+      </w:pPr>
+      <w:rPr>
+        <w:rFonts w:ascii="Symbol" w:hAnsi="Symbol" w:hint="default"/>
+      </w:rPr>
+    </w:lvl>
+    <w:lvl w:ilvl="1" w:tplc="0C0A0003" w:tentative="1">
+      <w:start w:val="1"/>
+      <w:numFmt w:val="bullet"/>
+      <w:lvlText w:val="o"/>
+      <w:lvlJc w:val="left"/>
+      <w:pPr>
+        <w:ind w:left="1440" w:hanging="360"/>
+      </w:pPr>
+      <w:rPr>
+        <w:rFonts w:ascii="Courier New" w:hAnsi="Courier New" w:cs="Courier New" w:hint="default"/>
+      </w:rPr>
+    </w:lvl>
+    <w:lvl w:ilvl="2" w:tplc="0C0A0005" w:tentative="1">
+      <w:start w:val="1"/>
+      <w:numFmt w:val="bullet"/>
+      <w:lvlText w:val=""/>
+      <w:lvlJc w:val="left"/>
+      <w:pPr>
+        <w:ind w:left="2160" w:hanging="360"/>
+      </w:pPr>
+      <w:rPr>
+        <w:rFonts w:ascii="Wingdings" w:hAnsi="Wingdings" w:hint="default"/>
+      </w:rPr>
+    </w:lvl>
+    <w:lvl w:ilvl="3" w:tplc="0C0A0001" w:tentative="1">
+      <w:start w:val="1"/>
+      <w:numFmt w:val="bullet"/>
+      <w:lvlText w:val=""/>
+      <w:lvlJc w:val="left"/>
+      <w:pPr>
+        <w:ind w:left="2880" w:hanging="360"/>
+      </w:pPr>
+      <w:rPr>
+        <w:rFonts w:ascii="Symbol" w:hAnsi="Symbol" w:hint="default"/>
+      </w:rPr>
+    </w:lvl>
+    <w:lvl w:ilvl="4" w:tplc="0C0A0003" w:tentative="1">
+      <w:start w:val="1"/>
+      <w:numFmt w:val="bullet"/>
+      <w:lvlText w:val="o"/>
+      <w:lvlJc w:val="left"/>
+      <w:pPr>
+        <w:ind w:left="3600" w:hanging="360"/>
+      </w:pPr>
+      <w:rPr>
+        <w:rFonts w:ascii="Courier New" w:hAnsi="Courier New" w:cs="Courier New" w:hint="default"/>
+      </w:rPr>
+    </w:lvl>
+    <w:lvl w:ilvl="5" w:tplc="0C0A0005" w:tentative="1">
+      <w:start w:val="1"/>
+      <w:numFmt w:val="bullet"/>
+      <w:lvlText w:val=""/>
+      <w:lvlJc w:val="left"/>
+      <w:pPr>
+        <w:ind w:left="4320" w:hanging="360"/>
+      </w:pPr>
+      <w:rPr>
+        <w:rFonts w:ascii="Wingdings" w:hAnsi="Wingdings" w:hint="default"/>
+      </w:rPr>
+    </w:lvl>
+    <w:lvl w:ilvl="6" w:tplc="0C0A0001" w:tentative="1">
+      <w:start w:val="1"/>
+      <w:numFmt w:val="bullet"/>
+      <w:lvlText w:val=""/>
+      <w:lvlJc w:val="left"/>
+      <w:pPr>
+        <w:ind w:left="5040" w:hanging="360"/>
+      </w:pPr>
+      <w:rPr>
+        <w:rFonts w:ascii="Symbol" w:hAnsi="Symbol" w:hint="default"/>
+      </w:rPr>
+    </w:lvl>
+    <w:lvl w:ilvl="7" w:tplc="0C0A0003" w:tentative="1">
+      <w:start w:val="1"/>
+      <w:numFmt w:val="bullet"/>
+      <w:lvlText w:val="o"/>
+      <w:lvlJc w:val="left"/>
+      <w:pPr>
+        <w:ind w:left="5760" w:hanging="360"/>
+      </w:pPr>
+      <w:rPr>
+        <w:rFonts w:ascii="Courier New" w:hAnsi="Courier New" w:cs="Courier New" w:hint="default"/>
+      </w:rPr>
+    </w:lvl>
+    <w:lvl w:ilvl="8" w:tplc="0C0A0005" w:tentative="1">
+      <w:start w:val="1"/>
+      <w:numFmt w:val="bullet"/>
+      <w:lvlText w:val=""/>
+      <w:lvlJc w:val="left"/>
+      <w:pPr>
+        <w:ind w:left="6480" w:hanging="360"/>
+      </w:pPr>
+      <w:rPr>
+        <w:rFonts w:ascii="Wingdings" w:hAnsi="Wingdings" w:hint="default"/>
+      </w:rPr>
+    </w:lvl>
+  </w:abstractNum>
+  <w:abstractNum w:abstractNumId="23" w15:restartNumberingAfterBreak="0">
+    <w:nsid w:val="5E010F60"/>
+    <w:multiLevelType w:val="multilevel"/>
+    <w:tmpl w:val="17A20F42"/>
+    <w:lvl w:ilvl="0">
+      <w:start w:val="1"/>
+      <w:numFmt w:val="bullet"/>
+      <w:lvlText w:val=""/>
+      <w:lvlJc w:val="left"/>
+      <w:pPr>
+        <w:ind w:left="720" w:hanging="360"/>
+      </w:pPr>
+      <w:rPr>
+        <w:rFonts w:ascii="Symbol" w:hAnsi="Symbol" w:hint="default"/>
+        <w:u w:val="none"/>
+      </w:rPr>
+    </w:lvl>
+    <w:lvl w:ilvl="1">
+      <w:start w:val="1"/>
+      <w:numFmt w:val="decimal"/>
+      <w:lvlText w:val="%1.%2."/>
+      <w:lvlJc w:val="right"/>
+      <w:pPr>
+        <w:ind w:left="1440" w:hanging="360"/>
+      </w:pPr>
+      <w:rPr>
+        <w:u w:val="none"/>
+      </w:rPr>
+    </w:lvl>
+    <w:lvl w:ilvl="2">
+      <w:start w:val="1"/>
+      <w:numFmt w:val="decimal"/>
+      <w:lvlText w:val="%1.%2.%3."/>
+      <w:lvlJc w:val="right"/>
+      <w:pPr>
+        <w:ind w:left="2160" w:hanging="360"/>
+      </w:pPr>
+      <w:rPr>
+        <w:u w:val="none"/>
+      </w:rPr>
+    </w:lvl>
+    <w:lvl w:ilvl="3">
+      <w:start w:val="1"/>
+      <w:numFmt w:val="decimal"/>
+      <w:lvlText w:val="%1.%2.%3.%4."/>
+      <w:lvlJc w:val="right"/>
+      <w:pPr>
+        <w:ind w:left="2880" w:hanging="360"/>
+      </w:pPr>
+      <w:rPr>
+        <w:u w:val="none"/>
+      </w:rPr>
+    </w:lvl>
+    <w:lvl w:ilvl="4">
+      <w:start w:val="1"/>
+      <w:numFmt w:val="decimal"/>
+      <w:lvlText w:val="%1.%2.%3.%4.%5."/>
+      <w:lvlJc w:val="right"/>
+      <w:pPr>
+        <w:ind w:left="3600" w:hanging="360"/>
+      </w:pPr>
+      <w:rPr>
+        <w:u w:val="none"/>
+      </w:rPr>
+    </w:lvl>
+    <w:lvl w:ilvl="5">
+      <w:start w:val="1"/>
+      <w:numFmt w:val="decimal"/>
+      <w:lvlText w:val="%1.%2.%3.%4.%5.%6."/>
+      <w:lvlJc w:val="right"/>
+      <w:pPr>
+        <w:ind w:left="4320" w:hanging="360"/>
+      </w:pPr>
+      <w:rPr>
+        <w:u w:val="none"/>
+      </w:rPr>
+    </w:lvl>
+    <w:lvl w:ilvl="6">
+      <w:start w:val="1"/>
+      <w:numFmt w:val="decimal"/>
+      <w:lvlText w:val="%1.%2.%3.%4.%5.%6.%7."/>
+      <w:lvlJc w:val="right"/>
+      <w:pPr>
+        <w:ind w:left="5040" w:hanging="360"/>
+      </w:pPr>
+      <w:rPr>
+        <w:u w:val="none"/>
+      </w:rPr>
+    </w:lvl>
+    <w:lvl w:ilvl="7">
+      <w:start w:val="1"/>
+      <w:numFmt w:val="decimal"/>
+      <w:lvlText w:val="%1.%2.%3.%4.%5.%6.%7.%8."/>
+      <w:lvlJc w:val="right"/>
+      <w:pPr>
+        <w:ind w:left="5760" w:hanging="360"/>
+      </w:pPr>
+      <w:rPr>
+        <w:u w:val="none"/>
+      </w:rPr>
+    </w:lvl>
+    <w:lvl w:ilvl="8">
+      <w:start w:val="1"/>
+      <w:numFmt w:val="decimal"/>
+      <w:lvlText w:val="%1.%2.%3.%4.%5.%6.%7.%8.%9."/>
+      <w:lvlJc w:val="right"/>
+      <w:pPr>
+        <w:ind w:left="6480" w:hanging="360"/>
+      </w:pPr>
+      <w:rPr>
+        <w:u w:val="none"/>
+      </w:rPr>
+    </w:lvl>
+  </w:abstractNum>
+  <w:abstractNum w:abstractNumId="24" w15:restartNumberingAfterBreak="0">
+    <w:nsid w:val="61B52082"/>
+    <w:multiLevelType w:val="hybridMultilevel"/>
+    <w:tmpl w:val="A58A4ECE"/>
+    <w:lvl w:ilvl="0" w:tplc="0C0A0001">
+      <w:start w:val="1"/>
+      <w:numFmt w:val="bullet"/>
+      <w:lvlText w:val=""/>
+      <w:lvlJc w:val="left"/>
+      <w:pPr>
+        <w:ind w:left="720" w:hanging="360"/>
+      </w:pPr>
+      <w:rPr>
+        <w:rFonts w:ascii="Symbol" w:hAnsi="Symbol" w:hint="default"/>
+      </w:rPr>
+    </w:lvl>
+    <w:lvl w:ilvl="1" w:tplc="0C0A0003" w:tentative="1">
+      <w:start w:val="1"/>
+      <w:numFmt w:val="bullet"/>
+      <w:lvlText w:val="o"/>
+      <w:lvlJc w:val="left"/>
+      <w:pPr>
+        <w:ind w:left="1440" w:hanging="360"/>
+      </w:pPr>
+      <w:rPr>
+        <w:rFonts w:ascii="Courier New" w:hAnsi="Courier New" w:cs="Courier New" w:hint="default"/>
+      </w:rPr>
+    </w:lvl>
+    <w:lvl w:ilvl="2" w:tplc="0C0A0005" w:tentative="1">
+      <w:start w:val="1"/>
+      <w:numFmt w:val="bullet"/>
+      <w:lvlText w:val=""/>
+      <w:lvlJc w:val="left"/>
+      <w:pPr>
+        <w:ind w:left="2160" w:hanging="360"/>
+      </w:pPr>
+      <w:rPr>
+        <w:rFonts w:ascii="Wingdings" w:hAnsi="Wingdings" w:hint="default"/>
+      </w:rPr>
+    </w:lvl>
+    <w:lvl w:ilvl="3" w:tplc="0C0A0001" w:tentative="1">
+      <w:start w:val="1"/>
+      <w:numFmt w:val="bullet"/>
+      <w:lvlText w:val=""/>
+      <w:lvlJc w:val="left"/>
+      <w:pPr>
+        <w:ind w:left="2880" w:hanging="360"/>
+      </w:pPr>
+      <w:rPr>
+        <w:rFonts w:ascii="Symbol" w:hAnsi="Symbol" w:hint="default"/>
+      </w:rPr>
+    </w:lvl>
+    <w:lvl w:ilvl="4" w:tplc="0C0A0003" w:tentative="1">
+      <w:start w:val="1"/>
+      <w:numFmt w:val="bullet"/>
+      <w:lvlText w:val="o"/>
+      <w:lvlJc w:val="left"/>
+      <w:pPr>
+        <w:ind w:left="3600" w:hanging="360"/>
+      </w:pPr>
+      <w:rPr>
+        <w:rFonts w:ascii="Courier New" w:hAnsi="Courier New" w:cs="Courier New" w:hint="default"/>
+      </w:rPr>
+    </w:lvl>
+    <w:lvl w:ilvl="5" w:tplc="0C0A0005" w:tentative="1">
+      <w:start w:val="1"/>
+      <w:numFmt w:val="bullet"/>
+      <w:lvlText w:val=""/>
+      <w:lvlJc w:val="left"/>
+      <w:pPr>
+        <w:ind w:left="4320" w:hanging="360"/>
+      </w:pPr>
+      <w:rPr>
+        <w:rFonts w:ascii="Wingdings" w:hAnsi="Wingdings" w:hint="default"/>
+      </w:rPr>
+    </w:lvl>
+    <w:lvl w:ilvl="6" w:tplc="0C0A0001" w:tentative="1">
+      <w:start w:val="1"/>
+      <w:numFmt w:val="bullet"/>
+      <w:lvlText w:val=""/>
+      <w:lvlJc w:val="left"/>
+      <w:pPr>
+        <w:ind w:left="5040" w:hanging="360"/>
+      </w:pPr>
+      <w:rPr>
+        <w:rFonts w:ascii="Symbol" w:hAnsi="Symbol" w:hint="default"/>
+      </w:rPr>
+    </w:lvl>
+    <w:lvl w:ilvl="7" w:tplc="0C0A0003" w:tentative="1">
+      <w:start w:val="1"/>
+      <w:numFmt w:val="bullet"/>
+      <w:lvlText w:val="o"/>
+      <w:lvlJc w:val="left"/>
+      <w:pPr>
+        <w:ind w:left="5760" w:hanging="360"/>
+      </w:pPr>
+      <w:rPr>
+        <w:rFonts w:ascii="Courier New" w:hAnsi="Courier New" w:cs="Courier New" w:hint="default"/>
+      </w:rPr>
+    </w:lvl>
+    <w:lvl w:ilvl="8" w:tplc="0C0A0005" w:tentative="1">
+      <w:start w:val="1"/>
+      <w:numFmt w:val="bullet"/>
+      <w:lvlText w:val=""/>
+      <w:lvlJc w:val="left"/>
+      <w:pPr>
+        <w:ind w:left="6480" w:hanging="360"/>
+      </w:pPr>
+      <w:rPr>
+        <w:rFonts w:ascii="Wingdings" w:hAnsi="Wingdings" w:hint="default"/>
+      </w:rPr>
+    </w:lvl>
+  </w:abstractNum>
+  <w:abstractNum w:abstractNumId="25" w15:restartNumberingAfterBreak="0">
+    <w:nsid w:val="6E3E0024"/>
+    <w:multiLevelType w:val="multilevel"/>
+    <w:tmpl w:val="64384C66"/>
+    <w:lvl w:ilvl="0">
+      <w:start w:val="1"/>
+      <w:numFmt w:val="bullet"/>
+      <w:lvlText w:val="●"/>
+      <w:lvlJc w:val="left"/>
+      <w:pPr>
+        <w:ind w:left="720" w:hanging="360"/>
+      </w:pPr>
+      <w:rPr>
+        <w:u w:val="none"/>
+      </w:rPr>
+    </w:lvl>
+    <w:lvl w:ilvl="1">
+      <w:start w:val="1"/>
+      <w:numFmt w:val="bullet"/>
+      <w:lvlText w:val="○"/>
+      <w:lvlJc w:val="left"/>
+      <w:pPr>
+        <w:ind w:left="1440" w:hanging="360"/>
+      </w:pPr>
+      <w:rPr>
+        <w:u w:val="none"/>
+      </w:rPr>
+    </w:lvl>
+    <w:lvl w:ilvl="2">
+      <w:start w:val="1"/>
+      <w:numFmt w:val="bullet"/>
+      <w:lvlText w:val="■"/>
+      <w:lvlJc w:val="left"/>
+      <w:pPr>
+        <w:ind w:left="2160" w:hanging="360"/>
+      </w:pPr>
+      <w:rPr>
+        <w:u w:val="none"/>
+      </w:rPr>
+    </w:lvl>
+    <w:lvl w:ilvl="3">
+      <w:start w:val="1"/>
+      <w:numFmt w:val="bullet"/>
+      <w:lvlText w:val="●"/>
+      <w:lvlJc w:val="left"/>
+      <w:pPr>
+        <w:ind w:left="2880" w:hanging="360"/>
+      </w:pPr>
+      <w:rPr>
+        <w:u w:val="none"/>
+      </w:rPr>
+    </w:lvl>
+    <w:lvl w:ilvl="4">
+      <w:start w:val="1"/>
+      <w:numFmt w:val="bullet"/>
+      <w:lvlText w:val="○"/>
+      <w:lvlJc w:val="left"/>
+      <w:pPr>
+        <w:ind w:left="3600" w:hanging="360"/>
+      </w:pPr>
+      <w:rPr>
+        <w:u w:val="none"/>
+      </w:rPr>
+    </w:lvl>
+    <w:lvl w:ilvl="5">
+      <w:start w:val="1"/>
+      <w:numFmt w:val="bullet"/>
+      <w:lvlText w:val="■"/>
+      <w:lvlJc w:val="left"/>
+      <w:pPr>
+        <w:ind w:left="4320" w:hanging="360"/>
+      </w:pPr>
+      <w:rPr>
+        <w:u w:val="none"/>
+      </w:rPr>
+    </w:lvl>
+    <w:lvl w:ilvl="6">
+      <w:start w:val="1"/>
+      <w:numFmt w:val="bullet"/>
+      <w:lvlText w:val="●"/>
+      <w:lvlJc w:val="left"/>
+      <w:pPr>
+        <w:ind w:left="5040" w:hanging="360"/>
+      </w:pPr>
+      <w:rPr>
+        <w:u w:val="none"/>
+      </w:rPr>
+    </w:lvl>
+    <w:lvl w:ilvl="7">
+      <w:start w:val="1"/>
+      <w:numFmt w:val="bullet"/>
+      <w:lvlText w:val="○"/>
+      <w:lvlJc w:val="left"/>
+      <w:pPr>
+        <w:ind w:left="5760" w:hanging="360"/>
+      </w:pPr>
+      <w:rPr>
+        <w:u w:val="none"/>
+      </w:rPr>
+    </w:lvl>
+    <w:lvl w:ilvl="8">
+      <w:start w:val="1"/>
+      <w:numFmt w:val="bullet"/>
+      <w:lvlText w:val="■"/>
+      <w:lvlJc w:val="left"/>
+      <w:pPr>
+        <w:ind w:left="6480" w:hanging="360"/>
+      </w:pPr>
+      <w:rPr>
+        <w:u w:val="none"/>
+      </w:rPr>
+    </w:lvl>
+  </w:abstractNum>
+  <w:abstractNum w:abstractNumId="26" w15:restartNumberingAfterBreak="0">
+    <w:nsid w:val="72B007D3"/>
+    <w:multiLevelType w:val="hybridMultilevel"/>
+    <w:tmpl w:val="99560AA6"/>
+    <w:lvl w:ilvl="0" w:tplc="0C0A0001">
+      <w:start w:val="1"/>
+      <w:numFmt w:val="bullet"/>
+      <w:lvlText w:val=""/>
+      <w:lvlJc w:val="left"/>
+      <w:pPr>
+        <w:ind w:left="720" w:hanging="360"/>
+      </w:pPr>
+      <w:rPr>
+        <w:rFonts w:ascii="Symbol" w:hAnsi="Symbol" w:hint="default"/>
+      </w:rPr>
+    </w:lvl>
+    <w:lvl w:ilvl="1" w:tplc="0C0A0003" w:tentative="1">
+      <w:start w:val="1"/>
+      <w:numFmt w:val="bullet"/>
+      <w:lvlText w:val="o"/>
+      <w:lvlJc w:val="left"/>
+      <w:pPr>
+        <w:ind w:left="1440" w:hanging="360"/>
+      </w:pPr>
+      <w:rPr>
+        <w:rFonts w:ascii="Courier New" w:hAnsi="Courier New" w:cs="Courier New" w:hint="default"/>
+      </w:rPr>
+    </w:lvl>
+    <w:lvl w:ilvl="2" w:tplc="0C0A0005" w:tentative="1">
+      <w:start w:val="1"/>
+      <w:numFmt w:val="bullet"/>
+      <w:lvlText w:val=""/>
+      <w:lvlJc w:val="left"/>
+      <w:pPr>
+        <w:ind w:left="2160" w:hanging="360"/>
+      </w:pPr>
+      <w:rPr>
+        <w:rFonts w:ascii="Wingdings" w:hAnsi="Wingdings" w:hint="default"/>
+      </w:rPr>
+    </w:lvl>
+    <w:lvl w:ilvl="3" w:tplc="0C0A0001" w:tentative="1">
+      <w:start w:val="1"/>
+      <w:numFmt w:val="bullet"/>
+      <w:lvlText w:val=""/>
+      <w:lvlJc w:val="left"/>
+      <w:pPr>
+        <w:ind w:left="2880" w:hanging="360"/>
+      </w:pPr>
+      <w:rPr>
+        <w:rFonts w:ascii="Symbol" w:hAnsi="Symbol" w:hint="default"/>
+      </w:rPr>
+    </w:lvl>
+    <w:lvl w:ilvl="4" w:tplc="0C0A0003" w:tentative="1">
+      <w:start w:val="1"/>
+      <w:numFmt w:val="bullet"/>
+      <w:lvlText w:val="o"/>
+      <w:lvlJc w:val="left"/>
+      <w:pPr>
+        <w:ind w:left="3600" w:hanging="360"/>
+      </w:pPr>
+      <w:rPr>
+        <w:rFonts w:ascii="Courier New" w:hAnsi="Courier New" w:cs="Courier New" w:hint="default"/>
+      </w:rPr>
+    </w:lvl>
+    <w:lvl w:ilvl="5" w:tplc="0C0A0005" w:tentative="1">
+      <w:start w:val="1"/>
+      <w:numFmt w:val="bullet"/>
+      <w:lvlText w:val=""/>
+      <w:lvlJc w:val="left"/>
+      <w:pPr>
+        <w:ind w:left="4320" w:hanging="360"/>
+      </w:pPr>
+      <w:rPr>
+        <w:rFonts w:ascii="Wingdings" w:hAnsi="Wingdings" w:hint="default"/>
+      </w:rPr>
+    </w:lvl>
+    <w:lvl w:ilvl="6" w:tplc="0C0A0001" w:tentative="1">
+      <w:start w:val="1"/>
+      <w:numFmt w:val="bullet"/>
+      <w:lvlText w:val=""/>
+      <w:lvlJc w:val="left"/>
+      <w:pPr>
+        <w:ind w:left="5040" w:hanging="360"/>
+      </w:pPr>
+      <w:rPr>
+        <w:rFonts w:ascii="Symbol" w:hAnsi="Symbol" w:hint="default"/>
+      </w:rPr>
+    </w:lvl>
+    <w:lvl w:ilvl="7" w:tplc="0C0A0003" w:tentative="1">
+      <w:start w:val="1"/>
+      <w:numFmt w:val="bullet"/>
+      <w:lvlText w:val="o"/>
+      <w:lvlJc w:val="left"/>
+      <w:pPr>
+        <w:ind w:left="5760" w:hanging="360"/>
+      </w:pPr>
+      <w:rPr>
+        <w:rFonts w:ascii="Courier New" w:hAnsi="Courier New" w:cs="Courier New" w:hint="default"/>
+      </w:rPr>
+    </w:lvl>
+    <w:lvl w:ilvl="8" w:tplc="0C0A0005" w:tentative="1">
+      <w:start w:val="1"/>
+      <w:numFmt w:val="bullet"/>
+      <w:lvlText w:val=""/>
+      <w:lvlJc w:val="left"/>
+      <w:pPr>
+        <w:ind w:left="6480" w:hanging="360"/>
+      </w:pPr>
+      <w:rPr>
+        <w:rFonts w:ascii="Wingdings" w:hAnsi="Wingdings" w:hint="default"/>
+      </w:rPr>
+    </w:lvl>
+  </w:abstractNum>
+  <w:abstractNum w:abstractNumId="27" w15:restartNumberingAfterBreak="0">
+    <w:nsid w:val="74AF2E92"/>
+    <w:multiLevelType w:val="hybridMultilevel"/>
+    <w:tmpl w:val="B5647334"/>
+    <w:lvl w:ilvl="0" w:tplc="0C0A0001">
+      <w:start w:val="1"/>
+      <w:numFmt w:val="bullet"/>
+      <w:lvlText w:val=""/>
+      <w:lvlJc w:val="left"/>
+      <w:pPr>
+        <w:ind w:left="720" w:hanging="360"/>
+      </w:pPr>
+      <w:rPr>
+        <w:rFonts w:ascii="Symbol" w:hAnsi="Symbol" w:hint="default"/>
+      </w:rPr>
+    </w:lvl>
+    <w:lvl w:ilvl="1" w:tplc="0C0A0003" w:tentative="1">
+      <w:start w:val="1"/>
+      <w:numFmt w:val="bullet"/>
+      <w:lvlText w:val="o"/>
+      <w:lvlJc w:val="left"/>
+      <w:pPr>
+        <w:ind w:left="1440" w:hanging="360"/>
+      </w:pPr>
+      <w:rPr>
+        <w:rFonts w:ascii="Courier New" w:hAnsi="Courier New" w:cs="Courier New" w:hint="default"/>
+      </w:rPr>
+    </w:lvl>
+    <w:lvl w:ilvl="2" w:tplc="0C0A0005" w:tentative="1">
+      <w:start w:val="1"/>
+      <w:numFmt w:val="bullet"/>
+      <w:lvlText w:val=""/>
+      <w:lvlJc w:val="left"/>
+      <w:pPr>
+        <w:ind w:left="2160" w:hanging="360"/>
+      </w:pPr>
+      <w:rPr>
+        <w:rFonts w:ascii="Wingdings" w:hAnsi="Wingdings" w:hint="default"/>
+      </w:rPr>
+    </w:lvl>
+    <w:lvl w:ilvl="3" w:tplc="0C0A0001" w:tentative="1">
+      <w:start w:val="1"/>
+      <w:numFmt w:val="bullet"/>
+      <w:lvlText w:val=""/>
+      <w:lvlJc w:val="left"/>
+      <w:pPr>
+        <w:ind w:left="2880" w:hanging="360"/>
+      </w:pPr>
+      <w:rPr>
+        <w:rFonts w:ascii="Symbol" w:hAnsi="Symbol" w:hint="default"/>
+      </w:rPr>
+    </w:lvl>
+    <w:lvl w:ilvl="4" w:tplc="0C0A0003" w:tentative="1">
+      <w:start w:val="1"/>
+      <w:numFmt w:val="bullet"/>
+      <w:lvlText w:val="o"/>
+      <w:lvlJc w:val="left"/>
+      <w:pPr>
+        <w:ind w:left="3600" w:hanging="360"/>
+      </w:pPr>
+      <w:rPr>
+        <w:rFonts w:ascii="Courier New" w:hAnsi="Courier New" w:cs="Courier New" w:hint="default"/>
+      </w:rPr>
+    </w:lvl>
+    <w:lvl w:ilvl="5" w:tplc="0C0A0005" w:tentative="1">
+      <w:start w:val="1"/>
+      <w:numFmt w:val="bullet"/>
+      <w:lvlText w:val=""/>
+      <w:lvlJc w:val="left"/>
+      <w:pPr>
+        <w:ind w:left="4320" w:hanging="360"/>
+      </w:pPr>
+      <w:rPr>
+        <w:rFonts w:ascii="Wingdings" w:hAnsi="Wingdings" w:hint="default"/>
+      </w:rPr>
+    </w:lvl>
+    <w:lvl w:ilvl="6" w:tplc="0C0A0001" w:tentative="1">
+      <w:start w:val="1"/>
+      <w:numFmt w:val="bullet"/>
+      <w:lvlText w:val=""/>
+      <w:lvlJc w:val="left"/>
+      <w:pPr>
+        <w:ind w:left="5040" w:hanging="360"/>
+      </w:pPr>
+      <w:rPr>
+        <w:rFonts w:ascii="Symbol" w:hAnsi="Symbol" w:hint="default"/>
+      </w:rPr>
+    </w:lvl>
+    <w:lvl w:ilvl="7" w:tplc="0C0A0003" w:tentative="1">
+      <w:start w:val="1"/>
+      <w:numFmt w:val="bullet"/>
+      <w:lvlText w:val="o"/>
+      <w:lvlJc w:val="left"/>
+      <w:pPr>
+        <w:ind w:left="5760" w:hanging="360"/>
+      </w:pPr>
+      <w:rPr>
+        <w:rFonts w:ascii="Courier New" w:hAnsi="Courier New" w:cs="Courier New" w:hint="default"/>
+      </w:rPr>
+    </w:lvl>
+    <w:lvl w:ilvl="8" w:tplc="0C0A0005" w:tentative="1">
+      <w:start w:val="1"/>
+      <w:numFmt w:val="bullet"/>
+      <w:lvlText w:val=""/>
+      <w:lvlJc w:val="left"/>
+      <w:pPr>
+        <w:ind w:left="6480" w:hanging="360"/>
+      </w:pPr>
+      <w:rPr>
+        <w:rFonts w:ascii="Wingdings" w:hAnsi="Wingdings" w:hint="default"/>
+      </w:rPr>
+    </w:lvl>
+  </w:abstractNum>
+  <w:abstractNum w:abstractNumId="28" w15:restartNumberingAfterBreak="0">
+    <w:nsid w:val="774E46DF"/>
+    <w:multiLevelType w:val="multilevel"/>
+    <w:tmpl w:val="17A20F42"/>
+    <w:lvl w:ilvl="0">
+      <w:start w:val="1"/>
+      <w:numFmt w:val="bullet"/>
+      <w:lvlText w:val=""/>
+      <w:lvlJc w:val="left"/>
+      <w:pPr>
+        <w:ind w:left="720" w:hanging="360"/>
+      </w:pPr>
+      <w:rPr>
+        <w:rFonts w:ascii="Symbol" w:hAnsi="Symbol" w:hint="default"/>
+        <w:u w:val="none"/>
+      </w:rPr>
+    </w:lvl>
+    <w:lvl w:ilvl="1">
+      <w:start w:val="1"/>
+      <w:numFmt w:val="decimal"/>
+      <w:lvlText w:val="%1.%2."/>
+      <w:lvlJc w:val="right"/>
+      <w:pPr>
+        <w:ind w:left="1440" w:hanging="360"/>
+      </w:pPr>
+      <w:rPr>
+        <w:u w:val="none"/>
+      </w:rPr>
+    </w:lvl>
+    <w:lvl w:ilvl="2">
+      <w:start w:val="1"/>
+      <w:numFmt w:val="decimal"/>
+      <w:lvlText w:val="%1.%2.%3."/>
+      <w:lvlJc w:val="right"/>
+      <w:pPr>
+        <w:ind w:left="2160" w:hanging="360"/>
+      </w:pPr>
+      <w:rPr>
+        <w:u w:val="none"/>
+      </w:rPr>
+    </w:lvl>
+    <w:lvl w:ilvl="3">
+      <w:start w:val="1"/>
+      <w:numFmt w:val="decimal"/>
+      <w:lvlText w:val="%1.%2.%3.%4."/>
+      <w:lvlJc w:val="right"/>
+      <w:pPr>
+        <w:ind w:left="2880" w:hanging="360"/>
+      </w:pPr>
+      <w:rPr>
+        <w:u w:val="none"/>
+      </w:rPr>
+    </w:lvl>
+    <w:lvl w:ilvl="4">
+      <w:start w:val="1"/>
+      <w:numFmt w:val="decimal"/>
+      <w:lvlText w:val="%1.%2.%3.%4.%5."/>
+      <w:lvlJc w:val="right"/>
+      <w:pPr>
+        <w:ind w:left="3600" w:hanging="360"/>
+      </w:pPr>
+      <w:rPr>
+        <w:u w:val="none"/>
+      </w:rPr>
+    </w:lvl>
+    <w:lvl w:ilvl="5">
+      <w:start w:val="1"/>
+      <w:numFmt w:val="decimal"/>
+      <w:lvlText w:val="%1.%2.%3.%4.%5.%6."/>
+      <w:lvlJc w:val="right"/>
+      <w:pPr>
+        <w:ind w:left="4320" w:hanging="360"/>
+      </w:pPr>
+      <w:rPr>
+        <w:u w:val="none"/>
+      </w:rPr>
+    </w:lvl>
+    <w:lvl w:ilvl="6">
+      <w:start w:val="1"/>
+      <w:numFmt w:val="decimal"/>
+      <w:lvlText w:val="%1.%2.%3.%4.%5.%6.%7."/>
+      <w:lvlJc w:val="right"/>
+      <w:pPr>
+        <w:ind w:left="5040" w:hanging="360"/>
+      </w:pPr>
+      <w:rPr>
+        <w:u w:val="none"/>
+      </w:rPr>
+    </w:lvl>
+    <w:lvl w:ilvl="7">
+      <w:start w:val="1"/>
+      <w:numFmt w:val="decimal"/>
+      <w:lvlText w:val="%1.%2.%3.%4.%5.%6.%7.%8."/>
+      <w:lvlJc w:val="right"/>
+      <w:pPr>
+        <w:ind w:left="5760" w:hanging="360"/>
+      </w:pPr>
+      <w:rPr>
+        <w:u w:val="none"/>
+      </w:rPr>
+    </w:lvl>
+    <w:lvl w:ilvl="8">
+      <w:start w:val="1"/>
+      <w:numFmt w:val="decimal"/>
+      <w:lvlText w:val="%1.%2.%3.%4.%5.%6.%7.%8.%9."/>
+      <w:lvlJc w:val="right"/>
+      <w:pPr>
+        <w:ind w:left="6480" w:hanging="360"/>
+      </w:pPr>
+      <w:rPr>
+        <w:u w:val="none"/>
+      </w:rPr>
+    </w:lvl>
+  </w:abstractNum>
+  <w:abstractNum w:abstractNumId="29" w15:restartNumberingAfterBreak="0">
+    <w:nsid w:val="798B17DB"/>
+    <w:multiLevelType w:val="multilevel"/>
+    <w:tmpl w:val="0518E2F2"/>
+    <w:lvl w:ilvl="0">
+      <w:start w:val="1"/>
+      <w:numFmt w:val="bullet"/>
+      <w:lvlText w:val=""/>
+      <w:lvlJc w:val="left"/>
+      <w:pPr>
+        <w:ind w:left="720" w:hanging="360"/>
+      </w:pPr>
+      <w:rPr>
+        <w:rFonts w:ascii="Symbol" w:hAnsi="Symbol" w:hint="default"/>
+        <w:u w:val="none"/>
+      </w:rPr>
+    </w:lvl>
+    <w:lvl w:ilvl="1">
+      <w:start w:val="1"/>
+      <w:numFmt w:val="decimal"/>
+      <w:lvlText w:val="%1.%2."/>
+      <w:lvlJc w:val="right"/>
+      <w:pPr>
+        <w:ind w:left="1440" w:hanging="360"/>
+      </w:pPr>
+      <w:rPr>
+        <w:u w:val="none"/>
+      </w:rPr>
+    </w:lvl>
+    <w:lvl w:ilvl="2">
+      <w:start w:val="1"/>
+      <w:numFmt w:val="decimal"/>
+      <w:lvlText w:val="%1.%2.%3."/>
+      <w:lvlJc w:val="right"/>
+      <w:pPr>
+        <w:ind w:left="2160" w:hanging="360"/>
+      </w:pPr>
+      <w:rPr>
+        <w:u w:val="none"/>
+      </w:rPr>
+    </w:lvl>
+    <w:lvl w:ilvl="3">
+      <w:start w:val="1"/>
+      <w:numFmt w:val="decimal"/>
+      <w:lvlText w:val="%1.%2.%3.%4."/>
+      <w:lvlJc w:val="right"/>
+      <w:pPr>
+        <w:ind w:left="2880" w:hanging="360"/>
+      </w:pPr>
+      <w:rPr>
+        <w:u w:val="none"/>
+      </w:rPr>
+    </w:lvl>
+    <w:lvl w:ilvl="4">
+      <w:start w:val="1"/>
+      <w:numFmt w:val="decimal"/>
+      <w:lvlText w:val="%1.%2.%3.%4.%5."/>
+      <w:lvlJc w:val="right"/>
+      <w:pPr>
+        <w:ind w:left="3600" w:hanging="360"/>
+      </w:pPr>
+      <w:rPr>
+        <w:u w:val="none"/>
+      </w:rPr>
+    </w:lvl>
+    <w:lvl w:ilvl="5">
+      <w:start w:val="1"/>
+      <w:numFmt w:val="decimal"/>
+      <w:lvlText w:val="%1.%2.%3.%4.%5.%6."/>
+      <w:lvlJc w:val="right"/>
+      <w:pPr>
+        <w:ind w:left="4320" w:hanging="360"/>
+      </w:pPr>
+      <w:rPr>
+        <w:u w:val="none"/>
+      </w:rPr>
+    </w:lvl>
+    <w:lvl w:ilvl="6">
+      <w:start w:val="1"/>
+      <w:numFmt w:val="decimal"/>
+      <w:lvlText w:val="%1.%2.%3.%4.%5.%6.%7."/>
+      <w:lvlJc w:val="right"/>
+      <w:pPr>
+        <w:ind w:left="5040" w:hanging="360"/>
+      </w:pPr>
+      <w:rPr>
+        <w:u w:val="none"/>
+      </w:rPr>
+    </w:lvl>
+    <w:lvl w:ilvl="7">
+      <w:start w:val="1"/>
+      <w:numFmt w:val="decimal"/>
+      <w:lvlText w:val="%1.%2.%3.%4.%5.%6.%7.%8."/>
+      <w:lvlJc w:val="right"/>
+      <w:pPr>
+        <w:ind w:left="5760" w:hanging="360"/>
+      </w:pPr>
+      <w:rPr>
+        <w:u w:val="none"/>
+      </w:rPr>
+    </w:lvl>
+    <w:lvl w:ilvl="8">
+      <w:start w:val="1"/>
+      <w:numFmt w:val="decimal"/>
+      <w:lvlText w:val="%1.%2.%3.%4.%5.%6.%7.%8.%9."/>
+      <w:lvlJc w:val="right"/>
+      <w:pPr>
+        <w:ind w:left="6480" w:hanging="360"/>
+      </w:pPr>
+      <w:rPr>
+        <w:u w:val="none"/>
+      </w:rPr>
+    </w:lvl>
+  </w:abstractNum>
   <w:num w:numId="1">
+    <w:abstractNumId w:val="4"/>
+  </w:num>
+  <w:num w:numId="2">
+    <w:abstractNumId w:val="17"/>
+  </w:num>
+  <w:num w:numId="3">
+    <w:abstractNumId w:val="18"/>
+  </w:num>
+  <w:num w:numId="4">
+    <w:abstractNumId w:val="23"/>
+  </w:num>
+  <w:num w:numId="5">
+    <w:abstractNumId w:val="28"/>
+  </w:num>
+  <w:num w:numId="6">
+    <w:abstractNumId w:val="3"/>
+  </w:num>
+  <w:num w:numId="7">
+    <w:abstractNumId w:val="9"/>
+  </w:num>
+  <w:num w:numId="8">
+    <w:abstractNumId w:val="16"/>
+  </w:num>
+  <w:num w:numId="9">
+    <w:abstractNumId w:val="11"/>
+  </w:num>
+  <w:num w:numId="10">
+    <w:abstractNumId w:val="20"/>
+  </w:num>
+  <w:num w:numId="11">
+    <w:abstractNumId w:val="22"/>
+  </w:num>
+  <w:num w:numId="12">
+    <w:abstractNumId w:val="2"/>
+  </w:num>
+  <w:num w:numId="13">
+    <w:abstractNumId w:val="19"/>
+  </w:num>
+  <w:num w:numId="14">
+    <w:abstractNumId w:val="5"/>
+  </w:num>
+  <w:num w:numId="15">
+    <w:abstractNumId w:val="13"/>
+  </w:num>
+  <w:num w:numId="16">
     <w:abstractNumId w:val="0"/>
   </w:num>
-  <w:num w:numId="2">
+  <w:num w:numId="17">
+    <w:abstractNumId w:val="29"/>
+  </w:num>
+  <w:num w:numId="18">
+    <w:abstractNumId w:val="26"/>
+  </w:num>
+  <w:num w:numId="19">
+    <w:abstractNumId w:val="6"/>
+  </w:num>
+  <w:num w:numId="20">
+    <w:abstractNumId w:val="24"/>
+  </w:num>
+  <w:num w:numId="21">
+    <w:abstractNumId w:val="7"/>
+  </w:num>
+  <w:num w:numId="22">
+    <w:abstractNumId w:val="14"/>
+  </w:num>
+  <w:num w:numId="23">
+    <w:abstractNumId w:val="8"/>
+  </w:num>
+  <w:num w:numId="24">
+    <w:abstractNumId w:val="25"/>
+  </w:num>
+  <w:num w:numId="25">
     <w:abstractNumId w:val="1"/>
   </w:num>
-  <w:num w:numId="3">
-    <w:abstractNumId w:val="2"/>
+  <w:num w:numId="26">
+    <w:abstractNumId w:val="12"/>
+  </w:num>
+  <w:num w:numId="27">
+    <w:abstractNumId w:val="15"/>
+  </w:num>
+  <w:num w:numId="28">
+    <w:abstractNumId w:val="10"/>
+  </w:num>
+  <w:num w:numId="29">
+    <w:abstractNumId w:val="27"/>
+  </w:num>
+  <w:num w:numId="30">
+    <w:abstractNumId w:val="21"/>
   </w:num>
 </w:numbering>
 </file>
@@ -3511,6 +10336,168 @@
       <w:tblStyleColBandSize w:val="1"/>
     </w:tblPr>
   </w:style>
+  <w:style w:type="paragraph" w:styleId="Prrafodelista">
+    <w:name w:val="List Paragraph"/>
+    <w:basedOn w:val="Normal"/>
+    <w:uiPriority w:val="34"/>
+    <w:qFormat/>
+    <w:rsid w:val="002B4279"/>
+    <w:pPr>
+      <w:ind w:left="720"/>
+      <w:contextualSpacing/>
+    </w:pPr>
+  </w:style>
+  <w:style w:type="character" w:styleId="Textoennegrita">
+    <w:name w:val="Strong"/>
+    <w:basedOn w:val="Fuentedeprrafopredeter"/>
+    <w:uiPriority w:val="22"/>
+    <w:qFormat/>
+    <w:rsid w:val="00F17BA5"/>
+    <w:rPr>
+      <w:b/>
+      <w:bCs/>
+    </w:rPr>
+  </w:style>
+  <w:style w:type="paragraph" w:styleId="NormalWeb">
+    <w:name w:val="Normal (Web)"/>
+    <w:basedOn w:val="Normal"/>
+    <w:uiPriority w:val="99"/>
+    <w:unhideWhenUsed/>
+    <w:rsid w:val="006A088D"/>
+    <w:pPr>
+      <w:spacing w:before="100" w:beforeAutospacing="1" w:after="100" w:afterAutospacing="1" w:line="240" w:lineRule="auto"/>
+    </w:pPr>
+    <w:rPr>
+      <w:rFonts w:ascii="Times New Roman" w:eastAsia="Times New Roman" w:hAnsi="Times New Roman" w:cs="Times New Roman"/>
+      <w:sz w:val="24"/>
+      <w:szCs w:val="24"/>
+      <w:lang w:val="es-ES"/>
+    </w:rPr>
+  </w:style>
+  <w:style w:type="character" w:styleId="Refdecomentario">
+    <w:name w:val="annotation reference"/>
+    <w:basedOn w:val="Fuentedeprrafopredeter"/>
+    <w:uiPriority w:val="99"/>
+    <w:semiHidden/>
+    <w:unhideWhenUsed/>
+    <w:rsid w:val="00B67618"/>
+    <w:rPr>
+      <w:sz w:val="16"/>
+      <w:szCs w:val="16"/>
+    </w:rPr>
+  </w:style>
+  <w:style w:type="paragraph" w:styleId="Textocomentario">
+    <w:name w:val="annotation text"/>
+    <w:basedOn w:val="Normal"/>
+    <w:link w:val="TextocomentarioCar"/>
+    <w:uiPriority w:val="99"/>
+    <w:semiHidden/>
+    <w:unhideWhenUsed/>
+    <w:rsid w:val="00B67618"/>
+    <w:pPr>
+      <w:spacing w:line="240" w:lineRule="auto"/>
+    </w:pPr>
+    <w:rPr>
+      <w:sz w:val="20"/>
+      <w:szCs w:val="20"/>
+    </w:rPr>
+  </w:style>
+  <w:style w:type="character" w:customStyle="1" w:styleId="TextocomentarioCar">
+    <w:name w:val="Texto comentario Car"/>
+    <w:basedOn w:val="Fuentedeprrafopredeter"/>
+    <w:link w:val="Textocomentario"/>
+    <w:uiPriority w:val="99"/>
+    <w:semiHidden/>
+    <w:rsid w:val="00B67618"/>
+    <w:rPr>
+      <w:sz w:val="20"/>
+      <w:szCs w:val="20"/>
+    </w:rPr>
+  </w:style>
+  <w:style w:type="paragraph" w:styleId="Asuntodelcomentario">
+    <w:name w:val="annotation subject"/>
+    <w:basedOn w:val="Textocomentario"/>
+    <w:next w:val="Textocomentario"/>
+    <w:link w:val="AsuntodelcomentarioCar"/>
+    <w:uiPriority w:val="99"/>
+    <w:semiHidden/>
+    <w:unhideWhenUsed/>
+    <w:rsid w:val="00B67618"/>
+    <w:rPr>
+      <w:b/>
+      <w:bCs/>
+    </w:rPr>
+  </w:style>
+  <w:style w:type="character" w:customStyle="1" w:styleId="AsuntodelcomentarioCar">
+    <w:name w:val="Asunto del comentario Car"/>
+    <w:basedOn w:val="TextocomentarioCar"/>
+    <w:link w:val="Asuntodelcomentario"/>
+    <w:uiPriority w:val="99"/>
+    <w:semiHidden/>
+    <w:rsid w:val="00B67618"/>
+    <w:rPr>
+      <w:b/>
+      <w:bCs/>
+      <w:sz w:val="20"/>
+      <w:szCs w:val="20"/>
+    </w:rPr>
+  </w:style>
+  <w:style w:type="paragraph" w:styleId="TtuloTDC">
+    <w:name w:val="TOC Heading"/>
+    <w:basedOn w:val="Ttulo1"/>
+    <w:next w:val="Normal"/>
+    <w:uiPriority w:val="39"/>
+    <w:unhideWhenUsed/>
+    <w:qFormat/>
+    <w:rsid w:val="00ED6D2D"/>
+    <w:pPr>
+      <w:spacing w:before="240" w:after="0" w:line="259" w:lineRule="auto"/>
+      <w:outlineLvl w:val="9"/>
+    </w:pPr>
+    <w:rPr>
+      <w:rFonts w:asciiTheme="majorHAnsi" w:eastAsiaTheme="majorEastAsia" w:hAnsiTheme="majorHAnsi" w:cstheme="majorBidi"/>
+      <w:color w:val="365F91" w:themeColor="accent1" w:themeShade="BF"/>
+      <w:sz w:val="32"/>
+      <w:szCs w:val="32"/>
+      <w:lang w:val="es-ES"/>
+    </w:rPr>
+  </w:style>
+  <w:style w:type="paragraph" w:styleId="TDC1">
+    <w:name w:val="toc 1"/>
+    <w:basedOn w:val="Normal"/>
+    <w:next w:val="Normal"/>
+    <w:autoRedefine/>
+    <w:uiPriority w:val="39"/>
+    <w:unhideWhenUsed/>
+    <w:rsid w:val="00ED6D2D"/>
+    <w:pPr>
+      <w:spacing w:after="100"/>
+    </w:pPr>
+  </w:style>
+  <w:style w:type="paragraph" w:styleId="TDC2">
+    <w:name w:val="toc 2"/>
+    <w:basedOn w:val="Normal"/>
+    <w:next w:val="Normal"/>
+    <w:autoRedefine/>
+    <w:uiPriority w:val="39"/>
+    <w:unhideWhenUsed/>
+    <w:rsid w:val="00ED6D2D"/>
+    <w:pPr>
+      <w:spacing w:after="100"/>
+      <w:ind w:left="220"/>
+    </w:pPr>
+  </w:style>
+  <w:style w:type="character" w:styleId="Hipervnculo">
+    <w:name w:val="Hyperlink"/>
+    <w:basedOn w:val="Fuentedeprrafopredeter"/>
+    <w:uiPriority w:val="99"/>
+    <w:unhideWhenUsed/>
+    <w:rsid w:val="00ED6D2D"/>
+    <w:rPr>
+      <w:color w:val="0000FF" w:themeColor="hyperlink"/>
+      <w:u w:val="single"/>
+    </w:rPr>
+  </w:style>
 </w:styles>
 </file>
 

--- a/games/GDD_Skyvengers.docx
+++ b/games/GDD_Skyvengers.docx
@@ -198,8 +198,6 @@
       </w:r>
       <w:r>
         <w:tab/>
-      </w:r>
-      <w:r>
         <w:t>Amiel Ramos Juez</w:t>
       </w:r>
     </w:p>
@@ -271,6 +269,9 @@
     <w:p>
       <w:pPr>
         <w:spacing w:before="240" w:after="240"/>
+        <w:rPr>
+          <w:u w:val="single"/>
+        </w:rPr>
       </w:pPr>
     </w:p>
     <w:p>
@@ -294,6 +295,13 @@
     <w:bookmarkEnd w:id="1" w:displacedByCustomXml="next"/>
     <w:sdt>
       <w:sdtPr>
+        <w:rPr>
+          <w:rFonts w:ascii="Arial" w:eastAsia="Arial" w:hAnsi="Arial" w:cs="Arial"/>
+          <w:color w:val="auto"/>
+          <w:sz w:val="22"/>
+          <w:szCs w:val="22"/>
+          <w:lang w:val="es"/>
+        </w:rPr>
         <w:id w:val="1435865188"/>
         <w:docPartObj>
           <w:docPartGallery w:val="Table of Contents"/>
@@ -302,13 +310,8 @@
       </w:sdtPr>
       <w:sdtEndPr>
         <w:rPr>
-          <w:rFonts w:ascii="Arial" w:eastAsia="Arial" w:hAnsi="Arial" w:cs="Arial"/>
           <w:b/>
           <w:bCs/>
-          <w:color w:val="auto"/>
-          <w:sz w:val="22"/>
-          <w:szCs w:val="22"/>
-          <w:lang w:val="es"/>
         </w:rPr>
       </w:sdtEndPr>
       <w:sdtContent>
@@ -364,7 +367,7 @@
             </w:rPr>
             <w:fldChar w:fldCharType="separate"/>
           </w:r>
-          <w:hyperlink w:anchor="_Toc221045499" w:history="1">
+          <w:hyperlink w:anchor="_Toc221126561" w:history="1">
             <w:r>
               <w:rPr>
                 <w:rStyle w:val="Hipervnculo"/>
@@ -410,7 +413,7 @@
                 <w:noProof/>
                 <w:webHidden/>
               </w:rPr>
-              <w:instrText xml:space="preserve"> PAGEREF _Toc221045499 \h </w:instrText>
+              <w:instrText xml:space="preserve"> PAGEREF _Toc221126561 \h </w:instrText>
             </w:r>
             <w:r>
               <w:rPr>
@@ -454,7 +457,7 @@
               <w:lang w:val="es-ES"/>
             </w:rPr>
           </w:pPr>
-          <w:hyperlink w:anchor="_Toc221045500" w:history="1">
+          <w:hyperlink w:anchor="_Toc221126562" w:history="1">
             <w:r>
               <w:rPr>
                 <w:rStyle w:val="Hipervnculo"/>
@@ -500,7 +503,7 @@
                 <w:noProof/>
                 <w:webHidden/>
               </w:rPr>
-              <w:instrText xml:space="preserve"> PAGEREF _Toc221045500 \h </w:instrText>
+              <w:instrText xml:space="preserve"> PAGEREF _Toc221126562 \h </w:instrText>
             </w:r>
             <w:r>
               <w:rPr>
@@ -544,7 +547,7 @@
               <w:lang w:val="es-ES"/>
             </w:rPr>
           </w:pPr>
-          <w:hyperlink w:anchor="_Toc221045501" w:history="1">
+          <w:hyperlink w:anchor="_Toc221126563" w:history="1">
             <w:r>
               <w:rPr>
                 <w:rStyle w:val="Hipervnculo"/>
@@ -590,7 +593,7 @@
                 <w:noProof/>
                 <w:webHidden/>
               </w:rPr>
-              <w:instrText xml:space="preserve"> PAGEREF _Toc221045501 \h </w:instrText>
+              <w:instrText xml:space="preserve"> PAGEREF _Toc221126563 \h </w:instrText>
             </w:r>
             <w:r>
               <w:rPr>
@@ -634,7 +637,7 @@
               <w:lang w:val="es-ES"/>
             </w:rPr>
           </w:pPr>
-          <w:hyperlink w:anchor="_Toc221045502" w:history="1">
+          <w:hyperlink w:anchor="_Toc221126564" w:history="1">
             <w:r>
               <w:rPr>
                 <w:rStyle w:val="Hipervnculo"/>
@@ -659,7 +662,7 @@
                 <w:bCs/>
                 <w:noProof/>
               </w:rPr>
-              <w:t>Setting</w:t>
+              <w:t>Público objetivo</w:t>
             </w:r>
             <w:r>
               <w:rPr>
@@ -680,7 +683,7 @@
                 <w:noProof/>
                 <w:webHidden/>
               </w:rPr>
-              <w:instrText xml:space="preserve"> PAGEREF _Toc221045502 \h </w:instrText>
+              <w:instrText xml:space="preserve"> PAGEREF _Toc221126564 \h </w:instrText>
             </w:r>
             <w:r>
               <w:rPr>
@@ -724,7 +727,7 @@
               <w:lang w:val="es-ES"/>
             </w:rPr>
           </w:pPr>
-          <w:hyperlink w:anchor="_Toc221045503" w:history="1">
+          <w:hyperlink w:anchor="_Toc221126565" w:history="1">
             <w:r>
               <w:rPr>
                 <w:rStyle w:val="Hipervnculo"/>
@@ -749,6 +752,96 @@
                 <w:bCs/>
                 <w:noProof/>
               </w:rPr>
+              <w:t>Ambientación y tono</w:t>
+            </w:r>
+            <w:r>
+              <w:rPr>
+                <w:noProof/>
+                <w:webHidden/>
+              </w:rPr>
+              <w:tab/>
+            </w:r>
+            <w:r>
+              <w:rPr>
+                <w:noProof/>
+                <w:webHidden/>
+              </w:rPr>
+              <w:fldChar w:fldCharType="begin"/>
+            </w:r>
+            <w:r>
+              <w:rPr>
+                <w:noProof/>
+                <w:webHidden/>
+              </w:rPr>
+              <w:instrText xml:space="preserve"> PAGEREF _Toc221126565 \h </w:instrText>
+            </w:r>
+            <w:r>
+              <w:rPr>
+                <w:noProof/>
+                <w:webHidden/>
+              </w:rPr>
+            </w:r>
+            <w:r>
+              <w:rPr>
+                <w:noProof/>
+                <w:webHidden/>
+              </w:rPr>
+              <w:fldChar w:fldCharType="separate"/>
+            </w:r>
+            <w:r>
+              <w:rPr>
+                <w:noProof/>
+                <w:webHidden/>
+              </w:rPr>
+              <w:t>3</w:t>
+            </w:r>
+            <w:r>
+              <w:rPr>
+                <w:noProof/>
+                <w:webHidden/>
+              </w:rPr>
+              <w:fldChar w:fldCharType="end"/>
+            </w:r>
+          </w:hyperlink>
+        </w:p>
+        <w:p>
+          <w:pPr>
+            <w:pStyle w:val="TDC2"/>
+            <w:tabs>
+              <w:tab w:val="left" w:pos="880"/>
+              <w:tab w:val="right" w:leader="dot" w:pos="9019"/>
+            </w:tabs>
+            <w:rPr>
+              <w:rFonts w:asciiTheme="minorHAnsi" w:eastAsiaTheme="minorEastAsia" w:hAnsiTheme="minorHAnsi" w:cstheme="minorBidi"/>
+              <w:noProof/>
+              <w:lang w:val="es-ES"/>
+            </w:rPr>
+          </w:pPr>
+          <w:hyperlink w:anchor="_Toc221126566" w:history="1">
+            <w:r>
+              <w:rPr>
+                <w:rStyle w:val="Hipervnculo"/>
+                <w:b/>
+                <w:bCs/>
+                <w:noProof/>
+              </w:rPr>
+              <w:t>1.5.</w:t>
+            </w:r>
+            <w:r>
+              <w:rPr>
+                <w:rFonts w:asciiTheme="minorHAnsi" w:eastAsiaTheme="minorEastAsia" w:hAnsiTheme="minorHAnsi" w:cstheme="minorBidi"/>
+                <w:noProof/>
+                <w:lang w:val="es-ES"/>
+              </w:rPr>
+              <w:tab/>
+            </w:r>
+            <w:r>
+              <w:rPr>
+                <w:rStyle w:val="Hipervnculo"/>
+                <w:b/>
+                <w:bCs/>
+                <w:noProof/>
+              </w:rPr>
               <w:t>Características principales</w:t>
             </w:r>
             <w:r>
@@ -770,7 +863,7 @@
                 <w:noProof/>
                 <w:webHidden/>
               </w:rPr>
-              <w:instrText xml:space="preserve"> PAGEREF _Toc221045503 \h </w:instrText>
+              <w:instrText xml:space="preserve"> PAGEREF _Toc221126566 \h </w:instrText>
             </w:r>
             <w:r>
               <w:rPr>
@@ -814,7 +907,7 @@
               <w:lang w:val="es-ES"/>
             </w:rPr>
           </w:pPr>
-          <w:hyperlink w:anchor="_Toc221045504" w:history="1">
+          <w:hyperlink w:anchor="_Toc221126567" w:history="1">
             <w:r>
               <w:rPr>
                 <w:rStyle w:val="Hipervnculo"/>
@@ -860,7 +953,7 @@
                 <w:noProof/>
                 <w:webHidden/>
               </w:rPr>
-              <w:instrText xml:space="preserve"> PAGEREF _Toc221045504 \h </w:instrText>
+              <w:instrText xml:space="preserve"> PAGEREF _Toc221126567 \h </w:instrText>
             </w:r>
             <w:r>
               <w:rPr>
@@ -904,7 +997,7 @@
               <w:lang w:val="es-ES"/>
             </w:rPr>
           </w:pPr>
-          <w:hyperlink w:anchor="_Toc221045505" w:history="1">
+          <w:hyperlink w:anchor="_Toc221126568" w:history="1">
             <w:r>
               <w:rPr>
                 <w:rStyle w:val="Hipervnculo"/>
@@ -950,7 +1043,7 @@
                 <w:noProof/>
                 <w:webHidden/>
               </w:rPr>
-              <w:instrText xml:space="preserve"> PAGEREF _Toc221045505 \h </w:instrText>
+              <w:instrText xml:space="preserve"> PAGEREF _Toc221126568 \h </w:instrText>
             </w:r>
             <w:r>
               <w:rPr>
@@ -994,7 +1087,7 @@
               <w:lang w:val="es-ES"/>
             </w:rPr>
           </w:pPr>
-          <w:hyperlink w:anchor="_Toc221045506" w:history="1">
+          <w:hyperlink w:anchor="_Toc221126569" w:history="1">
             <w:r>
               <w:rPr>
                 <w:rStyle w:val="Hipervnculo"/>
@@ -1019,7 +1112,7 @@
                 <w:bCs/>
                 <w:noProof/>
               </w:rPr>
-              <w:t>Core loops</w:t>
+              <w:t>Ciclo de juego</w:t>
             </w:r>
             <w:r>
               <w:rPr>
@@ -1040,7 +1133,7 @@
                 <w:noProof/>
                 <w:webHidden/>
               </w:rPr>
-              <w:instrText xml:space="preserve"> PAGEREF _Toc221045506 \h </w:instrText>
+              <w:instrText xml:space="preserve"> PAGEREF _Toc221126569 \h </w:instrText>
             </w:r>
             <w:r>
               <w:rPr>
@@ -1084,7 +1177,7 @@
               <w:lang w:val="es-ES"/>
             </w:rPr>
           </w:pPr>
-          <w:hyperlink w:anchor="_Toc221045507" w:history="1">
+          <w:hyperlink w:anchor="_Toc221126570" w:history="1">
             <w:r>
               <w:rPr>
                 <w:rStyle w:val="Hipervnculo"/>
@@ -1130,7 +1223,7 @@
                 <w:noProof/>
                 <w:webHidden/>
               </w:rPr>
-              <w:instrText xml:space="preserve"> PAGEREF _Toc221045507 \h </w:instrText>
+              <w:instrText xml:space="preserve"> PAGEREF _Toc221126570 \h </w:instrText>
             </w:r>
             <w:r>
               <w:rPr>
@@ -1174,7 +1267,7 @@
               <w:lang w:val="es-ES"/>
             </w:rPr>
           </w:pPr>
-          <w:hyperlink w:anchor="_Toc221045508" w:history="1">
+          <w:hyperlink w:anchor="_Toc221126571" w:history="1">
             <w:r>
               <w:rPr>
                 <w:rStyle w:val="Hipervnculo"/>
@@ -1199,7 +1292,7 @@
                 <w:bCs/>
                 <w:noProof/>
               </w:rPr>
-              <w:t>Movimiento del avión</w:t>
+              <w:t>Movimiento</w:t>
             </w:r>
             <w:r>
               <w:rPr>
@@ -1220,7 +1313,7 @@
                 <w:noProof/>
                 <w:webHidden/>
               </w:rPr>
-              <w:instrText xml:space="preserve"> PAGEREF _Toc221045508 \h </w:instrText>
+              <w:instrText xml:space="preserve"> PAGEREF _Toc221126571 \h </w:instrText>
             </w:r>
             <w:r>
               <w:rPr>
@@ -1264,7 +1357,7 @@
               <w:lang w:val="es-ES"/>
             </w:rPr>
           </w:pPr>
-          <w:hyperlink w:anchor="_Toc221045509" w:history="1">
+          <w:hyperlink w:anchor="_Toc221126572" w:history="1">
             <w:r>
               <w:rPr>
                 <w:rStyle w:val="Hipervnculo"/>
@@ -1310,7 +1403,97 @@
                 <w:noProof/>
                 <w:webHidden/>
               </w:rPr>
-              <w:instrText xml:space="preserve"> PAGEREF _Toc221045509 \h </w:instrText>
+              <w:instrText xml:space="preserve"> PAGEREF _Toc221126572 \h </w:instrText>
+            </w:r>
+            <w:r>
+              <w:rPr>
+                <w:noProof/>
+                <w:webHidden/>
+              </w:rPr>
+            </w:r>
+            <w:r>
+              <w:rPr>
+                <w:noProof/>
+                <w:webHidden/>
+              </w:rPr>
+              <w:fldChar w:fldCharType="separate"/>
+            </w:r>
+            <w:r>
+              <w:rPr>
+                <w:noProof/>
+                <w:webHidden/>
+              </w:rPr>
+              <w:t>4</w:t>
+            </w:r>
+            <w:r>
+              <w:rPr>
+                <w:noProof/>
+                <w:webHidden/>
+              </w:rPr>
+              <w:fldChar w:fldCharType="end"/>
+            </w:r>
+          </w:hyperlink>
+        </w:p>
+        <w:p>
+          <w:pPr>
+            <w:pStyle w:val="TDC1"/>
+            <w:tabs>
+              <w:tab w:val="left" w:pos="440"/>
+              <w:tab w:val="right" w:leader="dot" w:pos="9019"/>
+            </w:tabs>
+            <w:rPr>
+              <w:rFonts w:asciiTheme="minorHAnsi" w:eastAsiaTheme="minorEastAsia" w:hAnsiTheme="minorHAnsi" w:cstheme="minorBidi"/>
+              <w:noProof/>
+              <w:lang w:val="es-ES"/>
+            </w:rPr>
+          </w:pPr>
+          <w:hyperlink w:anchor="_Toc221126573" w:history="1">
+            <w:r>
+              <w:rPr>
+                <w:rStyle w:val="Hipervnculo"/>
+                <w:b/>
+                <w:bCs/>
+                <w:noProof/>
+              </w:rPr>
+              <w:t>4.</w:t>
+            </w:r>
+            <w:r>
+              <w:rPr>
+                <w:rFonts w:asciiTheme="minorHAnsi" w:eastAsiaTheme="minorEastAsia" w:hAnsiTheme="minorHAnsi" w:cstheme="minorBidi"/>
+                <w:noProof/>
+                <w:lang w:val="es-ES"/>
+              </w:rPr>
+              <w:tab/>
+            </w:r>
+            <w:r>
+              <w:rPr>
+                <w:rStyle w:val="Hipervnculo"/>
+                <w:b/>
+                <w:bCs/>
+                <w:noProof/>
+              </w:rPr>
+              <w:t>Interfaz</w:t>
+            </w:r>
+            <w:r>
+              <w:rPr>
+                <w:noProof/>
+                <w:webHidden/>
+              </w:rPr>
+              <w:tab/>
+            </w:r>
+            <w:r>
+              <w:rPr>
+                <w:noProof/>
+                <w:webHidden/>
+              </w:rPr>
+              <w:fldChar w:fldCharType="begin"/>
+            </w:r>
+            <w:r>
+              <w:rPr>
+                <w:noProof/>
+                <w:webHidden/>
+              </w:rPr>
+              <w:instrText xml:space="preserve"> PAGEREF _Toc221126573 \h </w:instrText>
             </w:r>
             <w:r>
               <w:rPr>
@@ -1354,7 +1537,7 @@
               <w:lang w:val="es-ES"/>
             </w:rPr>
           </w:pPr>
-          <w:hyperlink w:anchor="_Toc221045510" w:history="1">
+          <w:hyperlink w:anchor="_Toc221126574" w:history="1">
             <w:r>
               <w:rPr>
                 <w:rStyle w:val="Hipervnculo"/>
@@ -1362,7 +1545,7 @@
                 <w:bCs/>
                 <w:noProof/>
               </w:rPr>
-              <w:t>3.3.</w:t>
+              <w:t>4.1.</w:t>
             </w:r>
             <w:r>
               <w:rPr>
@@ -1379,7 +1562,7 @@
                 <w:bCs/>
                 <w:noProof/>
               </w:rPr>
-              <w:t>Puntuación</w:t>
+              <w:t>Controles</w:t>
             </w:r>
             <w:r>
               <w:rPr>
@@ -1400,7 +1583,7 @@
                 <w:noProof/>
                 <w:webHidden/>
               </w:rPr>
-              <w:instrText xml:space="preserve"> PAGEREF _Toc221045510 \h </w:instrText>
+              <w:instrText xml:space="preserve"> PAGEREF _Toc221126574 \h </w:instrText>
             </w:r>
             <w:r>
               <w:rPr>
@@ -1421,6 +1604,276 @@
                 <w:webHidden/>
               </w:rPr>
               <w:t>4</w:t>
+            </w:r>
+            <w:r>
+              <w:rPr>
+                <w:noProof/>
+                <w:webHidden/>
+              </w:rPr>
+              <w:fldChar w:fldCharType="end"/>
+            </w:r>
+          </w:hyperlink>
+        </w:p>
+        <w:p>
+          <w:pPr>
+            <w:pStyle w:val="TDC2"/>
+            <w:tabs>
+              <w:tab w:val="left" w:pos="880"/>
+              <w:tab w:val="right" w:leader="dot" w:pos="9019"/>
+            </w:tabs>
+            <w:rPr>
+              <w:rFonts w:asciiTheme="minorHAnsi" w:eastAsiaTheme="minorEastAsia" w:hAnsiTheme="minorHAnsi" w:cstheme="minorBidi"/>
+              <w:noProof/>
+              <w:lang w:val="es-ES"/>
+            </w:rPr>
+          </w:pPr>
+          <w:hyperlink w:anchor="_Toc221126575" w:history="1">
+            <w:r>
+              <w:rPr>
+                <w:rStyle w:val="Hipervnculo"/>
+                <w:b/>
+                <w:bCs/>
+                <w:noProof/>
+              </w:rPr>
+              <w:t>4.2.</w:t>
+            </w:r>
+            <w:r>
+              <w:rPr>
+                <w:rFonts w:asciiTheme="minorHAnsi" w:eastAsiaTheme="minorEastAsia" w:hAnsiTheme="minorHAnsi" w:cstheme="minorBidi"/>
+                <w:noProof/>
+                <w:lang w:val="es-ES"/>
+              </w:rPr>
+              <w:tab/>
+            </w:r>
+            <w:r>
+              <w:rPr>
+                <w:rStyle w:val="Hipervnculo"/>
+                <w:b/>
+                <w:bCs/>
+                <w:noProof/>
+              </w:rPr>
+              <w:t>Cámara</w:t>
+            </w:r>
+            <w:r>
+              <w:rPr>
+                <w:noProof/>
+                <w:webHidden/>
+              </w:rPr>
+              <w:tab/>
+            </w:r>
+            <w:r>
+              <w:rPr>
+                <w:noProof/>
+                <w:webHidden/>
+              </w:rPr>
+              <w:fldChar w:fldCharType="begin"/>
+            </w:r>
+            <w:r>
+              <w:rPr>
+                <w:noProof/>
+                <w:webHidden/>
+              </w:rPr>
+              <w:instrText xml:space="preserve"> PAGEREF _Toc221126575 \h </w:instrText>
+            </w:r>
+            <w:r>
+              <w:rPr>
+                <w:noProof/>
+                <w:webHidden/>
+              </w:rPr>
+            </w:r>
+            <w:r>
+              <w:rPr>
+                <w:noProof/>
+                <w:webHidden/>
+              </w:rPr>
+              <w:fldChar w:fldCharType="separate"/>
+            </w:r>
+            <w:r>
+              <w:rPr>
+                <w:noProof/>
+                <w:webHidden/>
+              </w:rPr>
+              <w:t>5</w:t>
+            </w:r>
+            <w:r>
+              <w:rPr>
+                <w:noProof/>
+                <w:webHidden/>
+              </w:rPr>
+              <w:fldChar w:fldCharType="end"/>
+            </w:r>
+          </w:hyperlink>
+        </w:p>
+        <w:p>
+          <w:pPr>
+            <w:pStyle w:val="TDC2"/>
+            <w:tabs>
+              <w:tab w:val="left" w:pos="880"/>
+              <w:tab w:val="right" w:leader="dot" w:pos="9019"/>
+            </w:tabs>
+            <w:rPr>
+              <w:rFonts w:asciiTheme="minorHAnsi" w:eastAsiaTheme="minorEastAsia" w:hAnsiTheme="minorHAnsi" w:cstheme="minorBidi"/>
+              <w:noProof/>
+              <w:lang w:val="es-ES"/>
+            </w:rPr>
+          </w:pPr>
+          <w:hyperlink w:anchor="_Toc221126576" w:history="1">
+            <w:r>
+              <w:rPr>
+                <w:rStyle w:val="Hipervnculo"/>
+                <w:b/>
+                <w:bCs/>
+                <w:noProof/>
+              </w:rPr>
+              <w:t>4.3.</w:t>
+            </w:r>
+            <w:r>
+              <w:rPr>
+                <w:rFonts w:asciiTheme="minorHAnsi" w:eastAsiaTheme="minorEastAsia" w:hAnsiTheme="minorHAnsi" w:cstheme="minorBidi"/>
+                <w:noProof/>
+                <w:lang w:val="es-ES"/>
+              </w:rPr>
+              <w:tab/>
+            </w:r>
+            <w:r>
+              <w:rPr>
+                <w:rStyle w:val="Hipervnculo"/>
+                <w:b/>
+                <w:bCs/>
+                <w:noProof/>
+              </w:rPr>
+              <w:t>HUD</w:t>
+            </w:r>
+            <w:r>
+              <w:rPr>
+                <w:noProof/>
+                <w:webHidden/>
+              </w:rPr>
+              <w:tab/>
+            </w:r>
+            <w:r>
+              <w:rPr>
+                <w:noProof/>
+                <w:webHidden/>
+              </w:rPr>
+              <w:fldChar w:fldCharType="begin"/>
+            </w:r>
+            <w:r>
+              <w:rPr>
+                <w:noProof/>
+                <w:webHidden/>
+              </w:rPr>
+              <w:instrText xml:space="preserve"> PAGEREF _Toc221126576 \h </w:instrText>
+            </w:r>
+            <w:r>
+              <w:rPr>
+                <w:noProof/>
+                <w:webHidden/>
+              </w:rPr>
+            </w:r>
+            <w:r>
+              <w:rPr>
+                <w:noProof/>
+                <w:webHidden/>
+              </w:rPr>
+              <w:fldChar w:fldCharType="separate"/>
+            </w:r>
+            <w:r>
+              <w:rPr>
+                <w:noProof/>
+                <w:webHidden/>
+              </w:rPr>
+              <w:t>5</w:t>
+            </w:r>
+            <w:r>
+              <w:rPr>
+                <w:noProof/>
+                <w:webHidden/>
+              </w:rPr>
+              <w:fldChar w:fldCharType="end"/>
+            </w:r>
+          </w:hyperlink>
+        </w:p>
+        <w:p>
+          <w:pPr>
+            <w:pStyle w:val="TDC2"/>
+            <w:tabs>
+              <w:tab w:val="left" w:pos="880"/>
+              <w:tab w:val="right" w:leader="dot" w:pos="9019"/>
+            </w:tabs>
+            <w:rPr>
+              <w:rFonts w:asciiTheme="minorHAnsi" w:eastAsiaTheme="minorEastAsia" w:hAnsiTheme="minorHAnsi" w:cstheme="minorBidi"/>
+              <w:noProof/>
+              <w:lang w:val="es-ES"/>
+            </w:rPr>
+          </w:pPr>
+          <w:hyperlink w:anchor="_Toc221126577" w:history="1">
+            <w:r>
+              <w:rPr>
+                <w:rStyle w:val="Hipervnculo"/>
+                <w:b/>
+                <w:bCs/>
+                <w:noProof/>
+              </w:rPr>
+              <w:t>4.4.</w:t>
+            </w:r>
+            <w:r>
+              <w:rPr>
+                <w:rFonts w:asciiTheme="minorHAnsi" w:eastAsiaTheme="minorEastAsia" w:hAnsiTheme="minorHAnsi" w:cstheme="minorBidi"/>
+                <w:noProof/>
+                <w:lang w:val="es-ES"/>
+              </w:rPr>
+              <w:tab/>
+            </w:r>
+            <w:r>
+              <w:rPr>
+                <w:rStyle w:val="Hipervnculo"/>
+                <w:b/>
+                <w:bCs/>
+                <w:noProof/>
+              </w:rPr>
+              <w:t>Menús</w:t>
+            </w:r>
+            <w:r>
+              <w:rPr>
+                <w:noProof/>
+                <w:webHidden/>
+              </w:rPr>
+              <w:tab/>
+            </w:r>
+            <w:r>
+              <w:rPr>
+                <w:noProof/>
+                <w:webHidden/>
+              </w:rPr>
+              <w:fldChar w:fldCharType="begin"/>
+            </w:r>
+            <w:r>
+              <w:rPr>
+                <w:noProof/>
+                <w:webHidden/>
+              </w:rPr>
+              <w:instrText xml:space="preserve"> PAGEREF _Toc221126577 \h </w:instrText>
+            </w:r>
+            <w:r>
+              <w:rPr>
+                <w:noProof/>
+                <w:webHidden/>
+              </w:rPr>
+            </w:r>
+            <w:r>
+              <w:rPr>
+                <w:noProof/>
+                <w:webHidden/>
+              </w:rPr>
+              <w:fldChar w:fldCharType="separate"/>
+            </w:r>
+            <w:r>
+              <w:rPr>
+                <w:noProof/>
+                <w:webHidden/>
+              </w:rPr>
+              <w:t>5</w:t>
             </w:r>
             <w:r>
               <w:rPr>
@@ -1444,7 +1897,7 @@
               <w:lang w:val="es-ES"/>
             </w:rPr>
           </w:pPr>
-          <w:hyperlink w:anchor="_Toc221045511" w:history="1">
+          <w:hyperlink w:anchor="_Toc221126578" w:history="1">
             <w:r>
               <w:rPr>
                 <w:rStyle w:val="Hipervnculo"/>
@@ -1452,7 +1905,7 @@
                 <w:bCs/>
                 <w:noProof/>
               </w:rPr>
-              <w:t>4.</w:t>
+              <w:t>5.</w:t>
             </w:r>
             <w:r>
               <w:rPr>
@@ -1469,7 +1922,7 @@
                 <w:bCs/>
                 <w:noProof/>
               </w:rPr>
-              <w:t>Interfaz</w:t>
+              <w:t>Mundo del juego</w:t>
             </w:r>
             <w:r>
               <w:rPr>
@@ -1490,7 +1943,7 @@
                 <w:noProof/>
                 <w:webHidden/>
               </w:rPr>
-              <w:instrText xml:space="preserve"> PAGEREF _Toc221045511 \h </w:instrText>
+              <w:instrText xml:space="preserve"> PAGEREF _Toc221126578 \h </w:instrText>
             </w:r>
             <w:r>
               <w:rPr>
@@ -1510,7 +1963,7 @@
                 <w:noProof/>
                 <w:webHidden/>
               </w:rPr>
-              <w:t>5</w:t>
+              <w:t>6</w:t>
             </w:r>
             <w:r>
               <w:rPr>
@@ -1534,7 +1987,7 @@
               <w:lang w:val="es-ES"/>
             </w:rPr>
           </w:pPr>
-          <w:hyperlink w:anchor="_Toc221045512" w:history="1">
+          <w:hyperlink w:anchor="_Toc221126579" w:history="1">
             <w:r>
               <w:rPr>
                 <w:rStyle w:val="Hipervnculo"/>
@@ -1542,7 +1995,7 @@
                 <w:bCs/>
                 <w:noProof/>
               </w:rPr>
-              <w:t>4.1.</w:t>
+              <w:t>5.1.</w:t>
             </w:r>
             <w:r>
               <w:rPr>
@@ -1559,7 +2012,7 @@
                 <w:bCs/>
                 <w:noProof/>
               </w:rPr>
-              <w:t>Controles</w:t>
+              <w:t>Personajes</w:t>
             </w:r>
             <w:r>
               <w:rPr>
@@ -1580,7 +2033,7 @@
                 <w:noProof/>
                 <w:webHidden/>
               </w:rPr>
-              <w:instrText xml:space="preserve"> PAGEREF _Toc221045512 \h </w:instrText>
+              <w:instrText xml:space="preserve"> PAGEREF _Toc221126579 \h </w:instrText>
             </w:r>
             <w:r>
               <w:rPr>
@@ -1600,7 +2053,7 @@
                 <w:noProof/>
                 <w:webHidden/>
               </w:rPr>
-              <w:t>5</w:t>
+              <w:t>6</w:t>
             </w:r>
             <w:r>
               <w:rPr>
@@ -1624,7 +2077,7 @@
               <w:lang w:val="es-ES"/>
             </w:rPr>
           </w:pPr>
-          <w:hyperlink w:anchor="_Toc221045513" w:history="1">
+          <w:hyperlink w:anchor="_Toc221126580" w:history="1">
             <w:r>
               <w:rPr>
                 <w:rStyle w:val="Hipervnculo"/>
@@ -1632,7 +2085,7 @@
                 <w:bCs/>
                 <w:noProof/>
               </w:rPr>
-              <w:t>4.2.</w:t>
+              <w:t>5.2.</w:t>
             </w:r>
             <w:r>
               <w:rPr>
@@ -1649,7 +2102,7 @@
                 <w:bCs/>
                 <w:noProof/>
               </w:rPr>
-              <w:t>Cámara</w:t>
+              <w:t>Enemigos</w:t>
             </w:r>
             <w:r>
               <w:rPr>
@@ -1670,7 +2123,7 @@
                 <w:noProof/>
                 <w:webHidden/>
               </w:rPr>
-              <w:instrText xml:space="preserve"> PAGEREF _Toc221045513 \h </w:instrText>
+              <w:instrText xml:space="preserve"> PAGEREF _Toc221126580 \h </w:instrText>
             </w:r>
             <w:r>
               <w:rPr>
@@ -1690,7 +2143,7 @@
                 <w:noProof/>
                 <w:webHidden/>
               </w:rPr>
-              <w:t>5</w:t>
+              <w:t>6</w:t>
             </w:r>
             <w:r>
               <w:rPr>
@@ -1714,7 +2167,7 @@
               <w:lang w:val="es-ES"/>
             </w:rPr>
           </w:pPr>
-          <w:hyperlink w:anchor="_Toc221045514" w:history="1">
+          <w:hyperlink w:anchor="_Toc221126581" w:history="1">
             <w:r>
               <w:rPr>
                 <w:rStyle w:val="Hipervnculo"/>
@@ -1722,7 +2175,7 @@
                 <w:bCs/>
                 <w:noProof/>
               </w:rPr>
-              <w:t>4.3.</w:t>
+              <w:t>5.3.</w:t>
             </w:r>
             <w:r>
               <w:rPr>
@@ -1739,7 +2192,7 @@
                 <w:bCs/>
                 <w:noProof/>
               </w:rPr>
-              <w:t>HUD</w:t>
+              <w:t>Niveles</w:t>
             </w:r>
             <w:r>
               <w:rPr>
@@ -1760,97 +2213,7 @@
                 <w:noProof/>
                 <w:webHidden/>
               </w:rPr>
-              <w:instrText xml:space="preserve"> PAGEREF _Toc221045514 \h </w:instrText>
-            </w:r>
-            <w:r>
-              <w:rPr>
-                <w:noProof/>
-                <w:webHidden/>
-              </w:rPr>
-            </w:r>
-            <w:r>
-              <w:rPr>
-                <w:noProof/>
-                <w:webHidden/>
-              </w:rPr>
-              <w:fldChar w:fldCharType="separate"/>
-            </w:r>
-            <w:r>
-              <w:rPr>
-                <w:noProof/>
-                <w:webHidden/>
-              </w:rPr>
-              <w:t>5</w:t>
-            </w:r>
-            <w:r>
-              <w:rPr>
-                <w:noProof/>
-                <w:webHidden/>
-              </w:rPr>
-              <w:fldChar w:fldCharType="end"/>
-            </w:r>
-          </w:hyperlink>
-        </w:p>
-        <w:p>
-          <w:pPr>
-            <w:pStyle w:val="TDC2"/>
-            <w:tabs>
-              <w:tab w:val="left" w:pos="880"/>
-              <w:tab w:val="right" w:leader="dot" w:pos="9019"/>
-            </w:tabs>
-            <w:rPr>
-              <w:rFonts w:asciiTheme="minorHAnsi" w:eastAsiaTheme="minorEastAsia" w:hAnsiTheme="minorHAnsi" w:cstheme="minorBidi"/>
-              <w:noProof/>
-              <w:lang w:val="es-ES"/>
-            </w:rPr>
-          </w:pPr>
-          <w:hyperlink w:anchor="_Toc221045515" w:history="1">
-            <w:r>
-              <w:rPr>
-                <w:rStyle w:val="Hipervnculo"/>
-                <w:b/>
-                <w:bCs/>
-                <w:noProof/>
-              </w:rPr>
-              <w:t>4.4.</w:t>
-            </w:r>
-            <w:r>
-              <w:rPr>
-                <w:rFonts w:asciiTheme="minorHAnsi" w:eastAsiaTheme="minorEastAsia" w:hAnsiTheme="minorHAnsi" w:cstheme="minorBidi"/>
-                <w:noProof/>
-                <w:lang w:val="es-ES"/>
-              </w:rPr>
-              <w:tab/>
-            </w:r>
-            <w:r>
-              <w:rPr>
-                <w:rStyle w:val="Hipervnculo"/>
-                <w:b/>
-                <w:bCs/>
-                <w:noProof/>
-              </w:rPr>
-              <w:t>Menús</w:t>
-            </w:r>
-            <w:r>
-              <w:rPr>
-                <w:noProof/>
-                <w:webHidden/>
-              </w:rPr>
-              <w:tab/>
-            </w:r>
-            <w:r>
-              <w:rPr>
-                <w:noProof/>
-                <w:webHidden/>
-              </w:rPr>
-              <w:fldChar w:fldCharType="begin"/>
-            </w:r>
-            <w:r>
-              <w:rPr>
-                <w:noProof/>
-                <w:webHidden/>
-              </w:rPr>
-              <w:instrText xml:space="preserve"> PAGEREF _Toc221045515 \h </w:instrText>
+              <w:instrText xml:space="preserve"> PAGEREF _Toc221126581 \h </w:instrText>
             </w:r>
             <w:r>
               <w:rPr>
@@ -1894,7 +2257,7 @@
               <w:lang w:val="es-ES"/>
             </w:rPr>
           </w:pPr>
-          <w:hyperlink w:anchor="_Toc221045516" w:history="1">
+          <w:hyperlink w:anchor="_Toc221126582" w:history="1">
             <w:r>
               <w:rPr>
                 <w:rStyle w:val="Hipervnculo"/>
@@ -1902,7 +2265,7 @@
                 <w:bCs/>
                 <w:noProof/>
               </w:rPr>
-              <w:t>5.</w:t>
+              <w:t>6.</w:t>
             </w:r>
             <w:r>
               <w:rPr>
@@ -1919,7 +2282,7 @@
                 <w:bCs/>
                 <w:noProof/>
               </w:rPr>
-              <w:t>Mundo del juego</w:t>
+              <w:t>Experiencia de juego</w:t>
             </w:r>
             <w:r>
               <w:rPr>
@@ -1940,277 +2303,7 @@
                 <w:noProof/>
                 <w:webHidden/>
               </w:rPr>
-              <w:instrText xml:space="preserve"> PAGEREF _Toc221045516 \h </w:instrText>
-            </w:r>
-            <w:r>
-              <w:rPr>
-                <w:noProof/>
-                <w:webHidden/>
-              </w:rPr>
-            </w:r>
-            <w:r>
-              <w:rPr>
-                <w:noProof/>
-                <w:webHidden/>
-              </w:rPr>
-              <w:fldChar w:fldCharType="separate"/>
-            </w:r>
-            <w:r>
-              <w:rPr>
-                <w:noProof/>
-                <w:webHidden/>
-              </w:rPr>
-              <w:t>6</w:t>
-            </w:r>
-            <w:r>
-              <w:rPr>
-                <w:noProof/>
-                <w:webHidden/>
-              </w:rPr>
-              <w:fldChar w:fldCharType="end"/>
-            </w:r>
-          </w:hyperlink>
-        </w:p>
-        <w:p>
-          <w:pPr>
-            <w:pStyle w:val="TDC2"/>
-            <w:tabs>
-              <w:tab w:val="left" w:pos="880"/>
-              <w:tab w:val="right" w:leader="dot" w:pos="9019"/>
-            </w:tabs>
-            <w:rPr>
-              <w:rFonts w:asciiTheme="minorHAnsi" w:eastAsiaTheme="minorEastAsia" w:hAnsiTheme="minorHAnsi" w:cstheme="minorBidi"/>
-              <w:noProof/>
-              <w:lang w:val="es-ES"/>
-            </w:rPr>
-          </w:pPr>
-          <w:hyperlink w:anchor="_Toc221045517" w:history="1">
-            <w:r>
-              <w:rPr>
-                <w:rStyle w:val="Hipervnculo"/>
-                <w:b/>
-                <w:bCs/>
-                <w:noProof/>
-              </w:rPr>
-              <w:t>5.1.</w:t>
-            </w:r>
-            <w:r>
-              <w:rPr>
-                <w:rFonts w:asciiTheme="minorHAnsi" w:eastAsiaTheme="minorEastAsia" w:hAnsiTheme="minorHAnsi" w:cstheme="minorBidi"/>
-                <w:noProof/>
-                <w:lang w:val="es-ES"/>
-              </w:rPr>
-              <w:tab/>
-            </w:r>
-            <w:r>
-              <w:rPr>
-                <w:rStyle w:val="Hipervnculo"/>
-                <w:b/>
-                <w:bCs/>
-                <w:noProof/>
-              </w:rPr>
-              <w:t>Personajes</w:t>
-            </w:r>
-            <w:r>
-              <w:rPr>
-                <w:noProof/>
-                <w:webHidden/>
-              </w:rPr>
-              <w:tab/>
-            </w:r>
-            <w:r>
-              <w:rPr>
-                <w:noProof/>
-                <w:webHidden/>
-              </w:rPr>
-              <w:fldChar w:fldCharType="begin"/>
-            </w:r>
-            <w:r>
-              <w:rPr>
-                <w:noProof/>
-                <w:webHidden/>
-              </w:rPr>
-              <w:instrText xml:space="preserve"> PAGEREF _Toc221045517 \h </w:instrText>
-            </w:r>
-            <w:r>
-              <w:rPr>
-                <w:noProof/>
-                <w:webHidden/>
-              </w:rPr>
-            </w:r>
-            <w:r>
-              <w:rPr>
-                <w:noProof/>
-                <w:webHidden/>
-              </w:rPr>
-              <w:fldChar w:fldCharType="separate"/>
-            </w:r>
-            <w:r>
-              <w:rPr>
-                <w:noProof/>
-                <w:webHidden/>
-              </w:rPr>
-              <w:t>6</w:t>
-            </w:r>
-            <w:r>
-              <w:rPr>
-                <w:noProof/>
-                <w:webHidden/>
-              </w:rPr>
-              <w:fldChar w:fldCharType="end"/>
-            </w:r>
-          </w:hyperlink>
-        </w:p>
-        <w:p>
-          <w:pPr>
-            <w:pStyle w:val="TDC2"/>
-            <w:tabs>
-              <w:tab w:val="left" w:pos="880"/>
-              <w:tab w:val="right" w:leader="dot" w:pos="9019"/>
-            </w:tabs>
-            <w:rPr>
-              <w:rFonts w:asciiTheme="minorHAnsi" w:eastAsiaTheme="minorEastAsia" w:hAnsiTheme="minorHAnsi" w:cstheme="minorBidi"/>
-              <w:noProof/>
-              <w:lang w:val="es-ES"/>
-            </w:rPr>
-          </w:pPr>
-          <w:hyperlink w:anchor="_Toc221045518" w:history="1">
-            <w:r>
-              <w:rPr>
-                <w:rStyle w:val="Hipervnculo"/>
-                <w:b/>
-                <w:bCs/>
-                <w:noProof/>
-              </w:rPr>
-              <w:t>5.2.</w:t>
-            </w:r>
-            <w:r>
-              <w:rPr>
-                <w:rFonts w:asciiTheme="minorHAnsi" w:eastAsiaTheme="minorEastAsia" w:hAnsiTheme="minorHAnsi" w:cstheme="minorBidi"/>
-                <w:noProof/>
-                <w:lang w:val="es-ES"/>
-              </w:rPr>
-              <w:tab/>
-            </w:r>
-            <w:r>
-              <w:rPr>
-                <w:rStyle w:val="Hipervnculo"/>
-                <w:b/>
-                <w:bCs/>
-                <w:noProof/>
-              </w:rPr>
-              <w:t>Enemigos</w:t>
-            </w:r>
-            <w:r>
-              <w:rPr>
-                <w:noProof/>
-                <w:webHidden/>
-              </w:rPr>
-              <w:tab/>
-            </w:r>
-            <w:r>
-              <w:rPr>
-                <w:noProof/>
-                <w:webHidden/>
-              </w:rPr>
-              <w:fldChar w:fldCharType="begin"/>
-            </w:r>
-            <w:r>
-              <w:rPr>
-                <w:noProof/>
-                <w:webHidden/>
-              </w:rPr>
-              <w:instrText xml:space="preserve"> PAGEREF _Toc221045518 \h </w:instrText>
-            </w:r>
-            <w:r>
-              <w:rPr>
-                <w:noProof/>
-                <w:webHidden/>
-              </w:rPr>
-            </w:r>
-            <w:r>
-              <w:rPr>
-                <w:noProof/>
-                <w:webHidden/>
-              </w:rPr>
-              <w:fldChar w:fldCharType="separate"/>
-            </w:r>
-            <w:r>
-              <w:rPr>
-                <w:noProof/>
-                <w:webHidden/>
-              </w:rPr>
-              <w:t>6</w:t>
-            </w:r>
-            <w:r>
-              <w:rPr>
-                <w:noProof/>
-                <w:webHidden/>
-              </w:rPr>
-              <w:fldChar w:fldCharType="end"/>
-            </w:r>
-          </w:hyperlink>
-        </w:p>
-        <w:p>
-          <w:pPr>
-            <w:pStyle w:val="TDC2"/>
-            <w:tabs>
-              <w:tab w:val="left" w:pos="880"/>
-              <w:tab w:val="right" w:leader="dot" w:pos="9019"/>
-            </w:tabs>
-            <w:rPr>
-              <w:rFonts w:asciiTheme="minorHAnsi" w:eastAsiaTheme="minorEastAsia" w:hAnsiTheme="minorHAnsi" w:cstheme="minorBidi"/>
-              <w:noProof/>
-              <w:lang w:val="es-ES"/>
-            </w:rPr>
-          </w:pPr>
-          <w:hyperlink w:anchor="_Toc221045519" w:history="1">
-            <w:r>
-              <w:rPr>
-                <w:rStyle w:val="Hipervnculo"/>
-                <w:b/>
-                <w:bCs/>
-                <w:noProof/>
-              </w:rPr>
-              <w:t>5.3.</w:t>
-            </w:r>
-            <w:r>
-              <w:rPr>
-                <w:rFonts w:asciiTheme="minorHAnsi" w:eastAsiaTheme="minorEastAsia" w:hAnsiTheme="minorHAnsi" w:cstheme="minorBidi"/>
-                <w:noProof/>
-                <w:lang w:val="es-ES"/>
-              </w:rPr>
-              <w:tab/>
-            </w:r>
-            <w:r>
-              <w:rPr>
-                <w:rStyle w:val="Hipervnculo"/>
-                <w:b/>
-                <w:bCs/>
-                <w:noProof/>
-              </w:rPr>
-              <w:t>Niveles</w:t>
-            </w:r>
-            <w:r>
-              <w:rPr>
-                <w:noProof/>
-                <w:webHidden/>
-              </w:rPr>
-              <w:tab/>
-            </w:r>
-            <w:r>
-              <w:rPr>
-                <w:noProof/>
-                <w:webHidden/>
-              </w:rPr>
-              <w:fldChar w:fldCharType="begin"/>
-            </w:r>
-            <w:r>
-              <w:rPr>
-                <w:noProof/>
-                <w:webHidden/>
-              </w:rPr>
-              <w:instrText xml:space="preserve"> PAGEREF _Toc221045519 \h </w:instrText>
+              <w:instrText xml:space="preserve"> PAGEREF _Toc221126582 \h </w:instrText>
             </w:r>
             <w:r>
               <w:rPr>
@@ -2254,7 +2347,7 @@
               <w:lang w:val="es-ES"/>
             </w:rPr>
           </w:pPr>
-          <w:hyperlink w:anchor="_Toc221045520" w:history="1">
+          <w:hyperlink w:anchor="_Toc221126583" w:history="1">
             <w:r>
               <w:rPr>
                 <w:rStyle w:val="Hipervnculo"/>
@@ -2262,7 +2355,7 @@
                 <w:bCs/>
                 <w:noProof/>
               </w:rPr>
-              <w:t>6.</w:t>
+              <w:t>7.</w:t>
             </w:r>
             <w:r>
               <w:rPr>
@@ -2279,7 +2372,7 @@
                 <w:bCs/>
                 <w:noProof/>
               </w:rPr>
-              <w:t>Experiencia de juego</w:t>
+              <w:t>Estética y contenido</w:t>
             </w:r>
             <w:r>
               <w:rPr>
@@ -2300,7 +2393,7 @@
                 <w:noProof/>
                 <w:webHidden/>
               </w:rPr>
-              <w:instrText xml:space="preserve"> PAGEREF _Toc221045520 \h </w:instrText>
+              <w:instrText xml:space="preserve"> PAGEREF _Toc221126583 \h </w:instrText>
             </w:r>
             <w:r>
               <w:rPr>
@@ -2321,6 +2414,150 @@
                 <w:webHidden/>
               </w:rPr>
               <w:t>6</w:t>
+            </w:r>
+            <w:r>
+              <w:rPr>
+                <w:noProof/>
+                <w:webHidden/>
+              </w:rPr>
+              <w:fldChar w:fldCharType="end"/>
+            </w:r>
+          </w:hyperlink>
+        </w:p>
+        <w:p>
+          <w:pPr>
+            <w:pStyle w:val="TDC2"/>
+            <w:tabs>
+              <w:tab w:val="right" w:leader="dot" w:pos="9019"/>
+            </w:tabs>
+            <w:rPr>
+              <w:rFonts w:asciiTheme="minorHAnsi" w:eastAsiaTheme="minorEastAsia" w:hAnsiTheme="minorHAnsi" w:cstheme="minorBidi"/>
+              <w:noProof/>
+              <w:lang w:val="es-ES"/>
+            </w:rPr>
+          </w:pPr>
+          <w:hyperlink w:anchor="_Toc221126584" w:history="1">
+            <w:r>
+              <w:rPr>
+                <w:rStyle w:val="Hipervnculo"/>
+                <w:b/>
+                <w:bCs/>
+                <w:noProof/>
+              </w:rPr>
+              <w:t>7.1. Estética</w:t>
+            </w:r>
+            <w:r>
+              <w:rPr>
+                <w:noProof/>
+                <w:webHidden/>
+              </w:rPr>
+              <w:tab/>
+            </w:r>
+            <w:r>
+              <w:rPr>
+                <w:noProof/>
+                <w:webHidden/>
+              </w:rPr>
+              <w:fldChar w:fldCharType="begin"/>
+            </w:r>
+            <w:r>
+              <w:rPr>
+                <w:noProof/>
+                <w:webHidden/>
+              </w:rPr>
+              <w:instrText xml:space="preserve"> PAGEREF _Toc221126584 \h </w:instrText>
+            </w:r>
+            <w:r>
+              <w:rPr>
+                <w:noProof/>
+                <w:webHidden/>
+              </w:rPr>
+            </w:r>
+            <w:r>
+              <w:rPr>
+                <w:noProof/>
+                <w:webHidden/>
+              </w:rPr>
+              <w:fldChar w:fldCharType="separate"/>
+            </w:r>
+            <w:r>
+              <w:rPr>
+                <w:noProof/>
+                <w:webHidden/>
+              </w:rPr>
+              <w:t>6</w:t>
+            </w:r>
+            <w:r>
+              <w:rPr>
+                <w:noProof/>
+                <w:webHidden/>
+              </w:rPr>
+              <w:fldChar w:fldCharType="end"/>
+            </w:r>
+          </w:hyperlink>
+        </w:p>
+        <w:p>
+          <w:pPr>
+            <w:pStyle w:val="TDC2"/>
+            <w:tabs>
+              <w:tab w:val="right" w:leader="dot" w:pos="9019"/>
+            </w:tabs>
+            <w:rPr>
+              <w:rFonts w:asciiTheme="minorHAnsi" w:eastAsiaTheme="minorEastAsia" w:hAnsiTheme="minorHAnsi" w:cstheme="minorBidi"/>
+              <w:noProof/>
+              <w:lang w:val="es-ES"/>
+            </w:rPr>
+          </w:pPr>
+          <w:hyperlink w:anchor="_Toc221126585" w:history="1">
+            <w:r>
+              <w:rPr>
+                <w:rStyle w:val="Hipervnculo"/>
+                <w:b/>
+                <w:bCs/>
+                <w:noProof/>
+              </w:rPr>
+              <w:t>7.2. Contenido</w:t>
+            </w:r>
+            <w:r>
+              <w:rPr>
+                <w:noProof/>
+                <w:webHidden/>
+              </w:rPr>
+              <w:tab/>
+            </w:r>
+            <w:r>
+              <w:rPr>
+                <w:noProof/>
+                <w:webHidden/>
+              </w:rPr>
+              <w:fldChar w:fldCharType="begin"/>
+            </w:r>
+            <w:r>
+              <w:rPr>
+                <w:noProof/>
+                <w:webHidden/>
+              </w:rPr>
+              <w:instrText xml:space="preserve"> PAGEREF _Toc221126585 \h </w:instrText>
+            </w:r>
+            <w:r>
+              <w:rPr>
+                <w:noProof/>
+                <w:webHidden/>
+              </w:rPr>
+            </w:r>
+            <w:r>
+              <w:rPr>
+                <w:noProof/>
+                <w:webHidden/>
+              </w:rPr>
+              <w:fldChar w:fldCharType="separate"/>
+            </w:r>
+            <w:r>
+              <w:rPr>
+                <w:noProof/>
+                <w:webHidden/>
+              </w:rPr>
+              <w:t>7</w:t>
             </w:r>
             <w:r>
               <w:rPr>
@@ -2344,7 +2581,7 @@
               <w:lang w:val="es-ES"/>
             </w:rPr>
           </w:pPr>
-          <w:hyperlink w:anchor="_Toc221045521" w:history="1">
+          <w:hyperlink w:anchor="_Toc221126586" w:history="1">
             <w:r>
               <w:rPr>
                 <w:rStyle w:val="Hipervnculo"/>
@@ -2352,7 +2589,7 @@
                 <w:bCs/>
                 <w:noProof/>
               </w:rPr>
-              <w:t>7.</w:t>
+              <w:t>8.</w:t>
             </w:r>
             <w:r>
               <w:rPr>
@@ -2369,7 +2606,7 @@
                 <w:bCs/>
                 <w:noProof/>
               </w:rPr>
-              <w:t>Estética y contenido</w:t>
+              <w:t>Referencias</w:t>
             </w:r>
             <w:r>
               <w:rPr>
@@ -2390,151 +2627,7 @@
                 <w:noProof/>
                 <w:webHidden/>
               </w:rPr>
-              <w:instrText xml:space="preserve"> PAGEREF _Toc221045521 \h </w:instrText>
-            </w:r>
-            <w:r>
-              <w:rPr>
-                <w:noProof/>
-                <w:webHidden/>
-              </w:rPr>
-            </w:r>
-            <w:r>
-              <w:rPr>
-                <w:noProof/>
-                <w:webHidden/>
-              </w:rPr>
-              <w:fldChar w:fldCharType="separate"/>
-            </w:r>
-            <w:r>
-              <w:rPr>
-                <w:noProof/>
-                <w:webHidden/>
-              </w:rPr>
-              <w:t>7</w:t>
-            </w:r>
-            <w:r>
-              <w:rPr>
-                <w:noProof/>
-                <w:webHidden/>
-              </w:rPr>
-              <w:fldChar w:fldCharType="end"/>
-            </w:r>
-          </w:hyperlink>
-        </w:p>
-        <w:p>
-          <w:pPr>
-            <w:pStyle w:val="TDC2"/>
-            <w:tabs>
-              <w:tab w:val="right" w:leader="dot" w:pos="9019"/>
-            </w:tabs>
-            <w:rPr>
-              <w:rFonts w:asciiTheme="minorHAnsi" w:eastAsiaTheme="minorEastAsia" w:hAnsiTheme="minorHAnsi" w:cstheme="minorBidi"/>
-              <w:noProof/>
-              <w:lang w:val="es-ES"/>
-            </w:rPr>
-          </w:pPr>
-          <w:hyperlink w:anchor="_Toc221045522" w:history="1">
-            <w:r>
-              <w:rPr>
-                <w:rStyle w:val="Hipervnculo"/>
-                <w:b/>
-                <w:bCs/>
-                <w:noProof/>
-              </w:rPr>
-              <w:t>7.1. Estética</w:t>
-            </w:r>
-            <w:r>
-              <w:rPr>
-                <w:noProof/>
-                <w:webHidden/>
-              </w:rPr>
-              <w:tab/>
-            </w:r>
-            <w:r>
-              <w:rPr>
-                <w:noProof/>
-                <w:webHidden/>
-              </w:rPr>
-              <w:fldChar w:fldCharType="begin"/>
-            </w:r>
-            <w:r>
-              <w:rPr>
-                <w:noProof/>
-                <w:webHidden/>
-              </w:rPr>
-              <w:instrText xml:space="preserve"> PAGEREF _Toc221045522 \h </w:instrText>
-            </w:r>
-            <w:r>
-              <w:rPr>
-                <w:noProof/>
-                <w:webHidden/>
-              </w:rPr>
-            </w:r>
-            <w:r>
-              <w:rPr>
-                <w:noProof/>
-                <w:webHidden/>
-              </w:rPr>
-              <w:fldChar w:fldCharType="separate"/>
-            </w:r>
-            <w:r>
-              <w:rPr>
-                <w:noProof/>
-                <w:webHidden/>
-              </w:rPr>
-              <w:t>7</w:t>
-            </w:r>
-            <w:r>
-              <w:rPr>
-                <w:noProof/>
-                <w:webHidden/>
-              </w:rPr>
-              <w:fldChar w:fldCharType="end"/>
-            </w:r>
-          </w:hyperlink>
-        </w:p>
-        <w:p>
-          <w:pPr>
-            <w:pStyle w:val="TDC2"/>
-            <w:tabs>
-              <w:tab w:val="right" w:leader="dot" w:pos="9019"/>
-            </w:tabs>
-            <w:rPr>
-              <w:rFonts w:asciiTheme="minorHAnsi" w:eastAsiaTheme="minorEastAsia" w:hAnsiTheme="minorHAnsi" w:cstheme="minorBidi"/>
-              <w:noProof/>
-              <w:lang w:val="es-ES"/>
-            </w:rPr>
-          </w:pPr>
-          <w:hyperlink w:anchor="_Toc221045523" w:history="1">
-            <w:r>
-              <w:rPr>
-                <w:rStyle w:val="Hipervnculo"/>
-                <w:b/>
-                <w:bCs/>
-                <w:noProof/>
-              </w:rPr>
-              <w:t>7.2. Contenido</w:t>
-            </w:r>
-            <w:r>
-              <w:rPr>
-                <w:noProof/>
-                <w:webHidden/>
-              </w:rPr>
-              <w:tab/>
-            </w:r>
-            <w:r>
-              <w:rPr>
-                <w:noProof/>
-                <w:webHidden/>
-              </w:rPr>
-              <w:fldChar w:fldCharType="begin"/>
-            </w:r>
-            <w:r>
-              <w:rPr>
-                <w:noProof/>
-                <w:webHidden/>
-              </w:rPr>
-              <w:instrText xml:space="preserve"> PAGEREF _Toc221045523 \h </w:instrText>
+              <w:instrText xml:space="preserve"> PAGEREF _Toc221126586 \h </w:instrText>
             </w:r>
             <w:r>
               <w:rPr>
@@ -2578,7 +2671,7 @@
               <w:lang w:val="es-ES"/>
             </w:rPr>
           </w:pPr>
-          <w:hyperlink w:anchor="_Toc221045524" w:history="1">
+          <w:hyperlink w:anchor="_Toc221126587" w:history="1">
             <w:r>
               <w:rPr>
                 <w:rStyle w:val="Hipervnculo"/>
@@ -2586,7 +2679,7 @@
                 <w:bCs/>
                 <w:noProof/>
               </w:rPr>
-              <w:t>8.</w:t>
+              <w:t>9.</w:t>
             </w:r>
             <w:r>
               <w:rPr>
@@ -2603,7 +2696,7 @@
                 <w:bCs/>
                 <w:noProof/>
               </w:rPr>
-              <w:t>Referencias</w:t>
+              <w:t>Testing</w:t>
             </w:r>
             <w:r>
               <w:rPr>
@@ -2624,7 +2717,7 @@
                 <w:noProof/>
                 <w:webHidden/>
               </w:rPr>
-              <w:instrText xml:space="preserve"> PAGEREF _Toc221045524 \h </w:instrText>
+              <w:instrText xml:space="preserve"> PAGEREF _Toc221126587 \h </w:instrText>
             </w:r>
             <w:r>
               <w:rPr>
@@ -2695,21 +2788,14 @@
           <w:bCs/>
         </w:rPr>
       </w:pPr>
-      <w:bookmarkStart w:id="2" w:name="_Toc221045499"/>
+      <w:bookmarkStart w:id="2" w:name="_Toc221126561"/>
       <w:r>
         <w:rPr>
           <w:b/>
           <w:bCs/>
         </w:rPr>
         <w:lastRenderedPageBreak/>
-        <w:t>R</w:t>
-      </w:r>
-      <w:r>
-        <w:rPr>
-          <w:b/>
-          <w:bCs/>
-        </w:rPr>
-        <w:t>esumen</w:t>
+        <w:t>Resumen</w:t>
       </w:r>
       <w:bookmarkEnd w:id="2"/>
     </w:p>
@@ -2727,20 +2813,13 @@
           <w:bCs/>
         </w:rPr>
       </w:pPr>
-      <w:bookmarkStart w:id="3" w:name="_Toc221045500"/>
+      <w:bookmarkStart w:id="3" w:name="_Toc221126562"/>
       <w:r>
         <w:rPr>
           <w:b/>
           <w:bCs/>
         </w:rPr>
-        <w:t>D</w:t>
-      </w:r>
-      <w:r>
-        <w:rPr>
-          <w:b/>
-          <w:bCs/>
-        </w:rPr>
-        <w:t>escripción</w:t>
+        <w:t>Descripción</w:t>
       </w:r>
       <w:bookmarkEnd w:id="3"/>
     </w:p>
@@ -2750,25 +2829,7 @@
         <w:jc w:val="both"/>
       </w:pPr>
       <w:r>
-        <w:t xml:space="preserve">Videojuego de carreras arcade de aviones para </w:t>
-      </w:r>
-      <w:r>
-        <w:rPr>
-          <w:rStyle w:val="Textoennegrita"/>
-        </w:rPr>
-        <w:t>2 jugadores en pantalla dividida</w:t>
-      </w:r>
-      <w:r>
-        <w:t xml:space="preserve">, centrado en la </w:t>
-      </w:r>
-      <w:r>
-        <w:rPr>
-          <w:rStyle w:val="Textoennegrita"/>
-        </w:rPr>
-        <w:t>velocidad y la obtención de puntos</w:t>
-      </w:r>
-      <w:r>
-        <w:t>. Los jugadores compiten en circuitos cerrados mientras esquivan obstáculos, recolectan objetos y toman rutas peligrosas para maximizar su puntuación.</w:t>
+        <w:t>Juego de carreras de aviones en el que el jugador compite contra pilotos controlados por inteligencia artificial con el objetivo de completar un número determinado de vueltas en el menor tiempo posible.</w:t>
       </w:r>
     </w:p>
     <w:p>
@@ -2785,7 +2846,7 @@
           <w:bCs/>
         </w:rPr>
       </w:pPr>
-      <w:bookmarkStart w:id="4" w:name="_Toc221045501"/>
+      <w:bookmarkStart w:id="4" w:name="_Toc221126563"/>
       <w:r>
         <w:rPr>
           <w:b/>
@@ -2818,32 +2879,26 @@
           <w:bCs/>
         </w:rPr>
       </w:pPr>
-      <w:bookmarkStart w:id="5" w:name="_Toc221045502"/>
-      <w:proofErr w:type="spellStart"/>
+      <w:bookmarkStart w:id="5" w:name="_Toc221126564"/>
       <w:r>
         <w:rPr>
           <w:b/>
           <w:bCs/>
         </w:rPr>
-        <w:t>S</w:t>
-      </w:r>
-      <w:r>
-        <w:rPr>
-          <w:b/>
-          <w:bCs/>
-        </w:rPr>
-        <w:t>etting</w:t>
+        <w:t>Público objetivo</w:t>
       </w:r>
       <w:bookmarkEnd w:id="5"/>
-      <w:proofErr w:type="spellEnd"/>
-    </w:p>
-    <w:p>
-      <w:pPr>
-        <w:spacing w:before="240" w:after="240"/>
+    </w:p>
+    <w:p>
+      <w:pPr>
+        <w:spacing w:after="160" w:line="259" w:lineRule="auto"/>
         <w:jc w:val="both"/>
       </w:pPr>
       <w:r>
-        <w:t>Circuitos cerrados ambientados en entornos estilizados, combinando zonas abiertas con secciones de alta densidad de obstáculos.</w:t>
+        <w:t>Cualquier persona que disfrute que los juegos de carreras</w:t>
+      </w:r>
+      <w:r>
+        <w:t>.</w:t>
       </w:r>
     </w:p>
     <w:p>
@@ -2860,15 +2915,48 @@
           <w:bCs/>
         </w:rPr>
       </w:pPr>
-      <w:bookmarkStart w:id="6" w:name="_Toc221045503"/>
+      <w:bookmarkStart w:id="6" w:name="_Toc221126565"/>
       <w:r>
         <w:rPr>
           <w:b/>
           <w:bCs/>
         </w:rPr>
+        <w:t>Ambientación y tono</w:t>
+      </w:r>
+      <w:bookmarkEnd w:id="6"/>
+    </w:p>
+    <w:p>
+      <w:pPr>
+        <w:spacing w:before="240" w:after="240"/>
+        <w:jc w:val="both"/>
+      </w:pPr>
+      <w:r>
+        <w:t>Circuitos pequeños y cerrados en entornos estilizados, combinando zonas abiertas con secciones de alta densidad de giros y obstáculos dificultarán el paso.  </w:t>
+      </w:r>
+    </w:p>
+    <w:p>
+      <w:pPr>
+        <w:pStyle w:val="Ttulo2"/>
+        <w:numPr>
+          <w:ilvl w:val="1"/>
+          <w:numId w:val="2"/>
+        </w:numPr>
+        <w:spacing w:before="0"/>
+        <w:jc w:val="both"/>
+        <w:rPr>
+          <w:b/>
+          <w:bCs/>
+        </w:rPr>
+      </w:pPr>
+      <w:bookmarkStart w:id="7" w:name="_Toc221126566"/>
+      <w:r>
+        <w:rPr>
+          <w:b/>
+          <w:bCs/>
+        </w:rPr>
         <w:t>Características principales</w:t>
       </w:r>
-      <w:bookmarkEnd w:id="6"/>
+      <w:bookmarkEnd w:id="7"/>
     </w:p>
     <w:p>
       <w:pPr>
@@ -2889,7 +2977,7 @@
           <w:sz w:val="22"/>
           <w:szCs w:val="22"/>
         </w:rPr>
-        <w:t>2 jugadores</w:t>
+        <w:t xml:space="preserve">Un jugador </w:t>
       </w:r>
     </w:p>
     <w:p>
@@ -2911,7 +2999,7 @@
           <w:sz w:val="22"/>
           <w:szCs w:val="22"/>
         </w:rPr>
-        <w:t>Velocidad constante</w:t>
+        <w:t>Varios agentes controlados por IA</w:t>
       </w:r>
     </w:p>
     <w:p>
@@ -2933,7 +3021,7 @@
           <w:sz w:val="22"/>
           <w:szCs w:val="22"/>
         </w:rPr>
-        <w:t>Colisiones con el entorno</w:t>
+        <w:t>Aceleración gradual hasta un límite</w:t>
       </w:r>
     </w:p>
     <w:p>
@@ -2955,103 +3043,7 @@
           <w:sz w:val="22"/>
           <w:szCs w:val="22"/>
         </w:rPr>
-        <w:t>Sistema de puntuación basado en riesgo/recompensa</w:t>
-      </w:r>
-      <w:r>
-        <w:rPr>
-          <w:rFonts w:ascii="Arial" w:hAnsi="Arial" w:cs="Arial"/>
-          <w:sz w:val="22"/>
-          <w:szCs w:val="22"/>
-        </w:rPr>
-        <w:t xml:space="preserve"> (zonas más obstaculizadas esconderán mejores </w:t>
-      </w:r>
-      <w:proofErr w:type="spellStart"/>
-      <w:r>
-        <w:rPr>
-          <w:rFonts w:ascii="Arial" w:hAnsi="Arial" w:cs="Arial"/>
-          <w:sz w:val="22"/>
-          <w:szCs w:val="22"/>
-        </w:rPr>
-        <w:t>recomenpensas</w:t>
-      </w:r>
-      <w:proofErr w:type="spellEnd"/>
-      <w:r>
-        <w:rPr>
-          <w:rFonts w:ascii="Arial" w:hAnsi="Arial" w:cs="Arial"/>
-          <w:sz w:val="22"/>
-          <w:szCs w:val="22"/>
-        </w:rPr>
-        <w:t>)</w:t>
-      </w:r>
-    </w:p>
-    <w:p>
-      <w:pPr>
-        <w:pStyle w:val="NormalWeb"/>
-        <w:numPr>
-          <w:ilvl w:val="0"/>
-          <w:numId w:val="6"/>
-        </w:numPr>
-        <w:rPr>
-          <w:rFonts w:ascii="Arial" w:hAnsi="Arial" w:cs="Arial"/>
-          <w:sz w:val="22"/>
-          <w:szCs w:val="22"/>
-        </w:rPr>
-      </w:pPr>
-      <w:r>
-        <w:rPr>
-          <w:rFonts w:ascii="Arial" w:hAnsi="Arial" w:cs="Arial"/>
-          <w:sz w:val="22"/>
-          <w:szCs w:val="22"/>
-        </w:rPr>
-        <w:t xml:space="preserve">Estilo visual </w:t>
-      </w:r>
-      <w:proofErr w:type="spellStart"/>
-      <w:r>
-        <w:rPr>
-          <w:rStyle w:val="Textoennegrita"/>
-          <w:rFonts w:ascii="Arial" w:hAnsi="Arial" w:cs="Arial"/>
-          <w:b w:val="0"/>
-          <w:bCs w:val="0"/>
-          <w:sz w:val="22"/>
-          <w:szCs w:val="22"/>
-        </w:rPr>
-        <w:t>low</w:t>
-      </w:r>
-      <w:proofErr w:type="spellEnd"/>
-      <w:r>
-        <w:rPr>
-          <w:rStyle w:val="Textoennegrita"/>
-          <w:rFonts w:ascii="Arial" w:hAnsi="Arial" w:cs="Arial"/>
-          <w:b w:val="0"/>
-          <w:bCs w:val="0"/>
-          <w:sz w:val="22"/>
-          <w:szCs w:val="22"/>
-        </w:rPr>
-        <w:t xml:space="preserve"> </w:t>
-      </w:r>
-      <w:proofErr w:type="spellStart"/>
-      <w:r>
-        <w:rPr>
-          <w:rStyle w:val="Textoennegrita"/>
-          <w:rFonts w:ascii="Arial" w:hAnsi="Arial" w:cs="Arial"/>
-          <w:b w:val="0"/>
-          <w:bCs w:val="0"/>
-          <w:sz w:val="22"/>
-          <w:szCs w:val="22"/>
-        </w:rPr>
-        <w:t>poly</w:t>
-      </w:r>
-      <w:proofErr w:type="spellEnd"/>
-      <w:r>
-        <w:rPr>
-          <w:rStyle w:val="Textoennegrita"/>
-          <w:rFonts w:ascii="Arial" w:hAnsi="Arial" w:cs="Arial"/>
-          <w:b w:val="0"/>
-          <w:bCs w:val="0"/>
-          <w:sz w:val="22"/>
-          <w:szCs w:val="22"/>
-        </w:rPr>
-        <w:t xml:space="preserve"> </w:t>
+        <w:t>Colisiones con el entorno</w:t>
       </w:r>
     </w:p>
     <w:p>
@@ -3068,23 +3060,16 @@
           <w:bCs/>
         </w:rPr>
       </w:pPr>
-      <w:bookmarkStart w:id="7" w:name="_Toc221045504"/>
+      <w:bookmarkStart w:id="8" w:name="_Toc221126567"/>
       <w:proofErr w:type="spellStart"/>
       <w:r>
         <w:rPr>
           <w:b/>
           <w:bCs/>
         </w:rPr>
-        <w:t>G</w:t>
-      </w:r>
-      <w:r>
-        <w:rPr>
-          <w:b/>
-          <w:bCs/>
-        </w:rPr>
-        <w:t>ameplay</w:t>
-      </w:r>
-      <w:bookmarkEnd w:id="7"/>
+        <w:t>Gameplay</w:t>
+      </w:r>
+      <w:bookmarkEnd w:id="8"/>
       <w:proofErr w:type="spellEnd"/>
     </w:p>
     <w:p>
@@ -3101,74 +3086,23 @@
           <w:bCs/>
         </w:rPr>
       </w:pPr>
-      <w:bookmarkStart w:id="8" w:name="_Toc221045505"/>
+      <w:bookmarkStart w:id="9" w:name="_Toc221126568"/>
       <w:r>
         <w:rPr>
           <w:b/>
           <w:bCs/>
         </w:rPr>
-        <w:t>O</w:t>
-      </w:r>
-      <w:r>
-        <w:rPr>
-          <w:b/>
-          <w:bCs/>
-        </w:rPr>
-        <w:t>bjetivo del juego</w:t>
-      </w:r>
-      <w:bookmarkEnd w:id="8"/>
-    </w:p>
-    <w:p>
-      <w:pPr>
-        <w:pStyle w:val="NormalWeb"/>
-        <w:ind w:left="360"/>
-        <w:rPr>
-          <w:rFonts w:ascii="Arial" w:hAnsi="Arial" w:cs="Arial"/>
-          <w:sz w:val="22"/>
-          <w:szCs w:val="22"/>
-        </w:rPr>
-      </w:pPr>
-      <w:r>
-        <w:rPr>
-          <w:rFonts w:ascii="Arial" w:hAnsi="Arial" w:cs="Arial"/>
-          <w:sz w:val="22"/>
-          <w:szCs w:val="22"/>
-        </w:rPr>
-        <w:t xml:space="preserve">Llegar a la meta </w:t>
-      </w:r>
-      <w:r>
-        <w:rPr>
-          <w:rStyle w:val="Textoennegrita"/>
-          <w:rFonts w:ascii="Arial" w:hAnsi="Arial" w:cs="Arial"/>
-          <w:sz w:val="22"/>
-          <w:szCs w:val="22"/>
-        </w:rPr>
-        <w:t>antes que el rival y con la mayor cantidad de puntos posibles</w:t>
-      </w:r>
-      <w:r>
-        <w:rPr>
-          <w:rFonts w:ascii="Arial" w:hAnsi="Arial" w:cs="Arial"/>
-          <w:sz w:val="22"/>
-          <w:szCs w:val="22"/>
-        </w:rPr>
-        <w:t>.</w:t>
-      </w:r>
-      <w:r>
-        <w:rPr>
-          <w:rFonts w:ascii="Arial" w:hAnsi="Arial" w:cs="Arial"/>
-          <w:sz w:val="22"/>
-          <w:szCs w:val="22"/>
-        </w:rPr>
-        <w:br/>
-        <w:t>Si un jugador colisiona con el entorno, pierde automáticamente la partida y el jugador restante gana.</w:t>
-      </w:r>
-      <w:r>
-        <w:rPr>
-          <w:rFonts w:ascii="Arial" w:hAnsi="Arial" w:cs="Arial"/>
-          <w:sz w:val="22"/>
-          <w:szCs w:val="22"/>
-        </w:rPr>
-        <w:t xml:space="preserve"> Si colisionan entre sí, ambos jugadores pierden la partida.</w:t>
+        <w:t>Objetivo del juego</w:t>
+      </w:r>
+      <w:bookmarkEnd w:id="9"/>
+    </w:p>
+    <w:p>
+      <w:pPr>
+        <w:spacing w:before="240" w:after="240"/>
+        <w:jc w:val="both"/>
+      </w:pPr>
+      <w:r>
+        <w:t>Completar un número determinado de vueltas antes que los contrincantes. Para ello, el jugador debe atravesar todo el circuito y pasar la línea de salida y meta tantas veces como vueltas haya.</w:t>
       </w:r>
     </w:p>
     <w:p>
@@ -3185,7 +3119,7 @@
           <w:bCs/>
         </w:rPr>
       </w:pPr>
-      <w:bookmarkStart w:id="9" w:name="_Toc221045506"/>
+      <w:bookmarkStart w:id="10" w:name="_Toc221126569"/>
       <w:r>
         <w:rPr>
           <w:b/>
@@ -3198,29 +3132,20 @@
           <w:b/>
           <w:bCs/>
         </w:rPr>
-        <w:t xml:space="preserve">ore </w:t>
-      </w:r>
-      <w:proofErr w:type="spellStart"/>
-      <w:r>
-        <w:rPr>
-          <w:b/>
-          <w:bCs/>
-        </w:rPr>
-        <w:t>loops</w:t>
-      </w:r>
-      <w:bookmarkEnd w:id="9"/>
-      <w:proofErr w:type="spellEnd"/>
+        <w:t>iclo de juego</w:t>
+      </w:r>
+      <w:bookmarkEnd w:id="10"/>
     </w:p>
     <w:p>
       <w:pPr>
         <w:pStyle w:val="Prrafodelista"/>
         <w:numPr>
           <w:ilvl w:val="0"/>
-          <w:numId w:val="8"/>
+          <w:numId w:val="32"/>
         </w:numPr>
       </w:pPr>
       <w:r>
-        <w:t xml:space="preserve">Menú principal </w:t>
+        <w:t>Menú principal</w:t>
       </w:r>
     </w:p>
     <w:p>
@@ -3228,11 +3153,14 @@
         <w:pStyle w:val="Prrafodelista"/>
         <w:numPr>
           <w:ilvl w:val="0"/>
-          <w:numId w:val="8"/>
+          <w:numId w:val="32"/>
         </w:numPr>
       </w:pPr>
       <w:r>
-        <w:t>Escoger qué jugador serás</w:t>
+        <w:t xml:space="preserve">Comenzar </w:t>
+      </w:r>
+      <w:r>
+        <w:t>partida</w:t>
       </w:r>
     </w:p>
     <w:p>
@@ -3240,20 +3168,11 @@
         <w:pStyle w:val="Prrafodelista"/>
         <w:numPr>
           <w:ilvl w:val="0"/>
-          <w:numId w:val="8"/>
+          <w:numId w:val="32"/>
         </w:numPr>
-        <w:spacing w:before="100" w:beforeAutospacing="1" w:after="100" w:afterAutospacing="1" w:line="240" w:lineRule="auto"/>
-        <w:rPr>
-          <w:rFonts w:eastAsia="Times New Roman"/>
-          <w:lang w:val="es-ES"/>
-        </w:rPr>
-      </w:pPr>
-      <w:r>
-        <w:rPr>
-          <w:rFonts w:eastAsia="Times New Roman"/>
-          <w:lang w:val="es-ES"/>
-        </w:rPr>
-        <w:t>El jugador avanza por el circuito</w:t>
+      </w:pPr>
+      <w:r>
+        <w:t>Partir desde la salida</w:t>
       </w:r>
     </w:p>
     <w:p>
@@ -3261,20 +3180,11 @@
         <w:pStyle w:val="Prrafodelista"/>
         <w:numPr>
           <w:ilvl w:val="0"/>
-          <w:numId w:val="8"/>
+          <w:numId w:val="32"/>
         </w:numPr>
-        <w:spacing w:before="100" w:beforeAutospacing="1" w:after="100" w:afterAutospacing="1" w:line="240" w:lineRule="auto"/>
-        <w:rPr>
-          <w:rFonts w:eastAsia="Times New Roman"/>
-          <w:lang w:val="es-ES"/>
-        </w:rPr>
-      </w:pPr>
-      <w:r>
-        <w:rPr>
-          <w:rFonts w:eastAsia="Times New Roman"/>
-          <w:lang w:val="es-ES"/>
-        </w:rPr>
-        <w:t>Esquiva obstáculos y el entorno</w:t>
+      </w:pPr>
+      <w:r>
+        <w:t>Atravesar el circuito</w:t>
       </w:r>
     </w:p>
     <w:p>
@@ -3282,62 +3192,11 @@
         <w:pStyle w:val="Prrafodelista"/>
         <w:numPr>
           <w:ilvl w:val="0"/>
-          <w:numId w:val="8"/>
+          <w:numId w:val="32"/>
         </w:numPr>
-        <w:spacing w:before="100" w:beforeAutospacing="1" w:after="100" w:afterAutospacing="1" w:line="240" w:lineRule="auto"/>
-        <w:rPr>
-          <w:rFonts w:eastAsia="Times New Roman"/>
-          <w:lang w:val="es-ES"/>
-        </w:rPr>
-      </w:pPr>
-      <w:r>
-        <w:rPr>
-          <w:rFonts w:eastAsia="Times New Roman"/>
-          <w:lang w:val="es-ES"/>
-        </w:rPr>
-        <w:t>Decide entre:</w:t>
-      </w:r>
-    </w:p>
-    <w:p>
-      <w:pPr>
-        <w:pStyle w:val="Prrafodelista"/>
-        <w:numPr>
-          <w:ilvl w:val="1"/>
-          <w:numId w:val="8"/>
-        </w:numPr>
-        <w:spacing w:before="100" w:beforeAutospacing="1" w:after="100" w:afterAutospacing="1" w:line="240" w:lineRule="auto"/>
-        <w:rPr>
-          <w:rFonts w:eastAsia="Times New Roman"/>
-          <w:lang w:val="es-ES"/>
-        </w:rPr>
-      </w:pPr>
-      <w:r>
-        <w:rPr>
-          <w:rFonts w:eastAsia="Times New Roman"/>
-          <w:lang w:val="es-ES"/>
-        </w:rPr>
-        <w:t>Ruta segura (menos puntos)</w:t>
-      </w:r>
-    </w:p>
-    <w:p>
-      <w:pPr>
-        <w:pStyle w:val="Prrafodelista"/>
-        <w:numPr>
-          <w:ilvl w:val="1"/>
-          <w:numId w:val="8"/>
-        </w:numPr>
-        <w:spacing w:before="100" w:beforeAutospacing="1" w:after="100" w:afterAutospacing="1" w:line="240" w:lineRule="auto"/>
-        <w:rPr>
-          <w:rFonts w:eastAsia="Times New Roman"/>
-          <w:lang w:val="es-ES"/>
-        </w:rPr>
-      </w:pPr>
-      <w:r>
-        <w:rPr>
-          <w:rFonts w:eastAsia="Times New Roman"/>
-          <w:lang w:val="es-ES"/>
-        </w:rPr>
-        <w:t>Ruta arriesgada (más puntos)</w:t>
+      </w:pPr>
+      <w:r>
+        <w:t>Llegar a la meta</w:t>
       </w:r>
     </w:p>
     <w:p>
@@ -3345,20 +3204,11 @@
         <w:pStyle w:val="Prrafodelista"/>
         <w:numPr>
           <w:ilvl w:val="0"/>
-          <w:numId w:val="8"/>
+          <w:numId w:val="32"/>
         </w:numPr>
-        <w:spacing w:before="100" w:beforeAutospacing="1" w:after="100" w:afterAutospacing="1" w:line="240" w:lineRule="auto"/>
-        <w:rPr>
-          <w:rFonts w:eastAsia="Times New Roman"/>
-          <w:lang w:val="es-ES"/>
-        </w:rPr>
-      </w:pPr>
-      <w:r>
-        <w:rPr>
-          <w:rFonts w:eastAsia="Times New Roman"/>
-          <w:lang w:val="es-ES"/>
-        </w:rPr>
-        <w:t>Recoge objetos de puntuación</w:t>
+      </w:pPr>
+      <w:r>
+        <w:t>Si el número de vueltas completadas es igual al número de vueltas requerido, continuar. De lo contrario, volver al paso 3.</w:t>
       </w:r>
     </w:p>
     <w:p>
@@ -3366,20 +3216,11 @@
         <w:pStyle w:val="Prrafodelista"/>
         <w:numPr>
           <w:ilvl w:val="0"/>
-          <w:numId w:val="8"/>
+          <w:numId w:val="32"/>
         </w:numPr>
-        <w:spacing w:before="100" w:beforeAutospacing="1" w:after="100" w:afterAutospacing="1" w:line="240" w:lineRule="auto"/>
-        <w:rPr>
-          <w:rFonts w:eastAsia="Times New Roman"/>
-          <w:lang w:val="es-ES"/>
-        </w:rPr>
-      </w:pPr>
-      <w:r>
-        <w:rPr>
-          <w:rFonts w:eastAsia="Times New Roman"/>
-          <w:lang w:val="es-ES"/>
-        </w:rPr>
-        <w:t>Llega a la meta → se compara puntuación</w:t>
+      </w:pPr>
+      <w:r>
+        <w:t>Concluir carrera</w:t>
       </w:r>
     </w:p>
     <w:p>
@@ -3387,20 +3228,11 @@
         <w:pStyle w:val="Prrafodelista"/>
         <w:numPr>
           <w:ilvl w:val="0"/>
-          <w:numId w:val="8"/>
+          <w:numId w:val="32"/>
         </w:numPr>
-        <w:spacing w:before="100" w:beforeAutospacing="1" w:after="100" w:afterAutospacing="1" w:line="240" w:lineRule="auto"/>
-        <w:rPr>
-          <w:rFonts w:eastAsia="Times New Roman"/>
-          <w:lang w:val="es-ES"/>
-        </w:rPr>
-      </w:pPr>
-      <w:r>
-        <w:rPr>
-          <w:rFonts w:eastAsia="Times New Roman"/>
-          <w:lang w:val="es-ES"/>
-        </w:rPr>
-        <w:t>Menú victoria</w:t>
+      </w:pPr>
+      <w:r>
+        <w:t>Recibir resultados</w:t>
       </w:r>
     </w:p>
     <w:p>
@@ -3408,136 +3240,90 @@
         <w:pStyle w:val="Prrafodelista"/>
         <w:numPr>
           <w:ilvl w:val="0"/>
-          <w:numId w:val="8"/>
+          <w:numId w:val="32"/>
         </w:numPr>
-        <w:spacing w:before="100" w:beforeAutospacing="1" w:after="100" w:afterAutospacing="1" w:line="240" w:lineRule="auto"/>
+      </w:pPr>
+      <w:r>
+        <w:t>Volver al paso 1</w:t>
+      </w:r>
+    </w:p>
+    <w:p>
+      <w:pPr>
+        <w:spacing w:before="240" w:after="240"/>
+        <w:jc w:val="both"/>
+      </w:pPr>
+      <w:r>
         <w:rPr>
           <w:rFonts w:eastAsia="Times New Roman"/>
+          <w:noProof/>
           <w:lang w:val="es-ES"/>
         </w:rPr>
-      </w:pPr>
-      <w:r>
-        <w:rPr>
-          <w:rFonts w:eastAsia="Times New Roman"/>
-          <w:lang w:val="es-ES"/>
-        </w:rPr>
-        <w:t xml:space="preserve">Colisiona </w:t>
-      </w:r>
-      <w:r>
-        <w:rPr>
-          <w:rFonts w:eastAsia="Times New Roman"/>
-          <w:lang w:val="es-ES"/>
-        </w:rPr>
-        <w:t>→</w:t>
-      </w:r>
-      <w:r>
-        <w:rPr>
-          <w:rFonts w:eastAsia="Times New Roman"/>
-          <w:lang w:val="es-ES"/>
-        </w:rPr>
-        <w:t xml:space="preserve"> </w:t>
-      </w:r>
-      <w:r>
-        <w:rPr>
-          <w:rFonts w:eastAsia="Times New Roman"/>
-          <w:lang w:val="es-ES"/>
-        </w:rPr>
-        <w:t>no llega a la meta</w:t>
-      </w:r>
-    </w:p>
-    <w:p>
-      <w:pPr>
-        <w:pStyle w:val="Prrafodelista"/>
-        <w:numPr>
-          <w:ilvl w:val="0"/>
-          <w:numId w:val="8"/>
-        </w:numPr>
-        <w:spacing w:before="100" w:beforeAutospacing="1" w:after="100" w:afterAutospacing="1" w:line="240" w:lineRule="auto"/>
-        <w:rPr>
-          <w:rFonts w:eastAsia="Times New Roman"/>
-          <w:lang w:val="es-ES"/>
-        </w:rPr>
-      </w:pPr>
-      <w:r>
-        <w:rPr>
-          <w:rFonts w:eastAsia="Times New Roman"/>
-          <w:lang w:val="es-ES"/>
-        </w:rPr>
-        <w:t>Menú puntuación</w:t>
-      </w:r>
-    </w:p>
-    <w:p>
-      <w:pPr>
-        <w:pStyle w:val="Prrafodelista"/>
-        <w:spacing w:before="100" w:beforeAutospacing="1" w:after="100" w:afterAutospacing="1" w:line="240" w:lineRule="auto"/>
-        <w:rPr>
-          <w:rFonts w:eastAsia="Times New Roman"/>
-          <w:lang w:val="es-ES"/>
-        </w:rPr>
-      </w:pPr>
-    </w:p>
-    <w:p>
-      <w:pPr>
-        <w:pStyle w:val="Prrafodelista"/>
-        <w:spacing w:before="100" w:beforeAutospacing="1" w:after="100" w:afterAutospacing="1" w:line="240" w:lineRule="auto"/>
-        <w:rPr>
-          <w:rFonts w:eastAsia="Times New Roman"/>
-          <w:lang w:val="es-ES"/>
-        </w:rPr>
-      </w:pPr>
-      <w:r>
-        <w:rPr>
-          <w:rFonts w:eastAsia="Times New Roman"/>
-          <w:highlight w:val="yellow"/>
-          <w:lang w:val="es-ES"/>
-        </w:rPr>
         <w:lastRenderedPageBreak/>
-        <w:t>(TODO: CAMBIAR GRÁFICO)</w:t>
-      </w:r>
-    </w:p>
-    <w:p>
-      <w:pPr>
-        <w:jc w:val="both"/>
-      </w:pPr>
-      <w:r>
-        <w:rPr>
-          <w:noProof/>
-        </w:rPr>
         <w:drawing>
-          <wp:inline distT="114300" distB="114300" distL="114300" distR="114300" wp14:anchorId="0238A4CE" wp14:editId="52173406">
-            <wp:extent cx="4948238" cy="2375483"/>
+          <wp:anchor distT="0" distB="0" distL="114300" distR="114300" simplePos="0" relativeHeight="251658240" behindDoc="0" locked="0" layoutInCell="1" allowOverlap="1" wp14:anchorId="122379FF" wp14:editId="31651E2A">
+            <wp:simplePos x="0" y="0"/>
+            <wp:positionH relativeFrom="column">
+              <wp:posOffset>-665731</wp:posOffset>
+            </wp:positionH>
+            <wp:positionV relativeFrom="paragraph">
+              <wp:posOffset>584200</wp:posOffset>
+            </wp:positionV>
+            <wp:extent cx="7122319" cy="2020186"/>
             <wp:effectExtent l="0" t="0" r="0" b="0"/>
-            <wp:docPr id="1" name="image2.jpg"/>
-            <wp:cNvGraphicFramePr/>
+            <wp:wrapTopAndBottom/>
+            <wp:docPr id="3" name="Imagen 3" descr="Interfaz de usuario gráfica, Aplicación, Teams&#10;&#10;Descripción generada automáticamente"/>
+            <wp:cNvGraphicFramePr>
+              <a:graphicFrameLocks xmlns:a="http://schemas.openxmlformats.org/drawingml/2006/main" noChangeAspect="1"/>
+            </wp:cNvGraphicFramePr>
             <a:graphic xmlns:a="http://schemas.openxmlformats.org/drawingml/2006/main">
               <a:graphicData uri="http://schemas.openxmlformats.org/drawingml/2006/picture">
                 <pic:pic xmlns:pic="http://schemas.openxmlformats.org/drawingml/2006/picture">
                   <pic:nvPicPr>
-                    <pic:cNvPr id="0" name="image2.jpg"/>
-                    <pic:cNvPicPr preferRelativeResize="0"/>
+                    <pic:cNvPr id="3" name="Imagen 3" descr="Interfaz de usuario gráfica, Aplicación, Teams&#10;&#10;Descripción generada automáticamente"/>
+                    <pic:cNvPicPr/>
                   </pic:nvPicPr>
-                  <pic:blipFill>
-                    <a:blip r:embed="rId5"/>
-                    <a:srcRect/>
-                    <a:stretch>
-                      <a:fillRect/>
-                    </a:stretch>
+                  <pic:blipFill rotWithShape="1">
+                    <a:blip r:embed="rId5" cstate="print">
+                      <a:extLst>
+                        <a:ext uri="{28A0092B-C50C-407E-A947-70E740481C1C}">
+                          <a14:useLocalDpi xmlns:a14="http://schemas.microsoft.com/office/drawing/2010/main" val="0"/>
+                        </a:ext>
+                      </a:extLst>
+                    </a:blip>
+                    <a:srcRect t="13816" b="27463"/>
+                    <a:stretch/>
                   </pic:blipFill>
-                  <pic:spPr>
+                  <pic:spPr bwMode="auto">
                     <a:xfrm>
                       <a:off x="0" y="0"/>
-                      <a:ext cx="4948238" cy="2375483"/>
+                      <a:ext cx="7122319" cy="2020186"/>
                     </a:xfrm>
                     <a:prstGeom prst="rect">
                       <a:avLst/>
                     </a:prstGeom>
-                    <a:ln/>
+                    <a:ln>
+                      <a:noFill/>
+                    </a:ln>
+                    <a:extLst>
+                      <a:ext uri="{53640926-AAD7-44D8-BBD7-CCE9431645EC}">
+                        <a14:shadowObscured xmlns:a14="http://schemas.microsoft.com/office/drawing/2010/main"/>
+                      </a:ext>
+                    </a:extLst>
                   </pic:spPr>
                 </pic:pic>
               </a:graphicData>
             </a:graphic>
-          </wp:inline>
+            <wp14:sizeRelH relativeFrom="page">
+              <wp14:pctWidth>0</wp14:pctWidth>
+            </wp14:sizeRelH>
+            <wp14:sizeRelV relativeFrom="page">
+              <wp14:pctHeight>0</wp14:pctHeight>
+            </wp14:sizeRelV>
+          </wp:anchor>
         </w:drawing>
+      </w:r>
+      <w:r>
+        <w:t>El bucle será interrumpido en el caso de que el jugador quiera salir del juego, independientemente de su estado actual</w:t>
       </w:r>
     </w:p>
     <w:p>
@@ -3554,22 +3340,15 @@
           <w:bCs/>
         </w:rPr>
       </w:pPr>
-      <w:bookmarkStart w:id="10" w:name="_Toc221045507"/>
+      <w:bookmarkStart w:id="11" w:name="_Toc221126570"/>
       <w:r>
         <w:rPr>
           <w:b/>
           <w:bCs/>
         </w:rPr>
-        <w:t>M</w:t>
-      </w:r>
-      <w:r>
-        <w:rPr>
-          <w:b/>
-          <w:bCs/>
-        </w:rPr>
-        <w:t>ecánicas</w:t>
-      </w:r>
-      <w:bookmarkEnd w:id="10"/>
+        <w:t>Mecánicas</w:t>
+      </w:r>
+      <w:bookmarkEnd w:id="11"/>
     </w:p>
     <w:p>
       <w:pPr>
@@ -3593,7 +3372,7 @@
           <w:bCs/>
         </w:rPr>
       </w:pPr>
-      <w:bookmarkStart w:id="11" w:name="_Toc221045508"/>
+      <w:bookmarkStart w:id="12" w:name="_Toc221126571"/>
       <w:r>
         <w:rPr>
           <w:b/>
@@ -3606,261 +3385,17 @@
           <w:b/>
           <w:bCs/>
         </w:rPr>
-        <w:t>ovimiento del avión</w:t>
-      </w:r>
-      <w:bookmarkEnd w:id="11"/>
-    </w:p>
-    <w:p>
-      <w:pPr>
-        <w:jc w:val="both"/>
-        <w:rPr>
-          <w:b/>
-          <w:bCs/>
-        </w:rPr>
-      </w:pPr>
-      <w:r>
-        <w:rPr>
-          <w:b/>
-          <w:bCs/>
-        </w:rPr>
-        <w:t>Representación interna</w:t>
-      </w:r>
-    </w:p>
-    <w:p>
-      <w:pPr>
-        <w:pStyle w:val="Prrafodelista"/>
-        <w:numPr>
-          <w:ilvl w:val="0"/>
-          <w:numId w:val="6"/>
-        </w:numPr>
-        <w:spacing w:before="100" w:beforeAutospacing="1" w:after="100" w:afterAutospacing="1" w:line="240" w:lineRule="auto"/>
-        <w:rPr>
-          <w:rFonts w:eastAsia="Times New Roman"/>
-          <w:lang w:val="es-ES"/>
-        </w:rPr>
-      </w:pPr>
-      <w:r>
-        <w:rPr>
-          <w:rFonts w:eastAsia="Times New Roman"/>
-          <w:lang w:val="es-ES"/>
-        </w:rPr>
-        <w:t xml:space="preserve">Movimiento basado en interpolación directa </w:t>
-      </w:r>
-    </w:p>
-    <w:p>
-      <w:pPr>
-        <w:pStyle w:val="Prrafodelista"/>
-        <w:numPr>
-          <w:ilvl w:val="0"/>
-          <w:numId w:val="6"/>
-        </w:numPr>
-        <w:spacing w:before="100" w:beforeAutospacing="1" w:after="100" w:afterAutospacing="1" w:line="240" w:lineRule="auto"/>
-        <w:rPr>
-          <w:rFonts w:eastAsia="Times New Roman"/>
-          <w:highlight w:val="yellow"/>
-          <w:lang w:val="es-ES"/>
-        </w:rPr>
-      </w:pPr>
-      <w:r>
-        <w:rPr>
-          <w:rFonts w:eastAsia="Times New Roman"/>
-          <w:highlight w:val="yellow"/>
-          <w:lang w:val="es-ES"/>
-        </w:rPr>
-        <w:t>Avance automático a velocidad constante</w:t>
-      </w:r>
-      <w:r>
-        <w:rPr>
-          <w:rFonts w:eastAsia="Times New Roman"/>
-          <w:highlight w:val="yellow"/>
-          <w:lang w:val="es-ES"/>
-        </w:rPr>
-        <w:t xml:space="preserve"> (¿?)</w:t>
-      </w:r>
-    </w:p>
-    <w:p>
-      <w:pPr>
-        <w:pStyle w:val="Prrafodelista"/>
-        <w:numPr>
-          <w:ilvl w:val="0"/>
-          <w:numId w:val="9"/>
-        </w:numPr>
-        <w:spacing w:before="100" w:beforeAutospacing="1" w:line="240" w:lineRule="auto"/>
-        <w:rPr>
-          <w:rFonts w:eastAsia="Times New Roman"/>
-          <w:lang w:val="es-ES"/>
-        </w:rPr>
-      </w:pPr>
-      <w:r>
-        <w:rPr>
-          <w:rFonts w:eastAsia="Times New Roman"/>
-          <w:lang w:val="es-ES"/>
-        </w:rPr>
-        <w:t>Posición controlada en ejes:</w:t>
-      </w:r>
-    </w:p>
-    <w:p>
-      <w:pPr>
-        <w:numPr>
-          <w:ilvl w:val="0"/>
-          <w:numId w:val="10"/>
-        </w:numPr>
-        <w:spacing w:after="100" w:afterAutospacing="1" w:line="240" w:lineRule="auto"/>
-        <w:rPr>
-          <w:rFonts w:eastAsia="Times New Roman"/>
-          <w:lang w:val="es-ES"/>
-        </w:rPr>
-      </w:pPr>
-      <w:r>
-        <w:rPr>
-          <w:rFonts w:eastAsia="Times New Roman"/>
-          <w:lang w:val="es-ES"/>
-        </w:rPr>
-        <w:t>Horizontal</w:t>
-      </w:r>
-    </w:p>
-    <w:p>
-      <w:pPr>
-        <w:numPr>
-          <w:ilvl w:val="0"/>
-          <w:numId w:val="10"/>
-        </w:numPr>
-        <w:spacing w:after="100" w:afterAutospacing="1" w:line="240" w:lineRule="auto"/>
-        <w:rPr>
-          <w:rFonts w:eastAsia="Times New Roman"/>
-          <w:lang w:val="es-ES"/>
-        </w:rPr>
-      </w:pPr>
-      <w:r>
-        <w:rPr>
-          <w:rFonts w:eastAsia="Times New Roman"/>
-          <w:lang w:val="es-ES"/>
-        </w:rPr>
-        <w:t>Vertical</w:t>
-      </w:r>
+        <w:t>ovimiento</w:t>
+      </w:r>
+      <w:bookmarkEnd w:id="12"/>
     </w:p>
     <w:p>
       <w:pPr>
         <w:spacing w:before="240" w:after="240"/>
         <w:jc w:val="both"/>
-        <w:rPr>
-          <w:b/>
-          <w:bCs/>
-        </w:rPr>
-      </w:pPr>
-      <w:r>
-        <w:rPr>
-          <w:b/>
-          <w:bCs/>
-        </w:rPr>
-        <w:t>Parámetros</w:t>
-      </w:r>
-    </w:p>
-    <w:p>
-      <w:pPr>
-        <w:pStyle w:val="NormalWeb"/>
-        <w:numPr>
-          <w:ilvl w:val="0"/>
-          <w:numId w:val="12"/>
-        </w:numPr>
-        <w:rPr>
-          <w:rFonts w:ascii="Arial" w:hAnsi="Arial" w:cs="Arial"/>
-          <w:sz w:val="22"/>
-          <w:szCs w:val="22"/>
-        </w:rPr>
-      </w:pPr>
-      <w:r>
-        <w:rPr>
-          <w:rFonts w:ascii="Arial" w:hAnsi="Arial" w:cs="Arial"/>
-          <w:sz w:val="22"/>
-          <w:szCs w:val="22"/>
-        </w:rPr>
-        <w:t>Velocidad fija del avión</w:t>
-      </w:r>
-    </w:p>
-    <w:p>
-      <w:pPr>
-        <w:pStyle w:val="NormalWeb"/>
-        <w:numPr>
-          <w:ilvl w:val="0"/>
-          <w:numId w:val="12"/>
-        </w:numPr>
-        <w:rPr>
-          <w:rFonts w:ascii="Arial" w:hAnsi="Arial" w:cs="Arial"/>
-          <w:sz w:val="22"/>
-          <w:szCs w:val="22"/>
-        </w:rPr>
-      </w:pPr>
-      <w:r>
-        <w:rPr>
-          <w:rFonts w:ascii="Arial" w:hAnsi="Arial" w:cs="Arial"/>
-          <w:sz w:val="22"/>
-          <w:szCs w:val="22"/>
-        </w:rPr>
-        <w:t>Límite máximo de desplazamiento lateral</w:t>
-      </w:r>
-    </w:p>
-    <w:p>
-      <w:pPr>
-        <w:pStyle w:val="NormalWeb"/>
-        <w:numPr>
-          <w:ilvl w:val="0"/>
-          <w:numId w:val="12"/>
-        </w:numPr>
-        <w:rPr>
-          <w:rFonts w:ascii="Arial" w:hAnsi="Arial" w:cs="Arial"/>
-          <w:sz w:val="22"/>
-          <w:szCs w:val="22"/>
-        </w:rPr>
-      </w:pPr>
-      <w:r>
-        <w:rPr>
-          <w:rFonts w:ascii="Arial" w:hAnsi="Arial" w:cs="Arial"/>
-          <w:sz w:val="22"/>
-          <w:szCs w:val="22"/>
-        </w:rPr>
-        <w:t xml:space="preserve">Límite máximo de desplazamiento </w:t>
-      </w:r>
-      <w:r>
-        <w:rPr>
-          <w:rFonts w:ascii="Arial" w:hAnsi="Arial" w:cs="Arial"/>
-          <w:sz w:val="22"/>
-          <w:szCs w:val="22"/>
-        </w:rPr>
-        <w:t>vertical</w:t>
-      </w:r>
-    </w:p>
-    <w:p>
-      <w:pPr>
-        <w:pStyle w:val="NormalWeb"/>
-        <w:numPr>
-          <w:ilvl w:val="0"/>
-          <w:numId w:val="12"/>
-        </w:numPr>
-        <w:rPr>
-          <w:rFonts w:ascii="Arial" w:hAnsi="Arial" w:cs="Arial"/>
-          <w:sz w:val="22"/>
-          <w:szCs w:val="22"/>
-          <w:highlight w:val="yellow"/>
-        </w:rPr>
-      </w:pPr>
-      <w:r>
-        <w:rPr>
-          <w:rFonts w:ascii="Arial" w:hAnsi="Arial" w:cs="Arial"/>
-          <w:sz w:val="22"/>
-          <w:szCs w:val="22"/>
-          <w:highlight w:val="yellow"/>
-        </w:rPr>
-        <w:t>Inclinación visual del modelo al desplazarse lateralmente</w:t>
-      </w:r>
-      <w:r>
-        <w:rPr>
-          <w:rFonts w:ascii="Arial" w:hAnsi="Arial" w:cs="Arial"/>
-          <w:sz w:val="22"/>
-          <w:szCs w:val="22"/>
-          <w:highlight w:val="yellow"/>
-        </w:rPr>
-        <w:t xml:space="preserve"> (orientación¿?)</w:t>
+      </w:pPr>
+      <w:r>
+        <w:t>Cada avión se propulsará hacia delante automáticamente, acumulando velocidad sin necesitar ninguna intervención por parte del jugador. Este únicamente será capaz de rotar y modificar la altura de su propio avión dentro de unos límites verticales y horizontales, cambiando la dirección en la que se propulsa continuamente.</w:t>
       </w:r>
     </w:p>
     <w:p>
@@ -3877,7 +3412,7 @@
           <w:bCs/>
         </w:rPr>
       </w:pPr>
-      <w:bookmarkStart w:id="12" w:name="_Toc221045509"/>
+      <w:bookmarkStart w:id="13" w:name="_Toc221126572"/>
       <w:r>
         <w:rPr>
           <w:b/>
@@ -3885,178 +3420,51 @@
         </w:rPr>
         <w:t>Colisiones</w:t>
       </w:r>
-      <w:bookmarkEnd w:id="12"/>
-    </w:p>
-    <w:p>
-      <w:pPr>
-        <w:pStyle w:val="Prrafodelista"/>
+      <w:bookmarkEnd w:id="13"/>
+    </w:p>
+    <w:p>
+      <w:pPr>
+        <w:spacing w:before="240" w:after="240"/>
+        <w:jc w:val="both"/>
+      </w:pPr>
+      <w:r>
+        <w:t>En el caso de chocarse contra un obstáculo o una pared, el avión será frenado a 0 y deberá acumular velocidad de nuevo.</w:t>
+      </w:r>
+    </w:p>
+    <w:p>
+      <w:pPr>
+        <w:spacing w:before="240" w:after="240"/>
+        <w:jc w:val="both"/>
+      </w:pPr>
+      <w:r>
+        <w:t>En caso de chocarse contra otro avión, ambos se frenarán y deberán acumular la velocidad de nuevo.</w:t>
+      </w:r>
+    </w:p>
+    <w:p>
+      <w:pPr>
+        <w:pStyle w:val="Ttulo1"/>
         <w:numPr>
           <w:ilvl w:val="0"/>
-          <w:numId w:val="12"/>
+          <w:numId w:val="2"/>
         </w:numPr>
-        <w:spacing w:before="100" w:beforeAutospacing="1" w:after="100" w:afterAutospacing="1" w:line="240" w:lineRule="auto"/>
-        <w:rPr>
-          <w:rFonts w:eastAsia="Times New Roman"/>
-          <w:lang w:val="es-ES"/>
-        </w:rPr>
-      </w:pPr>
-      <w:r>
-        <w:rPr>
-          <w:rFonts w:eastAsia="Times New Roman"/>
+        <w:spacing w:after="0"/>
+        <w:jc w:val="both"/>
+        <w:rPr>
           <w:b/>
           <w:bCs/>
-          <w:lang w:val="es-ES"/>
-        </w:rPr>
-        <w:t>Jugador vs Entorno</w:t>
-      </w:r>
-      <w:r>
-        <w:rPr>
-          <w:rFonts w:eastAsia="Times New Roman"/>
-          <w:lang w:val="es-ES"/>
-        </w:rPr>
-        <w:t xml:space="preserve"> → derrota inmediata</w:t>
-      </w:r>
-      <w:r>
-        <w:rPr>
-          <w:rFonts w:eastAsia="Times New Roman"/>
-          <w:lang w:val="es-ES"/>
-        </w:rPr>
-        <w:t xml:space="preserve"> </w:t>
-      </w:r>
-      <w:r>
-        <w:rPr>
-          <w:rFonts w:eastAsia="Times New Roman"/>
-          <w:lang w:val="es-ES"/>
-        </w:rPr>
-        <w:t>→</w:t>
-      </w:r>
-      <w:r>
-        <w:rPr>
-          <w:rFonts w:eastAsia="Times New Roman"/>
-          <w:lang w:val="es-ES"/>
-        </w:rPr>
-        <w:t xml:space="preserve"> espera que el otro jugador acabe la partida</w:t>
-      </w:r>
-    </w:p>
-    <w:p>
-      <w:pPr>
-        <w:pStyle w:val="Prrafodelista"/>
-        <w:numPr>
-          <w:ilvl w:val="0"/>
-          <w:numId w:val="12"/>
-        </w:numPr>
-        <w:spacing w:before="100" w:beforeAutospacing="1" w:after="100" w:afterAutospacing="1" w:line="240" w:lineRule="auto"/>
-        <w:rPr>
-          <w:rFonts w:eastAsia="Times New Roman"/>
-          <w:lang w:val="es-ES"/>
-        </w:rPr>
-      </w:pPr>
-      <w:r>
-        <w:rPr>
-          <w:rFonts w:eastAsia="Times New Roman"/>
+        </w:rPr>
+      </w:pPr>
+      <w:bookmarkStart w:id="14" w:name="_Toc221126573"/>
+      <w:r>
+        <w:rPr>
           <w:b/>
           <w:bCs/>
-          <w:lang w:val="es-ES"/>
-        </w:rPr>
-        <w:t>Jugador vs Jugador</w:t>
-      </w:r>
-      <w:r>
-        <w:rPr>
-          <w:rFonts w:eastAsia="Times New Roman"/>
-          <w:lang w:val="es-ES"/>
-        </w:rPr>
-        <w:t xml:space="preserve"> → ambos pierden → opción de reiniciar</w:t>
-      </w:r>
-    </w:p>
-    <w:p>
-      <w:pPr>
-        <w:pStyle w:val="Prrafodelista"/>
-        <w:numPr>
-          <w:ilvl w:val="0"/>
-          <w:numId w:val="13"/>
-        </w:numPr>
-        <w:spacing w:line="240" w:lineRule="auto"/>
-        <w:rPr>
-          <w:rFonts w:eastAsia="Times New Roman"/>
-          <w:lang w:val="es-ES"/>
-        </w:rPr>
-      </w:pPr>
-      <w:r>
-        <w:rPr>
-          <w:rFonts w:eastAsia="Times New Roman"/>
-          <w:b/>
-          <w:bCs/>
-          <w:lang w:val="es-ES"/>
-        </w:rPr>
-        <w:t>Jugador vs Objetos</w:t>
-      </w:r>
-      <w:r>
-        <w:rPr>
-          <w:rFonts w:eastAsia="Times New Roman"/>
-          <w:b/>
-          <w:bCs/>
-          <w:lang w:val="es-ES"/>
-        </w:rPr>
-        <w:t>:</w:t>
-      </w:r>
-    </w:p>
-    <w:p>
-      <w:pPr>
-        <w:numPr>
-          <w:ilvl w:val="0"/>
-          <w:numId w:val="14"/>
-        </w:numPr>
-        <w:spacing w:line="240" w:lineRule="auto"/>
-        <w:rPr>
-          <w:rFonts w:eastAsia="Times New Roman"/>
-          <w:lang w:val="es-ES"/>
-        </w:rPr>
-      </w:pPr>
-      <w:r>
-        <w:rPr>
-          <w:rFonts w:eastAsia="Times New Roman"/>
-          <w:lang w:val="es-ES"/>
-        </w:rPr>
-        <w:t>Positivos: suma de puntos</w:t>
-      </w:r>
-    </w:p>
-    <w:p>
-      <w:pPr>
-        <w:numPr>
-          <w:ilvl w:val="0"/>
-          <w:numId w:val="14"/>
-        </w:numPr>
-        <w:spacing w:line="240" w:lineRule="auto"/>
-        <w:rPr>
-          <w:rFonts w:eastAsia="Times New Roman"/>
-          <w:highlight w:val="yellow"/>
-          <w:lang w:val="es-ES"/>
-        </w:rPr>
-      </w:pPr>
-      <w:r>
-        <w:rPr>
-          <w:rFonts w:eastAsia="Times New Roman"/>
-          <w:highlight w:val="yellow"/>
-          <w:lang w:val="es-ES"/>
-        </w:rPr>
-        <w:t>Negativos: penalización (pérdida de puntos, ligera desorientación visual)</w:t>
-      </w:r>
-      <w:r>
-        <w:rPr>
-          <w:rFonts w:eastAsia="Times New Roman"/>
-          <w:highlight w:val="yellow"/>
-          <w:lang w:val="es-ES"/>
-        </w:rPr>
-        <w:t xml:space="preserve"> </w:t>
-      </w:r>
-    </w:p>
-    <w:p>
-      <w:pPr>
-        <w:rPr>
-          <w:lang w:val="es-ES"/>
-        </w:rPr>
-      </w:pPr>
-    </w:p>
+        </w:rPr>
+        <w:t>Interfaz</w:t>
+      </w:r>
+      <w:bookmarkEnd w:id="14"/>
+    </w:p>
+    <w:p/>
     <w:p>
       <w:pPr>
         <w:pStyle w:val="Ttulo2"/>
@@ -4071,204 +3479,15 @@
           <w:bCs/>
         </w:rPr>
       </w:pPr>
-      <w:bookmarkStart w:id="13" w:name="_Toc221045510"/>
+      <w:bookmarkStart w:id="15" w:name="_Toc221126574"/>
       <w:r>
         <w:rPr>
           <w:b/>
           <w:bCs/>
         </w:rPr>
-        <w:t>Puntuación</w:t>
-      </w:r>
-      <w:bookmarkEnd w:id="13"/>
-    </w:p>
-    <w:p>
-      <w:pPr>
-        <w:pStyle w:val="NormalWeb"/>
-        <w:numPr>
-          <w:ilvl w:val="0"/>
-          <w:numId w:val="18"/>
-        </w:numPr>
-        <w:rPr>
-          <w:rFonts w:ascii="Arial" w:hAnsi="Arial" w:cs="Arial"/>
-          <w:sz w:val="22"/>
-          <w:szCs w:val="22"/>
-        </w:rPr>
-      </w:pPr>
-      <w:r>
-        <w:rPr>
-          <w:rFonts w:ascii="Arial" w:hAnsi="Arial" w:cs="Arial"/>
-          <w:sz w:val="22"/>
-          <w:szCs w:val="22"/>
-        </w:rPr>
-        <w:t>Recolección de objetos</w:t>
-      </w:r>
-    </w:p>
-    <w:p>
-      <w:pPr>
-        <w:pStyle w:val="NormalWeb"/>
-        <w:numPr>
-          <w:ilvl w:val="0"/>
-          <w:numId w:val="18"/>
-        </w:numPr>
-        <w:rPr>
-          <w:rFonts w:ascii="Arial" w:hAnsi="Arial" w:cs="Arial"/>
-          <w:sz w:val="22"/>
-          <w:szCs w:val="22"/>
-          <w:highlight w:val="yellow"/>
-        </w:rPr>
-      </w:pPr>
-      <w:r>
-        <w:rPr>
-          <w:rFonts w:ascii="Arial" w:hAnsi="Arial" w:cs="Arial"/>
-          <w:sz w:val="22"/>
-          <w:szCs w:val="22"/>
-          <w:highlight w:val="yellow"/>
-        </w:rPr>
-        <w:lastRenderedPageBreak/>
-        <w:t>Posible bonus por terminar sin colisiones</w:t>
-      </w:r>
-      <w:r>
-        <w:rPr>
-          <w:rFonts w:ascii="Arial" w:hAnsi="Arial" w:cs="Arial"/>
-          <w:sz w:val="22"/>
-          <w:szCs w:val="22"/>
-          <w:highlight w:val="yellow"/>
-        </w:rPr>
-        <w:t xml:space="preserve"> (</w:t>
-      </w:r>
-      <w:proofErr w:type="spellStart"/>
-      <w:r>
-        <w:rPr>
-          <w:rFonts w:ascii="Arial" w:hAnsi="Arial" w:cs="Arial"/>
-          <w:sz w:val="22"/>
-          <w:szCs w:val="22"/>
-          <w:highlight w:val="yellow"/>
-        </w:rPr>
-        <w:t>maybe</w:t>
-      </w:r>
-      <w:proofErr w:type="spellEnd"/>
-      <w:r>
-        <w:rPr>
-          <w:rFonts w:ascii="Arial" w:hAnsi="Arial" w:cs="Arial"/>
-          <w:sz w:val="22"/>
-          <w:szCs w:val="22"/>
-          <w:highlight w:val="yellow"/>
-        </w:rPr>
-        <w:t>¿??)</w:t>
-      </w:r>
-    </w:p>
-    <w:p>
-      <w:pPr>
-        <w:pStyle w:val="NormalWeb"/>
-        <w:numPr>
-          <w:ilvl w:val="0"/>
-          <w:numId w:val="18"/>
-        </w:numPr>
-        <w:rPr>
-          <w:rFonts w:ascii="Arial" w:hAnsi="Arial" w:cs="Arial"/>
-          <w:sz w:val="22"/>
-          <w:szCs w:val="22"/>
-          <w:highlight w:val="yellow"/>
-        </w:rPr>
-      </w:pPr>
-      <w:r>
-        <w:rPr>
-          <w:rFonts w:ascii="Arial" w:hAnsi="Arial" w:cs="Arial"/>
-          <w:sz w:val="22"/>
-          <w:szCs w:val="22"/>
-          <w:highlight w:val="yellow"/>
-        </w:rPr>
-        <w:t>Ranking final comparativo entre jugadores</w:t>
-      </w:r>
-      <w:r>
-        <w:rPr>
-          <w:rFonts w:ascii="Arial" w:hAnsi="Arial" w:cs="Arial"/>
-          <w:sz w:val="22"/>
-          <w:szCs w:val="22"/>
-          <w:highlight w:val="yellow"/>
-        </w:rPr>
-        <w:t xml:space="preserve"> (SCOREBOARD??)</w:t>
-      </w:r>
-    </w:p>
-    <w:p>
-      <w:pPr>
-        <w:pStyle w:val="Ttulo1"/>
-        <w:numPr>
-          <w:ilvl w:val="0"/>
-          <w:numId w:val="2"/>
-        </w:numPr>
-        <w:spacing w:after="0"/>
-        <w:jc w:val="both"/>
-        <w:rPr>
-          <w:b/>
-          <w:bCs/>
-        </w:rPr>
-      </w:pPr>
-      <w:bookmarkStart w:id="14" w:name="_Toc221045511"/>
-      <w:r>
-        <w:rPr>
-          <w:b/>
-          <w:bCs/>
-        </w:rPr>
-        <w:t>I</w:t>
-      </w:r>
-      <w:r>
-        <w:rPr>
-          <w:b/>
-          <w:bCs/>
-        </w:rPr>
-        <w:t>nterfaz</w:t>
-      </w:r>
-      <w:bookmarkEnd w:id="14"/>
-    </w:p>
-    <w:p/>
-    <w:p>
-      <w:pPr>
-        <w:pStyle w:val="Ttulo2"/>
-        <w:numPr>
-          <w:ilvl w:val="1"/>
-          <w:numId w:val="2"/>
-        </w:numPr>
-        <w:spacing w:before="0"/>
-        <w:jc w:val="both"/>
-        <w:rPr>
-          <w:b/>
-          <w:bCs/>
-        </w:rPr>
-      </w:pPr>
-      <w:bookmarkStart w:id="15" w:name="_Toc221045512"/>
-      <w:r>
-        <w:rPr>
-          <w:b/>
-          <w:bCs/>
-        </w:rPr>
-        <w:t>C</w:t>
-      </w:r>
-      <w:r>
-        <w:rPr>
-          <w:b/>
-          <w:bCs/>
-        </w:rPr>
-        <w:t>ontroles</w:t>
+        <w:t>Controles</w:t>
       </w:r>
       <w:bookmarkEnd w:id="15"/>
-    </w:p>
-    <w:p>
-      <w:r>
-        <w:rPr>
-          <w:highlight w:val="yellow"/>
-        </w:rPr>
-        <w:t>(Modificar)</w:t>
-      </w:r>
-      <w:r>
-        <w:t xml:space="preserve"> </w:t>
-      </w:r>
-    </w:p>
-    <w:p>
-      <w:pPr>
-        <w:ind w:left="1440"/>
-        <w:jc w:val="both"/>
-      </w:pPr>
     </w:p>
     <w:tbl>
       <w:tblPr>
@@ -4332,73 +3551,7 @@
           </w:p>
         </w:tc>
       </w:tr>
-      <w:tr>
-        <w:tc>
-          <w:tcPr>
-            <w:tcW w:w="4514" w:type="dxa"/>
-            <w:shd w:val="clear" w:color="auto" w:fill="auto"/>
-            <w:tcMar>
-              <w:top w:w="100" w:type="dxa"/>
-              <w:left w:w="100" w:type="dxa"/>
-              <w:bottom w:w="100" w:type="dxa"/>
-              <w:right w:w="100" w:type="dxa"/>
-            </w:tcMar>
-          </w:tcPr>
-          <w:p>
-            <w:pPr>
-              <w:jc w:val="both"/>
-              <w:rPr>
-                <w:highlight w:val="yellow"/>
-              </w:rPr>
-            </w:pPr>
-            <w:r>
-              <w:rPr>
-                <w:highlight w:val="yellow"/>
-              </w:rPr>
-              <w:t xml:space="preserve">Movimiento </w:t>
-            </w:r>
-            <w:r>
-              <w:rPr>
-                <w:highlight w:val="yellow"/>
-              </w:rPr>
-              <w:t>Cámara?? Es necesario??</w:t>
-            </w:r>
-          </w:p>
-        </w:tc>
-        <w:tc>
-          <w:tcPr>
-            <w:tcW w:w="4515" w:type="dxa"/>
-            <w:shd w:val="clear" w:color="auto" w:fill="auto"/>
-            <w:tcMar>
-              <w:top w:w="100" w:type="dxa"/>
-              <w:left w:w="100" w:type="dxa"/>
-              <w:bottom w:w="100" w:type="dxa"/>
-              <w:right w:w="100" w:type="dxa"/>
-            </w:tcMar>
-          </w:tcPr>
-          <w:p>
-            <w:pPr>
-              <w:jc w:val="both"/>
-              <w:rPr>
-                <w:highlight w:val="yellow"/>
-              </w:rPr>
-            </w:pPr>
-            <w:r>
-              <w:rPr>
-                <w:highlight w:val="yellow"/>
-              </w:rPr>
-              <w:t>Ratón / RS</w:t>
-            </w:r>
-          </w:p>
-        </w:tc>
-      </w:tr>
     </w:tbl>
-    <w:p>
-      <w:pPr>
-        <w:spacing w:before="240" w:after="240"/>
-        <w:jc w:val="both"/>
-      </w:pPr>
-    </w:p>
     <w:p>
       <w:pPr>
         <w:pStyle w:val="Ttulo2"/>
@@ -4413,20 +3566,13 @@
           <w:bCs/>
         </w:rPr>
       </w:pPr>
-      <w:bookmarkStart w:id="16" w:name="_Toc221045513"/>
+      <w:bookmarkStart w:id="16" w:name="_Toc221126575"/>
       <w:r>
         <w:rPr>
           <w:b/>
           <w:bCs/>
         </w:rPr>
-        <w:t>C</w:t>
-      </w:r>
-      <w:r>
-        <w:rPr>
-          <w:b/>
-          <w:bCs/>
-        </w:rPr>
-        <w:t>ámara</w:t>
+        <w:t>Cámara</w:t>
       </w:r>
       <w:bookmarkEnd w:id="16"/>
     </w:p>
@@ -4513,65 +3659,6 @@
         </w:rPr>
         <w:t xml:space="preserve"> para aparentar movimiento, siguiendo el movimiento del avión</w:t>
       </w:r>
-    </w:p>
-    <w:p>
-      <w:pPr>
-        <w:pStyle w:val="NormalWeb"/>
-        <w:numPr>
-          <w:ilvl w:val="0"/>
-          <w:numId w:val="20"/>
-        </w:numPr>
-        <w:rPr>
-          <w:rFonts w:ascii="Arial" w:hAnsi="Arial" w:cs="Arial"/>
-          <w:sz w:val="22"/>
-          <w:szCs w:val="22"/>
-        </w:rPr>
-      </w:pPr>
-      <w:r>
-        <w:rPr>
-          <w:rFonts w:ascii="Arial" w:hAnsi="Arial" w:cs="Arial"/>
-          <w:sz w:val="22"/>
-          <w:szCs w:val="22"/>
-        </w:rPr>
-        <w:t>Pantalla dividida</w:t>
-      </w:r>
-      <w:r>
-        <w:rPr>
-          <w:rFonts w:ascii="Arial" w:hAnsi="Arial" w:cs="Arial"/>
-          <w:sz w:val="22"/>
-          <w:szCs w:val="22"/>
-        </w:rPr>
-        <w:t xml:space="preserve"> vertical</w:t>
-      </w:r>
-      <w:r>
-        <w:rPr>
-          <w:rFonts w:ascii="Arial" w:hAnsi="Arial" w:cs="Arial"/>
-          <w:sz w:val="22"/>
-          <w:szCs w:val="22"/>
-        </w:rPr>
-        <w:t>mente</w:t>
-      </w:r>
-      <w:r>
-        <w:rPr>
-          <w:rFonts w:ascii="Arial" w:hAnsi="Arial" w:cs="Arial"/>
-          <w:sz w:val="22"/>
-          <w:szCs w:val="22"/>
-        </w:rPr>
-        <w:t xml:space="preserve"> </w:t>
-      </w:r>
-      <w:r>
-        <w:rPr>
-          <w:rFonts w:ascii="Arial" w:hAnsi="Arial" w:cs="Arial"/>
-          <w:sz w:val="22"/>
-          <w:szCs w:val="22"/>
-        </w:rPr>
-        <w:t>por la mitad</w:t>
-      </w:r>
-    </w:p>
-    <w:p>
-      <w:pPr>
-        <w:ind w:left="1440"/>
-      </w:pPr>
     </w:p>
     <w:p>
       <w:pPr>
@@ -4587,22 +3674,25 @@
           <w:bCs/>
         </w:rPr>
       </w:pPr>
-      <w:bookmarkStart w:id="17" w:name="_Toc221045514"/>
+      <w:bookmarkStart w:id="17" w:name="_Toc221126576"/>
       <w:r>
         <w:rPr>
           <w:b/>
           <w:bCs/>
         </w:rPr>
-        <w:t>H</w:t>
-      </w:r>
-      <w:r>
-        <w:rPr>
-          <w:b/>
-          <w:bCs/>
-        </w:rPr>
-        <w:t>UD</w:t>
+        <w:lastRenderedPageBreak/>
+        <w:t>HUD</w:t>
       </w:r>
       <w:bookmarkEnd w:id="17"/>
+    </w:p>
+    <w:p>
+      <w:pPr>
+        <w:spacing w:before="240"/>
+        <w:jc w:val="both"/>
+      </w:pPr>
+      <w:r>
+        <w:t xml:space="preserve">La interfaz del juego mostrará tres elementos de interés: </w:t>
+      </w:r>
     </w:p>
     <w:p>
       <w:pPr>
@@ -4623,7 +3713,7 @@
           <w:sz w:val="22"/>
           <w:szCs w:val="22"/>
         </w:rPr>
-        <w:t>Contador de puntos</w:t>
+        <w:t>- El número de vueltas actual del jugador.</w:t>
       </w:r>
     </w:p>
     <w:p>
@@ -4645,7 +3735,7 @@
           <w:sz w:val="22"/>
           <w:szCs w:val="22"/>
         </w:rPr>
-        <w:t>Indicador de progreso del circuito</w:t>
+        <w:t>- El número de vueltas total.</w:t>
       </w:r>
     </w:p>
     <w:p>
@@ -4659,7 +3749,6 @@
           <w:rFonts w:ascii="Arial" w:hAnsi="Arial" w:cs="Arial"/>
           <w:sz w:val="22"/>
           <w:szCs w:val="22"/>
-          <w:highlight w:val="yellow"/>
         </w:rPr>
       </w:pPr>
       <w:r>
@@ -4667,88 +3756,100 @@
           <w:rFonts w:ascii="Arial" w:hAnsi="Arial" w:cs="Arial"/>
           <w:sz w:val="22"/>
           <w:szCs w:val="22"/>
-          <w:highlight w:val="yellow"/>
-        </w:rPr>
-        <w:t>Indicadores visuales de riesgo (zonas peligrosas)</w:t>
-      </w:r>
-      <w:r>
+        </w:rPr>
+        <w:t>- El tiempo total transcurrido.</w:t>
+      </w:r>
+    </w:p>
+    <w:p>
+      <w:pPr>
+        <w:pStyle w:val="NormalWeb"/>
+        <w:numPr>
+          <w:ilvl w:val="0"/>
+          <w:numId w:val="20"/>
+        </w:numPr>
         <w:rPr>
           <w:rFonts w:ascii="Arial" w:hAnsi="Arial" w:cs="Arial"/>
           <w:sz w:val="22"/>
           <w:szCs w:val="22"/>
-          <w:highlight w:val="yellow"/>
-        </w:rPr>
-        <w:t xml:space="preserve"> ¿?</w:t>
-      </w:r>
-    </w:p>
-    <w:p>
-      <w:pPr>
-        <w:pStyle w:val="NormalWeb"/>
-        <w:ind w:left="720"/>
+        </w:rPr>
+      </w:pPr>
+      <w:r>
         <w:rPr>
           <w:rFonts w:ascii="Arial" w:hAnsi="Arial" w:cs="Arial"/>
+          <w:noProof/>
           <w:sz w:val="22"/>
           <w:szCs w:val="22"/>
         </w:rPr>
-      </w:pPr>
-      <w:r>
-        <w:rPr>
-          <w:rFonts w:ascii="Arial" w:hAnsi="Arial" w:cs="Arial"/>
-          <w:sz w:val="22"/>
-          <w:szCs w:val="22"/>
-          <w:highlight w:val="yellow"/>
-        </w:rPr>
-        <w:t>(MODIFICAR GRÁFICO)</w:t>
-      </w:r>
-    </w:p>
-    <w:p>
-      <w:pPr>
-        <w:spacing w:before="240" w:after="240"/>
-        <w:jc w:val="both"/>
-        <w:rPr>
-          <w:u w:val="single"/>
-        </w:rPr>
-      </w:pPr>
-      <w:r>
-        <w:rPr>
-          <w:noProof/>
-          <w:u w:val="single"/>
-        </w:rPr>
         <w:drawing>
-          <wp:inline distT="114300" distB="114300" distL="114300" distR="114300" wp14:anchorId="5F33A512" wp14:editId="13D5E65D">
-            <wp:extent cx="4369981" cy="2349795"/>
+          <wp:anchor distT="0" distB="0" distL="114300" distR="114300" simplePos="0" relativeHeight="251659264" behindDoc="0" locked="0" layoutInCell="1" allowOverlap="1" wp14:anchorId="575D8B9D" wp14:editId="0BBEB75B">
+            <wp:simplePos x="0" y="0"/>
+            <wp:positionH relativeFrom="column">
+              <wp:posOffset>690245</wp:posOffset>
+            </wp:positionH>
+            <wp:positionV relativeFrom="paragraph">
+              <wp:posOffset>204515</wp:posOffset>
+            </wp:positionV>
+            <wp:extent cx="4406265" cy="2945130"/>
             <wp:effectExtent l="0" t="0" r="0" b="0"/>
-            <wp:docPr id="2" name="image1.png"/>
-            <wp:cNvGraphicFramePr/>
+            <wp:wrapTopAndBottom/>
+            <wp:docPr id="4" name="Imagen 4" descr="Imagen que contiene Escala de tiempo&#10;&#10;Descripción generada automáticamente"/>
+            <wp:cNvGraphicFramePr>
+              <a:graphicFrameLocks xmlns:a="http://schemas.openxmlformats.org/drawingml/2006/main" noChangeAspect="1"/>
+            </wp:cNvGraphicFramePr>
             <a:graphic xmlns:a="http://schemas.openxmlformats.org/drawingml/2006/main">
               <a:graphicData uri="http://schemas.openxmlformats.org/drawingml/2006/picture">
                 <pic:pic xmlns:pic="http://schemas.openxmlformats.org/drawingml/2006/picture">
                   <pic:nvPicPr>
-                    <pic:cNvPr id="0" name="image1.png"/>
-                    <pic:cNvPicPr preferRelativeResize="0"/>
+                    <pic:cNvPr id="4" name="Imagen 4" descr="Imagen que contiene Escala de tiempo&#10;&#10;Descripción generada automáticamente"/>
+                    <pic:cNvPicPr/>
                   </pic:nvPicPr>
-                  <pic:blipFill>
-                    <a:blip r:embed="rId6"/>
-                    <a:srcRect/>
-                    <a:stretch>
-                      <a:fillRect/>
-                    </a:stretch>
+                  <pic:blipFill rotWithShape="1">
+                    <a:blip r:embed="rId6">
+                      <a:extLst>
+                        <a:ext uri="{28A0092B-C50C-407E-A947-70E740481C1C}">
+                          <a14:useLocalDpi xmlns:a14="http://schemas.microsoft.com/office/drawing/2010/main" val="0"/>
+                        </a:ext>
+                      </a:extLst>
+                    </a:blip>
+                    <a:srcRect t="5751" b="5118"/>
+                    <a:stretch/>
                   </pic:blipFill>
-                  <pic:spPr>
+                  <pic:spPr bwMode="auto">
                     <a:xfrm>
                       <a:off x="0" y="0"/>
-                      <a:ext cx="4373859" cy="2351880"/>
+                      <a:ext cx="4406265" cy="2945130"/>
                     </a:xfrm>
                     <a:prstGeom prst="rect">
                       <a:avLst/>
                     </a:prstGeom>
-                    <a:ln/>
+                    <a:ln>
+                      <a:noFill/>
+                    </a:ln>
+                    <a:extLst>
+                      <a:ext uri="{53640926-AAD7-44D8-BBD7-CCE9431645EC}">
+                        <a14:shadowObscured xmlns:a14="http://schemas.microsoft.com/office/drawing/2010/main"/>
+                      </a:ext>
+                    </a:extLst>
                   </pic:spPr>
                 </pic:pic>
               </a:graphicData>
             </a:graphic>
-          </wp:inline>
+            <wp14:sizeRelH relativeFrom="page">
+              <wp14:pctWidth>0</wp14:pctWidth>
+            </wp14:sizeRelH>
+            <wp14:sizeRelV relativeFrom="page">
+              <wp14:pctHeight>0</wp14:pctHeight>
+            </wp14:sizeRelV>
+          </wp:anchor>
         </w:drawing>
+      </w:r>
+      <w:r>
+        <w:rPr>
+          <w:rFonts w:ascii="Arial" w:hAnsi="Arial" w:cs="Arial"/>
+          <w:sz w:val="22"/>
+          <w:szCs w:val="22"/>
+        </w:rPr>
+        <w:t>- (Opcional) Su posición en el ranking.</w:t>
       </w:r>
     </w:p>
     <w:p>
@@ -4765,78 +3866,15 @@
           <w:bCs/>
         </w:rPr>
       </w:pPr>
-      <w:bookmarkStart w:id="18" w:name="_Toc221045515"/>
+      <w:bookmarkStart w:id="18" w:name="_Toc221126577"/>
       <w:r>
         <w:rPr>
           <w:b/>
           <w:bCs/>
         </w:rPr>
-        <w:lastRenderedPageBreak/>
-        <w:t>M</w:t>
-      </w:r>
-      <w:r>
-        <w:rPr>
-          <w:b/>
-          <w:bCs/>
-        </w:rPr>
-        <w:t>enús</w:t>
+        <w:t>Menús</w:t>
       </w:r>
       <w:bookmarkEnd w:id="18"/>
-    </w:p>
-    <w:p>
-      <w:pPr>
-        <w:pStyle w:val="NormalWeb"/>
-        <w:rPr>
-          <w:rFonts w:ascii="Arial" w:hAnsi="Arial" w:cs="Arial"/>
-          <w:sz w:val="22"/>
-          <w:szCs w:val="22"/>
-        </w:rPr>
-      </w:pPr>
-      <w:r>
-        <w:rPr>
-          <w:rFonts w:ascii="Arial" w:hAnsi="Arial" w:cs="Arial"/>
-          <w:sz w:val="22"/>
-          <w:szCs w:val="22"/>
-          <w:highlight w:val="yellow"/>
-        </w:rPr>
-        <w:t>(</w:t>
-      </w:r>
-      <w:r>
-        <w:rPr>
-          <w:rFonts w:ascii="Arial" w:hAnsi="Arial" w:cs="Arial"/>
-          <w:sz w:val="22"/>
-          <w:szCs w:val="22"/>
-          <w:highlight w:val="yellow"/>
-        </w:rPr>
-        <w:t>HACER</w:t>
-      </w:r>
-      <w:r>
-        <w:rPr>
-          <w:rFonts w:ascii="Arial" w:hAnsi="Arial" w:cs="Arial"/>
-          <w:sz w:val="22"/>
-          <w:szCs w:val="22"/>
-          <w:highlight w:val="yellow"/>
-        </w:rPr>
-        <w:t xml:space="preserve"> GRÁFICO</w:t>
-      </w:r>
-      <w:r>
-        <w:rPr>
-          <w:rFonts w:ascii="Arial" w:hAnsi="Arial" w:cs="Arial"/>
-          <w:sz w:val="22"/>
-          <w:szCs w:val="22"/>
-          <w:highlight w:val="yellow"/>
-        </w:rPr>
-        <w:t>S</w:t>
-      </w:r>
-      <w:r>
-        <w:rPr>
-          <w:rFonts w:ascii="Arial" w:hAnsi="Arial" w:cs="Arial"/>
-          <w:sz w:val="22"/>
-          <w:szCs w:val="22"/>
-          <w:highlight w:val="yellow"/>
-        </w:rPr>
-        <w:t>)</w:t>
-      </w:r>
     </w:p>
     <w:p>
       <w:pPr>
@@ -4856,14 +3894,7 @@
           <w:b/>
           <w:bCs/>
         </w:rPr>
-        <w:t>M</w:t>
-      </w:r>
-      <w:r>
-        <w:rPr>
-          <w:b/>
-          <w:bCs/>
-        </w:rPr>
-        <w:t>enú principal</w:t>
+        <w:t>Menú principal</w:t>
       </w:r>
     </w:p>
     <w:p>
@@ -4903,6 +3934,75 @@
       <w:r>
         <w:rPr>
           <w:rFonts w:eastAsia="Times New Roman"/>
+          <w:noProof/>
+          <w:lang w:val="es-ES"/>
+        </w:rPr>
+        <w:drawing>
+          <wp:anchor distT="0" distB="0" distL="114300" distR="114300" simplePos="0" relativeHeight="251660288" behindDoc="0" locked="0" layoutInCell="1" allowOverlap="1" wp14:anchorId="38E3FCBB" wp14:editId="5455D7ED">
+            <wp:simplePos x="0" y="0"/>
+            <wp:positionH relativeFrom="column">
+              <wp:posOffset>764894</wp:posOffset>
+            </wp:positionH>
+            <wp:positionV relativeFrom="paragraph">
+              <wp:posOffset>266700</wp:posOffset>
+            </wp:positionV>
+            <wp:extent cx="4406265" cy="2944495"/>
+            <wp:effectExtent l="0" t="0" r="0" b="0"/>
+            <wp:wrapTopAndBottom/>
+            <wp:docPr id="5" name="Imagen 5" descr="Texto&#10;&#10;Descripción generada automáticamente con confianza media"/>
+            <wp:cNvGraphicFramePr>
+              <a:graphicFrameLocks xmlns:a="http://schemas.openxmlformats.org/drawingml/2006/main" noChangeAspect="1"/>
+            </wp:cNvGraphicFramePr>
+            <a:graphic xmlns:a="http://schemas.openxmlformats.org/drawingml/2006/main">
+              <a:graphicData uri="http://schemas.openxmlformats.org/drawingml/2006/picture">
+                <pic:pic xmlns:pic="http://schemas.openxmlformats.org/drawingml/2006/picture">
+                  <pic:nvPicPr>
+                    <pic:cNvPr id="5" name="Imagen 5" descr="Texto&#10;&#10;Descripción generada automáticamente con confianza media"/>
+                    <pic:cNvPicPr/>
+                  </pic:nvPicPr>
+                  <pic:blipFill rotWithShape="1">
+                    <a:blip r:embed="rId7">
+                      <a:extLst>
+                        <a:ext uri="{28A0092B-C50C-407E-A947-70E740481C1C}">
+                          <a14:useLocalDpi xmlns:a14="http://schemas.microsoft.com/office/drawing/2010/main" val="0"/>
+                        </a:ext>
+                      </a:extLst>
+                    </a:blip>
+                    <a:srcRect t="6113" b="4748"/>
+                    <a:stretch/>
+                  </pic:blipFill>
+                  <pic:spPr bwMode="auto">
+                    <a:xfrm>
+                      <a:off x="0" y="0"/>
+                      <a:ext cx="4406265" cy="2944495"/>
+                    </a:xfrm>
+                    <a:prstGeom prst="rect">
+                      <a:avLst/>
+                    </a:prstGeom>
+                    <a:ln>
+                      <a:noFill/>
+                    </a:ln>
+                    <a:extLst>
+                      <a:ext uri="{53640926-AAD7-44D8-BBD7-CCE9431645EC}">
+                        <a14:shadowObscured xmlns:a14="http://schemas.microsoft.com/office/drawing/2010/main"/>
+                      </a:ext>
+                    </a:extLst>
+                  </pic:spPr>
+                </pic:pic>
+              </a:graphicData>
+            </a:graphic>
+            <wp14:sizeRelH relativeFrom="page">
+              <wp14:pctWidth>0</wp14:pctWidth>
+            </wp14:sizeRelH>
+            <wp14:sizeRelV relativeFrom="page">
+              <wp14:pctHeight>0</wp14:pctHeight>
+            </wp14:sizeRelV>
+          </wp:anchor>
+        </w:drawing>
+      </w:r>
+      <w:r>
+        <w:rPr>
+          <w:rFonts w:eastAsia="Times New Roman"/>
           <w:lang w:val="es-ES"/>
         </w:rPr>
         <w:t>Salir</w:t>
@@ -4925,21 +4025,7 @@
           <w:b/>
           <w:bCs/>
         </w:rPr>
-        <w:t>M</w:t>
-      </w:r>
-      <w:r>
-        <w:rPr>
-          <w:b/>
-          <w:bCs/>
-        </w:rPr>
-        <w:t xml:space="preserve">enú de </w:t>
-      </w:r>
-      <w:r>
-        <w:rPr>
-          <w:b/>
-          <w:bCs/>
-        </w:rPr>
-        <w:t>selección jugador</w:t>
+        <w:t>Menú de pausa</w:t>
       </w:r>
     </w:p>
     <w:p>
@@ -4951,7 +4037,87 @@
         <w:jc w:val="both"/>
       </w:pPr>
       <w:r>
-        <w:t>A elegir entre mitad izquierda o derecha</w:t>
+        <w:t>Continuar</w:t>
+      </w:r>
+    </w:p>
+    <w:p>
+      <w:pPr>
+        <w:numPr>
+          <w:ilvl w:val="1"/>
+          <w:numId w:val="1"/>
+        </w:numPr>
+        <w:jc w:val="both"/>
+      </w:pPr>
+      <w:r>
+        <w:rPr>
+          <w:noProof/>
+        </w:rPr>
+        <w:lastRenderedPageBreak/>
+        <w:drawing>
+          <wp:anchor distT="0" distB="0" distL="114300" distR="114300" simplePos="0" relativeHeight="251661312" behindDoc="0" locked="0" layoutInCell="1" allowOverlap="1" wp14:anchorId="3019BBD1" wp14:editId="3ABBD7C5">
+            <wp:simplePos x="0" y="0"/>
+            <wp:positionH relativeFrom="column">
+              <wp:posOffset>659219</wp:posOffset>
+            </wp:positionH>
+            <wp:positionV relativeFrom="paragraph">
+              <wp:posOffset>180340</wp:posOffset>
+            </wp:positionV>
+            <wp:extent cx="4476115" cy="2905125"/>
+            <wp:effectExtent l="0" t="0" r="0" b="0"/>
+            <wp:wrapTopAndBottom/>
+            <wp:docPr id="6" name="Imagen 6" descr="Texto, Carta&#10;&#10;Descripción generada automáticamente"/>
+            <wp:cNvGraphicFramePr>
+              <a:graphicFrameLocks xmlns:a="http://schemas.openxmlformats.org/drawingml/2006/main" noChangeAspect="1"/>
+            </wp:cNvGraphicFramePr>
+            <a:graphic xmlns:a="http://schemas.openxmlformats.org/drawingml/2006/main">
+              <a:graphicData uri="http://schemas.openxmlformats.org/drawingml/2006/picture">
+                <pic:pic xmlns:pic="http://schemas.openxmlformats.org/drawingml/2006/picture">
+                  <pic:nvPicPr>
+                    <pic:cNvPr id="6" name="Imagen 6" descr="Texto, Carta&#10;&#10;Descripción generada automáticamente"/>
+                    <pic:cNvPicPr/>
+                  </pic:nvPicPr>
+                  <pic:blipFill rotWithShape="1">
+                    <a:blip r:embed="rId8">
+                      <a:extLst>
+                        <a:ext uri="{28A0092B-C50C-407E-A947-70E740481C1C}">
+                          <a14:useLocalDpi xmlns:a14="http://schemas.microsoft.com/office/drawing/2010/main" val="0"/>
+                        </a:ext>
+                      </a:extLst>
+                    </a:blip>
+                    <a:srcRect t="6677" b="6772"/>
+                    <a:stretch/>
+                  </pic:blipFill>
+                  <pic:spPr bwMode="auto">
+                    <a:xfrm>
+                      <a:off x="0" y="0"/>
+                      <a:ext cx="4476115" cy="2905125"/>
+                    </a:xfrm>
+                    <a:prstGeom prst="rect">
+                      <a:avLst/>
+                    </a:prstGeom>
+                    <a:ln>
+                      <a:noFill/>
+                    </a:ln>
+                    <a:extLst>
+                      <a:ext uri="{53640926-AAD7-44D8-BBD7-CCE9431645EC}">
+                        <a14:shadowObscured xmlns:a14="http://schemas.microsoft.com/office/drawing/2010/main"/>
+                      </a:ext>
+                    </a:extLst>
+                  </pic:spPr>
+                </pic:pic>
+              </a:graphicData>
+            </a:graphic>
+            <wp14:sizeRelH relativeFrom="page">
+              <wp14:pctWidth>0</wp14:pctWidth>
+            </wp14:sizeRelH>
+            <wp14:sizeRelV relativeFrom="page">
+              <wp14:pctHeight>0</wp14:pctHeight>
+            </wp14:sizeRelV>
+          </wp:anchor>
+        </w:drawing>
+      </w:r>
+      <w:r>
+        <w:t>Menú principal</w:t>
       </w:r>
     </w:p>
     <w:p>
@@ -4971,14 +4137,7 @@
           <w:b/>
           <w:bCs/>
         </w:rPr>
-        <w:t xml:space="preserve">Menú de </w:t>
-      </w:r>
-      <w:r>
-        <w:rPr>
-          <w:b/>
-          <w:bCs/>
-        </w:rPr>
-        <w:t>pausa</w:t>
+        <w:t>Menú de Fin de Juego</w:t>
       </w:r>
     </w:p>
     <w:p>
@@ -4990,7 +4149,7 @@
         <w:jc w:val="both"/>
       </w:pPr>
       <w:r>
-        <w:t>Continuar</w:t>
+        <w:t>Ranking</w:t>
       </w:r>
     </w:p>
     <w:p>
@@ -5002,27 +4161,7 @@
         <w:jc w:val="both"/>
       </w:pPr>
       <w:r>
-        <w:t>Menú principal</w:t>
-      </w:r>
-    </w:p>
-    <w:p>
-      <w:pPr>
-        <w:numPr>
-          <w:ilvl w:val="0"/>
-          <w:numId w:val="1"/>
-        </w:numPr>
-        <w:jc w:val="both"/>
-        <w:rPr>
-          <w:b/>
-          <w:bCs/>
-        </w:rPr>
-      </w:pPr>
-      <w:r>
-        <w:rPr>
-          <w:b/>
-          <w:bCs/>
-        </w:rPr>
-        <w:t>Menú de Fin de Juego</w:t>
+        <w:t>Volver a jugar</w:t>
       </w:r>
     </w:p>
     <w:p>
@@ -5034,44 +4173,74 @@
         <w:jc w:val="both"/>
       </w:pPr>
       <w:r>
-        <w:t>Score</w:t>
-      </w:r>
-    </w:p>
-    <w:p>
-      <w:pPr>
-        <w:numPr>
-          <w:ilvl w:val="1"/>
-          <w:numId w:val="1"/>
-        </w:numPr>
-        <w:jc w:val="both"/>
-      </w:pPr>
-      <w:r>
-        <w:t>Volver a jugar (reinicia la partida)</w:t>
-      </w:r>
-    </w:p>
-    <w:p>
-      <w:pPr>
-        <w:numPr>
-          <w:ilvl w:val="1"/>
-          <w:numId w:val="1"/>
-        </w:numPr>
-        <w:jc w:val="both"/>
-      </w:pPr>
+        <w:rPr>
+          <w:noProof/>
+        </w:rPr>
+        <w:drawing>
+          <wp:anchor distT="0" distB="0" distL="114300" distR="114300" simplePos="0" relativeHeight="251662336" behindDoc="0" locked="0" layoutInCell="1" allowOverlap="1" wp14:anchorId="24C451CF" wp14:editId="6B5AE3B0">
+            <wp:simplePos x="0" y="0"/>
+            <wp:positionH relativeFrom="column">
+              <wp:posOffset>659130</wp:posOffset>
+            </wp:positionH>
+            <wp:positionV relativeFrom="paragraph">
+              <wp:posOffset>187325</wp:posOffset>
+            </wp:positionV>
+            <wp:extent cx="4539615" cy="3048000"/>
+            <wp:effectExtent l="0" t="0" r="0" b="0"/>
+            <wp:wrapTopAndBottom/>
+            <wp:docPr id="7" name="Imagen 7" descr="Texto, Carta&#10;&#10;Descripción generada automáticamente"/>
+            <wp:cNvGraphicFramePr>
+              <a:graphicFrameLocks xmlns:a="http://schemas.openxmlformats.org/drawingml/2006/main" noChangeAspect="1"/>
+            </wp:cNvGraphicFramePr>
+            <a:graphic xmlns:a="http://schemas.openxmlformats.org/drawingml/2006/main">
+              <a:graphicData uri="http://schemas.openxmlformats.org/drawingml/2006/picture">
+                <pic:pic xmlns:pic="http://schemas.openxmlformats.org/drawingml/2006/picture">
+                  <pic:nvPicPr>
+                    <pic:cNvPr id="7" name="Imagen 7" descr="Texto, Carta&#10;&#10;Descripción generada automáticamente"/>
+                    <pic:cNvPicPr/>
+                  </pic:nvPicPr>
+                  <pic:blipFill rotWithShape="1">
+                    <a:blip r:embed="rId9">
+                      <a:extLst>
+                        <a:ext uri="{28A0092B-C50C-407E-A947-70E740481C1C}">
+                          <a14:useLocalDpi xmlns:a14="http://schemas.microsoft.com/office/drawing/2010/main" val="0"/>
+                        </a:ext>
+                      </a:extLst>
+                    </a:blip>
+                    <a:srcRect t="5934" b="4557"/>
+                    <a:stretch/>
+                  </pic:blipFill>
+                  <pic:spPr bwMode="auto">
+                    <a:xfrm>
+                      <a:off x="0" y="0"/>
+                      <a:ext cx="4539615" cy="3048000"/>
+                    </a:xfrm>
+                    <a:prstGeom prst="rect">
+                      <a:avLst/>
+                    </a:prstGeom>
+                    <a:ln>
+                      <a:noFill/>
+                    </a:ln>
+                    <a:extLst>
+                      <a:ext uri="{53640926-AAD7-44D8-BBD7-CCE9431645EC}">
+                        <a14:shadowObscured xmlns:a14="http://schemas.microsoft.com/office/drawing/2010/main"/>
+                      </a:ext>
+                    </a:extLst>
+                  </pic:spPr>
+                </pic:pic>
+              </a:graphicData>
+            </a:graphic>
+            <wp14:sizeRelH relativeFrom="page">
+              <wp14:pctWidth>0</wp14:pctWidth>
+            </wp14:sizeRelH>
+            <wp14:sizeRelV relativeFrom="page">
+              <wp14:pctHeight>0</wp14:pctHeight>
+            </wp14:sizeRelV>
+          </wp:anchor>
+        </w:drawing>
+      </w:r>
       <w:r>
         <w:t>Menú principal</w:t>
-      </w:r>
-    </w:p>
-    <w:p>
-      <w:pPr>
-        <w:numPr>
-          <w:ilvl w:val="1"/>
-          <w:numId w:val="1"/>
-        </w:numPr>
-        <w:spacing w:after="240"/>
-        <w:jc w:val="both"/>
-      </w:pPr>
-      <w:r>
-        <w:t>Salir del Juego</w:t>
       </w:r>
     </w:p>
     <w:p>
@@ -5088,20 +4257,13 @@
           <w:bCs/>
         </w:rPr>
       </w:pPr>
-      <w:bookmarkStart w:id="19" w:name="_Toc221045516"/>
+      <w:bookmarkStart w:id="19" w:name="_Toc221126578"/>
       <w:r>
         <w:rPr>
           <w:b/>
           <w:bCs/>
         </w:rPr>
-        <w:t>M</w:t>
-      </w:r>
-      <w:r>
-        <w:rPr>
-          <w:b/>
-          <w:bCs/>
-        </w:rPr>
-        <w:t>undo del juego</w:t>
+        <w:t>Mundo del juego</w:t>
       </w:r>
       <w:bookmarkEnd w:id="19"/>
     </w:p>
@@ -5119,20 +4281,13 @@
           <w:bCs/>
         </w:rPr>
       </w:pPr>
-      <w:bookmarkStart w:id="20" w:name="_Toc221045517"/>
+      <w:bookmarkStart w:id="20" w:name="_Toc221126579"/>
       <w:r>
         <w:rPr>
           <w:b/>
           <w:bCs/>
         </w:rPr>
-        <w:t>P</w:t>
-      </w:r>
-      <w:r>
-        <w:rPr>
-          <w:b/>
-          <w:bCs/>
-        </w:rPr>
-        <w:t>ersonajes</w:t>
+        <w:t>Personajes</w:t>
       </w:r>
       <w:bookmarkEnd w:id="20"/>
     </w:p>
@@ -5150,27 +4305,24 @@
           <w:rFonts w:ascii="Arial" w:hAnsi="Arial" w:cs="Arial"/>
           <w:sz w:val="22"/>
           <w:szCs w:val="22"/>
-          <w:highlight w:val="yellow"/>
-        </w:rPr>
-        <w:t>(</w:t>
+        </w:rPr>
+        <w:t xml:space="preserve">Aviones </w:t>
       </w:r>
       <w:r>
         <w:rPr>
           <w:rFonts w:ascii="Arial" w:hAnsi="Arial" w:cs="Arial"/>
           <w:sz w:val="22"/>
           <w:szCs w:val="22"/>
-          <w:highlight w:val="yellow"/>
-        </w:rPr>
-        <w:t>MOSTRAR MODELO</w:t>
+        </w:rPr>
+        <w:t>con diferente gama cromática</w:t>
       </w:r>
       <w:r>
         <w:rPr>
           <w:rFonts w:ascii="Arial" w:hAnsi="Arial" w:cs="Arial"/>
           <w:sz w:val="22"/>
           <w:szCs w:val="22"/>
-          <w:highlight w:val="yellow"/>
-        </w:rPr>
-        <w:t>)</w:t>
+        </w:rPr>
+        <w:t>.</w:t>
       </w:r>
     </w:p>
     <w:p>
@@ -5188,23 +4340,7 @@
           <w:sz w:val="22"/>
           <w:szCs w:val="22"/>
         </w:rPr>
-        <w:t xml:space="preserve">Aviones </w:t>
-      </w:r>
-      <w:r>
-        <w:rPr>
-          <w:rFonts w:ascii="Arial" w:hAnsi="Arial" w:cs="Arial"/>
-          <w:sz w:val="22"/>
-          <w:szCs w:val="22"/>
-        </w:rPr>
-        <w:t>con diferente gama cromática</w:t>
-      </w:r>
-      <w:r>
-        <w:rPr>
-          <w:rFonts w:ascii="Arial" w:hAnsi="Arial" w:cs="Arial"/>
-          <w:sz w:val="22"/>
-          <w:szCs w:val="22"/>
-        </w:rPr>
-        <w:t>.</w:t>
+        <w:t>(Próximamente una imagen del modelo)</w:t>
       </w:r>
     </w:p>
     <w:p>
@@ -5220,35 +4356,59 @@
           <w:bCs/>
         </w:rPr>
       </w:pPr>
-      <w:bookmarkStart w:id="21" w:name="_Toc221045518"/>
+      <w:bookmarkStart w:id="21" w:name="_Toc221126580"/>
       <w:r>
         <w:rPr>
           <w:b/>
           <w:bCs/>
         </w:rPr>
-        <w:t>E</w:t>
-      </w:r>
-      <w:r>
-        <w:rPr>
-          <w:b/>
-          <w:bCs/>
-        </w:rPr>
-        <w:t>nemigos</w:t>
+        <w:lastRenderedPageBreak/>
+        <w:t>Enemigos</w:t>
       </w:r>
       <w:bookmarkEnd w:id="21"/>
     </w:p>
     <w:p>
-      <w:r>
-        <w:rPr>
-          <w:highlight w:val="yellow"/>
-        </w:rPr>
-        <w:t>El entorno actúa como antagonista</w:t>
-      </w:r>
-      <w:r>
-        <w:rPr>
-          <w:highlight w:val="yellow"/>
-        </w:rPr>
-        <w:t>, podríamos meter algún NPC que nos ataque o “meteoritos” que nos persigan ¿?</w:t>
+      <w:pPr>
+        <w:pStyle w:val="NormalWeb"/>
+        <w:rPr>
+          <w:rFonts w:ascii="Arial" w:hAnsi="Arial" w:cs="Arial"/>
+          <w:sz w:val="22"/>
+          <w:szCs w:val="22"/>
+        </w:rPr>
+      </w:pPr>
+      <w:r>
+        <w:rPr>
+          <w:rFonts w:ascii="Arial" w:hAnsi="Arial" w:cs="Arial"/>
+          <w:sz w:val="22"/>
+          <w:szCs w:val="22"/>
+        </w:rPr>
+        <w:t xml:space="preserve">Aviones </w:t>
+      </w:r>
+      <w:r>
+        <w:rPr>
+          <w:rFonts w:ascii="Arial" w:hAnsi="Arial" w:cs="Arial"/>
+          <w:sz w:val="22"/>
+          <w:szCs w:val="22"/>
+        </w:rPr>
+        <w:t>con diferente gama cromática.</w:t>
+      </w:r>
+    </w:p>
+    <w:p>
+      <w:pPr>
+        <w:pStyle w:val="NormalWeb"/>
+        <w:rPr>
+          <w:rFonts w:ascii="Arial" w:hAnsi="Arial" w:cs="Arial"/>
+          <w:sz w:val="22"/>
+          <w:szCs w:val="22"/>
+        </w:rPr>
+      </w:pPr>
+      <w:r>
+        <w:rPr>
+          <w:rFonts w:ascii="Arial" w:hAnsi="Arial" w:cs="Arial"/>
+          <w:sz w:val="22"/>
+          <w:szCs w:val="22"/>
+        </w:rPr>
+        <w:t>(Próximamente una imagen del modelo)</w:t>
       </w:r>
     </w:p>
     <w:p>
@@ -5265,20 +4425,13 @@
           <w:bCs/>
         </w:rPr>
       </w:pPr>
-      <w:bookmarkStart w:id="22" w:name="_Toc221045519"/>
+      <w:bookmarkStart w:id="22" w:name="_Toc221126581"/>
       <w:r>
         <w:rPr>
           <w:b/>
           <w:bCs/>
         </w:rPr>
-        <w:t>N</w:t>
-      </w:r>
-      <w:r>
-        <w:rPr>
-          <w:b/>
-          <w:bCs/>
-        </w:rPr>
-        <w:t>iveles</w:t>
+        <w:t>Niveles</w:t>
       </w:r>
       <w:bookmarkEnd w:id="22"/>
     </w:p>
@@ -5293,7 +4446,6 @@
       <w:r>
         <w:rPr>
           <w:rFonts w:eastAsia="Times New Roman"/>
-          <w:highlight w:val="yellow"/>
           <w:lang w:val="es-ES"/>
         </w:rPr>
         <w:t>Circuitos cerrados</w:t>
@@ -5301,7 +4453,6 @@
       <w:r>
         <w:rPr>
           <w:rFonts w:eastAsia="Times New Roman"/>
-          <w:highlight w:val="yellow"/>
           <w:lang w:val="es-ES"/>
         </w:rPr>
         <w:t xml:space="preserve">, con obstáculos y diferentes </w:t>
@@ -5309,7 +4460,6 @@
       <w:r>
         <w:rPr>
           <w:rFonts w:eastAsia="Times New Roman"/>
-          <w:highlight w:val="yellow"/>
           <w:lang w:val="es-ES"/>
         </w:rPr>
         <w:t>caminos a superar</w:t>
@@ -5317,65 +4467,9 @@
       <w:r>
         <w:rPr>
           <w:rFonts w:eastAsia="Times New Roman"/>
-          <w:highlight w:val="yellow"/>
           <w:lang w:val="es-ES"/>
         </w:rPr>
-        <w:t xml:space="preserve"> (definir)</w:t>
-      </w:r>
-    </w:p>
-    <w:p>
-      <w:pPr>
-        <w:pStyle w:val="NormalWeb"/>
-        <w:rPr>
-          <w:rFonts w:ascii="Arial" w:hAnsi="Arial" w:cs="Arial"/>
-          <w:sz w:val="22"/>
-          <w:szCs w:val="22"/>
-        </w:rPr>
-      </w:pPr>
-      <w:r>
-        <w:rPr>
-          <w:rFonts w:ascii="Arial" w:hAnsi="Arial" w:cs="Arial"/>
-          <w:sz w:val="22"/>
-          <w:szCs w:val="22"/>
-          <w:highlight w:val="yellow"/>
-        </w:rPr>
-        <w:t>(</w:t>
-      </w:r>
-      <w:r>
-        <w:rPr>
-          <w:rFonts w:ascii="Arial" w:hAnsi="Arial" w:cs="Arial"/>
-          <w:sz w:val="22"/>
-          <w:szCs w:val="22"/>
-          <w:highlight w:val="yellow"/>
-        </w:rPr>
-        <w:t>HACER</w:t>
-      </w:r>
-      <w:r>
-        <w:rPr>
-          <w:rFonts w:ascii="Arial" w:hAnsi="Arial" w:cs="Arial"/>
-          <w:sz w:val="22"/>
-          <w:szCs w:val="22"/>
-          <w:highlight w:val="yellow"/>
-        </w:rPr>
-        <w:t xml:space="preserve"> GRÁFICO</w:t>
-      </w:r>
-      <w:r>
-        <w:rPr>
-          <w:rFonts w:ascii="Arial" w:hAnsi="Arial" w:cs="Arial"/>
-          <w:sz w:val="22"/>
-          <w:szCs w:val="22"/>
-          <w:highlight w:val="yellow"/>
-        </w:rPr>
-        <w:t>S</w:t>
-      </w:r>
-      <w:r>
-        <w:rPr>
-          <w:rFonts w:ascii="Arial" w:hAnsi="Arial" w:cs="Arial"/>
-          <w:sz w:val="22"/>
-          <w:szCs w:val="22"/>
-          <w:highlight w:val="yellow"/>
-        </w:rPr>
-        <w:t>)</w:t>
+        <w:t>.</w:t>
       </w:r>
     </w:p>
     <w:p>
@@ -5391,20 +4485,13 @@
           <w:bCs/>
         </w:rPr>
       </w:pPr>
-      <w:bookmarkStart w:id="23" w:name="_Toc221045520"/>
+      <w:bookmarkStart w:id="23" w:name="_Toc221126582"/>
       <w:r>
         <w:rPr>
           <w:b/>
           <w:bCs/>
         </w:rPr>
-        <w:t>E</w:t>
-      </w:r>
-      <w:r>
-        <w:rPr>
-          <w:b/>
-          <w:bCs/>
-        </w:rPr>
-        <w:t>xperiencia de juego</w:t>
+        <w:t>Experiencia de juego</w:t>
       </w:r>
       <w:bookmarkEnd w:id="23"/>
     </w:p>
@@ -5443,7 +4530,7 @@
           <w:sz w:val="22"/>
           <w:szCs w:val="22"/>
         </w:rPr>
-        <w:t>Velocidad constante</w:t>
+        <w:t>Aceleración gradual y rápida</w:t>
       </w:r>
     </w:p>
     <w:p>
@@ -5465,7 +4552,7 @@
           <w:sz w:val="22"/>
           <w:szCs w:val="22"/>
         </w:rPr>
-        <w:t>Tensión continua</w:t>
+        <w:t>Pruebas de habilidad puntuales</w:t>
       </w:r>
     </w:p>
     <w:p>
@@ -5509,7 +4596,7 @@
           <w:sz w:val="22"/>
           <w:szCs w:val="22"/>
         </w:rPr>
-        <w:t>Competencia directa</w:t>
+        <w:t>Tensión continua</w:t>
       </w:r>
     </w:p>
     <w:p>
@@ -5525,64 +4612,20 @@
           <w:b/>
           <w:bCs/>
         </w:rPr>
-        <w:t>D</w:t>
-      </w:r>
-      <w:r>
-        <w:rPr>
-          <w:b/>
-          <w:bCs/>
-        </w:rPr>
-        <w:t>escripción de Partida</w:t>
+        <w:t>Descripción de Partida</w:t>
       </w:r>
     </w:p>
     <w:p>
       <w:pPr>
         <w:jc w:val="both"/>
       </w:pPr>
-      <w:r>
-        <w:t xml:space="preserve">Dos jugadores comienzan simultáneamente una carrera. A medida que avanzan, </w:t>
-      </w:r>
-      <w:r>
-        <w:t xml:space="preserve">en </w:t>
-      </w:r>
-      <w:r>
-        <w:t xml:space="preserve">el circuito </w:t>
-      </w:r>
-      <w:r>
-        <w:t>van apareciendo obstáculos que los jugadores deberán atravesar.</w:t>
-      </w:r>
-      <w:r>
-        <w:t xml:space="preserve">. Cada jugador decide si </w:t>
-      </w:r>
-      <w:r>
-        <w:lastRenderedPageBreak/>
-        <w:t>arriesgar para conseguir más puntos o jugar seguro.</w:t>
-      </w:r>
-      <w:r>
-        <w:br/>
-      </w:r>
-      <w:r>
-        <w:t>Si alguno de ellos colisiona con el entorno, perderá automáticamente, y deberá esperar a que el otro jugador acabe la partida para ver la puntuación final.</w:t>
-      </w:r>
     </w:p>
     <w:p>
       <w:pPr>
         <w:jc w:val="both"/>
       </w:pPr>
       <w:r>
-        <w:t>Si chocan entre sí, ambos jugadores perderán automáticamente y se mostrará su puntuación en un menú de derrota.</w:t>
-      </w:r>
-    </w:p>
-    <w:p>
-      <w:pPr>
-        <w:jc w:val="both"/>
-        <w:rPr>
-          <w:b/>
-          <w:bCs/>
-        </w:rPr>
-      </w:pPr>
-      <w:r>
-        <w:t>Si ambos acaban la carrera, ganará aquel que consiga mayor puntuación.</w:t>
+        <w:t>Los aviones comienzan cada carrera desde la línea de salida y meta. A lo largo de cada vuelta, tanto el jugador como los aviones controlados por IA deben tomar varios giros con suficiente velocidad para no quedarse atrás; pero al mismo tiempo con cuidado de no chocarse con los bordes. Cuando el jugador pasa la línea de meta, el contador de vueltas aumenta, finalmente concluyendo la carrera una vez se hayan completado todas las vueltas requeridas. Cuando se dé este evento, el jugador será calificado en función de su posición final, tras lo que puede volver al menú principal y comenzar otra carrera.</w:t>
       </w:r>
     </w:p>
     <w:p>
@@ -5598,48 +4641,27 @@
           <w:bCs/>
         </w:rPr>
       </w:pPr>
-      <w:bookmarkStart w:id="24" w:name="_Toc221045521"/>
+      <w:bookmarkStart w:id="24" w:name="_Toc221126583"/>
       <w:r>
         <w:rPr>
           <w:b/>
           <w:bCs/>
         </w:rPr>
-        <w:t>E</w:t>
-      </w:r>
+        <w:t>Estética y contenido</w:t>
+      </w:r>
+      <w:bookmarkEnd w:id="24"/>
+    </w:p>
+    <w:p>
+      <w:pPr>
+        <w:pStyle w:val="Ttulo2"/>
+      </w:pPr>
+      <w:bookmarkStart w:id="25" w:name="_Toc221126584"/>
       <w:r>
         <w:rPr>
           <w:b/>
           <w:bCs/>
         </w:rPr>
-        <w:t>stética y contenido</w:t>
-      </w:r>
-      <w:bookmarkEnd w:id="24"/>
-    </w:p>
-    <w:p>
-      <w:pPr>
-        <w:pStyle w:val="Ttulo2"/>
-      </w:pPr>
-      <w:bookmarkStart w:id="25" w:name="_Toc221045522"/>
-      <w:r>
-        <w:rPr>
-          <w:b/>
-          <w:bCs/>
-        </w:rPr>
-        <w:t>7</w:t>
-      </w:r>
-      <w:r>
-        <w:rPr>
-          <w:b/>
-          <w:bCs/>
-        </w:rPr>
-        <w:t>.1. Es</w:t>
-      </w:r>
-      <w:r>
-        <w:rPr>
-          <w:b/>
-          <w:bCs/>
-        </w:rPr>
-        <w:t>tética</w:t>
+        <w:t>7.1. Estética</w:t>
       </w:r>
       <w:bookmarkEnd w:id="25"/>
     </w:p>
@@ -5803,7 +4825,7 @@
           <w:sz w:val="22"/>
           <w:szCs w:val="22"/>
         </w:rPr>
-        <w:t>SFX para recoger puntos</w:t>
+        <w:t>SFX para derrota</w:t>
       </w:r>
     </w:p>
     <w:p>
@@ -5825,7 +4847,7 @@
           <w:sz w:val="22"/>
           <w:szCs w:val="22"/>
         </w:rPr>
-        <w:t>SFX para derrota</w:t>
+        <w:t>SFX para victoria</w:t>
       </w:r>
     </w:p>
     <w:p>
@@ -5847,8 +4869,28 @@
           <w:sz w:val="22"/>
           <w:szCs w:val="22"/>
         </w:rPr>
-        <w:t>SFX para victoria</w:t>
-      </w:r>
+        <w:t>SFX para selección de botones</w:t>
+      </w:r>
+    </w:p>
+    <w:p>
+      <w:pPr>
+        <w:pStyle w:val="Ttulo2"/>
+        <w:spacing w:before="240" w:after="240"/>
+        <w:jc w:val="both"/>
+        <w:rPr>
+          <w:b/>
+          <w:bCs/>
+        </w:rPr>
+      </w:pPr>
+      <w:bookmarkStart w:id="26" w:name="_Toc221126585"/>
+      <w:r>
+        <w:rPr>
+          <w:b/>
+          <w:bCs/>
+        </w:rPr>
+        <w:t>7.2. Contenido</w:t>
+      </w:r>
+      <w:bookmarkEnd w:id="26"/>
     </w:p>
     <w:p>
       <w:pPr>
@@ -5869,72 +4911,26 @@
           <w:sz w:val="22"/>
           <w:szCs w:val="22"/>
         </w:rPr>
-        <w:t>SFX para selección de botones</w:t>
-      </w:r>
-    </w:p>
-    <w:p>
-      <w:pPr>
-        <w:pStyle w:val="Ttulo2"/>
-        <w:spacing w:before="240" w:after="240"/>
-        <w:jc w:val="both"/>
-        <w:rPr>
-          <w:b/>
-          <w:bCs/>
-        </w:rPr>
-      </w:pPr>
-      <w:bookmarkStart w:id="26" w:name="_Toc221045523"/>
-      <w:r>
-        <w:rPr>
-          <w:b/>
-          <w:bCs/>
-        </w:rPr>
-        <w:t>7.2. Contenido</w:t>
-      </w:r>
-      <w:bookmarkEnd w:id="26"/>
-    </w:p>
-    <w:p>
-      <w:pPr>
-        <w:pStyle w:val="NormalWeb"/>
-        <w:numPr>
-          <w:ilvl w:val="0"/>
-          <w:numId w:val="20"/>
-        </w:numPr>
+        <w:t>Varios circuitos cortos</w:t>
+      </w:r>
+      <w:r>
         <w:rPr>
           <w:rFonts w:ascii="Arial" w:hAnsi="Arial" w:cs="Arial"/>
           <w:sz w:val="22"/>
           <w:szCs w:val="22"/>
         </w:rPr>
-      </w:pPr>
+        <w:t xml:space="preserve"> generados en archivos de </w:t>
+      </w:r>
+      <w:proofErr w:type="spellStart"/>
       <w:r>
         <w:rPr>
           <w:rFonts w:ascii="Arial" w:hAnsi="Arial" w:cs="Arial"/>
           <w:sz w:val="22"/>
           <w:szCs w:val="22"/>
         </w:rPr>
-        <w:t>Varios circuitos cortos</w:t>
-      </w:r>
-    </w:p>
-    <w:p>
-      <w:pPr>
-        <w:pStyle w:val="NormalWeb"/>
-        <w:numPr>
-          <w:ilvl w:val="0"/>
-          <w:numId w:val="20"/>
-        </w:numPr>
-        <w:rPr>
-          <w:rFonts w:ascii="Arial" w:hAnsi="Arial" w:cs="Arial"/>
-          <w:sz w:val="22"/>
-          <w:szCs w:val="22"/>
-        </w:rPr>
-      </w:pPr>
-      <w:r>
-        <w:rPr>
-          <w:rFonts w:ascii="Arial" w:hAnsi="Arial" w:cs="Arial"/>
-          <w:sz w:val="22"/>
-          <w:szCs w:val="22"/>
-        </w:rPr>
-        <w:t>Objetos de puntuación</w:t>
-      </w:r>
+        <w:t>Lua</w:t>
+      </w:r>
+      <w:proofErr w:type="spellEnd"/>
     </w:p>
     <w:p>
       <w:pPr>
@@ -5949,20 +4945,14 @@
           <w:bCs/>
         </w:rPr>
       </w:pPr>
-      <w:bookmarkStart w:id="27" w:name="_Toc221045524"/>
+      <w:bookmarkStart w:id="27" w:name="_Toc221126586"/>
       <w:r>
         <w:rPr>
           <w:b/>
           <w:bCs/>
         </w:rPr>
-        <w:t>R</w:t>
-      </w:r>
-      <w:r>
-        <w:rPr>
-          <w:b/>
-          <w:bCs/>
-        </w:rPr>
-        <w:t>eferencias</w:t>
+        <w:lastRenderedPageBreak/>
+        <w:t>Referencias</w:t>
       </w:r>
       <w:bookmarkEnd w:id="27"/>
     </w:p>
@@ -5971,7 +4961,7 @@
         <w:pStyle w:val="Prrafodelista"/>
         <w:numPr>
           <w:ilvl w:val="0"/>
-          <w:numId w:val="3"/>
+          <w:numId w:val="20"/>
         </w:numPr>
       </w:pPr>
       <w:proofErr w:type="spellStart"/>
@@ -5988,7 +4978,7 @@
         <w:pStyle w:val="Prrafodelista"/>
         <w:numPr>
           <w:ilvl w:val="0"/>
-          <w:numId w:val="3"/>
+          <w:numId w:val="20"/>
         </w:numPr>
       </w:pPr>
       <w:proofErr w:type="spellStart"/>
@@ -6021,7 +5011,7 @@
         <w:pStyle w:val="Prrafodelista"/>
         <w:numPr>
           <w:ilvl w:val="0"/>
-          <w:numId w:val="3"/>
+          <w:numId w:val="20"/>
         </w:numPr>
       </w:pPr>
       <w:r>
@@ -6041,7 +5031,7 @@
         <w:pStyle w:val="Prrafodelista"/>
         <w:numPr>
           <w:ilvl w:val="0"/>
-          <w:numId w:val="3"/>
+          <w:numId w:val="20"/>
         </w:numPr>
       </w:pPr>
       <w:proofErr w:type="spellStart"/>
@@ -6066,7 +5056,7 @@
         <w:pStyle w:val="Prrafodelista"/>
         <w:numPr>
           <w:ilvl w:val="0"/>
-          <w:numId w:val="3"/>
+          <w:numId w:val="20"/>
         </w:numPr>
         <w:rPr>
           <w:lang w:val="en-GB"/>
@@ -6076,20 +5066,154 @@
         <w:rPr>
           <w:lang w:val="en-GB"/>
         </w:rPr>
-        <w:t>Alan Walker – The Aviation G</w:t>
-      </w:r>
-      <w:r>
-        <w:rPr>
-          <w:lang w:val="en-GB"/>
-        </w:rPr>
-        <w:t>ame (2019)</w:t>
+        <w:t>Alan Walker – The Aviation Game (2019)</w:t>
       </w:r>
     </w:p>
     <w:p>
       <w:pPr>
         <w:pStyle w:val="Prrafodelista"/>
-        <w:rPr>
-          <w:lang w:val="en-GB"/>
+        <w:numPr>
+          <w:ilvl w:val="0"/>
+          <w:numId w:val="20"/>
+        </w:numPr>
+        <w:rPr>
+          <w:lang w:val="es-ES"/>
+        </w:rPr>
+      </w:pPr>
+      <w:proofErr w:type="spellStart"/>
+      <w:r>
+        <w:t>Later</w:t>
+      </w:r>
+      <w:proofErr w:type="spellEnd"/>
+      <w:r>
+        <w:t xml:space="preserve"> </w:t>
+      </w:r>
+      <w:proofErr w:type="spellStart"/>
+      <w:r>
+        <w:t>Skater</w:t>
+      </w:r>
+      <w:proofErr w:type="spellEnd"/>
+      <w:r>
+        <w:t xml:space="preserve"> - Minijuego de Mario </w:t>
+      </w:r>
+      <w:proofErr w:type="spellStart"/>
+      <w:r>
+        <w:t>Party</w:t>
+      </w:r>
+      <w:proofErr w:type="spellEnd"/>
+      <w:r>
+        <w:t xml:space="preserve"> 5 (2003)</w:t>
+      </w:r>
+    </w:p>
+    <w:p>
+      <w:pPr>
+        <w:pStyle w:val="Ttulo1"/>
+        <w:numPr>
+          <w:ilvl w:val="0"/>
+          <w:numId w:val="2"/>
+        </w:numPr>
+        <w:jc w:val="both"/>
+        <w:rPr>
+          <w:b/>
+          <w:bCs/>
+        </w:rPr>
+      </w:pPr>
+      <w:bookmarkStart w:id="28" w:name="_Toc221126587"/>
+      <w:proofErr w:type="spellStart"/>
+      <w:r>
+        <w:rPr>
+          <w:b/>
+          <w:bCs/>
+        </w:rPr>
+        <w:t>Test</w:t>
+      </w:r>
+      <w:r>
+        <w:rPr>
+          <w:b/>
+          <w:bCs/>
+        </w:rPr>
+        <w:t>ing</w:t>
+      </w:r>
+      <w:bookmarkEnd w:id="28"/>
+      <w:proofErr w:type="spellEnd"/>
+    </w:p>
+    <w:p>
+      <w:pPr>
+        <w:pStyle w:val="Ttulo2"/>
+        <w:rPr>
+          <w:b/>
+          <w:bCs/>
+        </w:rPr>
+      </w:pPr>
+      <w:r>
+        <w:rPr>
+          <w:b/>
+          <w:bCs/>
+        </w:rPr>
+        <w:t>9</w:t>
+      </w:r>
+      <w:r>
+        <w:rPr>
+          <w:b/>
+          <w:bCs/>
+        </w:rPr>
+        <w:t xml:space="preserve">.1. </w:t>
+      </w:r>
+      <w:r>
+        <w:rPr>
+          <w:b/>
+          <w:bCs/>
+        </w:rPr>
+        <w:t>Plan de Pruebas</w:t>
+      </w:r>
+    </w:p>
+    <w:p>
+      <w:r>
+        <w:t>(Próximamente)</w:t>
+      </w:r>
+    </w:p>
+    <w:p>
+      <w:pPr>
+        <w:pStyle w:val="Ttulo2"/>
+        <w:spacing w:before="240" w:after="240"/>
+        <w:jc w:val="both"/>
+        <w:rPr>
+          <w:b/>
+          <w:bCs/>
+        </w:rPr>
+      </w:pPr>
+      <w:r>
+        <w:rPr>
+          <w:b/>
+          <w:bCs/>
+        </w:rPr>
+        <w:t>9</w:t>
+      </w:r>
+      <w:r>
+        <w:rPr>
+          <w:b/>
+          <w:bCs/>
+        </w:rPr>
+        <w:t xml:space="preserve">.2. </w:t>
+      </w:r>
+      <w:r>
+        <w:rPr>
+          <w:b/>
+          <w:bCs/>
+        </w:rPr>
+        <w:t>Conclusiones</w:t>
+      </w:r>
+    </w:p>
+    <w:p>
+      <w:r>
+        <w:t>(Próximamente)</w:t>
+      </w:r>
+    </w:p>
+    <w:p>
+      <w:pPr>
+        <w:rPr>
+          <w:u w:val="single"/>
+          <w:lang w:val="es-ES"/>
         </w:rPr>
       </w:pPr>
     </w:p>
@@ -7422,6 +6546,95 @@
     </w:lvl>
   </w:abstractNum>
   <w:abstractNum w:abstractNumId="11" w15:restartNumberingAfterBreak="0">
+    <w:nsid w:val="22EF5230"/>
+    <w:multiLevelType w:val="hybridMultilevel"/>
+    <w:tmpl w:val="5B36B646"/>
+    <w:lvl w:ilvl="0" w:tplc="0C0A000F">
+      <w:start w:val="1"/>
+      <w:numFmt w:val="decimal"/>
+      <w:lvlText w:val="%1."/>
+      <w:lvlJc w:val="left"/>
+      <w:pPr>
+        <w:ind w:left="720" w:hanging="360"/>
+      </w:pPr>
+      <w:rPr>
+        <w:rFonts w:hint="default"/>
+      </w:rPr>
+    </w:lvl>
+    <w:lvl w:ilvl="1" w:tplc="0C0A0019" w:tentative="1">
+      <w:start w:val="1"/>
+      <w:numFmt w:val="lowerLetter"/>
+      <w:lvlText w:val="%2."/>
+      <w:lvlJc w:val="left"/>
+      <w:pPr>
+        <w:ind w:left="1440" w:hanging="360"/>
+      </w:pPr>
+    </w:lvl>
+    <w:lvl w:ilvl="2" w:tplc="0C0A001B" w:tentative="1">
+      <w:start w:val="1"/>
+      <w:numFmt w:val="lowerRoman"/>
+      <w:lvlText w:val="%3."/>
+      <w:lvlJc w:val="right"/>
+      <w:pPr>
+        <w:ind w:left="2160" w:hanging="180"/>
+      </w:pPr>
+    </w:lvl>
+    <w:lvl w:ilvl="3" w:tplc="0C0A000F" w:tentative="1">
+      <w:start w:val="1"/>
+      <w:numFmt w:val="decimal"/>
+      <w:lvlText w:val="%4."/>
+      <w:lvlJc w:val="left"/>
+      <w:pPr>
+        <w:ind w:left="2880" w:hanging="360"/>
+      </w:pPr>
+    </w:lvl>
+    <w:lvl w:ilvl="4" w:tplc="0C0A0019" w:tentative="1">
+      <w:start w:val="1"/>
+      <w:numFmt w:val="lowerLetter"/>
+      <w:lvlText w:val="%5."/>
+      <w:lvlJc w:val="left"/>
+      <w:pPr>
+        <w:ind w:left="3600" w:hanging="360"/>
+      </w:pPr>
+    </w:lvl>
+    <w:lvl w:ilvl="5" w:tplc="0C0A001B" w:tentative="1">
+      <w:start w:val="1"/>
+      <w:numFmt w:val="lowerRoman"/>
+      <w:lvlText w:val="%6."/>
+      <w:lvlJc w:val="right"/>
+      <w:pPr>
+        <w:ind w:left="4320" w:hanging="180"/>
+      </w:pPr>
+    </w:lvl>
+    <w:lvl w:ilvl="6" w:tplc="0C0A000F" w:tentative="1">
+      <w:start w:val="1"/>
+      <w:numFmt w:val="decimal"/>
+      <w:lvlText w:val="%7."/>
+      <w:lvlJc w:val="left"/>
+      <w:pPr>
+        <w:ind w:left="5040" w:hanging="360"/>
+      </w:pPr>
+    </w:lvl>
+    <w:lvl w:ilvl="7" w:tplc="0C0A0019" w:tentative="1">
+      <w:start w:val="1"/>
+      <w:numFmt w:val="lowerLetter"/>
+      <w:lvlText w:val="%8."/>
+      <w:lvlJc w:val="left"/>
+      <w:pPr>
+        <w:ind w:left="5760" w:hanging="360"/>
+      </w:pPr>
+    </w:lvl>
+    <w:lvl w:ilvl="8" w:tplc="0C0A001B" w:tentative="1">
+      <w:start w:val="1"/>
+      <w:numFmt w:val="lowerRoman"/>
+      <w:lvlText w:val="%9."/>
+      <w:lvlJc w:val="right"/>
+      <w:pPr>
+        <w:ind w:left="6480" w:hanging="180"/>
+      </w:pPr>
+    </w:lvl>
+  </w:abstractNum>
+  <w:abstractNum w:abstractNumId="12" w15:restartNumberingAfterBreak="0">
     <w:nsid w:val="26B950FC"/>
     <w:multiLevelType w:val="multilevel"/>
     <w:tmpl w:val="125A7B04"/>
@@ -7570,7 +6783,7 @@
       </w:rPr>
     </w:lvl>
   </w:abstractNum>
-  <w:abstractNum w:abstractNumId="12" w15:restartNumberingAfterBreak="0">
+  <w:abstractNum w:abstractNumId="13" w15:restartNumberingAfterBreak="0">
     <w:nsid w:val="276B5B7C"/>
     <w:multiLevelType w:val="multilevel"/>
     <w:tmpl w:val="FC76C514"/>
@@ -7719,7 +6932,7 @@
       </w:rPr>
     </w:lvl>
   </w:abstractNum>
-  <w:abstractNum w:abstractNumId="13" w15:restartNumberingAfterBreak="0">
+  <w:abstractNum w:abstractNumId="14" w15:restartNumberingAfterBreak="0">
     <w:nsid w:val="288E7C41"/>
     <w:multiLevelType w:val="multilevel"/>
     <w:tmpl w:val="6812F682"/>
@@ -7832,7 +7045,7 @@
       </w:rPr>
     </w:lvl>
   </w:abstractNum>
-  <w:abstractNum w:abstractNumId="14" w15:restartNumberingAfterBreak="0">
+  <w:abstractNum w:abstractNumId="15" w15:restartNumberingAfterBreak="0">
     <w:nsid w:val="2D5001C3"/>
     <w:multiLevelType w:val="multilevel"/>
     <w:tmpl w:val="86D4E95A"/>
@@ -7946,7 +7159,7 @@
       </w:rPr>
     </w:lvl>
   </w:abstractNum>
-  <w:abstractNum w:abstractNumId="15" w15:restartNumberingAfterBreak="0">
+  <w:abstractNum w:abstractNumId="16" w15:restartNumberingAfterBreak="0">
     <w:nsid w:val="3528036F"/>
     <w:multiLevelType w:val="hybridMultilevel"/>
     <w:tmpl w:val="D8B66D08"/>
@@ -8059,7 +7272,7 @@
       </w:rPr>
     </w:lvl>
   </w:abstractNum>
-  <w:abstractNum w:abstractNumId="16" w15:restartNumberingAfterBreak="0">
+  <w:abstractNum w:abstractNumId="17" w15:restartNumberingAfterBreak="0">
     <w:nsid w:val="3B13130D"/>
     <w:multiLevelType w:val="hybridMultilevel"/>
     <w:tmpl w:val="1F3A61C8"/>
@@ -8145,7 +7358,7 @@
       </w:pPr>
     </w:lvl>
   </w:abstractNum>
-  <w:abstractNum w:abstractNumId="17" w15:restartNumberingAfterBreak="0">
+  <w:abstractNum w:abstractNumId="18" w15:restartNumberingAfterBreak="0">
     <w:nsid w:val="3E7C5B38"/>
     <w:multiLevelType w:val="multilevel"/>
     <w:tmpl w:val="6812F682"/>
@@ -8258,7 +7471,7 @@
       </w:rPr>
     </w:lvl>
   </w:abstractNum>
-  <w:abstractNum w:abstractNumId="18" w15:restartNumberingAfterBreak="0">
+  <w:abstractNum w:abstractNumId="19" w15:restartNumberingAfterBreak="0">
     <w:nsid w:val="450B7E2A"/>
     <w:multiLevelType w:val="multilevel"/>
     <w:tmpl w:val="AA3AED20"/>
@@ -8371,7 +7584,7 @@
       </w:rPr>
     </w:lvl>
   </w:abstractNum>
-  <w:abstractNum w:abstractNumId="19" w15:restartNumberingAfterBreak="0">
+  <w:abstractNum w:abstractNumId="20" w15:restartNumberingAfterBreak="0">
     <w:nsid w:val="45E4779F"/>
     <w:multiLevelType w:val="multilevel"/>
     <w:tmpl w:val="AEAC6DCE"/>
@@ -8520,7 +7733,120 @@
       </w:rPr>
     </w:lvl>
   </w:abstractNum>
-  <w:abstractNum w:abstractNumId="20" w15:restartNumberingAfterBreak="0">
+  <w:abstractNum w:abstractNumId="21" w15:restartNumberingAfterBreak="0">
+    <w:nsid w:val="46196FC2"/>
+    <w:multiLevelType w:val="multilevel"/>
+    <w:tmpl w:val="6812F682"/>
+    <w:lvl w:ilvl="0">
+      <w:start w:val="1"/>
+      <w:numFmt w:val="decimal"/>
+      <w:lvlText w:val="%1."/>
+      <w:lvlJc w:val="right"/>
+      <w:pPr>
+        <w:ind w:left="720" w:hanging="360"/>
+      </w:pPr>
+      <w:rPr>
+        <w:u w:val="none"/>
+      </w:rPr>
+    </w:lvl>
+    <w:lvl w:ilvl="1">
+      <w:start w:val="1"/>
+      <w:numFmt w:val="decimal"/>
+      <w:lvlText w:val="%1.%2."/>
+      <w:lvlJc w:val="right"/>
+      <w:pPr>
+        <w:ind w:left="1440" w:hanging="360"/>
+      </w:pPr>
+      <w:rPr>
+        <w:u w:val="none"/>
+      </w:rPr>
+    </w:lvl>
+    <w:lvl w:ilvl="2">
+      <w:start w:val="1"/>
+      <w:numFmt w:val="decimal"/>
+      <w:lvlText w:val="%1.%2.%3."/>
+      <w:lvlJc w:val="right"/>
+      <w:pPr>
+        <w:ind w:left="2160" w:hanging="360"/>
+      </w:pPr>
+      <w:rPr>
+        <w:u w:val="none"/>
+      </w:rPr>
+    </w:lvl>
+    <w:lvl w:ilvl="3">
+      <w:start w:val="1"/>
+      <w:numFmt w:val="decimal"/>
+      <w:lvlText w:val="%1.%2.%3.%4."/>
+      <w:lvlJc w:val="right"/>
+      <w:pPr>
+        <w:ind w:left="2880" w:hanging="360"/>
+      </w:pPr>
+      <w:rPr>
+        <w:u w:val="none"/>
+      </w:rPr>
+    </w:lvl>
+    <w:lvl w:ilvl="4">
+      <w:start w:val="1"/>
+      <w:numFmt w:val="decimal"/>
+      <w:lvlText w:val="%1.%2.%3.%4.%5."/>
+      <w:lvlJc w:val="right"/>
+      <w:pPr>
+        <w:ind w:left="3600" w:hanging="360"/>
+      </w:pPr>
+      <w:rPr>
+        <w:u w:val="none"/>
+      </w:rPr>
+    </w:lvl>
+    <w:lvl w:ilvl="5">
+      <w:start w:val="1"/>
+      <w:numFmt w:val="decimal"/>
+      <w:lvlText w:val="%1.%2.%3.%4.%5.%6."/>
+      <w:lvlJc w:val="right"/>
+      <w:pPr>
+        <w:ind w:left="4320" w:hanging="360"/>
+      </w:pPr>
+      <w:rPr>
+        <w:u w:val="none"/>
+      </w:rPr>
+    </w:lvl>
+    <w:lvl w:ilvl="6">
+      <w:start w:val="1"/>
+      <w:numFmt w:val="decimal"/>
+      <w:lvlText w:val="%1.%2.%3.%4.%5.%6.%7."/>
+      <w:lvlJc w:val="right"/>
+      <w:pPr>
+        <w:ind w:left="5040" w:hanging="360"/>
+      </w:pPr>
+      <w:rPr>
+        <w:u w:val="none"/>
+      </w:rPr>
+    </w:lvl>
+    <w:lvl w:ilvl="7">
+      <w:start w:val="1"/>
+      <w:numFmt w:val="decimal"/>
+      <w:lvlText w:val="%1.%2.%3.%4.%5.%6.%7.%8."/>
+      <w:lvlJc w:val="right"/>
+      <w:pPr>
+        <w:ind w:left="5760" w:hanging="360"/>
+      </w:pPr>
+      <w:rPr>
+        <w:u w:val="none"/>
+      </w:rPr>
+    </w:lvl>
+    <w:lvl w:ilvl="8">
+      <w:start w:val="1"/>
+      <w:numFmt w:val="decimal"/>
+      <w:lvlText w:val="%1.%2.%3.%4.%5.%6.%7.%8.%9."/>
+      <w:lvlJc w:val="right"/>
+      <w:pPr>
+        <w:ind w:left="6480" w:hanging="360"/>
+      </w:pPr>
+      <w:rPr>
+        <w:u w:val="none"/>
+      </w:rPr>
+    </w:lvl>
+  </w:abstractNum>
+  <w:abstractNum w:abstractNumId="22" w15:restartNumberingAfterBreak="0">
     <w:nsid w:val="4F3157DF"/>
     <w:multiLevelType w:val="hybridMultilevel"/>
     <w:tmpl w:val="8E40BBFA"/>
@@ -8633,7 +7959,7 @@
       </w:rPr>
     </w:lvl>
   </w:abstractNum>
-  <w:abstractNum w:abstractNumId="21" w15:restartNumberingAfterBreak="0">
+  <w:abstractNum w:abstractNumId="23" w15:restartNumberingAfterBreak="0">
     <w:nsid w:val="58DA7A37"/>
     <w:multiLevelType w:val="hybridMultilevel"/>
     <w:tmpl w:val="AFA87232"/>
@@ -8746,7 +8072,7 @@
       </w:rPr>
     </w:lvl>
   </w:abstractNum>
-  <w:abstractNum w:abstractNumId="22" w15:restartNumberingAfterBreak="0">
+  <w:abstractNum w:abstractNumId="24" w15:restartNumberingAfterBreak="0">
     <w:nsid w:val="5BB151DA"/>
     <w:multiLevelType w:val="hybridMultilevel"/>
     <w:tmpl w:val="D7323446"/>
@@ -8859,7 +8185,7 @@
       </w:rPr>
     </w:lvl>
   </w:abstractNum>
-  <w:abstractNum w:abstractNumId="23" w15:restartNumberingAfterBreak="0">
+  <w:abstractNum w:abstractNumId="25" w15:restartNumberingAfterBreak="0">
     <w:nsid w:val="5E010F60"/>
     <w:multiLevelType w:val="multilevel"/>
     <w:tmpl w:val="17A20F42"/>
@@ -8973,10 +8299,10 @@
       </w:rPr>
     </w:lvl>
   </w:abstractNum>
-  <w:abstractNum w:abstractNumId="24" w15:restartNumberingAfterBreak="0">
+  <w:abstractNum w:abstractNumId="26" w15:restartNumberingAfterBreak="0">
     <w:nsid w:val="61B52082"/>
     <w:multiLevelType w:val="hybridMultilevel"/>
-    <w:tmpl w:val="A58A4ECE"/>
+    <w:tmpl w:val="C6B467AC"/>
     <w:lvl w:ilvl="0" w:tplc="0C0A0001">
       <w:start w:val="1"/>
       <w:numFmt w:val="bullet"/>
@@ -9086,7 +8412,7 @@
       </w:rPr>
     </w:lvl>
   </w:abstractNum>
-  <w:abstractNum w:abstractNumId="25" w15:restartNumberingAfterBreak="0">
+  <w:abstractNum w:abstractNumId="27" w15:restartNumberingAfterBreak="0">
     <w:nsid w:val="6E3E0024"/>
     <w:multiLevelType w:val="multilevel"/>
     <w:tmpl w:val="64384C66"/>
@@ -9199,7 +8525,7 @@
       </w:rPr>
     </w:lvl>
   </w:abstractNum>
-  <w:abstractNum w:abstractNumId="26" w15:restartNumberingAfterBreak="0">
+  <w:abstractNum w:abstractNumId="28" w15:restartNumberingAfterBreak="0">
     <w:nsid w:val="72B007D3"/>
     <w:multiLevelType w:val="hybridMultilevel"/>
     <w:tmpl w:val="99560AA6"/>
@@ -9312,7 +8638,7 @@
       </w:rPr>
     </w:lvl>
   </w:abstractNum>
-  <w:abstractNum w:abstractNumId="27" w15:restartNumberingAfterBreak="0">
+  <w:abstractNum w:abstractNumId="29" w15:restartNumberingAfterBreak="0">
     <w:nsid w:val="74AF2E92"/>
     <w:multiLevelType w:val="hybridMultilevel"/>
     <w:tmpl w:val="B5647334"/>
@@ -9425,7 +8751,7 @@
       </w:rPr>
     </w:lvl>
   </w:abstractNum>
-  <w:abstractNum w:abstractNumId="28" w15:restartNumberingAfterBreak="0">
+  <w:abstractNum w:abstractNumId="30" w15:restartNumberingAfterBreak="0">
     <w:nsid w:val="774E46DF"/>
     <w:multiLevelType w:val="multilevel"/>
     <w:tmpl w:val="17A20F42"/>
@@ -9539,7 +8865,7 @@
       </w:rPr>
     </w:lvl>
   </w:abstractNum>
-  <w:abstractNum w:abstractNumId="29" w15:restartNumberingAfterBreak="0">
+  <w:abstractNum w:abstractNumId="31" w15:restartNumberingAfterBreak="0">
     <w:nsid w:val="798B17DB"/>
     <w:multiLevelType w:val="multilevel"/>
     <w:tmpl w:val="0518E2F2"/>
@@ -9657,16 +8983,16 @@
     <w:abstractNumId w:val="4"/>
   </w:num>
   <w:num w:numId="2">
-    <w:abstractNumId w:val="17"/>
+    <w:abstractNumId w:val="18"/>
   </w:num>
   <w:num w:numId="3">
-    <w:abstractNumId w:val="18"/>
+    <w:abstractNumId w:val="19"/>
   </w:num>
   <w:num w:numId="4">
-    <w:abstractNumId w:val="23"/>
+    <w:abstractNumId w:val="25"/>
   </w:num>
   <w:num w:numId="5">
-    <w:abstractNumId w:val="28"/>
+    <w:abstractNumId w:val="30"/>
   </w:num>
   <w:num w:numId="6">
     <w:abstractNumId w:val="3"/>
@@ -9675,73 +9001,79 @@
     <w:abstractNumId w:val="9"/>
   </w:num>
   <w:num w:numId="8">
-    <w:abstractNumId w:val="16"/>
+    <w:abstractNumId w:val="17"/>
   </w:num>
   <w:num w:numId="9">
-    <w:abstractNumId w:val="11"/>
+    <w:abstractNumId w:val="12"/>
   </w:num>
   <w:num w:numId="10">
-    <w:abstractNumId w:val="20"/>
+    <w:abstractNumId w:val="22"/>
   </w:num>
   <w:num w:numId="11">
-    <w:abstractNumId w:val="22"/>
+    <w:abstractNumId w:val="24"/>
   </w:num>
   <w:num w:numId="12">
     <w:abstractNumId w:val="2"/>
   </w:num>
   <w:num w:numId="13">
-    <w:abstractNumId w:val="19"/>
+    <w:abstractNumId w:val="20"/>
   </w:num>
   <w:num w:numId="14">
     <w:abstractNumId w:val="5"/>
   </w:num>
   <w:num w:numId="15">
-    <w:abstractNumId w:val="13"/>
+    <w:abstractNumId w:val="14"/>
   </w:num>
   <w:num w:numId="16">
     <w:abstractNumId w:val="0"/>
   </w:num>
   <w:num w:numId="17">
-    <w:abstractNumId w:val="29"/>
+    <w:abstractNumId w:val="31"/>
   </w:num>
   <w:num w:numId="18">
-    <w:abstractNumId w:val="26"/>
+    <w:abstractNumId w:val="28"/>
   </w:num>
   <w:num w:numId="19">
     <w:abstractNumId w:val="6"/>
   </w:num>
   <w:num w:numId="20">
-    <w:abstractNumId w:val="24"/>
+    <w:abstractNumId w:val="26"/>
   </w:num>
   <w:num w:numId="21">
     <w:abstractNumId w:val="7"/>
   </w:num>
   <w:num w:numId="22">
-    <w:abstractNumId w:val="14"/>
+    <w:abstractNumId w:val="15"/>
   </w:num>
   <w:num w:numId="23">
     <w:abstractNumId w:val="8"/>
   </w:num>
   <w:num w:numId="24">
-    <w:abstractNumId w:val="25"/>
+    <w:abstractNumId w:val="27"/>
   </w:num>
   <w:num w:numId="25">
     <w:abstractNumId w:val="1"/>
   </w:num>
   <w:num w:numId="26">
-    <w:abstractNumId w:val="12"/>
+    <w:abstractNumId w:val="13"/>
   </w:num>
   <w:num w:numId="27">
-    <w:abstractNumId w:val="15"/>
+    <w:abstractNumId w:val="16"/>
   </w:num>
   <w:num w:numId="28">
     <w:abstractNumId w:val="10"/>
   </w:num>
   <w:num w:numId="29">
-    <w:abstractNumId w:val="27"/>
+    <w:abstractNumId w:val="29"/>
   </w:num>
   <w:num w:numId="30">
+    <w:abstractNumId w:val="23"/>
+  </w:num>
+  <w:num w:numId="31">
     <w:abstractNumId w:val="21"/>
+  </w:num>
+  <w:num w:numId="32">
+    <w:abstractNumId w:val="11"/>
   </w:num>
 </w:numbering>
 </file>

--- a/games/GDD_Skyvengers.docx
+++ b/games/GDD_Skyvengers.docx
@@ -15,7 +15,6 @@
           <w:u w:val="single"/>
         </w:rPr>
       </w:pPr>
-      <w:proofErr w:type="spellStart"/>
       <w:r>
         <w:rPr>
           <w:b/>
@@ -26,7 +25,6 @@
         </w:rPr>
         <w:t>Skyvengers</w:t>
       </w:r>
-      <w:proofErr w:type="spellEnd"/>
     </w:p>
     <w:p>
       <w:pPr>
@@ -39,52 +37,14 @@
           <w:u w:val="single"/>
         </w:rPr>
       </w:pPr>
-      <w:proofErr w:type="spellStart"/>
       <w:r>
         <w:rPr>
           <w:sz w:val="58"/>
           <w:szCs w:val="58"/>
           <w:u w:val="single"/>
         </w:rPr>
-        <w:t>Game</w:t>
-      </w:r>
-      <w:proofErr w:type="spellEnd"/>
-      <w:r>
-        <w:rPr>
-          <w:sz w:val="58"/>
-          <w:szCs w:val="58"/>
-          <w:u w:val="single"/>
-        </w:rPr>
-        <w:t xml:space="preserve"> </w:t>
-      </w:r>
-      <w:proofErr w:type="spellStart"/>
-      <w:r>
-        <w:rPr>
-          <w:sz w:val="58"/>
-          <w:szCs w:val="58"/>
-          <w:u w:val="single"/>
-        </w:rPr>
-        <w:t>Design</w:t>
-      </w:r>
-      <w:proofErr w:type="spellEnd"/>
-      <w:r>
-        <w:rPr>
-          <w:sz w:val="58"/>
-          <w:szCs w:val="58"/>
-          <w:u w:val="single"/>
-        </w:rPr>
-        <w:t xml:space="preserve"> </w:t>
-      </w:r>
-      <w:proofErr w:type="spellStart"/>
-      <w:r>
-        <w:rPr>
-          <w:sz w:val="58"/>
-          <w:szCs w:val="58"/>
-          <w:u w:val="single"/>
-        </w:rPr>
-        <w:t>Document</w:t>
-      </w:r>
-      <w:proofErr w:type="spellEnd"/>
+        <w:t>Game Design Document</w:t>
+      </w:r>
     </w:p>
     <w:p>
       <w:pPr>
@@ -141,13 +101,8 @@
       </w:r>
       <w:r>
         <w:tab/>
-        <w:t xml:space="preserve">Óscar Melquíades Durán </w:t>
-      </w:r>
-      <w:proofErr w:type="spellStart"/>
-      <w:r>
-        <w:t>Narganes</w:t>
-      </w:r>
-      <w:proofErr w:type="spellEnd"/>
+        <w:t>Óscar Melquíades Durán Narganes</w:t>
+      </w:r>
     </w:p>
     <w:p>
       <w:pPr>
@@ -3061,7 +3016,6 @@
         </w:rPr>
       </w:pPr>
       <w:bookmarkStart w:id="8" w:name="_Toc221126567"/>
-      <w:proofErr w:type="spellStart"/>
       <w:r>
         <w:rPr>
           <w:b/>
@@ -3070,7 +3024,6 @@
         <w:t>Gameplay</w:t>
       </w:r>
       <w:bookmarkEnd w:id="8"/>
-      <w:proofErr w:type="spellEnd"/>
     </w:p>
     <w:p>
       <w:pPr>
@@ -3639,25 +3592,7 @@
           <w:sz w:val="22"/>
           <w:szCs w:val="22"/>
         </w:rPr>
-        <w:t xml:space="preserve">Leve </w:t>
-      </w:r>
-      <w:proofErr w:type="spellStart"/>
-      <w:r>
-        <w:rPr>
-          <w:rFonts w:ascii="Arial" w:hAnsi="Arial" w:cs="Arial"/>
-          <w:sz w:val="22"/>
-          <w:szCs w:val="22"/>
-        </w:rPr>
-        <w:t>lerp</w:t>
-      </w:r>
-      <w:proofErr w:type="spellEnd"/>
-      <w:r>
-        <w:rPr>
-          <w:rFonts w:ascii="Arial" w:hAnsi="Arial" w:cs="Arial"/>
-          <w:sz w:val="22"/>
-          <w:szCs w:val="22"/>
-        </w:rPr>
-        <w:t xml:space="preserve"> para aparentar movimiento, siguiendo el movimiento del avión</w:t>
+        <w:t>Leve lerp para aparentar movimiento, siguiendo el movimiento del avión</w:t>
       </w:r>
     </w:p>
     <w:p>
@@ -4446,23 +4381,175 @@
       <w:r>
         <w:rPr>
           <w:rFonts w:eastAsia="Times New Roman"/>
+          <w:noProof/>
           <w:lang w:val="es-ES"/>
         </w:rPr>
-        <w:t>Circuitos cerrados</w:t>
+        <w:drawing>
+          <wp:anchor distT="0" distB="0" distL="114300" distR="114300" simplePos="0" relativeHeight="251664384" behindDoc="0" locked="0" layoutInCell="1" allowOverlap="1" wp14:anchorId="03EA0446" wp14:editId="797948C0">
+            <wp:simplePos x="0" y="0"/>
+            <wp:positionH relativeFrom="column">
+              <wp:posOffset>635</wp:posOffset>
+            </wp:positionH>
+            <wp:positionV relativeFrom="paragraph">
+              <wp:posOffset>3411855</wp:posOffset>
+            </wp:positionV>
+            <wp:extent cx="5732780" cy="1690370"/>
+            <wp:effectExtent l="0" t="0" r="1270" b="5080"/>
+            <wp:wrapTopAndBottom/>
+            <wp:docPr id="2" name="Imagen 2" descr="Texto&#10;&#10;Descripción generada automáticamente con confianza baja"/>
+            <wp:cNvGraphicFramePr>
+              <a:graphicFrameLocks xmlns:a="http://schemas.openxmlformats.org/drawingml/2006/main" noChangeAspect="1"/>
+            </wp:cNvGraphicFramePr>
+            <a:graphic xmlns:a="http://schemas.openxmlformats.org/drawingml/2006/main">
+              <a:graphicData uri="http://schemas.openxmlformats.org/drawingml/2006/picture">
+                <pic:pic xmlns:pic="http://schemas.openxmlformats.org/drawingml/2006/picture">
+                  <pic:nvPicPr>
+                    <pic:cNvPr id="2" name="Imagen 2" descr="Texto&#10;&#10;Descripción generada automáticamente con confianza baja"/>
+                    <pic:cNvPicPr/>
+                  </pic:nvPicPr>
+                  <pic:blipFill rotWithShape="1">
+                    <a:blip r:embed="rId10">
+                      <a:extLst>
+                        <a:ext uri="{28A0092B-C50C-407E-A947-70E740481C1C}">
+                          <a14:useLocalDpi xmlns:a14="http://schemas.microsoft.com/office/drawing/2010/main" val="0"/>
+                        </a:ext>
+                      </a:extLst>
+                    </a:blip>
+                    <a:srcRect t="6428" b="54254"/>
+                    <a:stretch/>
+                  </pic:blipFill>
+                  <pic:spPr bwMode="auto">
+                    <a:xfrm>
+                      <a:off x="0" y="0"/>
+                      <a:ext cx="5732780" cy="1690370"/>
+                    </a:xfrm>
+                    <a:prstGeom prst="rect">
+                      <a:avLst/>
+                    </a:prstGeom>
+                    <a:ln>
+                      <a:noFill/>
+                    </a:ln>
+                    <a:extLst>
+                      <a:ext uri="{53640926-AAD7-44D8-BBD7-CCE9431645EC}">
+                        <a14:shadowObscured xmlns:a14="http://schemas.microsoft.com/office/drawing/2010/main"/>
+                      </a:ext>
+                    </a:extLst>
+                  </pic:spPr>
+                </pic:pic>
+              </a:graphicData>
+            </a:graphic>
+            <wp14:sizeRelH relativeFrom="page">
+              <wp14:pctWidth>0</wp14:pctWidth>
+            </wp14:sizeRelH>
+            <wp14:sizeRelV relativeFrom="page">
+              <wp14:pctHeight>0</wp14:pctHeight>
+            </wp14:sizeRelV>
+          </wp:anchor>
+        </w:drawing>
+      </w:r>
+      <w:r>
+        <w:rPr>
+          <w:rFonts w:eastAsia="Times New Roman"/>
+          <w:noProof/>
+          <w:lang w:val="es-ES"/>
+        </w:rPr>
+        <w:drawing>
+          <wp:anchor distT="0" distB="0" distL="114300" distR="114300" simplePos="0" relativeHeight="251663360" behindDoc="0" locked="0" layoutInCell="1" allowOverlap="1" wp14:anchorId="3B61C5B0" wp14:editId="2DC169A1">
+            <wp:simplePos x="0" y="0"/>
+            <wp:positionH relativeFrom="column">
+              <wp:posOffset>1520456</wp:posOffset>
+            </wp:positionH>
+            <wp:positionV relativeFrom="paragraph">
+              <wp:posOffset>434975</wp:posOffset>
+            </wp:positionV>
+            <wp:extent cx="2615894" cy="2848888"/>
+            <wp:effectExtent l="0" t="0" r="0" b="8890"/>
+            <wp:wrapTopAndBottom/>
+            <wp:docPr id="1" name="Imagen 1" descr="Imagen que contiene camiseta&#10;&#10;Descripción generada automáticamente"/>
+            <wp:cNvGraphicFramePr>
+              <a:graphicFrameLocks xmlns:a="http://schemas.openxmlformats.org/drawingml/2006/main" noChangeAspect="1"/>
+            </wp:cNvGraphicFramePr>
+            <a:graphic xmlns:a="http://schemas.openxmlformats.org/drawingml/2006/main">
+              <a:graphicData uri="http://schemas.openxmlformats.org/drawingml/2006/picture">
+                <pic:pic xmlns:pic="http://schemas.openxmlformats.org/drawingml/2006/picture">
+                  <pic:nvPicPr>
+                    <pic:cNvPr id="1" name="Imagen 1" descr="Imagen que contiene camiseta&#10;&#10;Descripción generada automáticamente"/>
+                    <pic:cNvPicPr/>
+                  </pic:nvPicPr>
+                  <pic:blipFill rotWithShape="1">
+                    <a:blip r:embed="rId11">
+                      <a:extLst>
+                        <a:ext uri="{28A0092B-C50C-407E-A947-70E740481C1C}">
+                          <a14:useLocalDpi xmlns:a14="http://schemas.microsoft.com/office/drawing/2010/main" val="0"/>
+                        </a:ext>
+                      </a:extLst>
+                    </a:blip>
+                    <a:srcRect l="10942" t="1937" b="5978"/>
+                    <a:stretch/>
+                  </pic:blipFill>
+                  <pic:spPr bwMode="auto">
+                    <a:xfrm>
+                      <a:off x="0" y="0"/>
+                      <a:ext cx="2615894" cy="2848888"/>
+                    </a:xfrm>
+                    <a:prstGeom prst="rect">
+                      <a:avLst/>
+                    </a:prstGeom>
+                    <a:ln>
+                      <a:noFill/>
+                    </a:ln>
+                    <a:extLst>
+                      <a:ext uri="{53640926-AAD7-44D8-BBD7-CCE9431645EC}">
+                        <a14:shadowObscured xmlns:a14="http://schemas.microsoft.com/office/drawing/2010/main"/>
+                      </a:ext>
+                    </a:extLst>
+                  </pic:spPr>
+                </pic:pic>
+              </a:graphicData>
+            </a:graphic>
+            <wp14:sizeRelH relativeFrom="page">
+              <wp14:pctWidth>0</wp14:pctWidth>
+            </wp14:sizeRelH>
+            <wp14:sizeRelV relativeFrom="page">
+              <wp14:pctHeight>0</wp14:pctHeight>
+            </wp14:sizeRelV>
+          </wp:anchor>
+        </w:drawing>
       </w:r>
       <w:r>
         <w:rPr>
           <w:rFonts w:eastAsia="Times New Roman"/>
           <w:lang w:val="es-ES"/>
         </w:rPr>
-        <w:t xml:space="preserve">, con obstáculos y diferentes </w:t>
+        <w:t>Circuitos cerrados</w:t>
       </w:r>
       <w:r>
         <w:rPr>
           <w:rFonts w:eastAsia="Times New Roman"/>
           <w:lang w:val="es-ES"/>
         </w:rPr>
+        <w:t xml:space="preserve">, con obstáculos y diferentes </w:t>
+      </w:r>
+      <w:r>
+        <w:rPr>
+          <w:rFonts w:eastAsia="Times New Roman"/>
+          <w:lang w:val="es-ES"/>
+        </w:rPr>
         <w:t>caminos a superar</w:t>
+      </w:r>
+      <w:r>
+        <w:rPr>
+          <w:rFonts w:eastAsia="Times New Roman"/>
+          <w:lang w:val="es-ES"/>
+        </w:rPr>
+        <w:t>.</w:t>
+      </w:r>
+      <w:r>
+        <w:rPr>
+          <w:rFonts w:eastAsia="Times New Roman"/>
+          <w:lang w:val="es-ES"/>
+        </w:rPr>
+        <w:t xml:space="preserve"> Como inspiración tomaremos los circuitos de la saga Mario Kart y de la Fórmula 1</w:t>
       </w:r>
       <w:r>
         <w:rPr>
@@ -4625,6 +4712,7 @@
         <w:jc w:val="both"/>
       </w:pPr>
       <w:r>
+        <w:lastRenderedPageBreak/>
         <w:t>Los aviones comienzan cada carrera desde la línea de salida y meta. A lo largo de cada vuelta, tanto el jugador como los aviones controlados por IA deben tomar varios giros con suficiente velocidad para no quedarse atrás; pero al mismo tiempo con cuidado de no chocarse con los bordes. Cuando el jugador pasa la línea de meta, el contador de vueltas aumenta, finalmente concluyendo la carrera una vez se hayan completado todas las vueltas requeridas. Cuando se dé este evento, el jugador será calificado en función de su posición final, tras lo que puede volver al menú principal y comenzar otra carrera.</w:t>
       </w:r>
     </w:p>
@@ -4686,7 +4774,6 @@
         </w:rPr>
         <w:t xml:space="preserve">Estilo </w:t>
       </w:r>
-      <w:proofErr w:type="spellStart"/>
       <w:r>
         <w:rPr>
           <w:rStyle w:val="Textoennegrita"/>
@@ -4696,33 +4783,8 @@
           <w:sz w:val="22"/>
           <w:szCs w:val="22"/>
         </w:rPr>
-        <w:t>low</w:t>
-      </w:r>
-      <w:proofErr w:type="spellEnd"/>
-      <w:r>
-        <w:rPr>
-          <w:rStyle w:val="Textoennegrita"/>
-          <w:rFonts w:ascii="Arial" w:hAnsi="Arial" w:cs="Arial"/>
-          <w:b w:val="0"/>
-          <w:bCs w:val="0"/>
-          <w:sz w:val="22"/>
-          <w:szCs w:val="22"/>
-        </w:rPr>
-        <w:t xml:space="preserve"> </w:t>
-      </w:r>
-      <w:proofErr w:type="spellStart"/>
-      <w:r>
-        <w:rPr>
-          <w:rStyle w:val="Textoennegrita"/>
-          <w:rFonts w:ascii="Arial" w:hAnsi="Arial" w:cs="Arial"/>
-          <w:b w:val="0"/>
-          <w:bCs w:val="0"/>
-          <w:sz w:val="22"/>
-          <w:szCs w:val="22"/>
-        </w:rPr>
-        <w:t>poly</w:t>
-      </w:r>
-      <w:proofErr w:type="spellEnd"/>
+        <w:t>low poly</w:t>
+      </w:r>
     </w:p>
     <w:p>
       <w:pPr>
@@ -4919,18 +4981,8 @@
           <w:sz w:val="22"/>
           <w:szCs w:val="22"/>
         </w:rPr>
-        <w:t xml:space="preserve"> generados en archivos de </w:t>
-      </w:r>
-      <w:proofErr w:type="spellStart"/>
-      <w:r>
-        <w:rPr>
-          <w:rFonts w:ascii="Arial" w:hAnsi="Arial" w:cs="Arial"/>
-          <w:sz w:val="22"/>
-          <w:szCs w:val="22"/>
-        </w:rPr>
-        <w:t>Lua</w:t>
-      </w:r>
-      <w:proofErr w:type="spellEnd"/>
+        <w:t xml:space="preserve"> generados en archivos de Lua</w:t>
+      </w:r>
     </w:p>
     <w:p>
       <w:pPr>
@@ -4951,7 +5003,6 @@
           <w:b/>
           <w:bCs/>
         </w:rPr>
-        <w:lastRenderedPageBreak/>
         <w:t>Referencias</w:t>
       </w:r>
       <w:bookmarkEnd w:id="27"/>
@@ -4964,13 +5015,8 @@
           <w:numId w:val="20"/>
         </w:numPr>
       </w:pPr>
-      <w:proofErr w:type="spellStart"/>
-      <w:r>
-        <w:t>Star</w:t>
-      </w:r>
-      <w:proofErr w:type="spellEnd"/>
-      <w:r>
-        <w:t xml:space="preserve"> Fox (1993, Super Nintendo)</w:t>
+      <w:r>
+        <w:t>Star Fox (1993, Super Nintendo)</w:t>
       </w:r>
     </w:p>
     <w:p>
@@ -4981,29 +5027,8 @@
           <w:numId w:val="20"/>
         </w:numPr>
       </w:pPr>
-      <w:proofErr w:type="spellStart"/>
-      <w:r>
-        <w:t>Race</w:t>
-      </w:r>
-      <w:proofErr w:type="spellEnd"/>
-      <w:r>
-        <w:t xml:space="preserve"> </w:t>
-      </w:r>
-      <w:proofErr w:type="spellStart"/>
-      <w:r>
-        <w:t>the</w:t>
-      </w:r>
-      <w:proofErr w:type="spellEnd"/>
-      <w:r>
-        <w:t xml:space="preserve"> </w:t>
-      </w:r>
-      <w:proofErr w:type="spellStart"/>
-      <w:r>
-        <w:t>Sun</w:t>
-      </w:r>
-      <w:proofErr w:type="spellEnd"/>
-      <w:r>
-        <w:t xml:space="preserve"> (2013)</w:t>
+      <w:r>
+        <w:t>Race the Sun (2013)</w:t>
       </w:r>
     </w:p>
     <w:p>
@@ -5015,15 +5040,7 @@
         </w:numPr>
       </w:pPr>
       <w:r>
-        <w:t xml:space="preserve">Wii </w:t>
-      </w:r>
-      <w:proofErr w:type="spellStart"/>
-      <w:r>
-        <w:t>Sports</w:t>
-      </w:r>
-      <w:proofErr w:type="spellEnd"/>
-      <w:r>
-        <w:t xml:space="preserve"> Resort (2009), los juegos relacionados a Vuelo Turístico y Combate en Vuelo</w:t>
+        <w:t>Wii Sports Resort (2009), los juegos relacionados a Vuelo Turístico y Combate en Vuelo</w:t>
       </w:r>
     </w:p>
     <w:p>
@@ -5034,21 +5051,8 @@
           <w:numId w:val="20"/>
         </w:numPr>
       </w:pPr>
-      <w:proofErr w:type="spellStart"/>
-      <w:r>
-        <w:t>Avicii</w:t>
-      </w:r>
-      <w:proofErr w:type="spellEnd"/>
-      <w:r>
-        <w:t xml:space="preserve"> </w:t>
-      </w:r>
-      <w:proofErr w:type="spellStart"/>
-      <w:r>
-        <w:t>Gravity</w:t>
-      </w:r>
-      <w:proofErr w:type="spellEnd"/>
-      <w:r>
-        <w:t xml:space="preserve"> HD (2013)</w:t>
+      <w:r>
+        <w:t>Avicii Gravity HD (2013)</w:t>
       </w:r>
     </w:p>
     <w:p>
@@ -5080,29 +5084,38 @@
           <w:lang w:val="es-ES"/>
         </w:rPr>
       </w:pPr>
-      <w:proofErr w:type="spellStart"/>
-      <w:r>
-        <w:t>Later</w:t>
-      </w:r>
-      <w:proofErr w:type="spellEnd"/>
-      <w:r>
-        <w:t xml:space="preserve"> </w:t>
-      </w:r>
-      <w:proofErr w:type="spellStart"/>
-      <w:r>
-        <w:t>Skater</w:t>
-      </w:r>
-      <w:proofErr w:type="spellEnd"/>
-      <w:r>
-        <w:t xml:space="preserve"> - Minijuego de Mario </w:t>
-      </w:r>
-      <w:proofErr w:type="spellStart"/>
-      <w:r>
-        <w:t>Party</w:t>
-      </w:r>
-      <w:proofErr w:type="spellEnd"/>
-      <w:r>
-        <w:t xml:space="preserve"> 5 (2003)</w:t>
+      <w:r>
+        <w:t>Later Skater - Minijuego de Mario Party 5 (2003)</w:t>
+      </w:r>
+    </w:p>
+    <w:p>
+      <w:pPr>
+        <w:pStyle w:val="Prrafodelista"/>
+        <w:numPr>
+          <w:ilvl w:val="0"/>
+          <w:numId w:val="20"/>
+        </w:numPr>
+        <w:rPr>
+          <w:lang w:val="es-ES"/>
+        </w:rPr>
+      </w:pPr>
+      <w:r>
+        <w:t>Saga Mario Kart (Nintendo)</w:t>
+      </w:r>
+    </w:p>
+    <w:p>
+      <w:pPr>
+        <w:pStyle w:val="Prrafodelista"/>
+        <w:numPr>
+          <w:ilvl w:val="0"/>
+          <w:numId w:val="20"/>
+        </w:numPr>
+        <w:rPr>
+          <w:lang w:val="es-ES"/>
+        </w:rPr>
+      </w:pPr>
+      <w:r>
+        <w:t>Fórmula 1</w:t>
       </w:r>
     </w:p>
     <w:p>
@@ -5119,7 +5132,6 @@
         </w:rPr>
       </w:pPr>
       <w:bookmarkStart w:id="28" w:name="_Toc221126587"/>
-      <w:proofErr w:type="spellStart"/>
       <w:r>
         <w:rPr>
           <w:b/>
@@ -5135,7 +5147,6 @@
         <w:t>ing</w:t>
       </w:r>
       <w:bookmarkEnd w:id="28"/>
-      <w:proofErr w:type="spellEnd"/>
     </w:p>
     <w:p>
       <w:pPr>
@@ -5150,21 +5161,7 @@
           <w:b/>
           <w:bCs/>
         </w:rPr>
-        <w:t>9</w:t>
-      </w:r>
-      <w:r>
-        <w:rPr>
-          <w:b/>
-          <w:bCs/>
-        </w:rPr>
-        <w:t xml:space="preserve">.1. </w:t>
-      </w:r>
-      <w:r>
-        <w:rPr>
-          <w:b/>
-          <w:bCs/>
-        </w:rPr>
-        <w:t>Plan de Pruebas</w:t>
+        <w:t>9.1. Plan de Pruebas</w:t>
       </w:r>
     </w:p>
     <w:p>
@@ -5187,21 +5184,8 @@
           <w:b/>
           <w:bCs/>
         </w:rPr>
-        <w:t>9</w:t>
-      </w:r>
-      <w:r>
-        <w:rPr>
-          <w:b/>
-          <w:bCs/>
-        </w:rPr>
-        <w:t xml:space="preserve">.2. </w:t>
-      </w:r>
-      <w:r>
-        <w:rPr>
-          <w:b/>
-          <w:bCs/>
-        </w:rPr>
-        <w:t>Conclusiones</w:t>
+        <w:lastRenderedPageBreak/>
+        <w:t>9.2. Conclusiones</w:t>
       </w:r>
     </w:p>
     <w:p>
